--- a/Новый документ-3.docx
+++ b/Новый документ-3.docx
@@ -9,20 +9,19 @@
         <w:keepLines w:val="false"/>
         <w:spacing w:lineRule="auto" w:line="240" w:before="360" w:after="80"/>
         <w:rPr>
+          <w:highlight w:val="none"/>
+          <w:shd w:fill="FFFF00" w:val="clear"/>
+        </w:rPr>
+      </w:pPr>
+      <w:bookmarkStart w:id="0" w:name="_uk7nz2p84c1"/>
+      <w:bookmarkEnd w:id="0"/>
+      <w:r>
+        <w:rPr>
           <w:b/>
           <w:bCs/>
           <w:sz w:val="34"/>
           <w:szCs w:val="34"/>
-        </w:rPr>
-      </w:pPr>
-      <w:bookmarkStart w:id="0" w:name="_uk7nz2p84c1"/>
-      <w:bookmarkEnd w:id="0"/>
-      <w:r>
-        <w:rPr>
-          <w:b/>
-          <w:bCs/>
-          <w:sz w:val="34"/>
-          <w:szCs w:val="34"/>
+          <w:shd w:fill="FFFF00" w:val="clear"/>
         </w:rPr>
         <w:t>Тестовое ТЗ (понятное) для Telegram-бота киберспортивной турнирной организации</w:t>
       </w:r>
@@ -33,36 +32,137 @@
         <w:keepNext w:val="false"/>
         <w:keepLines w:val="false"/>
         <w:spacing w:lineRule="auto" w:line="240" w:before="280" w:after="80"/>
+        <w:rPr>
+          <w:highlight w:val="none"/>
+          <w:shd w:fill="FFFF00" w:val="clear"/>
+        </w:rPr>
+      </w:pPr>
+      <w:bookmarkStart w:id="1" w:name="_lvhdm52dxjs2"/>
+      <w:bookmarkEnd w:id="1"/>
+      <w:r>
         <w:rPr>
           <w:b/>
           <w:bCs/>
           <w:color w:val="000000"/>
           <w:sz w:val="26"/>
           <w:szCs w:val="26"/>
-        </w:rPr>
-      </w:pPr>
-      <w:bookmarkStart w:id="1" w:name="_lvhdm52dxjs2"/>
-      <w:bookmarkEnd w:id="1"/>
+          <w:shd w:fill="FFFF00" w:val="clear"/>
+        </w:rPr>
+        <w:t>1) Цель бота</w:t>
+      </w:r>
+    </w:p>
+    <w:p>
+      <w:pPr>
+        <w:pStyle w:val="normal1"/>
+        <w:spacing w:lineRule="auto" w:line="240" w:before="240" w:after="240"/>
+        <w:rPr>
+          <w:highlight w:val="none"/>
+          <w:shd w:fill="FFFF00" w:val="clear"/>
+        </w:rPr>
+      </w:pPr>
+      <w:r>
+        <w:rPr>
+          <w:shd w:fill="FFFF00" w:val="clear"/>
+        </w:rPr>
+        <w:t>Бот помогает:</w:t>
+      </w:r>
+    </w:p>
+    <w:p>
+      <w:pPr>
+        <w:pStyle w:val="normal1"/>
+        <w:numPr>
+          <w:ilvl w:val="0"/>
+          <w:numId w:val="42"/>
+        </w:numPr>
+        <w:spacing w:lineRule="auto" w:line="240" w:before="240" w:after="0"/>
+        <w:ind w:hanging="360" w:start="720"/>
+        <w:rPr>
+          <w:highlight w:val="none"/>
+          <w:shd w:fill="FFFF00" w:val="clear"/>
+        </w:rPr>
+      </w:pPr>
+      <w:r>
+        <w:rPr>
+          <w:shd w:fill="FFFF00" w:val="clear"/>
+        </w:rPr>
+        <w:t>регистрировать игроков и команды;</w:t>
+      </w:r>
+    </w:p>
+    <w:p>
+      <w:pPr>
+        <w:pStyle w:val="normal1"/>
+        <w:numPr>
+          <w:ilvl w:val="0"/>
+          <w:numId w:val="42"/>
+        </w:numPr>
+        <w:spacing w:lineRule="auto" w:line="240" w:before="0" w:after="0"/>
+        <w:ind w:hanging="360" w:start="720"/>
+        <w:rPr>
+          <w:highlight w:val="none"/>
+          <w:shd w:fill="FFFF00" w:val="clear"/>
+        </w:rPr>
+      </w:pPr>
+      <w:r>
+        <w:rPr>
+          <w:shd w:fill="FFFF00" w:val="clear"/>
+        </w:rPr>
+        <w:t>проводить турниры (создание, вступление, результаты);</w:t>
+      </w:r>
+    </w:p>
+    <w:p>
+      <w:pPr>
+        <w:pStyle w:val="normal1"/>
+        <w:numPr>
+          <w:ilvl w:val="0"/>
+          <w:numId w:val="42"/>
+        </w:numPr>
+        <w:spacing w:lineRule="auto" w:line="240" w:before="0" w:after="0"/>
+        <w:ind w:hanging="360" w:start="720"/>
+        <w:rPr>
+          <w:highlight w:val="none"/>
+          <w:shd w:fill="FFFF00" w:val="clear"/>
+        </w:rPr>
+      </w:pPr>
+      <w:r>
+        <w:rPr>
+          <w:shd w:fill="FFFF00" w:val="clear"/>
+        </w:rPr>
+        <w:t>вести рейтинги игроков и команд;</w:t>
+      </w:r>
+    </w:p>
+    <w:p>
+      <w:pPr>
+        <w:pStyle w:val="normal1"/>
+        <w:numPr>
+          <w:ilvl w:val="0"/>
+          <w:numId w:val="42"/>
+        </w:numPr>
+        <w:spacing w:lineRule="auto" w:line="240" w:before="0" w:after="0"/>
+        <w:ind w:hanging="360" w:start="720"/>
+        <w:rPr>
+          <w:highlight w:val="none"/>
+          <w:shd w:fill="FFFF00" w:val="clear"/>
+        </w:rPr>
+      </w:pPr>
+      <w:r>
+        <w:rPr>
+          <w:shd w:fill="FFFF00" w:val="clear"/>
+        </w:rPr>
+        <w:t xml:space="preserve">давать бонусы и внутреннюю валюту </w:t>
+      </w:r>
       <w:r>
         <w:rPr>
           <w:b/>
           <w:bCs/>
-          <w:color w:val="000000"/>
-          <w:sz w:val="26"/>
-          <w:szCs w:val="26"/>
-        </w:rPr>
-        <w:t>1) Цель бота</w:t>
-      </w:r>
-    </w:p>
-    <w:p>
-      <w:pPr>
-        <w:pStyle w:val="normal1"/>
-        <w:spacing w:lineRule="auto" w:line="240" w:before="240" w:after="240"/>
-        <w:rPr/>
-      </w:pPr>
-      <w:r>
-        <w:rPr/>
-        <w:t>Бот помогает:</w:t>
+          <w:shd w:fill="FFFF00" w:val="clear"/>
+        </w:rPr>
+        <w:t>CD токен</w:t>
+      </w:r>
+      <w:r>
+        <w:rPr>
+          <w:shd w:fill="FFFF00" w:val="clear"/>
+        </w:rPr>
+        <w:t>;</w:t>
       </w:r>
     </w:p>
     <w:p>
@@ -72,136 +172,80 @@
           <w:ilvl w:val="0"/>
           <w:numId w:val="42"/>
         </w:numPr>
-        <w:spacing w:lineRule="auto" w:line="240" w:before="240" w:after="0"/>
-        <w:ind w:hanging="360" w:start="720"/>
-        <w:rPr/>
-      </w:pPr>
-      <w:r>
-        <w:rPr/>
-        <w:t>регистрировать игроков и команды;</w:t>
-      </w:r>
-    </w:p>
-    <w:p>
-      <w:pPr>
-        <w:pStyle w:val="normal1"/>
-        <w:numPr>
-          <w:ilvl w:val="0"/>
-          <w:numId w:val="42"/>
-        </w:numPr>
         <w:spacing w:lineRule="auto" w:line="240" w:before="0" w:after="0"/>
         <w:ind w:hanging="360" w:start="720"/>
-        <w:rPr/>
-      </w:pPr>
-      <w:r>
-        <w:rPr/>
-        <w:t>проводить турниры (создание, вступление, результаты);</w:t>
-      </w:r>
-    </w:p>
-    <w:p>
-      <w:pPr>
-        <w:pStyle w:val="normal1"/>
-        <w:numPr>
-          <w:ilvl w:val="0"/>
-          <w:numId w:val="42"/>
-        </w:numPr>
-        <w:spacing w:lineRule="auto" w:line="240" w:before="0" w:after="0"/>
-        <w:ind w:hanging="360" w:start="720"/>
-        <w:rPr/>
-      </w:pPr>
-      <w:r>
-        <w:rPr/>
-        <w:t>вести рейтинги игроков и команд;</w:t>
-      </w:r>
-    </w:p>
-    <w:p>
-      <w:pPr>
-        <w:pStyle w:val="normal1"/>
-        <w:numPr>
-          <w:ilvl w:val="0"/>
-          <w:numId w:val="42"/>
-        </w:numPr>
-        <w:spacing w:lineRule="auto" w:line="240" w:before="0" w:after="0"/>
-        <w:ind w:hanging="360" w:start="720"/>
-        <w:rPr/>
-      </w:pPr>
-      <w:r>
-        <w:rPr/>
-        <w:t xml:space="preserve">давать бонусы и внутреннюю валюту </w:t>
+        <w:rPr>
+          <w:highlight w:val="none"/>
+          <w:shd w:fill="FFFF00" w:val="clear"/>
+        </w:rPr>
+      </w:pPr>
+      <w:r>
+        <w:rPr>
+          <w:shd w:fill="FFFF00" w:val="clear"/>
+        </w:rPr>
+        <w:t xml:space="preserve">запускать </w:t>
       </w:r>
       <w:r>
         <w:rPr>
           <w:b/>
           <w:bCs/>
-        </w:rPr>
-        <w:t>CD токен</w:t>
-      </w:r>
-      <w:r>
-        <w:rPr/>
-        <w:t>;</w:t>
-      </w:r>
-    </w:p>
-    <w:p>
-      <w:pPr>
-        <w:pStyle w:val="normal1"/>
-        <w:numPr>
-          <w:ilvl w:val="0"/>
-          <w:numId w:val="42"/>
-        </w:numPr>
-        <w:spacing w:lineRule="auto" w:line="240" w:before="0" w:after="0"/>
-        <w:ind w:hanging="360" w:start="720"/>
-        <w:rPr/>
-      </w:pPr>
-      <w:r>
-        <w:rPr/>
-        <w:t xml:space="preserve">запускать </w:t>
+          <w:shd w:fill="FFFF00" w:val="clear"/>
+        </w:rPr>
+        <w:t>акции/розыгрыши</w:t>
+      </w:r>
+      <w:r>
+        <w:rPr>
+          <w:shd w:fill="FFFF00" w:val="clear"/>
+        </w:rPr>
+        <w:t xml:space="preserve"> и </w:t>
       </w:r>
       <w:r>
         <w:rPr>
           <w:b/>
           <w:bCs/>
-        </w:rPr>
-        <w:t>акции/розыгрыши</w:t>
-      </w:r>
-      <w:r>
-        <w:rPr/>
-        <w:t xml:space="preserve"> и </w:t>
+          <w:shd w:fill="FFFF00" w:val="clear"/>
+        </w:rPr>
+        <w:t>пригласи друга/рефералку</w:t>
+      </w:r>
+      <w:r>
+        <w:rPr>
+          <w:shd w:fill="FFFF00" w:val="clear"/>
+        </w:rPr>
+        <w:t>;</w:t>
+      </w:r>
+    </w:p>
+    <w:p>
+      <w:pPr>
+        <w:pStyle w:val="normal1"/>
+        <w:numPr>
+          <w:ilvl w:val="0"/>
+          <w:numId w:val="42"/>
+        </w:numPr>
+        <w:spacing w:lineRule="auto" w:line="240" w:before="0" w:after="240"/>
+        <w:ind w:hanging="360" w:start="720"/>
+        <w:rPr>
+          <w:highlight w:val="none"/>
+          <w:shd w:fill="FFFF00" w:val="clear"/>
+        </w:rPr>
+      </w:pPr>
+      <w:r>
+        <w:rPr>
+          <w:shd w:fill="FFFF00" w:val="clear"/>
+        </w:rPr>
+        <w:t xml:space="preserve">управлять всем этим через </w:t>
       </w:r>
       <w:r>
         <w:rPr>
           <w:b/>
           <w:bCs/>
-        </w:rPr>
-        <w:t>пригласи друга/рефералку</w:t>
-      </w:r>
-      <w:r>
-        <w:rPr/>
-        <w:t>;</w:t>
-      </w:r>
-    </w:p>
-    <w:p>
-      <w:pPr>
-        <w:pStyle w:val="normal1"/>
-        <w:numPr>
-          <w:ilvl w:val="0"/>
-          <w:numId w:val="42"/>
-        </w:numPr>
-        <w:spacing w:lineRule="auto" w:line="240" w:before="0" w:after="240"/>
-        <w:ind w:hanging="360" w:start="720"/>
-        <w:rPr/>
-      </w:pPr>
-      <w:r>
-        <w:rPr/>
-        <w:t xml:space="preserve">управлять всем этим через </w:t>
-      </w:r>
-      <w:r>
-        <w:rPr>
-          <w:b/>
-          <w:bCs/>
+          <w:shd w:fill="FFFF00" w:val="clear"/>
         </w:rPr>
         <w:t>админку внутри бота</w:t>
       </w:r>
       <w:r>
-        <w:rPr/>
+        <w:rPr>
+          <w:shd w:fill="FFFF00" w:val="clear"/>
+        </w:rPr>
         <w:t>.</w:t>
       </w:r>
     </w:p>
@@ -223,10 +267,6 @@
                   <a:graphicData uri="http://schemas.microsoft.com/office/word/2010/wordprocessingShape">
                     <wps:wsp>
                       <wps:cNvSpPr/>
-                      <wps:nvSpPr>
-                        <wps:cNvPr id="2" name="Фигура1"/>
-                        <wps:cNvSpPr/>
-                      </wps:nvSpPr>
                       <wps:spPr>
                         <a:xfrm>
                           <a:off x="0" y="0"/>
@@ -242,6 +282,12 @@
                           <a:noFill/>
                         </a:ln>
                       </wps:spPr>
+                      <wps:style>
+                        <a:lnRef idx="0"/>
+                        <a:fillRef idx="0"/>
+                        <a:effectRef idx="0"/>
+                        <a:fontRef idx="minor"/>
+                      </wps:style>
                       <wps:bodyPr/>
                     </wps:wsp>
                   </a:graphicData>
@@ -254,10 +300,10 @@
           </mc:Choice>
           <mc:Fallback>
             <w:pict>
-              <v:rect id="shape_0" fillcolor="#a0a0a0" stroked="f" o:allowincell="f" style="position:absolute;margin-left:0pt;margin-top:-1.55pt;width:451.25pt;height:1.45pt;mso-wrap-style:none;v-text-anchor:middle;mso-position-horizontal:center;mso-position-vertical:top">
+              <v:rect id="shape_0" fillcolor="#a0a0a0" stroked="f" o:allowincell="f" style="position:absolute;margin-left:0pt;margin-top:-1.55pt;width:451.25pt;height:1.45pt;mso-wrap-style:none;v-text-anchor:middle;mso-position-vertical:top">
                 <v:fill o:detectmouseclick="t" type="solid" color2="#5f5f5f"/>
                 <v:stroke color="#3465a4" joinstyle="round" endcap="flat"/>
-                <w10:wrap type="topAndBottom"/>
+                <w10:wrap type="square"/>
               </v:rect>
             </w:pict>
           </mc:Fallback>
@@ -740,15 +786,11 @@
               <wp:inline distT="0" distB="0" distL="0" distR="0">
                 <wp:extent cx="5731510" cy="19050"/>
                 <wp:effectExtent l="0" t="0" r="0" b="0"/>
-                <wp:docPr id="3" name="Фигура2"/>
+                <wp:docPr id="2" name="Фигура2"/>
                 <a:graphic xmlns:a="http://schemas.openxmlformats.org/drawingml/2006/main">
                   <a:graphicData uri="http://schemas.microsoft.com/office/word/2010/wordprocessingShape">
                     <wps:wsp>
                       <wps:cNvSpPr/>
-                      <wps:nvSpPr>
-                        <wps:cNvPr id="4" name="Фигура2"/>
-                        <wps:cNvSpPr/>
-                      </wps:nvSpPr>
                       <wps:spPr>
                         <a:xfrm>
                           <a:off x="0" y="0"/>
@@ -764,6 +806,12 @@
                           <a:noFill/>
                         </a:ln>
                       </wps:spPr>
+                      <wps:style>
+                        <a:lnRef idx="0"/>
+                        <a:fillRef idx="0"/>
+                        <a:effectRef idx="0"/>
+                        <a:fontRef idx="minor"/>
+                      </wps:style>
                       <wps:bodyPr/>
                     </wps:wsp>
                   </a:graphicData>
@@ -776,10 +824,10 @@
           </mc:Choice>
           <mc:Fallback>
             <w:pict>
-              <v:rect id="shape_0" fillcolor="#a0a0a0" stroked="f" o:allowincell="f" style="position:absolute;margin-left:0pt;margin-top:-1.55pt;width:451.25pt;height:1.45pt;mso-wrap-style:none;v-text-anchor:middle;mso-position-horizontal:center;mso-position-vertical:top">
+              <v:rect id="shape_0" fillcolor="#a0a0a0" stroked="f" o:allowincell="f" style="position:absolute;margin-left:0pt;margin-top:-1.55pt;width:451.25pt;height:1.45pt;mso-wrap-style:none;v-text-anchor:middle;mso-position-vertical:top">
                 <v:fill o:detectmouseclick="t" type="solid" color2="#5f5f5f"/>
                 <v:stroke color="#3465a4" joinstyle="round" endcap="flat"/>
-                <w10:wrap type="topAndBottom"/>
+                <w10:wrap type="square"/>
               </v:rect>
             </w:pict>
           </mc:Fallback>
@@ -793,22 +841,56 @@
         <w:keepLines w:val="false"/>
         <w:spacing w:lineRule="auto" w:line="240" w:before="360" w:after="80"/>
         <w:rPr>
+          <w:highlight w:val="none"/>
+          <w:shd w:fill="FFFF00" w:val="clear"/>
+        </w:rPr>
+      </w:pPr>
+      <w:bookmarkStart w:id="7" w:name="_axjaujsvuwzt"/>
+      <w:bookmarkEnd w:id="7"/>
+      <w:r>
+        <w:rPr>
           <w:b/>
           <w:bCs/>
           <w:sz w:val="34"/>
           <w:szCs w:val="34"/>
-        </w:rPr>
-      </w:pPr>
-      <w:bookmarkStart w:id="7" w:name="_axjaujsvuwzt"/>
-      <w:bookmarkEnd w:id="7"/>
+          <w:shd w:fill="FFFF00" w:val="clear"/>
+        </w:rPr>
+        <w:t>3) Общие правила интерфейса (без сложных терминов)</w:t>
+      </w:r>
+    </w:p>
+    <w:p>
+      <w:pPr>
+        <w:pStyle w:val="normal1"/>
+        <w:numPr>
+          <w:ilvl w:val="0"/>
+          <w:numId w:val="48"/>
+        </w:numPr>
+        <w:spacing w:lineRule="auto" w:line="240" w:before="240" w:after="0"/>
+        <w:ind w:hanging="360" w:start="720"/>
+        <w:rPr>
+          <w:highlight w:val="none"/>
+          <w:shd w:fill="FFFF00" w:val="clear"/>
+        </w:rPr>
+      </w:pPr>
+      <w:r>
+        <w:rPr>
+          <w:shd w:fill="FFFF00" w:val="clear"/>
+        </w:rPr>
+        <w:t xml:space="preserve">Бот всегда показывает </w:t>
+      </w:r>
       <w:r>
         <w:rPr>
           <w:b/>
           <w:bCs/>
-          <w:sz w:val="34"/>
-          <w:szCs w:val="34"/>
-        </w:rPr>
-        <w:t>3) Общие правила интерфейса (без сложных терминов)</w:t>
+          <w:shd w:fill="FFFF00" w:val="clear"/>
+        </w:rPr>
+        <w:t>кнопки</w:t>
+      </w:r>
+      <w:r>
+        <w:rPr>
+          <w:shd w:fill="FFFF00" w:val="clear"/>
+        </w:rPr>
+        <w:t xml:space="preserve"> (меню), чтобы пользователь не писал команды.</w:t>
       </w:r>
     </w:p>
     <w:p>
@@ -818,61 +900,80 @@
           <w:ilvl w:val="0"/>
           <w:numId w:val="48"/>
         </w:numPr>
-        <w:spacing w:lineRule="auto" w:line="240" w:before="240" w:after="0"/>
-        <w:ind w:hanging="360" w:start="720"/>
-        <w:rPr/>
-      </w:pPr>
-      <w:r>
-        <w:rPr/>
-        <w:t xml:space="preserve">Бот всегда показывает </w:t>
+        <w:spacing w:lineRule="auto" w:line="240" w:before="0" w:after="0"/>
+        <w:ind w:hanging="360" w:start="720"/>
+        <w:rPr>
+          <w:highlight w:val="none"/>
+          <w:shd w:fill="FFFF00" w:val="clear"/>
+        </w:rPr>
+      </w:pPr>
+      <w:r>
+        <w:rPr>
+          <w:shd w:fill="FFFF00" w:val="clear"/>
+        </w:rPr>
+        <w:t xml:space="preserve">В каждом разделе есть кнопки: </w:t>
       </w:r>
       <w:r>
         <w:rPr>
           <w:b/>
           <w:bCs/>
-        </w:rPr>
-        <w:t>кнопки</w:t>
-      </w:r>
-      <w:r>
-        <w:rPr/>
-        <w:t xml:space="preserve"> (меню), чтобы пользователь не писал команды.</w:t>
-      </w:r>
-    </w:p>
-    <w:p>
-      <w:pPr>
-        <w:pStyle w:val="normal1"/>
-        <w:numPr>
-          <w:ilvl w:val="0"/>
-          <w:numId w:val="48"/>
-        </w:numPr>
-        <w:spacing w:lineRule="auto" w:line="240" w:before="0" w:after="0"/>
-        <w:ind w:hanging="360" w:start="720"/>
-        <w:rPr/>
-      </w:pPr>
-      <w:r>
-        <w:rPr/>
-        <w:t xml:space="preserve">В каждом разделе есть кнопки: </w:t>
+          <w:shd w:fill="FFFF00" w:val="clear"/>
+        </w:rPr>
+        <w:t>«Назад»</w:t>
+      </w:r>
+      <w:r>
+        <w:rPr>
+          <w:shd w:fill="FFFF00" w:val="clear"/>
+        </w:rPr>
+        <w:t xml:space="preserve">, </w:t>
       </w:r>
       <w:r>
         <w:rPr>
           <w:b/>
           <w:bCs/>
-        </w:rPr>
-        <w:t>«Назад»</w:t>
-      </w:r>
-      <w:r>
-        <w:rPr/>
-        <w:t xml:space="preserve">, </w:t>
+          <w:shd w:fill="FFFF00" w:val="clear"/>
+        </w:rPr>
+        <w:t>«В меню»</w:t>
+      </w:r>
+      <w:r>
+        <w:rPr>
+          <w:shd w:fill="FFFF00" w:val="clear"/>
+        </w:rPr>
+        <w:t>.</w:t>
+      </w:r>
+    </w:p>
+    <w:p>
+      <w:pPr>
+        <w:pStyle w:val="normal1"/>
+        <w:numPr>
+          <w:ilvl w:val="0"/>
+          <w:numId w:val="48"/>
+        </w:numPr>
+        <w:spacing w:lineRule="auto" w:line="240" w:before="0" w:after="0"/>
+        <w:ind w:hanging="360" w:start="720"/>
+        <w:rPr>
+          <w:highlight w:val="none"/>
+          <w:shd w:fill="FFFF00" w:val="clear"/>
+        </w:rPr>
+      </w:pPr>
+      <w:r>
+        <w:rPr>
+          <w:shd w:fill="FFFF00" w:val="clear"/>
+        </w:rPr>
+        <w:t xml:space="preserve">На важных шагах (вступить / списать токены / опубликовать результаты) — подтверждение </w:t>
       </w:r>
       <w:r>
         <w:rPr>
           <w:b/>
           <w:bCs/>
-        </w:rPr>
-        <w:t>«В меню»</w:t>
-      </w:r>
-      <w:r>
-        <w:rPr/>
+          <w:shd w:fill="FFFF00" w:val="clear"/>
+        </w:rPr>
+        <w:t>«Да / Нет»</w:t>
+      </w:r>
+      <w:r>
+        <w:rPr>
+          <w:shd w:fill="FFFF00" w:val="clear"/>
+        </w:rPr>
         <w:t>.</w:t>
       </w:r>
     </w:p>
@@ -883,39 +984,17 @@
           <w:ilvl w:val="0"/>
           <w:numId w:val="48"/>
         </w:numPr>
-        <w:spacing w:lineRule="auto" w:line="240" w:before="0" w:after="0"/>
-        <w:ind w:hanging="360" w:start="720"/>
-        <w:rPr/>
-      </w:pPr>
-      <w:r>
-        <w:rPr/>
-        <w:t xml:space="preserve">На важных шагах (вступить / списать токены / опубликовать результаты) — подтверждение </w:t>
-      </w:r>
-      <w:r>
-        <w:rPr>
-          <w:b/>
-          <w:bCs/>
-        </w:rPr>
-        <w:t>«Да / Нет»</w:t>
-      </w:r>
-      <w:r>
-        <w:rPr/>
-        <w:t>.</w:t>
-      </w:r>
-    </w:p>
-    <w:p>
-      <w:pPr>
-        <w:pStyle w:val="normal1"/>
-        <w:numPr>
-          <w:ilvl w:val="0"/>
-          <w:numId w:val="48"/>
-        </w:numPr>
         <w:spacing w:lineRule="auto" w:line="240" w:before="0" w:after="240"/>
         <w:ind w:hanging="360" w:start="720"/>
-        <w:rPr/>
-      </w:pPr>
-      <w:r>
-        <w:rPr/>
+        <w:rPr>
+          <w:highlight w:val="none"/>
+          <w:shd w:fill="FFFF00" w:val="clear"/>
+        </w:rPr>
+      </w:pPr>
+      <w:r>
+        <w:rPr>
+          <w:shd w:fill="FFFF00" w:val="clear"/>
+        </w:rPr>
         <w:t>Все числа и итоги показываются “человечески”: “Ты набрал 12 киллов”, “Команда: 38 очков”.</w:t>
       </w:r>
     </w:p>
@@ -932,15 +1011,11 @@
               <wp:inline distT="0" distB="0" distL="0" distR="0">
                 <wp:extent cx="5731510" cy="19050"/>
                 <wp:effectExtent l="0" t="0" r="0" b="0"/>
-                <wp:docPr id="5" name="Фигура3"/>
+                <wp:docPr id="3" name="Фигура3"/>
                 <a:graphic xmlns:a="http://schemas.openxmlformats.org/drawingml/2006/main">
                   <a:graphicData uri="http://schemas.microsoft.com/office/word/2010/wordprocessingShape">
                     <wps:wsp>
                       <wps:cNvSpPr/>
-                      <wps:nvSpPr>
-                        <wps:cNvPr id="6" name="Фигура3"/>
-                        <wps:cNvSpPr/>
-                      </wps:nvSpPr>
                       <wps:spPr>
                         <a:xfrm>
                           <a:off x="0" y="0"/>
@@ -956,6 +1031,12 @@
                           <a:noFill/>
                         </a:ln>
                       </wps:spPr>
+                      <wps:style>
+                        <a:lnRef idx="0"/>
+                        <a:fillRef idx="0"/>
+                        <a:effectRef idx="0"/>
+                        <a:fontRef idx="minor"/>
+                      </wps:style>
                       <wps:bodyPr/>
                     </wps:wsp>
                   </a:graphicData>
@@ -968,10 +1049,10 @@
           </mc:Choice>
           <mc:Fallback>
             <w:pict>
-              <v:rect id="shape_0" fillcolor="#a0a0a0" stroked="f" o:allowincell="f" style="position:absolute;margin-left:0pt;margin-top:-1.55pt;width:451.25pt;height:1.45pt;mso-wrap-style:none;v-text-anchor:middle;mso-position-horizontal:center;mso-position-vertical:top">
+              <v:rect id="shape_0" fillcolor="#a0a0a0" stroked="f" o:allowincell="f" style="position:absolute;margin-left:0pt;margin-top:-1.55pt;width:451.25pt;height:1.45pt;mso-wrap-style:none;v-text-anchor:middle;mso-position-vertical:top">
                 <v:fill o:detectmouseclick="t" type="solid" color2="#5f5f5f"/>
                 <v:stroke color="#3465a4" joinstyle="round" endcap="flat"/>
-                <w10:wrap type="topAndBottom"/>
+                <w10:wrap type="square"/>
               </v:rect>
             </w:pict>
           </mc:Fallback>
@@ -1303,15 +1384,11 @@
               <wp:inline distT="0" distB="0" distL="0" distR="0">
                 <wp:extent cx="5731510" cy="19050"/>
                 <wp:effectExtent l="0" t="0" r="0" b="0"/>
-                <wp:docPr id="7" name="Фигура4"/>
+                <wp:docPr id="4" name="Фигура4"/>
                 <a:graphic xmlns:a="http://schemas.openxmlformats.org/drawingml/2006/main">
                   <a:graphicData uri="http://schemas.microsoft.com/office/word/2010/wordprocessingShape">
                     <wps:wsp>
                       <wps:cNvSpPr/>
-                      <wps:nvSpPr>
-                        <wps:cNvPr id="8" name="Фигура4"/>
-                        <wps:cNvSpPr/>
-                      </wps:nvSpPr>
                       <wps:spPr>
                         <a:xfrm>
                           <a:off x="0" y="0"/>
@@ -1327,6 +1404,12 @@
                           <a:noFill/>
                         </a:ln>
                       </wps:spPr>
+                      <wps:style>
+                        <a:lnRef idx="0"/>
+                        <a:fillRef idx="0"/>
+                        <a:effectRef idx="0"/>
+                        <a:fontRef idx="minor"/>
+                      </wps:style>
                       <wps:bodyPr/>
                     </wps:wsp>
                   </a:graphicData>
@@ -1339,10 +1422,10 @@
           </mc:Choice>
           <mc:Fallback>
             <w:pict>
-              <v:rect id="shape_0" fillcolor="#a0a0a0" stroked="f" o:allowincell="f" style="position:absolute;margin-left:0pt;margin-top:-1.55pt;width:451.25pt;height:1.45pt;mso-wrap-style:none;v-text-anchor:middle;mso-position-horizontal:center;mso-position-vertical:top">
+              <v:rect id="shape_0" fillcolor="#a0a0a0" stroked="f" o:allowincell="f" style="position:absolute;margin-left:0pt;margin-top:-1.55pt;width:451.25pt;height:1.45pt;mso-wrap-style:none;v-text-anchor:middle;mso-position-vertical:top">
                 <v:fill o:detectmouseclick="t" type="solid" color2="#5f5f5f"/>
                 <v:stroke color="#3465a4" joinstyle="round" endcap="flat"/>
-                <w10:wrap type="topAndBottom"/>
+                <w10:wrap type="square"/>
               </v:rect>
             </w:pict>
           </mc:Fallback>
@@ -1660,15 +1743,11 @@
               <wp:inline distT="0" distB="0" distL="0" distR="0">
                 <wp:extent cx="5731510" cy="19050"/>
                 <wp:effectExtent l="0" t="0" r="0" b="0"/>
-                <wp:docPr id="9" name="Фигура5"/>
+                <wp:docPr id="5" name="Фигура5"/>
                 <a:graphic xmlns:a="http://schemas.openxmlformats.org/drawingml/2006/main">
                   <a:graphicData uri="http://schemas.microsoft.com/office/word/2010/wordprocessingShape">
                     <wps:wsp>
                       <wps:cNvSpPr/>
-                      <wps:nvSpPr>
-                        <wps:cNvPr id="10" name="Фигура5"/>
-                        <wps:cNvSpPr/>
-                      </wps:nvSpPr>
                       <wps:spPr>
                         <a:xfrm>
                           <a:off x="0" y="0"/>
@@ -1684,6 +1763,12 @@
                           <a:noFill/>
                         </a:ln>
                       </wps:spPr>
+                      <wps:style>
+                        <a:lnRef idx="0"/>
+                        <a:fillRef idx="0"/>
+                        <a:effectRef idx="0"/>
+                        <a:fontRef idx="minor"/>
+                      </wps:style>
                       <wps:bodyPr/>
                     </wps:wsp>
                   </a:graphicData>
@@ -1696,10 +1781,10 @@
           </mc:Choice>
           <mc:Fallback>
             <w:pict>
-              <v:rect id="shape_0" fillcolor="#a0a0a0" stroked="f" o:allowincell="f" style="position:absolute;margin-left:0pt;margin-top:-1.55pt;width:451.25pt;height:1.45pt;mso-wrap-style:none;v-text-anchor:middle;mso-position-horizontal:center;mso-position-vertical:top">
+              <v:rect id="shape_0" fillcolor="#a0a0a0" stroked="f" o:allowincell="f" style="position:absolute;margin-left:0pt;margin-top:-1.55pt;width:451.25pt;height:1.45pt;mso-wrap-style:none;v-text-anchor:middle;mso-position-vertical:top">
                 <v:fill o:detectmouseclick="t" type="solid" color2="#5f5f5f"/>
                 <v:stroke color="#3465a4" joinstyle="round" endcap="flat"/>
-                <w10:wrap type="topAndBottom"/>
+                <w10:wrap type="square"/>
               </v:rect>
             </w:pict>
           </mc:Fallback>
@@ -1713,7 +1798,6 @@
         <w:keepLines w:val="false"/>
         <w:spacing w:lineRule="auto" w:line="240" w:before="280" w:after="80"/>
         <w:rPr>
-          <w:highlight w:val="none"/>
           <w:shd w:fill="81D41A" w:val="clear"/>
         </w:rPr>
       </w:pPr>
@@ -1736,7 +1820,6 @@
         <w:pStyle w:val="normal1"/>
         <w:spacing w:lineRule="auto" w:line="240" w:before="240" w:after="240"/>
         <w:rPr>
-          <w:highlight w:val="none"/>
           <w:shd w:fill="81D41A" w:val="clear"/>
         </w:rPr>
       </w:pPr>
@@ -1760,7 +1843,6 @@
         <w:ind w:hanging="360" w:start="720"/>
         <w:rPr>
           <w:rFonts w:ascii="Arial Unicode MS" w:hAnsi="Arial Unicode MS" w:eastAsia="Arial Unicode MS" w:cs="Arial Unicode MS"/>
-          <w:highlight w:val="none"/>
           <w:shd w:fill="81D41A" w:val="clear"/>
         </w:rPr>
       </w:pPr>
@@ -1790,7 +1872,6 @@
         <w:ind w:hanging="360" w:start="1440"/>
         <w:rPr>
           <w:rFonts w:ascii="Arial Unicode MS" w:hAnsi="Arial Unicode MS" w:eastAsia="Arial Unicode MS" w:cs="Arial Unicode MS"/>
-          <w:highlight w:val="none"/>
           <w:shd w:fill="81D41A" w:val="clear"/>
         </w:rPr>
       </w:pPr>
@@ -1819,7 +1900,6 @@
         <w:spacing w:lineRule="auto" w:line="240" w:before="0" w:after="0"/>
         <w:ind w:hanging="360" w:start="1440"/>
         <w:rPr>
-          <w:highlight w:val="none"/>
           <w:shd w:fill="81D41A" w:val="clear"/>
         </w:rPr>
       </w:pPr>
@@ -1846,7 +1926,6 @@
         <w:spacing w:lineRule="auto" w:line="240" w:before="0" w:after="240"/>
         <w:ind w:hanging="360" w:start="1440"/>
         <w:rPr>
-          <w:highlight w:val="none"/>
           <w:shd w:fill="81D41A" w:val="clear"/>
         </w:rPr>
       </w:pPr>
@@ -1868,7 +1947,6 @@
         <w:pStyle w:val="normal1"/>
         <w:spacing w:lineRule="auto" w:line="240" w:before="240" w:after="240"/>
         <w:rPr>
-          <w:highlight w:val="none"/>
           <w:shd w:fill="81D41A" w:val="clear"/>
         </w:rPr>
       </w:pPr>
@@ -1891,7 +1969,6 @@
         <w:spacing w:lineRule="auto" w:line="240" w:before="240" w:after="0"/>
         <w:ind w:hanging="360" w:start="720"/>
         <w:rPr>
-          <w:highlight w:val="none"/>
           <w:shd w:fill="81D41A" w:val="clear"/>
         </w:rPr>
       </w:pPr>
@@ -1912,7 +1989,6 @@
         <w:spacing w:lineRule="auto" w:line="240" w:before="0" w:after="0"/>
         <w:ind w:hanging="360" w:start="720"/>
         <w:rPr>
-          <w:highlight w:val="none"/>
           <w:shd w:fill="81D41A" w:val="clear"/>
         </w:rPr>
       </w:pPr>
@@ -1933,7 +2009,6 @@
         <w:spacing w:lineRule="auto" w:line="240" w:before="0" w:after="240"/>
         <w:ind w:hanging="360" w:start="720"/>
         <w:rPr>
-          <w:highlight w:val="none"/>
           <w:shd w:fill="81D41A" w:val="clear"/>
         </w:rPr>
       </w:pPr>
@@ -1949,7 +2024,6 @@
         <w:pStyle w:val="normal1"/>
         <w:spacing w:lineRule="auto" w:line="240" w:before="240" w:after="240"/>
         <w:rPr>
-          <w:highlight w:val="none"/>
           <w:shd w:fill="81D41A" w:val="clear"/>
         </w:rPr>
       </w:pPr>
@@ -1972,7 +2046,6 @@
         <w:spacing w:lineRule="auto" w:line="240" w:before="240" w:after="0"/>
         <w:ind w:hanging="360" w:start="720"/>
         <w:rPr>
-          <w:highlight w:val="none"/>
           <w:shd w:fill="81D41A" w:val="clear"/>
         </w:rPr>
       </w:pPr>
@@ -2000,7 +2073,6 @@
         <w:ind w:hanging="360" w:start="720"/>
         <w:rPr>
           <w:rFonts w:ascii="Arial Unicode MS" w:hAnsi="Arial Unicode MS" w:eastAsia="Arial Unicode MS" w:cs="Arial Unicode MS"/>
-          <w:highlight w:val="none"/>
           <w:shd w:fill="81D41A" w:val="clear"/>
         </w:rPr>
       </w:pPr>
@@ -2030,7 +2102,6 @@
         <w:ind w:hanging="360" w:start="720"/>
         <w:rPr>
           <w:rFonts w:ascii="Arial Unicode MS" w:hAnsi="Arial Unicode MS" w:eastAsia="Arial Unicode MS" w:cs="Arial Unicode MS"/>
-          <w:highlight w:val="none"/>
           <w:shd w:fill="81D41A" w:val="clear"/>
         </w:rPr>
       </w:pPr>
@@ -2059,7 +2130,6 @@
         <w:spacing w:lineRule="auto" w:line="240" w:before="0" w:after="0"/>
         <w:ind w:hanging="360" w:start="720"/>
         <w:rPr>
-          <w:highlight w:val="none"/>
           <w:shd w:fill="81D41A" w:val="clear"/>
         </w:rPr>
       </w:pPr>
@@ -2086,7 +2156,6 @@
         <w:spacing w:lineRule="auto" w:line="240" w:before="0" w:after="240"/>
         <w:ind w:hanging="360" w:start="720"/>
         <w:rPr>
-          <w:highlight w:val="none"/>
           <w:shd w:fill="81D41A" w:val="clear"/>
         </w:rPr>
       </w:pPr>
@@ -2116,15 +2185,11 @@
               <wp:inline distT="0" distB="0" distL="0" distR="0">
                 <wp:extent cx="5731510" cy="19050"/>
                 <wp:effectExtent l="0" t="0" r="0" b="0"/>
-                <wp:docPr id="11" name="Фигура6"/>
+                <wp:docPr id="6" name="Фигура6"/>
                 <a:graphic xmlns:a="http://schemas.openxmlformats.org/drawingml/2006/main">
                   <a:graphicData uri="http://schemas.microsoft.com/office/word/2010/wordprocessingShape">
                     <wps:wsp>
                       <wps:cNvSpPr/>
-                      <wps:nvSpPr>
-                        <wps:cNvPr id="12" name="Фигура6"/>
-                        <wps:cNvSpPr/>
-                      </wps:nvSpPr>
                       <wps:spPr>
                         <a:xfrm>
                           <a:off x="0" y="0"/>
@@ -2140,6 +2205,12 @@
                           <a:noFill/>
                         </a:ln>
                       </wps:spPr>
+                      <wps:style>
+                        <a:lnRef idx="0"/>
+                        <a:fillRef idx="0"/>
+                        <a:effectRef idx="0"/>
+                        <a:fontRef idx="minor"/>
+                      </wps:style>
                       <wps:bodyPr/>
                     </wps:wsp>
                   </a:graphicData>
@@ -2152,10 +2223,10 @@
           </mc:Choice>
           <mc:Fallback>
             <w:pict>
-              <v:rect id="shape_0" fillcolor="#a0a0a0" stroked="f" o:allowincell="f" style="position:absolute;margin-left:0pt;margin-top:-1.55pt;width:451.25pt;height:1.45pt;mso-wrap-style:none;v-text-anchor:middle;mso-position-horizontal:center;mso-position-vertical:top">
+              <v:rect id="shape_0" fillcolor="#a0a0a0" stroked="f" o:allowincell="f" style="position:absolute;margin-left:0pt;margin-top:-1.55pt;width:451.25pt;height:1.45pt;mso-wrap-style:none;v-text-anchor:middle;mso-position-vertical:top">
                 <v:fill o:detectmouseclick="t" type="solid" color2="#5f5f5f"/>
                 <v:stroke color="#3465a4" joinstyle="round" endcap="flat"/>
-                <w10:wrap type="topAndBottom"/>
+                <w10:wrap type="square"/>
               </v:rect>
             </w:pict>
           </mc:Fallback>
@@ -2174,6 +2245,7 @@
           <w:color w:val="000000"/>
           <w:sz w:val="26"/>
           <w:szCs w:val="26"/>
+          <w:shd w:fill="81D41A" w:val="clear"/>
         </w:rPr>
       </w:pPr>
       <w:bookmarkStart w:id="12" w:name="_ffm1mqcmv912"/>
@@ -2185,6 +2257,7 @@
           <w:color w:val="000000"/>
           <w:sz w:val="26"/>
           <w:szCs w:val="26"/>
+          <w:shd w:fill="81D41A" w:val="clear"/>
         </w:rPr>
         <w:t>5.3 Турниры</w:t>
       </w:r>
@@ -2193,17 +2266,22 @@
       <w:pPr>
         <w:pStyle w:val="normal1"/>
         <w:spacing w:lineRule="auto" w:line="240" w:before="240" w:after="240"/>
-        <w:rPr/>
+        <w:rPr>
+          <w:shd w:fill="81D41A" w:val="clear"/>
+        </w:rPr>
       </w:pPr>
       <w:r>
         <w:rPr>
           <w:b/>
           <w:bCs/>
+          <w:shd w:fill="81D41A" w:val="clear"/>
         </w:rPr>
         <w:t>Список турниров</w:t>
       </w:r>
       <w:r>
-        <w:rPr/>
+        <w:rPr>
+          <w:shd w:fill="81D41A" w:val="clear"/>
+        </w:rPr>
         <w:t xml:space="preserve"> (кнопки-фильтры сверху):</w:t>
       </w:r>
     </w:p>
@@ -2216,10 +2294,14 @@
         </w:numPr>
         <w:spacing w:lineRule="auto" w:line="240" w:before="240" w:after="0"/>
         <w:ind w:hanging="360" w:start="720"/>
-        <w:rPr/>
-      </w:pPr>
-      <w:r>
-        <w:rPr/>
+        <w:rPr>
+          <w:shd w:fill="81D41A" w:val="clear"/>
+        </w:rPr>
+      </w:pPr>
+      <w:r>
+        <w:rPr>
+          <w:shd w:fill="81D41A" w:val="clear"/>
+        </w:rPr>
         <w:t>Все / Открыта регистрация / Идёт / Завершён</w:t>
       </w:r>
     </w:p>
@@ -2232,10 +2314,14 @@
         </w:numPr>
         <w:spacing w:lineRule="auto" w:line="240" w:before="0" w:after="240"/>
         <w:ind w:hanging="360" w:start="720"/>
-        <w:rPr/>
-      </w:pPr>
-      <w:r>
-        <w:rPr/>
+        <w:rPr>
+          <w:shd w:fill="81D41A" w:val="clear"/>
+        </w:rPr>
+      </w:pPr>
+      <w:r>
+        <w:rPr>
+          <w:shd w:fill="81D41A" w:val="clear"/>
+        </w:rPr>
         <w:t>По игре (если игр несколько)</w:t>
       </w:r>
     </w:p>
@@ -2246,12 +2332,14 @@
         <w:rPr>
           <w:b/>
           <w:bCs/>
+          <w:shd w:fill="81D41A" w:val="clear"/>
         </w:rPr>
       </w:pPr>
       <w:r>
         <w:rPr>
           <w:b/>
           <w:bCs/>
+          <w:shd w:fill="81D41A" w:val="clear"/>
         </w:rPr>
         <w:t>Карточка турнира содержит:</w:t>
       </w:r>
@@ -2265,10 +2353,14 @@
         </w:numPr>
         <w:spacing w:lineRule="auto" w:line="240" w:before="240" w:after="0"/>
         <w:ind w:hanging="360" w:start="720"/>
-        <w:rPr/>
-      </w:pPr>
-      <w:r>
-        <w:rPr/>
+        <w:rPr>
+          <w:shd w:fill="81D41A" w:val="clear"/>
+        </w:rPr>
+      </w:pPr>
+      <w:r>
+        <w:rPr>
+          <w:shd w:fill="81D41A" w:val="clear"/>
+        </w:rPr>
         <w:t>Название</w:t>
       </w:r>
     </w:p>
@@ -2281,10 +2373,14 @@
         </w:numPr>
         <w:spacing w:lineRule="auto" w:line="240" w:before="0" w:after="0"/>
         <w:ind w:hanging="360" w:start="720"/>
-        <w:rPr/>
-      </w:pPr>
-      <w:r>
-        <w:rPr/>
+        <w:rPr>
+          <w:shd w:fill="81D41A" w:val="clear"/>
+        </w:rPr>
+      </w:pPr>
+      <w:r>
+        <w:rPr>
+          <w:shd w:fill="81D41A" w:val="clear"/>
+        </w:rPr>
         <w:t>Даты (регистрация/старт)</w:t>
       </w:r>
     </w:p>
@@ -2297,10 +2393,14 @@
         </w:numPr>
         <w:spacing w:lineRule="auto" w:line="240" w:before="0" w:after="0"/>
         <w:ind w:hanging="360" w:start="720"/>
-        <w:rPr/>
-      </w:pPr>
-      <w:r>
-        <w:rPr/>
+        <w:rPr>
+          <w:shd w:fill="81D41A" w:val="clear"/>
+        </w:rPr>
+      </w:pPr>
+      <w:r>
+        <w:rPr>
+          <w:shd w:fill="81D41A" w:val="clear"/>
+        </w:rPr>
         <w:t>Формат (соло/команды)</w:t>
       </w:r>
     </w:p>
@@ -2313,10 +2413,14 @@
         </w:numPr>
         <w:spacing w:lineRule="auto" w:line="240" w:before="0" w:after="0"/>
         <w:ind w:hanging="360" w:start="720"/>
-        <w:rPr/>
-      </w:pPr>
-      <w:r>
-        <w:rPr/>
+        <w:rPr>
+          <w:shd w:fill="81D41A" w:val="clear"/>
+        </w:rPr>
+      </w:pPr>
+      <w:r>
+        <w:rPr>
+          <w:shd w:fill="81D41A" w:val="clear"/>
+        </w:rPr>
         <w:t>Взнос (если есть) и призы (если есть)</w:t>
       </w:r>
     </w:p>
@@ -2329,10 +2433,14 @@
         </w:numPr>
         <w:spacing w:lineRule="auto" w:line="240" w:before="0" w:after="0"/>
         <w:ind w:hanging="360" w:start="720"/>
-        <w:rPr/>
-      </w:pPr>
-      <w:r>
-        <w:rPr/>
+        <w:rPr>
+          <w:shd w:fill="81D41A" w:val="clear"/>
+        </w:rPr>
+      </w:pPr>
+      <w:r>
+        <w:rPr>
+          <w:shd w:fill="81D41A" w:val="clear"/>
+        </w:rPr>
         <w:t>Лимит участников/команд</w:t>
       </w:r>
     </w:p>
@@ -2345,10 +2453,14 @@
         </w:numPr>
         <w:spacing w:lineRule="auto" w:line="240" w:before="0" w:after="0"/>
         <w:ind w:hanging="360" w:start="720"/>
-        <w:rPr/>
-      </w:pPr>
-      <w:r>
-        <w:rPr/>
+        <w:rPr>
+          <w:shd w:fill="81D41A" w:val="clear"/>
+        </w:rPr>
+      </w:pPr>
+      <w:r>
+        <w:rPr>
+          <w:shd w:fill="81D41A" w:val="clear"/>
+        </w:rPr>
         <w:t>Статус: “Открыта регистрация / Идёт / Завершён”</w:t>
       </w:r>
     </w:p>
@@ -2361,10 +2473,14 @@
         </w:numPr>
         <w:spacing w:lineRule="auto" w:line="240" w:before="0" w:after="240"/>
         <w:ind w:hanging="360" w:start="720"/>
-        <w:rPr/>
-      </w:pPr>
-      <w:r>
-        <w:rPr/>
+        <w:rPr>
+          <w:shd w:fill="81D41A" w:val="clear"/>
+        </w:rPr>
+      </w:pPr>
+      <w:r>
+        <w:rPr>
+          <w:shd w:fill="81D41A" w:val="clear"/>
+        </w:rPr>
         <w:t>Короткие правила подсчёта</w:t>
       </w:r>
     </w:p>
@@ -2375,12 +2491,14 @@
         <w:rPr>
           <w:b/>
           <w:bCs/>
+          <w:shd w:fill="81D41A" w:val="clear"/>
         </w:rPr>
       </w:pPr>
       <w:r>
         <w:rPr>
           <w:b/>
           <w:bCs/>
+          <w:shd w:fill="81D41A" w:val="clear"/>
         </w:rPr>
         <w:t>Кнопки в карточке турнира:</w:t>
       </w:r>
@@ -2396,17 +2514,20 @@
         <w:ind w:hanging="360" w:start="720"/>
         <w:rPr>
           <w:rFonts w:ascii="Arial Unicode MS" w:hAnsi="Arial Unicode MS" w:eastAsia="Arial Unicode MS" w:cs="Arial Unicode MS"/>
+          <w:shd w:fill="81D41A" w:val="clear"/>
         </w:rPr>
       </w:pPr>
       <w:r>
         <w:rPr>
           <w:rFonts w:eastAsia="Arial Unicode MS" w:cs="Arial Unicode MS" w:ascii="Arial Unicode MS" w:hAnsi="Arial Unicode MS"/>
+          <w:shd w:fill="81D41A" w:val="clear"/>
         </w:rPr>
         <w:t xml:space="preserve">✅ </w:t>
       </w:r>
       <w:r>
         <w:rPr>
           <w:rFonts w:eastAsia="Arial Unicode MS" w:cs="Arial Unicode MS" w:ascii="Arial Unicode MS" w:hAnsi="Arial Unicode MS"/>
+          <w:shd w:fill="81D41A" w:val="clear"/>
         </w:rPr>
         <w:t>Вступить</w:t>
       </w:r>
@@ -2420,14 +2541,20 @@
         </w:numPr>
         <w:spacing w:lineRule="auto" w:line="240" w:before="0" w:after="0"/>
         <w:ind w:hanging="360" w:start="720"/>
-        <w:rPr/>
-      </w:pPr>
-      <w:r>
-        <w:rPr/>
+        <w:rPr>
+          <w:shd w:fill="81D41A" w:val="clear"/>
+        </w:rPr>
+      </w:pPr>
+      <w:r>
+        <w:rPr>
+          <w:shd w:fill="81D41A" w:val="clear"/>
+        </w:rPr>
         <w:t xml:space="preserve">📋 </w:t>
       </w:r>
       <w:r>
-        <w:rPr/>
+        <w:rPr>
+          <w:shd w:fill="81D41A" w:val="clear"/>
+        </w:rPr>
         <w:t>Правила</w:t>
       </w:r>
     </w:p>
@@ -2440,14 +2567,20 @@
         </w:numPr>
         <w:spacing w:lineRule="auto" w:line="240" w:before="0" w:after="0"/>
         <w:ind w:hanging="360" w:start="720"/>
-        <w:rPr/>
-      </w:pPr>
-      <w:r>
-        <w:rPr/>
+        <w:rPr>
+          <w:shd w:fill="81D41A" w:val="clear"/>
+        </w:rPr>
+      </w:pPr>
+      <w:r>
+        <w:rPr>
+          <w:shd w:fill="81D41A" w:val="clear"/>
+        </w:rPr>
         <w:t xml:space="preserve">👥 </w:t>
       </w:r>
       <w:r>
-        <w:rPr/>
+        <w:rPr>
+          <w:shd w:fill="81D41A" w:val="clear"/>
+        </w:rPr>
         <w:t>Участники/Команды</w:t>
       </w:r>
     </w:p>
@@ -2460,14 +2593,20 @@
         </w:numPr>
         <w:spacing w:lineRule="auto" w:line="240" w:before="0" w:after="0"/>
         <w:ind w:hanging="360" w:start="720"/>
-        <w:rPr/>
-      </w:pPr>
-      <w:r>
-        <w:rPr/>
+        <w:rPr>
+          <w:shd w:fill="81D41A" w:val="clear"/>
+        </w:rPr>
+      </w:pPr>
+      <w:r>
+        <w:rPr>
+          <w:shd w:fill="81D41A" w:val="clear"/>
+        </w:rPr>
         <w:t xml:space="preserve">📊 </w:t>
       </w:r>
       <w:r>
-        <w:rPr/>
+        <w:rPr>
+          <w:shd w:fill="81D41A" w:val="clear"/>
+        </w:rPr>
         <w:t>Таблица результатов (если идёт/завершён)</w:t>
       </w:r>
     </w:p>
@@ -2480,14 +2619,20 @@
         </w:numPr>
         <w:spacing w:lineRule="auto" w:line="240" w:before="0" w:after="240"/>
         <w:ind w:hanging="360" w:start="720"/>
-        <w:rPr/>
-      </w:pPr>
-      <w:r>
-        <w:rPr/>
+        <w:rPr>
+          <w:shd w:fill="81D41A" w:val="clear"/>
+        </w:rPr>
+      </w:pPr>
+      <w:r>
+        <w:rPr>
+          <w:shd w:fill="81D41A" w:val="clear"/>
+        </w:rPr>
         <w:t xml:space="preserve">⬅️ </w:t>
       </w:r>
       <w:r>
-        <w:rPr/>
+        <w:rPr>
+          <w:shd w:fill="81D41A" w:val="clear"/>
+        </w:rPr>
         <w:t>Назад</w:t>
       </w:r>
     </w:p>
@@ -2498,12 +2643,14 @@
         <w:rPr>
           <w:b/>
           <w:bCs/>
+          <w:shd w:fill="81D41A" w:val="clear"/>
         </w:rPr>
       </w:pPr>
       <w:r>
         <w:rPr>
           <w:b/>
           <w:bCs/>
+          <w:shd w:fill="81D41A" w:val="clear"/>
         </w:rPr>
         <w:t>Вступление:</w:t>
       </w:r>
@@ -2519,11 +2666,13 @@
         <w:ind w:hanging="360" w:start="720"/>
         <w:rPr>
           <w:rFonts w:ascii="Arial Unicode MS" w:hAnsi="Arial Unicode MS" w:eastAsia="Arial Unicode MS" w:cs="Arial Unicode MS"/>
+          <w:shd w:fill="81D41A" w:val="clear"/>
         </w:rPr>
       </w:pPr>
       <w:r>
         <w:rPr>
           <w:rFonts w:eastAsia="Arial Unicode MS" w:cs="Arial Unicode MS" w:ascii="Arial Unicode MS" w:hAnsi="Arial Unicode MS"/>
+          <w:shd w:fill="81D41A" w:val="clear"/>
         </w:rPr>
         <w:t>Если турнир соло → “Подтверди участие” → ✅ Подтвердить</w:t>
       </w:r>
@@ -2537,11 +2686,14 @@
         </w:numPr>
         <w:spacing w:lineRule="auto" w:line="240" w:before="0" w:after="240"/>
         <w:ind w:hanging="360" w:start="720"/>
-        <w:rPr/>
+        <w:rPr>
+          <w:shd w:fill="81D41A" w:val="clear"/>
+        </w:rPr>
       </w:pPr>
       <w:r>
         <w:rPr>
           <w:rFonts w:eastAsia="Arial Unicode MS" w:cs="Arial Unicode MS" w:ascii="Arial Unicode MS" w:hAnsi="Arial Unicode MS"/>
+          <w:shd w:fill="81D41A" w:val="clear"/>
         </w:rPr>
         <w:t>Если командный → выбрать команду из списка “Твои команды” (или сообщение “Ты не в команде”)</w:t>
       </w:r>
@@ -2559,15 +2711,11 @@
               <wp:inline distT="0" distB="0" distL="0" distR="0">
                 <wp:extent cx="5731510" cy="19050"/>
                 <wp:effectExtent l="0" t="0" r="0" b="0"/>
-                <wp:docPr id="13" name="Фигура7"/>
+                <wp:docPr id="7" name="Фигура7"/>
                 <a:graphic xmlns:a="http://schemas.openxmlformats.org/drawingml/2006/main">
                   <a:graphicData uri="http://schemas.microsoft.com/office/word/2010/wordprocessingShape">
                     <wps:wsp>
                       <wps:cNvSpPr/>
-                      <wps:nvSpPr>
-                        <wps:cNvPr id="14" name="Фигура7"/>
-                        <wps:cNvSpPr/>
-                      </wps:nvSpPr>
                       <wps:spPr>
                         <a:xfrm>
                           <a:off x="0" y="0"/>
@@ -2583,6 +2731,12 @@
                           <a:noFill/>
                         </a:ln>
                       </wps:spPr>
+                      <wps:style>
+                        <a:lnRef idx="0"/>
+                        <a:fillRef idx="0"/>
+                        <a:effectRef idx="0"/>
+                        <a:fontRef idx="minor"/>
+                      </wps:style>
                       <wps:bodyPr/>
                     </wps:wsp>
                   </a:graphicData>
@@ -2595,10 +2749,10 @@
           </mc:Choice>
           <mc:Fallback>
             <w:pict>
-              <v:rect id="shape_0" fillcolor="#a0a0a0" stroked="f" o:allowincell="f" style="position:absolute;margin-left:0pt;margin-top:-1.55pt;width:451.25pt;height:1.45pt;mso-wrap-style:none;v-text-anchor:middle;mso-position-horizontal:center;mso-position-vertical:top">
+              <v:rect id="shape_0" fillcolor="#a0a0a0" stroked="f" o:allowincell="f" style="position:absolute;margin-left:0pt;margin-top:-1.55pt;width:451.25pt;height:1.45pt;mso-wrap-style:none;v-text-anchor:middle;mso-position-vertical:top">
                 <v:fill o:detectmouseclick="t" type="solid" color2="#5f5f5f"/>
                 <v:stroke color="#3465a4" joinstyle="round" endcap="flat"/>
-                <w10:wrap type="topAndBottom"/>
+                <w10:wrap type="square"/>
               </v:rect>
             </w:pict>
           </mc:Fallback>
@@ -2761,15 +2915,11 @@
               <wp:inline distT="0" distB="0" distL="0" distR="0">
                 <wp:extent cx="5731510" cy="19050"/>
                 <wp:effectExtent l="0" t="0" r="0" b="0"/>
-                <wp:docPr id="15" name="Фигура8"/>
+                <wp:docPr id="8" name="Фигура8"/>
                 <a:graphic xmlns:a="http://schemas.openxmlformats.org/drawingml/2006/main">
                   <a:graphicData uri="http://schemas.microsoft.com/office/word/2010/wordprocessingShape">
                     <wps:wsp>
                       <wps:cNvSpPr/>
-                      <wps:nvSpPr>
-                        <wps:cNvPr id="16" name="Фигура8"/>
-                        <wps:cNvSpPr/>
-                      </wps:nvSpPr>
                       <wps:spPr>
                         <a:xfrm>
                           <a:off x="0" y="0"/>
@@ -2785,6 +2935,12 @@
                           <a:noFill/>
                         </a:ln>
                       </wps:spPr>
+                      <wps:style>
+                        <a:lnRef idx="0"/>
+                        <a:fillRef idx="0"/>
+                        <a:effectRef idx="0"/>
+                        <a:fontRef idx="minor"/>
+                      </wps:style>
                       <wps:bodyPr/>
                     </wps:wsp>
                   </a:graphicData>
@@ -2797,10 +2953,10 @@
           </mc:Choice>
           <mc:Fallback>
             <w:pict>
-              <v:rect id="shape_0" fillcolor="#a0a0a0" stroked="f" o:allowincell="f" style="position:absolute;margin-left:0pt;margin-top:-1.55pt;width:451.25pt;height:1.45pt;mso-wrap-style:none;v-text-anchor:middle;mso-position-horizontal:center;mso-position-vertical:top">
+              <v:rect id="shape_0" fillcolor="#a0a0a0" stroked="f" o:allowincell="f" style="position:absolute;margin-left:0pt;margin-top:-1.55pt;width:451.25pt;height:1.45pt;mso-wrap-style:none;v-text-anchor:middle;mso-position-vertical:top">
                 <v:fill o:detectmouseclick="t" type="solid" color2="#5f5f5f"/>
                 <v:stroke color="#3465a4" joinstyle="round" endcap="flat"/>
-                <w10:wrap type="topAndBottom"/>
+                <w10:wrap type="square"/>
               </v:rect>
             </w:pict>
           </mc:Fallback>
@@ -2813,82 +2969,299 @@
         <w:keepNext w:val="false"/>
         <w:keepLines w:val="false"/>
         <w:spacing w:lineRule="auto" w:line="240" w:before="280" w:after="80"/>
+        <w:rPr>
+          <w:highlight w:val="none"/>
+          <w:shd w:fill="81D41A" w:val="clear"/>
+        </w:rPr>
+      </w:pPr>
+      <w:bookmarkStart w:id="14" w:name="_szn5vfffzhtq"/>
+      <w:bookmarkEnd w:id="14"/>
+      <w:r>
         <w:rPr>
           <w:b/>
           <w:bCs/>
           <w:color w:val="000000"/>
           <w:sz w:val="26"/>
           <w:szCs w:val="26"/>
-        </w:rPr>
-      </w:pPr>
-      <w:bookmarkStart w:id="14" w:name="_szn5vfffzhtq"/>
-      <w:bookmarkEnd w:id="14"/>
+          <w:shd w:fill="81D41A" w:val="clear"/>
+        </w:rPr>
+        <w:t>5.5 Рейтинги</w:t>
+      </w:r>
+    </w:p>
+    <w:p>
+      <w:pPr>
+        <w:pStyle w:val="normal1"/>
+        <w:spacing w:lineRule="auto" w:line="240" w:before="240" w:after="240"/>
+        <w:rPr>
+          <w:highlight w:val="none"/>
+          <w:shd w:fill="81D41A" w:val="clear"/>
+        </w:rPr>
+      </w:pPr>
       <w:r>
         <w:rPr>
           <w:b/>
           <w:bCs/>
-          <w:color w:val="000000"/>
-          <w:sz w:val="26"/>
-          <w:szCs w:val="26"/>
-        </w:rPr>
-        <w:t>5.5 Рейтинги</w:t>
+          <w:shd w:fill="81D41A" w:val="clear"/>
+        </w:rPr>
+        <w:t>Экран “Рейтинги”:</w:t>
+      </w:r>
+    </w:p>
+    <w:p>
+      <w:pPr>
+        <w:pStyle w:val="normal1"/>
+        <w:numPr>
+          <w:ilvl w:val="0"/>
+          <w:numId w:val="9"/>
+        </w:numPr>
+        <w:spacing w:lineRule="auto" w:line="240" w:before="240" w:after="0"/>
+        <w:ind w:hanging="360" w:start="720"/>
+        <w:rPr>
+          <w:highlight w:val="none"/>
+          <w:shd w:fill="81D41A" w:val="clear"/>
+        </w:rPr>
+      </w:pPr>
+      <w:r>
+        <w:rPr>
+          <w:shd w:fill="81D41A" w:val="clear"/>
+        </w:rPr>
+        <w:t xml:space="preserve">🧑 </w:t>
+      </w:r>
+      <w:r>
+        <w:rPr>
+          <w:shd w:fill="81D41A" w:val="clear"/>
+        </w:rPr>
+        <w:t>Рейтинг игроков</w:t>
+      </w:r>
+    </w:p>
+    <w:p>
+      <w:pPr>
+        <w:pStyle w:val="normal1"/>
+        <w:numPr>
+          <w:ilvl w:val="0"/>
+          <w:numId w:val="9"/>
+        </w:numPr>
+        <w:spacing w:lineRule="auto" w:line="240" w:before="0" w:after="240"/>
+        <w:ind w:hanging="360" w:start="720"/>
+        <w:rPr>
+          <w:highlight w:val="none"/>
+          <w:shd w:fill="81D41A" w:val="clear"/>
+        </w:rPr>
+      </w:pPr>
+      <w:r>
+        <w:rPr>
+          <w:shd w:fill="81D41A" w:val="clear"/>
+        </w:rPr>
+        <w:t xml:space="preserve">👥 </w:t>
+      </w:r>
+      <w:r>
+        <w:rPr>
+          <w:shd w:fill="81D41A" w:val="clear"/>
+        </w:rPr>
+        <w:t>Рейтинг команд</w:t>
       </w:r>
     </w:p>
     <w:p>
       <w:pPr>
         <w:pStyle w:val="normal1"/>
         <w:spacing w:lineRule="auto" w:line="240" w:before="240" w:after="240"/>
+        <w:rPr>
+          <w:highlight w:val="none"/>
+          <w:shd w:fill="81D41A" w:val="clear"/>
+        </w:rPr>
+      </w:pPr>
+      <w:r>
         <w:rPr>
           <w:b/>
           <w:bCs/>
+          <w:shd w:fill="81D41A" w:val="clear"/>
+        </w:rPr>
+        <w:t>Фильтры:</w:t>
+      </w:r>
+    </w:p>
+    <w:p>
+      <w:pPr>
+        <w:pStyle w:val="normal1"/>
+        <w:numPr>
+          <w:ilvl w:val="0"/>
+          <w:numId w:val="52"/>
+        </w:numPr>
+        <w:spacing w:lineRule="auto" w:line="240" w:before="240" w:after="0"/>
+        <w:ind w:hanging="360" w:start="720"/>
+        <w:rPr>
+          <w:highlight w:val="none"/>
+          <w:shd w:fill="81D41A" w:val="clear"/>
+        </w:rPr>
+      </w:pPr>
+      <w:r>
+        <w:rPr>
+          <w:shd w:fill="81D41A" w:val="clear"/>
+        </w:rPr>
+        <w:t>За всё время</w:t>
+      </w:r>
+    </w:p>
+    <w:p>
+      <w:pPr>
+        <w:pStyle w:val="normal1"/>
+        <w:numPr>
+          <w:ilvl w:val="0"/>
+          <w:numId w:val="52"/>
+        </w:numPr>
+        <w:spacing w:lineRule="auto" w:line="240" w:before="0" w:after="0"/>
+        <w:ind w:hanging="360" w:start="720"/>
+        <w:rPr>
+          <w:highlight w:val="none"/>
+          <w:shd w:fill="81D41A" w:val="clear"/>
+        </w:rPr>
+      </w:pPr>
+      <w:r>
+        <w:rPr>
+          <w:shd w:fill="81D41A" w:val="clear"/>
+        </w:rPr>
+        <w:t>За сезон (если включено)</w:t>
+      </w:r>
+    </w:p>
+    <w:p>
+      <w:pPr>
+        <w:pStyle w:val="normal1"/>
+        <w:numPr>
+          <w:ilvl w:val="0"/>
+          <w:numId w:val="52"/>
+        </w:numPr>
+        <w:spacing w:lineRule="auto" w:line="240" w:before="0" w:after="0"/>
+        <w:ind w:hanging="360" w:start="720"/>
+        <w:rPr>
+          <w:highlight w:val="none"/>
+          <w:shd w:fill="81D41A" w:val="clear"/>
+        </w:rPr>
+      </w:pPr>
+      <w:r>
+        <w:rPr>
+          <w:shd w:fill="81D41A" w:val="clear"/>
+        </w:rPr>
+        <w:t>За месяц</w:t>
+      </w:r>
+    </w:p>
+    <w:p>
+      <w:pPr>
+        <w:pStyle w:val="normal1"/>
+        <w:numPr>
+          <w:ilvl w:val="0"/>
+          <w:numId w:val="52"/>
+        </w:numPr>
+        <w:spacing w:lineRule="auto" w:line="240" w:before="0" w:after="240"/>
+        <w:ind w:hanging="360" w:start="720"/>
+        <w:rPr>
+          <w:highlight w:val="none"/>
+          <w:shd w:fill="81D41A" w:val="clear"/>
+        </w:rPr>
+      </w:pPr>
+      <w:r>
+        <w:rPr>
+          <w:shd w:fill="81D41A" w:val="clear"/>
+        </w:rPr>
+        <w:t>По конкретному турниру</w:t>
+      </w:r>
+    </w:p>
+    <w:p>
+      <w:pPr>
+        <w:pStyle w:val="normal1"/>
+        <w:spacing w:lineRule="auto" w:line="240" w:before="240" w:after="240"/>
+        <w:rPr>
+          <w:highlight w:val="none"/>
+          <w:shd w:fill="81D41A" w:val="clear"/>
         </w:rPr>
       </w:pPr>
       <w:r>
         <w:rPr>
           <w:b/>
           <w:bCs/>
-        </w:rPr>
-        <w:t>Экран “Рейтинги”:</w:t>
-      </w:r>
-    </w:p>
-    <w:p>
-      <w:pPr>
-        <w:pStyle w:val="normal1"/>
-        <w:numPr>
-          <w:ilvl w:val="0"/>
-          <w:numId w:val="9"/>
+          <w:shd w:fill="81D41A" w:val="clear"/>
+        </w:rPr>
+        <w:t>Что показываем в таблице рейтинга:</w:t>
+      </w:r>
+    </w:p>
+    <w:p>
+      <w:pPr>
+        <w:pStyle w:val="normal1"/>
+        <w:numPr>
+          <w:ilvl w:val="0"/>
+          <w:numId w:val="33"/>
         </w:numPr>
         <w:spacing w:lineRule="auto" w:line="240" w:before="240" w:after="0"/>
         <w:ind w:hanging="360" w:start="720"/>
-        <w:rPr/>
-      </w:pPr>
-      <w:r>
-        <w:rPr/>
-        <w:t xml:space="preserve">🧑 </w:t>
-      </w:r>
-      <w:r>
-        <w:rPr/>
-        <w:t>Рейтинг игроков</w:t>
-      </w:r>
-    </w:p>
-    <w:p>
-      <w:pPr>
-        <w:pStyle w:val="normal1"/>
-        <w:numPr>
-          <w:ilvl w:val="0"/>
-          <w:numId w:val="9"/>
+        <w:rPr>
+          <w:highlight w:val="none"/>
+          <w:shd w:fill="81D41A" w:val="clear"/>
+        </w:rPr>
+      </w:pPr>
+      <w:r>
+        <w:rPr>
+          <w:shd w:fill="81D41A" w:val="clear"/>
+        </w:rPr>
+        <w:t>Место</w:t>
+      </w:r>
+    </w:p>
+    <w:p>
+      <w:pPr>
+        <w:pStyle w:val="normal1"/>
+        <w:numPr>
+          <w:ilvl w:val="0"/>
+          <w:numId w:val="33"/>
+        </w:numPr>
+        <w:spacing w:lineRule="auto" w:line="240" w:before="0" w:after="0"/>
+        <w:ind w:hanging="360" w:start="720"/>
+        <w:rPr>
+          <w:highlight w:val="none"/>
+          <w:shd w:fill="81D41A" w:val="clear"/>
+        </w:rPr>
+      </w:pPr>
+      <w:r>
+        <w:rPr>
+          <w:shd w:fill="81D41A" w:val="clear"/>
+        </w:rPr>
+        <w:t>Ник/Команда</w:t>
+      </w:r>
+    </w:p>
+    <w:p>
+      <w:pPr>
+        <w:pStyle w:val="normal1"/>
+        <w:numPr>
+          <w:ilvl w:val="0"/>
+          <w:numId w:val="33"/>
+        </w:numPr>
+        <w:spacing w:lineRule="auto" w:line="240" w:before="0" w:after="0"/>
+        <w:ind w:hanging="360" w:start="720"/>
+        <w:rPr>
+          <w:highlight w:val="none"/>
+          <w:shd w:fill="81D41A" w:val="clear"/>
+        </w:rPr>
+      </w:pPr>
+      <w:r>
+        <w:rPr>
+          <w:shd w:fill="81D41A" w:val="clear"/>
+        </w:rPr>
+        <w:t>Основной показатель (например, “Киллы”)</w:t>
+      </w:r>
+    </w:p>
+    <w:p>
+      <w:pPr>
+        <w:pStyle w:val="normal1"/>
+        <w:numPr>
+          <w:ilvl w:val="0"/>
+          <w:numId w:val="33"/>
         </w:numPr>
         <w:spacing w:lineRule="auto" w:line="240" w:before="0" w:after="240"/>
         <w:ind w:hanging="360" w:start="720"/>
-        <w:rPr/>
-      </w:pPr>
-      <w:r>
-        <w:rPr/>
-        <w:t xml:space="preserve">👥 </w:t>
-      </w:r>
-      <w:r>
-        <w:rPr/>
-        <w:t>Рейтинг команд</w:t>
+        <w:rPr>
+          <w:highlight w:val="none"/>
+          <w:shd w:fill="81D41A" w:val="clear"/>
+        </w:rPr>
+      </w:pPr>
+      <w:r>
+        <w:rPr>
+          <w:shd w:fill="81D41A" w:val="clear"/>
+        </w:rPr>
+        <w:t>Дополнительно: сыграно турниров</w:t>
       </w:r>
     </w:p>
     <w:p>
@@ -2896,211 +3269,68 @@
         <w:pStyle w:val="normal1"/>
         <w:spacing w:lineRule="auto" w:line="240" w:before="240" w:after="240"/>
         <w:rPr>
-          <w:b/>
-          <w:bCs/>
-        </w:rPr>
-      </w:pPr>
-      <w:r>
-        <w:rPr>
-          <w:b/>
-          <w:bCs/>
-        </w:rPr>
-        <w:t>Фильтры:</w:t>
-      </w:r>
-    </w:p>
-    <w:p>
-      <w:pPr>
-        <w:pStyle w:val="normal1"/>
-        <w:numPr>
-          <w:ilvl w:val="0"/>
-          <w:numId w:val="52"/>
+          <w:highlight w:val="none"/>
+          <w:shd w:fill="81D41A" w:val="clear"/>
+        </w:rPr>
+      </w:pPr>
+      <w:r>
+        <w:rPr>
+          <w:shd w:fill="81D41A" w:val="clear"/>
+        </w:rPr>
+        <w:t>Кнопки:</w:t>
+      </w:r>
+    </w:p>
+    <w:p>
+      <w:pPr>
+        <w:pStyle w:val="normal1"/>
+        <w:numPr>
+          <w:ilvl w:val="0"/>
+          <w:numId w:val="19"/>
         </w:numPr>
         <w:spacing w:lineRule="auto" w:line="240" w:before="240" w:after="0"/>
         <w:ind w:hanging="360" w:start="720"/>
-        <w:rPr/>
-      </w:pPr>
-      <w:r>
-        <w:rPr/>
-        <w:t>За всё время</w:t>
-      </w:r>
-    </w:p>
-    <w:p>
-      <w:pPr>
-        <w:pStyle w:val="normal1"/>
-        <w:numPr>
-          <w:ilvl w:val="0"/>
-          <w:numId w:val="52"/>
-        </w:numPr>
-        <w:spacing w:lineRule="auto" w:line="240" w:before="0" w:after="0"/>
-        <w:ind w:hanging="360" w:start="720"/>
-        <w:rPr/>
-      </w:pPr>
-      <w:r>
-        <w:rPr/>
-        <w:t>За сезон (если включено)</w:t>
-      </w:r>
-    </w:p>
-    <w:p>
-      <w:pPr>
-        <w:pStyle w:val="normal1"/>
-        <w:numPr>
-          <w:ilvl w:val="0"/>
-          <w:numId w:val="52"/>
-        </w:numPr>
-        <w:spacing w:lineRule="auto" w:line="240" w:before="0" w:after="0"/>
-        <w:ind w:hanging="360" w:start="720"/>
-        <w:rPr/>
-      </w:pPr>
-      <w:r>
-        <w:rPr/>
-        <w:t>За месяц</w:t>
-      </w:r>
-    </w:p>
-    <w:p>
-      <w:pPr>
-        <w:pStyle w:val="normal1"/>
-        <w:numPr>
-          <w:ilvl w:val="0"/>
-          <w:numId w:val="52"/>
+        <w:rPr>
+          <w:highlight w:val="none"/>
+          <w:shd w:fill="81D41A" w:val="clear"/>
+        </w:rPr>
+      </w:pPr>
+      <w:r>
+        <w:rPr>
+          <w:shd w:fill="81D41A" w:val="clear"/>
+        </w:rPr>
+        <w:t xml:space="preserve">🔎 </w:t>
+      </w:r>
+      <w:r>
+        <w:rPr>
+          <w:shd w:fill="81D41A" w:val="clear"/>
+        </w:rPr>
+        <w:t>Найти себя (прыжок к своему месту)</w:t>
+      </w:r>
+    </w:p>
+    <w:p>
+      <w:pPr>
+        <w:pStyle w:val="normal1"/>
+        <w:numPr>
+          <w:ilvl w:val="0"/>
+          <w:numId w:val="19"/>
         </w:numPr>
         <w:spacing w:lineRule="auto" w:line="240" w:before="0" w:after="240"/>
         <w:ind w:hanging="360" w:start="720"/>
-        <w:rPr/>
-      </w:pPr>
-      <w:r>
-        <w:rPr/>
-        <w:t>По конкретному турниру</w:t>
-      </w:r>
-    </w:p>
-    <w:p>
-      <w:pPr>
-        <w:pStyle w:val="normal1"/>
-        <w:spacing w:lineRule="auto" w:line="240" w:before="240" w:after="240"/>
-        <w:rPr>
-          <w:b/>
-          <w:bCs/>
-        </w:rPr>
-      </w:pPr>
-      <w:r>
-        <w:rPr>
-          <w:b/>
-          <w:bCs/>
-        </w:rPr>
-        <w:t>Что показываем в таблице рейтинга:</w:t>
-      </w:r>
-    </w:p>
-    <w:p>
-      <w:pPr>
-        <w:pStyle w:val="normal1"/>
-        <w:numPr>
-          <w:ilvl w:val="0"/>
-          <w:numId w:val="33"/>
-        </w:numPr>
-        <w:spacing w:lineRule="auto" w:line="240" w:before="240" w:after="0"/>
-        <w:ind w:hanging="360" w:start="720"/>
-        <w:rPr/>
-      </w:pPr>
-      <w:r>
-        <w:rPr/>
-        <w:t>Место</w:t>
-      </w:r>
-    </w:p>
-    <w:p>
-      <w:pPr>
-        <w:pStyle w:val="normal1"/>
-        <w:numPr>
-          <w:ilvl w:val="0"/>
-          <w:numId w:val="33"/>
-        </w:numPr>
-        <w:spacing w:lineRule="auto" w:line="240" w:before="0" w:after="0"/>
-        <w:ind w:hanging="360" w:start="720"/>
-        <w:rPr/>
-      </w:pPr>
-      <w:r>
-        <w:rPr/>
-        <w:t>Ник/Команда</w:t>
-      </w:r>
-    </w:p>
-    <w:p>
-      <w:pPr>
-        <w:pStyle w:val="normal1"/>
-        <w:numPr>
-          <w:ilvl w:val="0"/>
-          <w:numId w:val="33"/>
-        </w:numPr>
-        <w:spacing w:lineRule="auto" w:line="240" w:before="0" w:after="0"/>
-        <w:ind w:hanging="360" w:start="720"/>
-        <w:rPr/>
-      </w:pPr>
-      <w:r>
-        <w:rPr/>
-        <w:t>Основной показатель (например, “Киллы”)</w:t>
-      </w:r>
-    </w:p>
-    <w:p>
-      <w:pPr>
-        <w:pStyle w:val="normal1"/>
-        <w:numPr>
-          <w:ilvl w:val="0"/>
-          <w:numId w:val="33"/>
-        </w:numPr>
-        <w:spacing w:lineRule="auto" w:line="240" w:before="0" w:after="240"/>
-        <w:ind w:hanging="360" w:start="720"/>
-        <w:rPr/>
-      </w:pPr>
-      <w:r>
-        <w:rPr/>
-        <w:t>Дополнительно: сыграно турниров</w:t>
-      </w:r>
-    </w:p>
-    <w:p>
-      <w:pPr>
-        <w:pStyle w:val="normal1"/>
-        <w:spacing w:lineRule="auto" w:line="240" w:before="240" w:after="240"/>
-        <w:rPr/>
-      </w:pPr>
-      <w:r>
-        <w:rPr/>
-        <w:t>Кнопки:</w:t>
-      </w:r>
-    </w:p>
-    <w:p>
-      <w:pPr>
-        <w:pStyle w:val="normal1"/>
-        <w:numPr>
-          <w:ilvl w:val="0"/>
-          <w:numId w:val="19"/>
-        </w:numPr>
-        <w:spacing w:lineRule="auto" w:line="240" w:before="240" w:after="0"/>
-        <w:ind w:hanging="360" w:start="720"/>
-        <w:rPr/>
-      </w:pPr>
-      <w:r>
-        <w:rPr/>
-        <w:t xml:space="preserve">🔎 </w:t>
-      </w:r>
-      <w:r>
-        <w:rPr/>
-        <w:t>Найти себя (прыжок к своему месту)</w:t>
-      </w:r>
-    </w:p>
-    <w:p>
-      <w:pPr>
-        <w:pStyle w:val="normal1"/>
-        <w:numPr>
-          <w:ilvl w:val="0"/>
-          <w:numId w:val="19"/>
-        </w:numPr>
-        <w:spacing w:lineRule="auto" w:line="240" w:before="0" w:after="240"/>
-        <w:ind w:hanging="360" w:start="720"/>
-        <w:rPr/>
-      </w:pPr>
-      <w:r>
-        <w:rPr/>
+        <w:rPr>
+          <w:highlight w:val="none"/>
+          <w:shd w:fill="81D41A" w:val="clear"/>
+        </w:rPr>
+      </w:pPr>
+      <w:r>
+        <w:rPr>
+          <w:shd w:fill="81D41A" w:val="clear"/>
+        </w:rPr>
         <w:t xml:space="preserve">⬅️ </w:t>
       </w:r>
       <w:r>
-        <w:rPr/>
+        <w:rPr>
+          <w:shd w:fill="81D41A" w:val="clear"/>
+        </w:rPr>
         <w:t>Назад</w:t>
       </w:r>
     </w:p>
@@ -3117,15 +3347,11 @@
               <wp:inline distT="0" distB="0" distL="0" distR="0">
                 <wp:extent cx="5731510" cy="19050"/>
                 <wp:effectExtent l="0" t="0" r="0" b="0"/>
-                <wp:docPr id="17" name="Фигура9"/>
+                <wp:docPr id="9" name="Фигура9"/>
                 <a:graphic xmlns:a="http://schemas.openxmlformats.org/drawingml/2006/main">
                   <a:graphicData uri="http://schemas.microsoft.com/office/word/2010/wordprocessingShape">
                     <wps:wsp>
                       <wps:cNvSpPr/>
-                      <wps:nvSpPr>
-                        <wps:cNvPr id="18" name="Фигура9"/>
-                        <wps:cNvSpPr/>
-                      </wps:nvSpPr>
                       <wps:spPr>
                         <a:xfrm>
                           <a:off x="0" y="0"/>
@@ -3141,6 +3367,12 @@
                           <a:noFill/>
                         </a:ln>
                       </wps:spPr>
+                      <wps:style>
+                        <a:lnRef idx="0"/>
+                        <a:fillRef idx="0"/>
+                        <a:effectRef idx="0"/>
+                        <a:fontRef idx="minor"/>
+                      </wps:style>
                       <wps:bodyPr/>
                     </wps:wsp>
                   </a:graphicData>
@@ -3153,10 +3385,10 @@
           </mc:Choice>
           <mc:Fallback>
             <w:pict>
-              <v:rect id="shape_0" fillcolor="#a0a0a0" stroked="f" o:allowincell="f" style="position:absolute;margin-left:0pt;margin-top:-1.55pt;width:451.25pt;height:1.45pt;mso-wrap-style:none;v-text-anchor:middle;mso-position-horizontal:center;mso-position-vertical:top">
+              <v:rect id="shape_0" fillcolor="#a0a0a0" stroked="f" o:allowincell="f" style="position:absolute;margin-left:0pt;margin-top:-1.55pt;width:451.25pt;height:1.45pt;mso-wrap-style:none;v-text-anchor:middle;mso-position-vertical:top">
                 <v:fill o:detectmouseclick="t" type="solid" color2="#5f5f5f"/>
                 <v:stroke color="#3465a4" joinstyle="round" endcap="flat"/>
-                <w10:wrap type="topAndBottom"/>
+                <w10:wrap type="square"/>
               </v:rect>
             </w:pict>
           </mc:Fallback>
@@ -3187,22 +3419,34 @@
           <w:sz w:val="26"/>
           <w:szCs w:val="26"/>
         </w:rPr>
-        <w:t>5.6 Кошелёк (CD токен)</w:t>
-      </w:r>
-    </w:p>
-    <w:p>
-      <w:pPr>
-        <w:pStyle w:val="normal1"/>
-        <w:spacing w:lineRule="auto" w:line="240" w:before="240" w:after="240"/>
+        <w:t>5</w:t>
+      </w:r>
+      <w:r>
         <w:rPr>
           <w:b/>
           <w:bCs/>
+          <w:color w:val="000000"/>
+          <w:sz w:val="26"/>
+          <w:szCs w:val="26"/>
+          <w:shd w:fill="81D41A" w:val="clear"/>
+        </w:rPr>
+        <w:t>.6 Кошелёк (CD токен)</w:t>
+      </w:r>
+    </w:p>
+    <w:p>
+      <w:pPr>
+        <w:pStyle w:val="normal1"/>
+        <w:spacing w:lineRule="auto" w:line="240" w:before="240" w:after="240"/>
+        <w:rPr>
+          <w:highlight w:val="none"/>
+          <w:shd w:fill="81D41A" w:val="clear"/>
         </w:rPr>
       </w:pPr>
       <w:r>
         <w:rPr>
           <w:b/>
           <w:bCs/>
+          <w:shd w:fill="81D41A" w:val="clear"/>
         </w:rPr>
         <w:t>Экран “Кошелёк”:</w:t>
       </w:r>
@@ -3216,10 +3460,15 @@
         </w:numPr>
         <w:spacing w:lineRule="auto" w:line="240" w:before="240" w:after="0"/>
         <w:ind w:hanging="360" w:start="720"/>
-        <w:rPr/>
-      </w:pPr>
-      <w:r>
-        <w:rPr/>
+        <w:rPr>
+          <w:highlight w:val="none"/>
+          <w:shd w:fill="81D41A" w:val="clear"/>
+        </w:rPr>
+      </w:pPr>
+      <w:r>
+        <w:rPr>
+          <w:shd w:fill="81D41A" w:val="clear"/>
+        </w:rPr>
         <w:t>Баланс CD токен</w:t>
       </w:r>
     </w:p>
@@ -3232,14 +3481,21 @@
         </w:numPr>
         <w:spacing w:lineRule="auto" w:line="240" w:before="0" w:after="240"/>
         <w:ind w:hanging="360" w:start="720"/>
-        <w:rPr/>
-      </w:pPr>
-      <w:r>
-        <w:rPr/>
+        <w:rPr>
+          <w:highlight w:val="none"/>
+          <w:shd w:fill="81D41A" w:val="clear"/>
+        </w:rPr>
+      </w:pPr>
+      <w:r>
+        <w:rPr>
+          <w:shd w:fill="81D41A" w:val="clear"/>
+        </w:rPr>
         <w:t>“</w:t>
       </w:r>
       <w:r>
-        <w:rPr/>
+        <w:rPr>
+          <w:shd w:fill="81D41A" w:val="clear"/>
+        </w:rPr>
         <w:t>История” (последние операции): начисление/списание/за что</w:t>
       </w:r>
     </w:p>
@@ -3247,15 +3503,16 @@
       <w:pPr>
         <w:pStyle w:val="normal1"/>
         <w:spacing w:lineRule="auto" w:line="240" w:before="240" w:after="240"/>
+        <w:rPr>
+          <w:highlight w:val="none"/>
+          <w:shd w:fill="81D41A" w:val="clear"/>
+        </w:rPr>
+      </w:pPr>
+      <w:r>
         <w:rPr>
           <w:b/>
           <w:bCs/>
-        </w:rPr>
-      </w:pPr>
-      <w:r>
-        <w:rPr>
-          <w:b/>
-          <w:bCs/>
+          <w:shd w:fill="81D41A" w:val="clear"/>
         </w:rPr>
         <w:t>Кнопки:</w:t>
       </w:r>
@@ -3269,14 +3526,21 @@
         </w:numPr>
         <w:spacing w:lineRule="auto" w:line="240" w:before="240" w:after="0"/>
         <w:ind w:hanging="360" w:start="720"/>
-        <w:rPr/>
-      </w:pPr>
-      <w:r>
-        <w:rPr/>
+        <w:rPr>
+          <w:highlight w:val="none"/>
+          <w:shd w:fill="81D41A" w:val="clear"/>
+        </w:rPr>
+      </w:pPr>
+      <w:r>
+        <w:rPr>
+          <w:shd w:fill="81D41A" w:val="clear"/>
+        </w:rPr>
         <w:t xml:space="preserve">📜 </w:t>
       </w:r>
       <w:r>
-        <w:rPr/>
+        <w:rPr>
+          <w:shd w:fill="81D41A" w:val="clear"/>
+        </w:rPr>
         <w:t>История операций</w:t>
       </w:r>
     </w:p>
@@ -3289,14 +3553,21 @@
         </w:numPr>
         <w:spacing w:lineRule="auto" w:line="240" w:before="0" w:after="0"/>
         <w:ind w:hanging="360" w:start="720"/>
-        <w:rPr/>
-      </w:pPr>
-      <w:r>
-        <w:rPr/>
+        <w:rPr>
+          <w:highlight w:val="none"/>
+          <w:shd w:fill="81D41A" w:val="clear"/>
+        </w:rPr>
+      </w:pPr>
+      <w:r>
+        <w:rPr>
+          <w:shd w:fill="81D41A" w:val="clear"/>
+        </w:rPr>
         <w:t xml:space="preserve">🎟 </w:t>
       </w:r>
       <w:r>
-        <w:rPr/>
+        <w:rPr>
+          <w:shd w:fill="81D41A" w:val="clear"/>
+        </w:rPr>
         <w:t>Потратить токены (если есть магазин/вход в розыгрыш)</w:t>
       </w:r>
     </w:p>
@@ -3309,14 +3580,21 @@
         </w:numPr>
         <w:spacing w:lineRule="auto" w:line="240" w:before="0" w:after="0"/>
         <w:ind w:hanging="360" w:start="720"/>
-        <w:rPr/>
-      </w:pPr>
-      <w:r>
-        <w:rPr/>
+        <w:rPr>
+          <w:highlight w:val="none"/>
+          <w:shd w:fill="81D41A" w:val="clear"/>
+        </w:rPr>
+      </w:pPr>
+      <w:r>
+        <w:rPr>
+          <w:shd w:fill="81D41A" w:val="clear"/>
+        </w:rPr>
         <w:t xml:space="preserve">🧾 </w:t>
       </w:r>
       <w:r>
-        <w:rPr/>
+        <w:rPr>
+          <w:shd w:fill="81D41A" w:val="clear"/>
+        </w:rPr>
         <w:t>Ввести промокод</w:t>
       </w:r>
     </w:p>
@@ -3329,14 +3607,21 @@
         </w:numPr>
         <w:spacing w:lineRule="auto" w:line="240" w:before="0" w:after="240"/>
         <w:ind w:hanging="360" w:start="720"/>
-        <w:rPr/>
-      </w:pPr>
-      <w:r>
-        <w:rPr/>
+        <w:rPr>
+          <w:highlight w:val="none"/>
+          <w:shd w:fill="81D41A" w:val="clear"/>
+        </w:rPr>
+      </w:pPr>
+      <w:r>
+        <w:rPr>
+          <w:shd w:fill="81D41A" w:val="clear"/>
+        </w:rPr>
         <w:t xml:space="preserve">⬅️ </w:t>
       </w:r>
       <w:r>
-        <w:rPr/>
+        <w:rPr>
+          <w:shd w:fill="81D41A" w:val="clear"/>
+        </w:rPr>
         <w:t>Назад</w:t>
       </w:r>
     </w:p>
@@ -3353,15 +3638,11 @@
               <wp:inline distT="0" distB="0" distL="0" distR="0">
                 <wp:extent cx="5731510" cy="19050"/>
                 <wp:effectExtent l="0" t="0" r="0" b="0"/>
-                <wp:docPr id="19" name="Фигура10"/>
+                <wp:docPr id="10" name="Фигура10"/>
                 <a:graphic xmlns:a="http://schemas.openxmlformats.org/drawingml/2006/main">
                   <a:graphicData uri="http://schemas.microsoft.com/office/word/2010/wordprocessingShape">
                     <wps:wsp>
                       <wps:cNvSpPr/>
-                      <wps:nvSpPr>
-                        <wps:cNvPr id="20" name="Фигура10"/>
-                        <wps:cNvSpPr/>
-                      </wps:nvSpPr>
                       <wps:spPr>
                         <a:xfrm>
                           <a:off x="0" y="0"/>
@@ -3377,6 +3658,12 @@
                           <a:noFill/>
                         </a:ln>
                       </wps:spPr>
+                      <wps:style>
+                        <a:lnRef idx="0"/>
+                        <a:fillRef idx="0"/>
+                        <a:effectRef idx="0"/>
+                        <a:fontRef idx="minor"/>
+                      </wps:style>
                       <wps:bodyPr/>
                     </wps:wsp>
                   </a:graphicData>
@@ -3389,10 +3676,10 @@
           </mc:Choice>
           <mc:Fallback>
             <w:pict>
-              <v:rect id="shape_0" fillcolor="#a0a0a0" stroked="f" o:allowincell="f" style="position:absolute;margin-left:0pt;margin-top:-1.55pt;width:451.25pt;height:1.45pt;mso-wrap-style:none;v-text-anchor:middle;mso-position-horizontal:center;mso-position-vertical:top">
+              <v:rect id="shape_0" fillcolor="#a0a0a0" stroked="f" o:allowincell="f" style="position:absolute;margin-left:0pt;margin-top:-1.55pt;width:451.25pt;height:1.45pt;mso-wrap-style:none;v-text-anchor:middle;mso-position-vertical:top">
                 <v:fill o:detectmouseclick="t" type="solid" color2="#5f5f5f"/>
                 <v:stroke color="#3465a4" joinstyle="round" endcap="flat"/>
-                <w10:wrap type="topAndBottom"/>
+                <w10:wrap type="square"/>
               </v:rect>
             </w:pict>
           </mc:Fallback>
@@ -3512,15 +3799,11 @@
               <wp:inline distT="0" distB="0" distL="0" distR="0">
                 <wp:extent cx="5731510" cy="19050"/>
                 <wp:effectExtent l="0" t="0" r="0" b="0"/>
-                <wp:docPr id="21" name="Фигура11"/>
+                <wp:docPr id="11" name="Фигура11"/>
                 <a:graphic xmlns:a="http://schemas.openxmlformats.org/drawingml/2006/main">
                   <a:graphicData uri="http://schemas.microsoft.com/office/word/2010/wordprocessingShape">
                     <wps:wsp>
                       <wps:cNvSpPr/>
-                      <wps:nvSpPr>
-                        <wps:cNvPr id="22" name="Фигура11"/>
-                        <wps:cNvSpPr/>
-                      </wps:nvSpPr>
                       <wps:spPr>
                         <a:xfrm>
                           <a:off x="0" y="0"/>
@@ -3536,6 +3819,12 @@
                           <a:noFill/>
                         </a:ln>
                       </wps:spPr>
+                      <wps:style>
+                        <a:lnRef idx="0"/>
+                        <a:fillRef idx="0"/>
+                        <a:effectRef idx="0"/>
+                        <a:fontRef idx="minor"/>
+                      </wps:style>
                       <wps:bodyPr/>
                     </wps:wsp>
                   </a:graphicData>
@@ -3548,10 +3837,10 @@
           </mc:Choice>
           <mc:Fallback>
             <w:pict>
-              <v:rect id="shape_0" fillcolor="#a0a0a0" stroked="f" o:allowincell="f" style="position:absolute;margin-left:0pt;margin-top:-1.55pt;width:451.25pt;height:1.45pt;mso-wrap-style:none;v-text-anchor:middle;mso-position-horizontal:center;mso-position-vertical:top">
+              <v:rect id="shape_0" fillcolor="#a0a0a0" stroked="f" o:allowincell="f" style="position:absolute;margin-left:0pt;margin-top:-1.55pt;width:451.25pt;height:1.45pt;mso-wrap-style:none;v-text-anchor:middle;mso-position-vertical:top">
                 <v:fill o:detectmouseclick="t" type="solid" color2="#5f5f5f"/>
                 <v:stroke color="#3465a4" joinstyle="round" endcap="flat"/>
-                <w10:wrap type="topAndBottom"/>
+                <w10:wrap type="square"/>
               </v:rect>
             </w:pict>
           </mc:Fallback>
@@ -3851,15 +4140,11 @@
               <wp:inline distT="0" distB="0" distL="0" distR="0">
                 <wp:extent cx="5731510" cy="19050"/>
                 <wp:effectExtent l="0" t="0" r="0" b="0"/>
-                <wp:docPr id="23" name="Фигура12"/>
+                <wp:docPr id="12" name="Фигура12"/>
                 <a:graphic xmlns:a="http://schemas.openxmlformats.org/drawingml/2006/main">
                   <a:graphicData uri="http://schemas.microsoft.com/office/word/2010/wordprocessingShape">
                     <wps:wsp>
                       <wps:cNvSpPr/>
-                      <wps:nvSpPr>
-                        <wps:cNvPr id="24" name="Фигура12"/>
-                        <wps:cNvSpPr/>
-                      </wps:nvSpPr>
                       <wps:spPr>
                         <a:xfrm>
                           <a:off x="0" y="0"/>
@@ -3875,6 +4160,12 @@
                           <a:noFill/>
                         </a:ln>
                       </wps:spPr>
+                      <wps:style>
+                        <a:lnRef idx="0"/>
+                        <a:fillRef idx="0"/>
+                        <a:effectRef idx="0"/>
+                        <a:fontRef idx="minor"/>
+                      </wps:style>
                       <wps:bodyPr/>
                     </wps:wsp>
                   </a:graphicData>
@@ -3887,10 +4178,10 @@
           </mc:Choice>
           <mc:Fallback>
             <w:pict>
-              <v:rect id="shape_0" fillcolor="#a0a0a0" stroked="f" o:allowincell="f" style="position:absolute;margin-left:0pt;margin-top:-1.55pt;width:451.25pt;height:1.45pt;mso-wrap-style:none;v-text-anchor:middle;mso-position-horizontal:center;mso-position-vertical:top">
+              <v:rect id="shape_0" fillcolor="#a0a0a0" stroked="f" o:allowincell="f" style="position:absolute;margin-left:0pt;margin-top:-1.55pt;width:451.25pt;height:1.45pt;mso-wrap-style:none;v-text-anchor:middle;mso-position-vertical:top">
                 <v:fill o:detectmouseclick="t" type="solid" color2="#5f5f5f"/>
                 <v:stroke color="#3465a4" joinstyle="round" endcap="flat"/>
-                <w10:wrap type="topAndBottom"/>
+                <w10:wrap type="square"/>
               </v:rect>
             </w:pict>
           </mc:Fallback>
@@ -4089,15 +4380,11 @@
               <wp:inline distT="0" distB="0" distL="0" distR="0">
                 <wp:extent cx="5731510" cy="19050"/>
                 <wp:effectExtent l="0" t="0" r="0" b="0"/>
-                <wp:docPr id="25" name="Фигура13"/>
+                <wp:docPr id="13" name="Фигура13"/>
                 <a:graphic xmlns:a="http://schemas.openxmlformats.org/drawingml/2006/main">
                   <a:graphicData uri="http://schemas.microsoft.com/office/word/2010/wordprocessingShape">
                     <wps:wsp>
                       <wps:cNvSpPr/>
-                      <wps:nvSpPr>
-                        <wps:cNvPr id="26" name="Фигура13"/>
-                        <wps:cNvSpPr/>
-                      </wps:nvSpPr>
                       <wps:spPr>
                         <a:xfrm>
                           <a:off x="0" y="0"/>
@@ -4113,6 +4400,12 @@
                           <a:noFill/>
                         </a:ln>
                       </wps:spPr>
+                      <wps:style>
+                        <a:lnRef idx="0"/>
+                        <a:fillRef idx="0"/>
+                        <a:effectRef idx="0"/>
+                        <a:fontRef idx="minor"/>
+                      </wps:style>
                       <wps:bodyPr/>
                     </wps:wsp>
                   </a:graphicData>
@@ -4125,10 +4418,10 @@
           </mc:Choice>
           <mc:Fallback>
             <w:pict>
-              <v:rect id="shape_0" fillcolor="#a0a0a0" stroked="f" o:allowincell="f" style="position:absolute;margin-left:0pt;margin-top:-1.55pt;width:451.25pt;height:1.45pt;mso-wrap-style:none;v-text-anchor:middle;mso-position-horizontal:center;mso-position-vertical:top">
+              <v:rect id="shape_0" fillcolor="#a0a0a0" stroked="f" o:allowincell="f" style="position:absolute;margin-left:0pt;margin-top:-1.55pt;width:451.25pt;height:1.45pt;mso-wrap-style:none;v-text-anchor:middle;mso-position-vertical:top">
                 <v:fill o:detectmouseclick="t" type="solid" color2="#5f5f5f"/>
                 <v:stroke color="#3465a4" joinstyle="round" endcap="flat"/>
-                <w10:wrap type="topAndBottom"/>
+                <w10:wrap type="square"/>
               </v:rect>
             </w:pict>
           </mc:Fallback>
@@ -4141,23 +4434,21 @@
         <w:keepNext w:val="false"/>
         <w:keepLines w:val="false"/>
         <w:spacing w:lineRule="auto" w:line="240" w:before="280" w:after="80"/>
+        <w:rPr>
+          <w:highlight w:val="none"/>
+          <w:shd w:fill="81D41A" w:val="clear"/>
+        </w:rPr>
+      </w:pPr>
+      <w:bookmarkStart w:id="19" w:name="_ailucsqn0nbt"/>
+      <w:bookmarkEnd w:id="19"/>
+      <w:r>
         <w:rPr>
           <w:b/>
           <w:bCs/>
           <w:color w:val="000000"/>
           <w:sz w:val="26"/>
           <w:szCs w:val="26"/>
-        </w:rPr>
-      </w:pPr>
-      <w:bookmarkStart w:id="19" w:name="_ailucsqn0nbt"/>
-      <w:bookmarkEnd w:id="19"/>
-      <w:r>
-        <w:rPr>
-          <w:b/>
-          <w:bCs/>
-          <w:color w:val="000000"/>
-          <w:sz w:val="26"/>
-          <w:szCs w:val="26"/>
+          <w:shd w:fill="81D41A" w:val="clear"/>
         </w:rPr>
         <w:t>5.10 Поддержка</w:t>
       </w:r>
@@ -4172,18 +4463,21 @@
         <w:spacing w:lineRule="auto" w:line="240" w:before="240" w:after="0"/>
         <w:ind w:hanging="360" w:start="720"/>
         <w:rPr>
-          <w:rFonts w:ascii="Arial Unicode MS" w:hAnsi="Arial Unicode MS" w:eastAsia="Arial Unicode MS" w:cs="Arial Unicode MS"/>
+          <w:highlight w:val="none"/>
+          <w:shd w:fill="81D41A" w:val="clear"/>
         </w:rPr>
       </w:pPr>
       <w:r>
         <w:rPr>
           <w:rFonts w:eastAsia="Arial Unicode MS" w:cs="Arial Unicode MS" w:ascii="Arial Unicode MS" w:hAnsi="Arial Unicode MS"/>
+          <w:shd w:fill="81D41A" w:val="clear"/>
         </w:rPr>
         <w:t>“</w:t>
       </w:r>
       <w:r>
         <w:rPr>
           <w:rFonts w:eastAsia="Arial Unicode MS" w:cs="Arial Unicode MS" w:ascii="Arial Unicode MS" w:hAnsi="Arial Unicode MS"/>
+          <w:shd w:fill="81D41A" w:val="clear"/>
         </w:rPr>
         <w:t>Задать вопрос” → бот просит написать сообщение</w:t>
       </w:r>
@@ -4197,14 +4491,21 @@
         </w:numPr>
         <w:spacing w:lineRule="auto" w:line="240" w:before="0" w:after="240"/>
         <w:ind w:hanging="360" w:start="720"/>
-        <w:rPr/>
-      </w:pPr>
-      <w:r>
-        <w:rPr/>
+        <w:rPr>
+          <w:highlight w:val="none"/>
+          <w:shd w:fill="81D41A" w:val="clear"/>
+        </w:rPr>
+      </w:pPr>
+      <w:r>
+        <w:rPr>
+          <w:shd w:fill="81D41A" w:val="clear"/>
+        </w:rPr>
         <w:t>“</w:t>
       </w:r>
       <w:r>
-        <w:rPr/>
+        <w:rPr>
+          <w:shd w:fill="81D41A" w:val="clear"/>
+        </w:rPr>
         <w:t>Частые вопросы” (кнопки-ответы)</w:t>
       </w:r>
     </w:p>
@@ -4221,15 +4522,11 @@
               <wp:inline distT="0" distB="0" distL="0" distR="0">
                 <wp:extent cx="5731510" cy="19050"/>
                 <wp:effectExtent l="0" t="0" r="0" b="0"/>
-                <wp:docPr id="27" name="Фигура14"/>
+                <wp:docPr id="14" name="Фигура14"/>
                 <a:graphic xmlns:a="http://schemas.openxmlformats.org/drawingml/2006/main">
                   <a:graphicData uri="http://schemas.microsoft.com/office/word/2010/wordprocessingShape">
                     <wps:wsp>
                       <wps:cNvSpPr/>
-                      <wps:nvSpPr>
-                        <wps:cNvPr id="28" name="Фигура14"/>
-                        <wps:cNvSpPr/>
-                      </wps:nvSpPr>
                       <wps:spPr>
                         <a:xfrm>
                           <a:off x="0" y="0"/>
@@ -4245,6 +4542,12 @@
                           <a:noFill/>
                         </a:ln>
                       </wps:spPr>
+                      <wps:style>
+                        <a:lnRef idx="0"/>
+                        <a:fillRef idx="0"/>
+                        <a:effectRef idx="0"/>
+                        <a:fontRef idx="minor"/>
+                      </wps:style>
                       <wps:bodyPr/>
                     </wps:wsp>
                   </a:graphicData>
@@ -4257,10 +4560,10 @@
           </mc:Choice>
           <mc:Fallback>
             <w:pict>
-              <v:rect id="shape_0" fillcolor="#a0a0a0" stroked="f" o:allowincell="f" style="position:absolute;margin-left:0pt;margin-top:-1.55pt;width:451.25pt;height:1.45pt;mso-wrap-style:none;v-text-anchor:middle;mso-position-horizontal:center;mso-position-vertical:top">
+              <v:rect id="shape_0" fillcolor="#a0a0a0" stroked="f" o:allowincell="f" style="position:absolute;margin-left:0pt;margin-top:-1.55pt;width:451.25pt;height:1.45pt;mso-wrap-style:none;v-text-anchor:middle;mso-position-vertical:top">
                 <v:fill o:detectmouseclick="t" type="solid" color2="#5f5f5f"/>
                 <v:stroke color="#3465a4" joinstyle="round" endcap="flat"/>
-                <w10:wrap type="topAndBottom"/>
+                <w10:wrap type="square"/>
               </v:rect>
             </w:pict>
           </mc:Fallback>
@@ -4496,15 +4799,11 @@
               <wp:inline distT="0" distB="0" distL="0" distR="0">
                 <wp:extent cx="5731510" cy="19050"/>
                 <wp:effectExtent l="0" t="0" r="0" b="0"/>
-                <wp:docPr id="29" name="Фигура15"/>
+                <wp:docPr id="15" name="Фигура15"/>
                 <a:graphic xmlns:a="http://schemas.openxmlformats.org/drawingml/2006/main">
                   <a:graphicData uri="http://schemas.microsoft.com/office/word/2010/wordprocessingShape">
                     <wps:wsp>
                       <wps:cNvSpPr/>
-                      <wps:nvSpPr>
-                        <wps:cNvPr id="30" name="Фигура15"/>
-                        <wps:cNvSpPr/>
-                      </wps:nvSpPr>
                       <wps:spPr>
                         <a:xfrm>
                           <a:off x="0" y="0"/>
@@ -4520,6 +4819,12 @@
                           <a:noFill/>
                         </a:ln>
                       </wps:spPr>
+                      <wps:style>
+                        <a:lnRef idx="0"/>
+                        <a:fillRef idx="0"/>
+                        <a:effectRef idx="0"/>
+                        <a:fontRef idx="minor"/>
+                      </wps:style>
                       <wps:bodyPr/>
                     </wps:wsp>
                   </a:graphicData>
@@ -4532,10 +4837,10 @@
           </mc:Choice>
           <mc:Fallback>
             <w:pict>
-              <v:rect id="shape_0" fillcolor="#a0a0a0" stroked="f" o:allowincell="f" style="position:absolute;margin-left:0pt;margin-top:-1.55pt;width:451.25pt;height:1.45pt;mso-wrap-style:none;v-text-anchor:middle;mso-position-horizontal:center;mso-position-vertical:top">
+              <v:rect id="shape_0" fillcolor="#a0a0a0" stroked="f" o:allowincell="f" style="position:absolute;margin-left:0pt;margin-top:-1.55pt;width:451.25pt;height:1.45pt;mso-wrap-style:none;v-text-anchor:middle;mso-position-vertical:top">
                 <v:fill o:detectmouseclick="t" type="solid" color2="#5f5f5f"/>
                 <v:stroke color="#3465a4" joinstyle="round" endcap="flat"/>
-                <w10:wrap type="topAndBottom"/>
+                <w10:wrap type="square"/>
               </v:rect>
             </w:pict>
           </mc:Fallback>
@@ -4549,20 +4854,19 @@
         <w:keepLines w:val="false"/>
         <w:spacing w:lineRule="auto" w:line="240" w:before="480" w:after="120"/>
         <w:rPr>
+          <w:highlight w:val="none"/>
+          <w:shd w:fill="81D41A" w:val="clear"/>
+        </w:rPr>
+      </w:pPr>
+      <w:bookmarkStart w:id="23" w:name="_j3ksf5w0ty7o"/>
+      <w:bookmarkEnd w:id="23"/>
+      <w:r>
+        <w:rPr>
           <w:b/>
           <w:bCs/>
           <w:sz w:val="46"/>
           <w:szCs w:val="46"/>
-        </w:rPr>
-      </w:pPr>
-      <w:bookmarkStart w:id="23" w:name="_j3ksf5w0ty7o"/>
-      <w:bookmarkEnd w:id="23"/>
-      <w:r>
-        <w:rPr>
-          <w:b/>
-          <w:bCs/>
-          <w:sz w:val="46"/>
-          <w:szCs w:val="46"/>
+          <w:shd w:fill="81D41A" w:val="clear"/>
         </w:rPr>
         <w:t>7) Админка внутри бота (меню для ролей)</w:t>
       </w:r>
@@ -4571,10 +4875,15 @@
       <w:pPr>
         <w:pStyle w:val="normal1"/>
         <w:spacing w:lineRule="auto" w:line="240" w:before="240" w:after="240"/>
-        <w:rPr/>
-      </w:pPr>
-      <w:r>
-        <w:rPr/>
+        <w:rPr>
+          <w:highlight w:val="none"/>
+          <w:shd w:fill="81D41A" w:val="clear"/>
+        </w:rPr>
+      </w:pPr>
+      <w:r>
+        <w:rPr>
+          <w:shd w:fill="81D41A" w:val="clear"/>
+        </w:rPr>
         <w:t>Если роль менеджер/админ/супер-админ — в главном меню появляется:</w:t>
       </w:r>
     </w:p>
@@ -4587,14 +4896,21 @@
         </w:numPr>
         <w:spacing w:lineRule="auto" w:line="240" w:before="240" w:after="240"/>
         <w:ind w:hanging="360" w:start="720"/>
-        <w:rPr/>
-      </w:pPr>
-      <w:r>
-        <w:rPr/>
+        <w:rPr>
+          <w:highlight w:val="none"/>
+          <w:shd w:fill="81D41A" w:val="clear"/>
+        </w:rPr>
+      </w:pPr>
+      <w:r>
+        <w:rPr>
+          <w:shd w:fill="81D41A" w:val="clear"/>
+        </w:rPr>
         <w:t xml:space="preserve">🛠 </w:t>
       </w:r>
       <w:r>
-        <w:rPr/>
+        <w:rPr>
+          <w:shd w:fill="81D41A" w:val="clear"/>
+        </w:rPr>
         <w:t>Админ-панель</w:t>
       </w:r>
     </w:p>
@@ -4946,15 +5262,11 @@
               <wp:inline distT="0" distB="0" distL="0" distR="0">
                 <wp:extent cx="5731510" cy="19050"/>
                 <wp:effectExtent l="0" t="0" r="0" b="0"/>
-                <wp:docPr id="31" name="Фигура16"/>
+                <wp:docPr id="16" name="Фигура16"/>
                 <a:graphic xmlns:a="http://schemas.openxmlformats.org/drawingml/2006/main">
                   <a:graphicData uri="http://schemas.microsoft.com/office/word/2010/wordprocessingShape">
                     <wps:wsp>
                       <wps:cNvSpPr/>
-                      <wps:nvSpPr>
-                        <wps:cNvPr id="32" name="Фигура16"/>
-                        <wps:cNvSpPr/>
-                      </wps:nvSpPr>
                       <wps:spPr>
                         <a:xfrm>
                           <a:off x="0" y="0"/>
@@ -4970,6 +5282,12 @@
                           <a:noFill/>
                         </a:ln>
                       </wps:spPr>
+                      <wps:style>
+                        <a:lnRef idx="0"/>
+                        <a:fillRef idx="0"/>
+                        <a:effectRef idx="0"/>
+                        <a:fontRef idx="minor"/>
+                      </wps:style>
                       <wps:bodyPr/>
                     </wps:wsp>
                   </a:graphicData>
@@ -4982,10 +5300,10 @@
           </mc:Choice>
           <mc:Fallback>
             <w:pict>
-              <v:rect id="shape_0" fillcolor="#a0a0a0" stroked="f" o:allowincell="f" style="position:absolute;margin-left:0pt;margin-top:-1.55pt;width:451.25pt;height:1.45pt;mso-wrap-style:none;v-text-anchor:middle;mso-position-horizontal:center;mso-position-vertical:top">
+              <v:rect id="shape_0" fillcolor="#a0a0a0" stroked="f" o:allowincell="f" style="position:absolute;margin-left:0pt;margin-top:-1.55pt;width:451.25pt;height:1.45pt;mso-wrap-style:none;v-text-anchor:middle;mso-position-vertical:top">
                 <v:fill o:detectmouseclick="t" type="solid" color2="#5f5f5f"/>
                 <v:stroke color="#3465a4" joinstyle="round" endcap="flat"/>
-                <w10:wrap type="topAndBottom"/>
+                <w10:wrap type="square"/>
               </v:rect>
             </w:pict>
           </mc:Fallback>
@@ -4999,64 +5317,72 @@
         <w:keepLines w:val="false"/>
         <w:spacing w:lineRule="auto" w:line="240" w:before="360" w:after="80"/>
         <w:rPr>
+          <w:highlight w:val="none"/>
+          <w:shd w:fill="81D41A" w:val="clear"/>
+        </w:rPr>
+      </w:pPr>
+      <w:bookmarkStart w:id="25" w:name="_y4vxtq96zvbw"/>
+      <w:bookmarkEnd w:id="25"/>
+      <w:r>
+        <w:rPr>
           <w:b/>
           <w:bCs/>
           <w:sz w:val="34"/>
           <w:szCs w:val="34"/>
-        </w:rPr>
-      </w:pPr>
-      <w:bookmarkStart w:id="25" w:name="_y4vxtq96zvbw"/>
-      <w:bookmarkEnd w:id="25"/>
+          <w:shd w:fill="81D41A" w:val="clear"/>
+        </w:rPr>
+        <w:t>7.2 Турниры (админ/супер-админ)</w:t>
+      </w:r>
+    </w:p>
+    <w:p>
+      <w:pPr>
+        <w:pStyle w:val="normal1"/>
+        <w:spacing w:lineRule="auto" w:line="240" w:before="240" w:after="240"/>
+        <w:rPr>
+          <w:highlight w:val="none"/>
+          <w:shd w:fill="81D41A" w:val="clear"/>
+        </w:rPr>
+      </w:pPr>
       <w:r>
         <w:rPr>
           <w:b/>
           <w:bCs/>
-          <w:sz w:val="34"/>
-          <w:szCs w:val="34"/>
-        </w:rPr>
-        <w:t>7.2 Турниры (админ/супер-админ)</w:t>
-      </w:r>
-    </w:p>
-    <w:p>
-      <w:pPr>
-        <w:pStyle w:val="normal1"/>
+          <w:shd w:fill="81D41A" w:val="clear"/>
+        </w:rPr>
+        <w:t>Список турниров</w:t>
+      </w:r>
+      <w:r>
+        <w:rPr>
+          <w:shd w:fill="81D41A" w:val="clear"/>
+        </w:rPr>
+        <w:t xml:space="preserve"> + кнопка:</w:t>
+      </w:r>
+    </w:p>
+    <w:p>
+      <w:pPr>
+        <w:pStyle w:val="normal1"/>
+        <w:numPr>
+          <w:ilvl w:val="0"/>
+          <w:numId w:val="46"/>
+        </w:numPr>
         <w:spacing w:lineRule="auto" w:line="240" w:before="240" w:after="240"/>
-        <w:rPr/>
-      </w:pPr>
-      <w:r>
-        <w:rPr>
-          <w:b/>
-          <w:bCs/>
-        </w:rPr>
-        <w:t>Список турниров</w:t>
-      </w:r>
-      <w:r>
-        <w:rPr/>
-        <w:t xml:space="preserve"> + кнопка:</w:t>
-      </w:r>
-    </w:p>
-    <w:p>
-      <w:pPr>
-        <w:pStyle w:val="normal1"/>
-        <w:numPr>
-          <w:ilvl w:val="0"/>
-          <w:numId w:val="46"/>
-        </w:numPr>
-        <w:spacing w:lineRule="auto" w:line="240" w:before="240" w:after="240"/>
-        <w:ind w:hanging="360" w:start="720"/>
-        <w:rPr>
-          <w:rFonts w:ascii="Arial Unicode MS" w:hAnsi="Arial Unicode MS" w:eastAsia="Arial Unicode MS" w:cs="Arial Unicode MS"/>
+        <w:ind w:hanging="360" w:start="720"/>
+        <w:rPr>
+          <w:highlight w:val="none"/>
+          <w:shd w:fill="81D41A" w:val="clear"/>
         </w:rPr>
       </w:pPr>
       <w:r>
         <w:rPr>
           <w:rFonts w:eastAsia="Arial Unicode MS" w:cs="Arial Unicode MS" w:ascii="Arial Unicode MS" w:hAnsi="Arial Unicode MS"/>
+          <w:shd w:fill="81D41A" w:val="clear"/>
         </w:rPr>
         <w:t xml:space="preserve">➕ </w:t>
       </w:r>
       <w:r>
         <w:rPr>
           <w:rFonts w:eastAsia="Arial Unicode MS" w:cs="Arial Unicode MS" w:ascii="Arial Unicode MS" w:hAnsi="Arial Unicode MS"/>
+          <w:shd w:fill="81D41A" w:val="clear"/>
         </w:rPr>
         <w:t>Создать турнир</w:t>
       </w:r>
@@ -5067,16 +5393,399 @@
         <w:keepNext w:val="false"/>
         <w:keepLines w:val="false"/>
         <w:spacing w:lineRule="auto" w:line="240" w:before="280" w:after="80"/>
+        <w:rPr>
+          <w:highlight w:val="none"/>
+          <w:shd w:fill="81D41A" w:val="clear"/>
+        </w:rPr>
+      </w:pPr>
+      <w:bookmarkStart w:id="26" w:name="_ul24dcwu5ij6"/>
+      <w:bookmarkEnd w:id="26"/>
+      <w:r>
         <w:rPr>
           <w:b/>
           <w:bCs/>
           <w:color w:val="000000"/>
           <w:sz w:val="26"/>
           <w:szCs w:val="26"/>
-        </w:rPr>
-      </w:pPr>
-      <w:bookmarkStart w:id="26" w:name="_ul24dcwu5ij6"/>
-      <w:bookmarkEnd w:id="26"/>
+          <w:shd w:fill="81D41A" w:val="clear"/>
+        </w:rPr>
+        <w:t>Создание турнира (пошагово)</w:t>
+      </w:r>
+    </w:p>
+    <w:p>
+      <w:pPr>
+        <w:pStyle w:val="normal1"/>
+        <w:spacing w:lineRule="auto" w:line="240" w:before="240" w:after="240"/>
+        <w:rPr>
+          <w:highlight w:val="none"/>
+          <w:shd w:fill="81D41A" w:val="clear"/>
+        </w:rPr>
+      </w:pPr>
+      <w:r>
+        <w:rPr>
+          <w:shd w:fill="81D41A" w:val="clear"/>
+        </w:rPr>
+        <w:t>Бот задаёт вопросы по одному:</w:t>
+      </w:r>
+    </w:p>
+    <w:p>
+      <w:pPr>
+        <w:pStyle w:val="normal1"/>
+        <w:numPr>
+          <w:ilvl w:val="0"/>
+          <w:numId w:val="32"/>
+        </w:numPr>
+        <w:spacing w:lineRule="auto" w:line="240" w:before="240" w:after="0"/>
+        <w:ind w:hanging="360" w:start="720"/>
+        <w:rPr>
+          <w:highlight w:val="none"/>
+          <w:shd w:fill="81D41A" w:val="clear"/>
+        </w:rPr>
+      </w:pPr>
+      <w:r>
+        <w:rPr>
+          <w:shd w:fill="81D41A" w:val="clear"/>
+        </w:rPr>
+        <w:t>Название турнира</w:t>
+      </w:r>
+    </w:p>
+    <w:p>
+      <w:pPr>
+        <w:pStyle w:val="normal1"/>
+        <w:numPr>
+          <w:ilvl w:val="0"/>
+          <w:numId w:val="32"/>
+        </w:numPr>
+        <w:spacing w:lineRule="auto" w:line="240" w:before="0" w:after="0"/>
+        <w:ind w:hanging="360" w:start="720"/>
+        <w:rPr>
+          <w:highlight w:val="none"/>
+          <w:shd w:fill="81D41A" w:val="clear"/>
+        </w:rPr>
+      </w:pPr>
+      <w:r>
+        <w:rPr>
+          <w:shd w:fill="81D41A" w:val="clear"/>
+        </w:rPr>
+        <w:t>Игра/дисциплина (если их несколько)</w:t>
+      </w:r>
+    </w:p>
+    <w:p>
+      <w:pPr>
+        <w:pStyle w:val="normal1"/>
+        <w:numPr>
+          <w:ilvl w:val="0"/>
+          <w:numId w:val="32"/>
+        </w:numPr>
+        <w:spacing w:lineRule="auto" w:line="240" w:before="0" w:after="0"/>
+        <w:ind w:hanging="360" w:start="720"/>
+        <w:rPr>
+          <w:highlight w:val="none"/>
+          <w:shd w:fill="81D41A" w:val="clear"/>
+        </w:rPr>
+      </w:pPr>
+      <w:r>
+        <w:rPr>
+          <w:shd w:fill="81D41A" w:val="clear"/>
+        </w:rPr>
+        <w:t>Формат: Соло / Команды</w:t>
+      </w:r>
+    </w:p>
+    <w:p>
+      <w:pPr>
+        <w:pStyle w:val="normal1"/>
+        <w:numPr>
+          <w:ilvl w:val="0"/>
+          <w:numId w:val="32"/>
+        </w:numPr>
+        <w:spacing w:lineRule="auto" w:line="240" w:before="0" w:after="0"/>
+        <w:ind w:hanging="360" w:start="720"/>
+        <w:rPr>
+          <w:highlight w:val="none"/>
+          <w:shd w:fill="81D41A" w:val="clear"/>
+        </w:rPr>
+      </w:pPr>
+      <w:r>
+        <w:rPr>
+          <w:shd w:fill="81D41A" w:val="clear"/>
+        </w:rPr>
+        <w:t>Даты: старт регистрации, конец регистрации, старт турнира, конец турнира</w:t>
+      </w:r>
+    </w:p>
+    <w:p>
+      <w:pPr>
+        <w:pStyle w:val="normal1"/>
+        <w:numPr>
+          <w:ilvl w:val="0"/>
+          <w:numId w:val="32"/>
+        </w:numPr>
+        <w:spacing w:lineRule="auto" w:line="240" w:before="0" w:after="0"/>
+        <w:ind w:hanging="360" w:start="720"/>
+        <w:rPr>
+          <w:highlight w:val="none"/>
+          <w:shd w:fill="81D41A" w:val="clear"/>
+        </w:rPr>
+      </w:pPr>
+      <w:r>
+        <w:rPr>
+          <w:shd w:fill="81D41A" w:val="clear"/>
+        </w:rPr>
+        <w:t>Лимит участников/команд</w:t>
+      </w:r>
+    </w:p>
+    <w:p>
+      <w:pPr>
+        <w:pStyle w:val="normal1"/>
+        <w:numPr>
+          <w:ilvl w:val="0"/>
+          <w:numId w:val="32"/>
+        </w:numPr>
+        <w:spacing w:lineRule="auto" w:line="240" w:before="0" w:after="0"/>
+        <w:ind w:hanging="360" w:start="720"/>
+        <w:rPr>
+          <w:highlight w:val="none"/>
+          <w:shd w:fill="81D41A" w:val="clear"/>
+        </w:rPr>
+      </w:pPr>
+      <w:r>
+        <w:rPr>
+          <w:shd w:fill="81D41A" w:val="clear"/>
+        </w:rPr>
+        <w:t>Правила подсчёта:</w:t>
+      </w:r>
+    </w:p>
+    <w:p>
+      <w:pPr>
+        <w:pStyle w:val="normal1"/>
+        <w:numPr>
+          <w:ilvl w:val="1"/>
+          <w:numId w:val="32"/>
+        </w:numPr>
+        <w:spacing w:lineRule="auto" w:line="240" w:before="0" w:after="0"/>
+        <w:ind w:hanging="360" w:start="1440"/>
+        <w:rPr>
+          <w:highlight w:val="none"/>
+          <w:shd w:fill="81D41A" w:val="clear"/>
+        </w:rPr>
+      </w:pPr>
+      <w:r>
+        <w:rPr>
+          <w:shd w:fill="81D41A" w:val="clear"/>
+        </w:rPr>
+        <w:t>“</w:t>
+      </w:r>
+      <w:r>
+        <w:rPr>
+          <w:shd w:fill="81D41A" w:val="clear"/>
+        </w:rPr>
+        <w:t>Игрок: киллы”</w:t>
+      </w:r>
+    </w:p>
+    <w:p>
+      <w:pPr>
+        <w:pStyle w:val="normal1"/>
+        <w:numPr>
+          <w:ilvl w:val="1"/>
+          <w:numId w:val="32"/>
+        </w:numPr>
+        <w:spacing w:lineRule="auto" w:line="240" w:before="0" w:after="0"/>
+        <w:ind w:hanging="360" w:start="1440"/>
+        <w:rPr>
+          <w:highlight w:val="none"/>
+          <w:shd w:fill="81D41A" w:val="clear"/>
+        </w:rPr>
+      </w:pPr>
+      <w:r>
+        <w:rPr>
+          <w:shd w:fill="81D41A" w:val="clear"/>
+        </w:rPr>
+        <w:t>“</w:t>
+      </w:r>
+      <w:r>
+        <w:rPr>
+          <w:shd w:fill="81D41A" w:val="clear"/>
+        </w:rPr>
+        <w:t>Команда: выбрать формулу (сумма / топ-N / среднее)”</w:t>
+      </w:r>
+    </w:p>
+    <w:p>
+      <w:pPr>
+        <w:pStyle w:val="normal1"/>
+        <w:numPr>
+          <w:ilvl w:val="0"/>
+          <w:numId w:val="32"/>
+        </w:numPr>
+        <w:spacing w:lineRule="auto" w:line="240" w:before="0" w:after="0"/>
+        <w:ind w:hanging="360" w:start="720"/>
+        <w:rPr>
+          <w:highlight w:val="none"/>
+          <w:shd w:fill="81D41A" w:val="clear"/>
+        </w:rPr>
+      </w:pPr>
+      <w:r>
+        <w:rPr>
+          <w:shd w:fill="81D41A" w:val="clear"/>
+        </w:rPr>
+        <w:t>Призы (текстом)</w:t>
+      </w:r>
+    </w:p>
+    <w:p>
+      <w:pPr>
+        <w:pStyle w:val="normal1"/>
+        <w:numPr>
+          <w:ilvl w:val="0"/>
+          <w:numId w:val="32"/>
+        </w:numPr>
+        <w:spacing w:lineRule="auto" w:line="240" w:before="0" w:after="0"/>
+        <w:ind w:hanging="360" w:start="720"/>
+        <w:rPr>
+          <w:highlight w:val="none"/>
+          <w:shd w:fill="81D41A" w:val="clear"/>
+        </w:rPr>
+      </w:pPr>
+      <w:r>
+        <w:rPr>
+          <w:shd w:fill="81D41A" w:val="clear"/>
+        </w:rPr>
+        <w:t>Описание/правила (коротко)</w:t>
+      </w:r>
+    </w:p>
+    <w:p>
+      <w:pPr>
+        <w:pStyle w:val="normal1"/>
+        <w:numPr>
+          <w:ilvl w:val="0"/>
+          <w:numId w:val="32"/>
+        </w:numPr>
+        <w:spacing w:lineRule="auto" w:line="240" w:before="0" w:after="240"/>
+        <w:ind w:hanging="360" w:start="720"/>
+        <w:rPr>
+          <w:highlight w:val="none"/>
+          <w:shd w:fill="81D41A" w:val="clear"/>
+        </w:rPr>
+      </w:pPr>
+      <w:r>
+        <w:rPr>
+          <w:shd w:fill="81D41A" w:val="clear"/>
+        </w:rPr>
+        <w:t>Кто может вступать: все / по приглашению / только подтверждённые команды (опция)</w:t>
+      </w:r>
+    </w:p>
+    <w:p>
+      <w:pPr>
+        <w:pStyle w:val="normal1"/>
+        <w:spacing w:lineRule="auto" w:line="240" w:before="240" w:after="240"/>
+        <w:rPr>
+          <w:highlight w:val="none"/>
+          <w:shd w:fill="81D41A" w:val="clear"/>
+        </w:rPr>
+      </w:pPr>
+      <w:r>
+        <w:rPr>
+          <w:rFonts w:eastAsia="Arial Unicode MS" w:cs="Arial Unicode MS" w:ascii="Arial Unicode MS" w:hAnsi="Arial Unicode MS"/>
+          <w:shd w:fill="81D41A" w:val="clear"/>
+        </w:rPr>
+        <w:t>В конце: экран “Проверить данные” → кнопки:</w:t>
+      </w:r>
+    </w:p>
+    <w:p>
+      <w:pPr>
+        <w:pStyle w:val="normal1"/>
+        <w:numPr>
+          <w:ilvl w:val="0"/>
+          <w:numId w:val="23"/>
+        </w:numPr>
+        <w:spacing w:lineRule="auto" w:line="240" w:before="240" w:after="0"/>
+        <w:ind w:hanging="360" w:start="720"/>
+        <w:rPr>
+          <w:highlight w:val="none"/>
+          <w:shd w:fill="81D41A" w:val="clear"/>
+        </w:rPr>
+      </w:pPr>
+      <w:r>
+        <w:rPr>
+          <w:rFonts w:eastAsia="Arial Unicode MS" w:cs="Arial Unicode MS" w:ascii="Arial Unicode MS" w:hAnsi="Arial Unicode MS"/>
+          <w:shd w:fill="81D41A" w:val="clear"/>
+        </w:rPr>
+        <w:t xml:space="preserve">✅ </w:t>
+      </w:r>
+      <w:r>
+        <w:rPr>
+          <w:rFonts w:eastAsia="Arial Unicode MS" w:cs="Arial Unicode MS" w:ascii="Arial Unicode MS" w:hAnsi="Arial Unicode MS"/>
+          <w:shd w:fill="81D41A" w:val="clear"/>
+        </w:rPr>
+        <w:t>Опубликовать</w:t>
+      </w:r>
+    </w:p>
+    <w:p>
+      <w:pPr>
+        <w:pStyle w:val="normal1"/>
+        <w:numPr>
+          <w:ilvl w:val="0"/>
+          <w:numId w:val="23"/>
+        </w:numPr>
+        <w:spacing w:lineRule="auto" w:line="240" w:before="0" w:after="0"/>
+        <w:ind w:hanging="360" w:start="720"/>
+        <w:rPr>
+          <w:highlight w:val="none"/>
+          <w:shd w:fill="81D41A" w:val="clear"/>
+        </w:rPr>
+      </w:pPr>
+      <w:r>
+        <w:rPr>
+          <w:shd w:fill="81D41A" w:val="clear"/>
+        </w:rPr>
+        <w:t xml:space="preserve">✏️ </w:t>
+      </w:r>
+      <w:r>
+        <w:rPr>
+          <w:shd w:fill="81D41A" w:val="clear"/>
+        </w:rPr>
+        <w:t>Изменить</w:t>
+      </w:r>
+    </w:p>
+    <w:p>
+      <w:pPr>
+        <w:pStyle w:val="normal1"/>
+        <w:numPr>
+          <w:ilvl w:val="0"/>
+          <w:numId w:val="23"/>
+        </w:numPr>
+        <w:spacing w:lineRule="auto" w:line="240" w:before="0" w:after="240"/>
+        <w:ind w:hanging="360" w:start="720"/>
+        <w:rPr>
+          <w:highlight w:val="none"/>
+          <w:shd w:fill="81D41A" w:val="clear"/>
+        </w:rPr>
+      </w:pPr>
+      <w:r>
+        <w:rPr>
+          <w:rFonts w:eastAsia="Arial Unicode MS" w:cs="Arial Unicode MS" w:ascii="Arial Unicode MS" w:hAnsi="Arial Unicode MS"/>
+          <w:shd w:fill="81D41A" w:val="clear"/>
+        </w:rPr>
+        <w:t xml:space="preserve">❌ </w:t>
+      </w:r>
+      <w:r>
+        <w:rPr>
+          <w:rFonts w:eastAsia="Arial Unicode MS" w:cs="Arial Unicode MS" w:ascii="Arial Unicode MS" w:hAnsi="Arial Unicode MS"/>
+          <w:shd w:fill="81D41A" w:val="clear"/>
+        </w:rPr>
+        <w:t>Отмена</w:t>
+      </w:r>
+    </w:p>
+    <w:p>
+      <w:pPr>
+        <w:pStyle w:val="Heading3"/>
+        <w:keepNext w:val="false"/>
+        <w:keepLines w:val="false"/>
+        <w:spacing w:lineRule="auto" w:line="240" w:before="280" w:after="80"/>
+        <w:rPr>
+          <w:highlight w:val="none"/>
+          <w:shd w:fill="81D41A" w:val="clear"/>
+        </w:rPr>
+      </w:pPr>
+      <w:bookmarkStart w:id="27" w:name="_316p41qc5wu0"/>
+      <w:bookmarkEnd w:id="27"/>
       <w:r>
         <w:rPr>
           <w:b/>
@@ -5084,493 +5793,242 @@
           <w:color w:val="000000"/>
           <w:sz w:val="26"/>
           <w:szCs w:val="26"/>
-        </w:rPr>
-        <w:t>Создание турнира (пошагово)</w:t>
+          <w:shd w:fill="81D41A" w:val="clear"/>
+        </w:rPr>
+        <w:t>Управление турниром</w:t>
       </w:r>
     </w:p>
     <w:p>
       <w:pPr>
         <w:pStyle w:val="normal1"/>
         <w:spacing w:lineRule="auto" w:line="240" w:before="240" w:after="240"/>
-        <w:rPr/>
-      </w:pPr>
-      <w:r>
-        <w:rPr/>
-        <w:t>Бот задаёт вопросы по одному:</w:t>
-      </w:r>
-    </w:p>
-    <w:p>
-      <w:pPr>
-        <w:pStyle w:val="normal1"/>
-        <w:numPr>
-          <w:ilvl w:val="0"/>
-          <w:numId w:val="32"/>
+        <w:rPr>
+          <w:highlight w:val="none"/>
+          <w:shd w:fill="81D41A" w:val="clear"/>
+        </w:rPr>
+      </w:pPr>
+      <w:r>
+        <w:rPr>
+          <w:shd w:fill="81D41A" w:val="clear"/>
+        </w:rPr>
+        <w:t>Внутри турнира кнопки:</w:t>
+      </w:r>
+    </w:p>
+    <w:p>
+      <w:pPr>
+        <w:pStyle w:val="normal1"/>
+        <w:numPr>
+          <w:ilvl w:val="0"/>
+          <w:numId w:val="16"/>
         </w:numPr>
         <w:spacing w:lineRule="auto" w:line="240" w:before="240" w:after="0"/>
         <w:ind w:hanging="360" w:start="720"/>
-        <w:rPr/>
-      </w:pPr>
-      <w:r>
-        <w:rPr/>
-        <w:t>Название турнира</w:t>
-      </w:r>
-    </w:p>
-    <w:p>
-      <w:pPr>
-        <w:pStyle w:val="normal1"/>
-        <w:numPr>
-          <w:ilvl w:val="0"/>
-          <w:numId w:val="32"/>
+        <w:rPr>
+          <w:highlight w:val="none"/>
+          <w:shd w:fill="81D41A" w:val="clear"/>
+        </w:rPr>
+      </w:pPr>
+      <w:r>
+        <w:rPr>
+          <w:shd w:fill="81D41A" w:val="clear"/>
+        </w:rPr>
+        <w:t xml:space="preserve">👥 </w:t>
+      </w:r>
+      <w:r>
+        <w:rPr>
+          <w:shd w:fill="81D41A" w:val="clear"/>
+        </w:rPr>
+        <w:t>Участники/Команды</w:t>
+      </w:r>
+    </w:p>
+    <w:p>
+      <w:pPr>
+        <w:pStyle w:val="normal1"/>
+        <w:numPr>
+          <w:ilvl w:val="0"/>
+          <w:numId w:val="16"/>
         </w:numPr>
         <w:spacing w:lineRule="auto" w:line="240" w:before="0" w:after="0"/>
         <w:ind w:hanging="360" w:start="720"/>
-        <w:rPr/>
-      </w:pPr>
-      <w:r>
-        <w:rPr/>
-        <w:t>Игра/дисциплина (если их несколько)</w:t>
-      </w:r>
-    </w:p>
-    <w:p>
-      <w:pPr>
-        <w:pStyle w:val="normal1"/>
-        <w:numPr>
-          <w:ilvl w:val="0"/>
-          <w:numId w:val="32"/>
+        <w:rPr>
+          <w:highlight w:val="none"/>
+          <w:shd w:fill="81D41A" w:val="clear"/>
+        </w:rPr>
+      </w:pPr>
+      <w:r>
+        <w:rPr>
+          <w:shd w:fill="81D41A" w:val="clear"/>
+        </w:rPr>
+        <w:t xml:space="preserve">🧾 </w:t>
+      </w:r>
+      <w:r>
+        <w:rPr>
+          <w:shd w:fill="81D41A" w:val="clear"/>
+        </w:rPr>
+        <w:t>Заявки на вступление (если турнир с подтверждением)</w:t>
+      </w:r>
+    </w:p>
+    <w:p>
+      <w:pPr>
+        <w:pStyle w:val="normal1"/>
+        <w:numPr>
+          <w:ilvl w:val="0"/>
+          <w:numId w:val="16"/>
         </w:numPr>
         <w:spacing w:lineRule="auto" w:line="240" w:before="0" w:after="0"/>
         <w:ind w:hanging="360" w:start="720"/>
-        <w:rPr/>
-      </w:pPr>
-      <w:r>
-        <w:rPr/>
-        <w:t>Формат: Соло / Команды</w:t>
-      </w:r>
-    </w:p>
-    <w:p>
-      <w:pPr>
-        <w:pStyle w:val="normal1"/>
-        <w:numPr>
-          <w:ilvl w:val="0"/>
-          <w:numId w:val="32"/>
+        <w:rPr>
+          <w:highlight w:val="none"/>
+          <w:shd w:fill="81D41A" w:val="clear"/>
+        </w:rPr>
+      </w:pPr>
+      <w:r>
+        <w:rPr>
+          <w:rFonts w:eastAsia="Arial Unicode MS" w:cs="Arial Unicode MS" w:ascii="Arial Unicode MS" w:hAnsi="Arial Unicode MS"/>
+          <w:shd w:fill="81D41A" w:val="clear"/>
+        </w:rPr>
+        <w:t xml:space="preserve">✅ </w:t>
+      </w:r>
+      <w:r>
+        <w:rPr>
+          <w:rFonts w:eastAsia="Arial Unicode MS" w:cs="Arial Unicode MS" w:ascii="Arial Unicode MS" w:hAnsi="Arial Unicode MS"/>
+          <w:shd w:fill="81D41A" w:val="clear"/>
+        </w:rPr>
+        <w:t>Подтвердить/отклонить</w:t>
+      </w:r>
+    </w:p>
+    <w:p>
+      <w:pPr>
+        <w:pStyle w:val="normal1"/>
+        <w:numPr>
+          <w:ilvl w:val="0"/>
+          <w:numId w:val="16"/>
         </w:numPr>
         <w:spacing w:lineRule="auto" w:line="240" w:before="0" w:after="0"/>
         <w:ind w:hanging="360" w:start="720"/>
-        <w:rPr/>
-      </w:pPr>
-      <w:r>
-        <w:rPr/>
-        <w:t>Даты: старт регистрации, конец регистрации, старт турнира, конец турнира</w:t>
-      </w:r>
-    </w:p>
-    <w:p>
-      <w:pPr>
-        <w:pStyle w:val="normal1"/>
-        <w:numPr>
-          <w:ilvl w:val="0"/>
-          <w:numId w:val="32"/>
+        <w:rPr>
+          <w:highlight w:val="none"/>
+          <w:shd w:fill="81D41A" w:val="clear"/>
+        </w:rPr>
+      </w:pPr>
+      <w:r>
+        <w:rPr>
+          <w:shd w:fill="81D41A" w:val="clear"/>
+        </w:rPr>
+        <w:t xml:space="preserve">🧮 </w:t>
+      </w:r>
+      <w:r>
+        <w:rPr>
+          <w:shd w:fill="81D41A" w:val="clear"/>
+        </w:rPr>
+        <w:t>Результаты (внести/импортировать)</w:t>
+      </w:r>
+    </w:p>
+    <w:p>
+      <w:pPr>
+        <w:pStyle w:val="normal1"/>
+        <w:numPr>
+          <w:ilvl w:val="0"/>
+          <w:numId w:val="16"/>
         </w:numPr>
         <w:spacing w:lineRule="auto" w:line="240" w:before="0" w:after="0"/>
         <w:ind w:hanging="360" w:start="720"/>
-        <w:rPr/>
-      </w:pPr>
-      <w:r>
-        <w:rPr/>
-        <w:t>Лимит участников/команд</w:t>
-      </w:r>
-    </w:p>
-    <w:p>
-      <w:pPr>
-        <w:pStyle w:val="normal1"/>
-        <w:numPr>
-          <w:ilvl w:val="0"/>
-          <w:numId w:val="32"/>
+        <w:rPr>
+          <w:highlight w:val="none"/>
+          <w:shd w:fill="81D41A" w:val="clear"/>
+        </w:rPr>
+      </w:pPr>
+      <w:r>
+        <w:rPr>
+          <w:shd w:fill="81D41A" w:val="clear"/>
+        </w:rPr>
+        <w:t xml:space="preserve">📊 </w:t>
+      </w:r>
+      <w:r>
+        <w:rPr>
+          <w:shd w:fill="81D41A" w:val="clear"/>
+        </w:rPr>
+        <w:t>Опубликовать таблицу</w:t>
+      </w:r>
+    </w:p>
+    <w:p>
+      <w:pPr>
+        <w:pStyle w:val="normal1"/>
+        <w:numPr>
+          <w:ilvl w:val="0"/>
+          <w:numId w:val="16"/>
         </w:numPr>
         <w:spacing w:lineRule="auto" w:line="240" w:before="0" w:after="0"/>
         <w:ind w:hanging="360" w:start="720"/>
-        <w:rPr/>
-      </w:pPr>
-      <w:r>
-        <w:rPr/>
-        <w:t>Правила подсчёта:</w:t>
-      </w:r>
-    </w:p>
-    <w:p>
-      <w:pPr>
-        <w:pStyle w:val="normal1"/>
-        <w:numPr>
-          <w:ilvl w:val="1"/>
-          <w:numId w:val="32"/>
+        <w:rPr>
+          <w:highlight w:val="none"/>
+          <w:shd w:fill="81D41A" w:val="clear"/>
+        </w:rPr>
+      </w:pPr>
+      <w:r>
+        <w:rPr>
+          <w:shd w:fill="81D41A" w:val="clear"/>
+        </w:rPr>
+        <w:t xml:space="preserve">📣 </w:t>
+      </w:r>
+      <w:r>
+        <w:rPr>
+          <w:shd w:fill="81D41A" w:val="clear"/>
+        </w:rPr>
+        <w:t>Сообщение участникам турнира</w:t>
+      </w:r>
+    </w:p>
+    <w:p>
+      <w:pPr>
+        <w:pStyle w:val="normal1"/>
+        <w:numPr>
+          <w:ilvl w:val="0"/>
+          <w:numId w:val="16"/>
         </w:numPr>
         <w:spacing w:lineRule="auto" w:line="240" w:before="0" w:after="0"/>
-        <w:ind w:hanging="360" w:start="1440"/>
-        <w:rPr/>
-      </w:pPr>
-      <w:r>
-        <w:rPr/>
-        <w:t>“</w:t>
-      </w:r>
-      <w:r>
-        <w:rPr/>
-        <w:t>Игрок: киллы”</w:t>
-      </w:r>
-    </w:p>
-    <w:p>
-      <w:pPr>
-        <w:pStyle w:val="normal1"/>
-        <w:numPr>
-          <w:ilvl w:val="1"/>
-          <w:numId w:val="32"/>
-        </w:numPr>
-        <w:spacing w:lineRule="auto" w:line="240" w:before="0" w:after="0"/>
-        <w:ind w:hanging="360" w:start="1440"/>
-        <w:rPr/>
-      </w:pPr>
-      <w:r>
-        <w:rPr/>
-        <w:t>“</w:t>
-      </w:r>
-      <w:r>
-        <w:rPr/>
-        <w:t>Команда: выбрать формулу (сумма / топ-N / среднее)”</w:t>
-      </w:r>
-    </w:p>
-    <w:p>
-      <w:pPr>
-        <w:pStyle w:val="normal1"/>
-        <w:numPr>
-          <w:ilvl w:val="0"/>
-          <w:numId w:val="32"/>
-        </w:numPr>
-        <w:spacing w:lineRule="auto" w:line="240" w:before="0" w:after="0"/>
-        <w:ind w:hanging="360" w:start="720"/>
-        <w:rPr/>
-      </w:pPr>
-      <w:r>
-        <w:rPr/>
-        <w:t>Призы (текстом)</w:t>
-      </w:r>
-    </w:p>
-    <w:p>
-      <w:pPr>
-        <w:pStyle w:val="normal1"/>
-        <w:numPr>
-          <w:ilvl w:val="0"/>
-          <w:numId w:val="32"/>
-        </w:numPr>
-        <w:spacing w:lineRule="auto" w:line="240" w:before="0" w:after="0"/>
-        <w:ind w:hanging="360" w:start="720"/>
-        <w:rPr/>
-      </w:pPr>
-      <w:r>
-        <w:rPr/>
-        <w:t>Описание/правила (коротко)</w:t>
-      </w:r>
-    </w:p>
-    <w:p>
-      <w:pPr>
-        <w:pStyle w:val="normal1"/>
-        <w:numPr>
-          <w:ilvl w:val="0"/>
-          <w:numId w:val="32"/>
+        <w:ind w:hanging="360" w:start="720"/>
+        <w:rPr>
+          <w:highlight w:val="none"/>
+          <w:shd w:fill="81D41A" w:val="clear"/>
+        </w:rPr>
+      </w:pPr>
+      <w:r>
+        <w:rPr>
+          <w:shd w:fill="81D41A" w:val="clear"/>
+        </w:rPr>
+        <w:t xml:space="preserve">🛑 </w:t>
+      </w:r>
+      <w:r>
+        <w:rPr>
+          <w:shd w:fill="81D41A" w:val="clear"/>
+        </w:rPr>
+        <w:t>Закрыть регистрацию</w:t>
+      </w:r>
+    </w:p>
+    <w:p>
+      <w:pPr>
+        <w:pStyle w:val="normal1"/>
+        <w:numPr>
+          <w:ilvl w:val="0"/>
+          <w:numId w:val="16"/>
         </w:numPr>
         <w:spacing w:lineRule="auto" w:line="240" w:before="0" w:after="240"/>
         <w:ind w:hanging="360" w:start="720"/>
-        <w:rPr/>
-      </w:pPr>
-      <w:r>
-        <w:rPr/>
-        <w:t>Кто может вступать: все / по приглашению / только подтверждённые команды (опция)</w:t>
-      </w:r>
-    </w:p>
-    <w:p>
-      <w:pPr>
-        <w:pStyle w:val="normal1"/>
-        <w:spacing w:lineRule="auto" w:line="240" w:before="240" w:after="240"/>
-        <w:rPr>
-          <w:rFonts w:ascii="Arial Unicode MS" w:hAnsi="Arial Unicode MS" w:eastAsia="Arial Unicode MS" w:cs="Arial Unicode MS"/>
-        </w:rPr>
-      </w:pPr>
-      <w:r>
-        <w:rPr>
-          <w:rFonts w:eastAsia="Arial Unicode MS" w:cs="Arial Unicode MS" w:ascii="Arial Unicode MS" w:hAnsi="Arial Unicode MS"/>
-        </w:rPr>
-        <w:t>В конце: экран “Проверить данные” → кнопки:</w:t>
-      </w:r>
-    </w:p>
-    <w:p>
-      <w:pPr>
-        <w:pStyle w:val="normal1"/>
-        <w:numPr>
-          <w:ilvl w:val="0"/>
-          <w:numId w:val="23"/>
-        </w:numPr>
-        <w:spacing w:lineRule="auto" w:line="240" w:before="240" w:after="0"/>
-        <w:ind w:hanging="360" w:start="720"/>
-        <w:rPr>
-          <w:rFonts w:ascii="Arial Unicode MS" w:hAnsi="Arial Unicode MS" w:eastAsia="Arial Unicode MS" w:cs="Arial Unicode MS"/>
-        </w:rPr>
-      </w:pPr>
-      <w:r>
-        <w:rPr>
-          <w:rFonts w:eastAsia="Arial Unicode MS" w:cs="Arial Unicode MS" w:ascii="Arial Unicode MS" w:hAnsi="Arial Unicode MS"/>
-        </w:rPr>
-        <w:t xml:space="preserve">✅ </w:t>
-      </w:r>
-      <w:r>
-        <w:rPr>
-          <w:rFonts w:eastAsia="Arial Unicode MS" w:cs="Arial Unicode MS" w:ascii="Arial Unicode MS" w:hAnsi="Arial Unicode MS"/>
-        </w:rPr>
-        <w:t>Опубликовать</w:t>
-      </w:r>
-    </w:p>
-    <w:p>
-      <w:pPr>
-        <w:pStyle w:val="normal1"/>
-        <w:numPr>
-          <w:ilvl w:val="0"/>
-          <w:numId w:val="23"/>
-        </w:numPr>
-        <w:spacing w:lineRule="auto" w:line="240" w:before="0" w:after="0"/>
-        <w:ind w:hanging="360" w:start="720"/>
-        <w:rPr/>
-      </w:pPr>
-      <w:r>
-        <w:rPr/>
-        <w:t xml:space="preserve">✏️ </w:t>
-      </w:r>
-      <w:r>
-        <w:rPr/>
-        <w:t>Изменить</w:t>
-      </w:r>
-    </w:p>
-    <w:p>
-      <w:pPr>
-        <w:pStyle w:val="normal1"/>
-        <w:numPr>
-          <w:ilvl w:val="0"/>
-          <w:numId w:val="23"/>
-        </w:numPr>
-        <w:spacing w:lineRule="auto" w:line="240" w:before="0" w:after="240"/>
-        <w:ind w:hanging="360" w:start="720"/>
-        <w:rPr>
-          <w:rFonts w:ascii="Arial Unicode MS" w:hAnsi="Arial Unicode MS" w:eastAsia="Arial Unicode MS" w:cs="Arial Unicode MS"/>
-        </w:rPr>
-      </w:pPr>
-      <w:r>
-        <w:rPr>
-          <w:rFonts w:eastAsia="Arial Unicode MS" w:cs="Arial Unicode MS" w:ascii="Arial Unicode MS" w:hAnsi="Arial Unicode MS"/>
-        </w:rPr>
-        <w:t xml:space="preserve">❌ </w:t>
-      </w:r>
-      <w:r>
-        <w:rPr>
-          <w:rFonts w:eastAsia="Arial Unicode MS" w:cs="Arial Unicode MS" w:ascii="Arial Unicode MS" w:hAnsi="Arial Unicode MS"/>
-        </w:rPr>
-        <w:t>Отмена</w:t>
-      </w:r>
-    </w:p>
-    <w:p>
-      <w:pPr>
-        <w:pStyle w:val="Heading3"/>
-        <w:keepNext w:val="false"/>
-        <w:keepLines w:val="false"/>
-        <w:spacing w:lineRule="auto" w:line="240" w:before="280" w:after="80"/>
-        <w:rPr>
-          <w:b/>
-          <w:bCs/>
-          <w:color w:val="000000"/>
-          <w:sz w:val="26"/>
-          <w:szCs w:val="26"/>
-        </w:rPr>
-      </w:pPr>
-      <w:bookmarkStart w:id="27" w:name="_316p41qc5wu0"/>
-      <w:bookmarkEnd w:id="27"/>
-      <w:r>
-        <w:rPr>
-          <w:b/>
-          <w:bCs/>
-          <w:color w:val="000000"/>
-          <w:sz w:val="26"/>
-          <w:szCs w:val="26"/>
-        </w:rPr>
-        <w:t>Управление турниром</w:t>
-      </w:r>
-    </w:p>
-    <w:p>
-      <w:pPr>
-        <w:pStyle w:val="normal1"/>
-        <w:spacing w:lineRule="auto" w:line="240" w:before="240" w:after="240"/>
-        <w:rPr/>
-      </w:pPr>
-      <w:r>
-        <w:rPr/>
-        <w:t>Внутри турнира кнопки:</w:t>
-      </w:r>
-    </w:p>
-    <w:p>
-      <w:pPr>
-        <w:pStyle w:val="normal1"/>
-        <w:numPr>
-          <w:ilvl w:val="0"/>
-          <w:numId w:val="16"/>
-        </w:numPr>
-        <w:spacing w:lineRule="auto" w:line="240" w:before="240" w:after="0"/>
-        <w:ind w:hanging="360" w:start="720"/>
-        <w:rPr/>
-      </w:pPr>
-      <w:r>
-        <w:rPr/>
-        <w:t xml:space="preserve">👥 </w:t>
-      </w:r>
-      <w:r>
-        <w:rPr/>
-        <w:t>Участники/Команды</w:t>
-      </w:r>
-    </w:p>
-    <w:p>
-      <w:pPr>
-        <w:pStyle w:val="normal1"/>
-        <w:numPr>
-          <w:ilvl w:val="0"/>
-          <w:numId w:val="16"/>
-        </w:numPr>
-        <w:spacing w:lineRule="auto" w:line="240" w:before="0" w:after="0"/>
-        <w:ind w:hanging="360" w:start="720"/>
-        <w:rPr/>
-      </w:pPr>
-      <w:r>
-        <w:rPr/>
-        <w:t xml:space="preserve">🧾 </w:t>
-      </w:r>
-      <w:r>
-        <w:rPr/>
-        <w:t>Заявки на вступление (если турнир с подтверждением)</w:t>
-      </w:r>
-    </w:p>
-    <w:p>
-      <w:pPr>
-        <w:pStyle w:val="normal1"/>
-        <w:numPr>
-          <w:ilvl w:val="0"/>
-          <w:numId w:val="16"/>
-        </w:numPr>
-        <w:spacing w:lineRule="auto" w:line="240" w:before="0" w:after="0"/>
-        <w:ind w:hanging="360" w:start="720"/>
-        <w:rPr>
-          <w:rFonts w:ascii="Arial Unicode MS" w:hAnsi="Arial Unicode MS" w:eastAsia="Arial Unicode MS" w:cs="Arial Unicode MS"/>
-        </w:rPr>
-      </w:pPr>
-      <w:r>
-        <w:rPr>
-          <w:rFonts w:eastAsia="Arial Unicode MS" w:cs="Arial Unicode MS" w:ascii="Arial Unicode MS" w:hAnsi="Arial Unicode MS"/>
-        </w:rPr>
-        <w:t xml:space="preserve">✅ </w:t>
-      </w:r>
-      <w:r>
-        <w:rPr>
-          <w:rFonts w:eastAsia="Arial Unicode MS" w:cs="Arial Unicode MS" w:ascii="Arial Unicode MS" w:hAnsi="Arial Unicode MS"/>
-        </w:rPr>
-        <w:t>Подтвердить/отклонить</w:t>
-      </w:r>
-    </w:p>
-    <w:p>
-      <w:pPr>
-        <w:pStyle w:val="normal1"/>
-        <w:numPr>
-          <w:ilvl w:val="0"/>
-          <w:numId w:val="16"/>
-        </w:numPr>
-        <w:spacing w:lineRule="auto" w:line="240" w:before="0" w:after="0"/>
-        <w:ind w:hanging="360" w:start="720"/>
-        <w:rPr/>
-      </w:pPr>
-      <w:r>
-        <w:rPr/>
-        <w:t xml:space="preserve">🧮 </w:t>
-      </w:r>
-      <w:r>
-        <w:rPr/>
-        <w:t>Результаты (внести/импортировать)</w:t>
-      </w:r>
-    </w:p>
-    <w:p>
-      <w:pPr>
-        <w:pStyle w:val="normal1"/>
-        <w:numPr>
-          <w:ilvl w:val="0"/>
-          <w:numId w:val="16"/>
-        </w:numPr>
-        <w:spacing w:lineRule="auto" w:line="240" w:before="0" w:after="0"/>
-        <w:ind w:hanging="360" w:start="720"/>
-        <w:rPr/>
-      </w:pPr>
-      <w:r>
-        <w:rPr/>
-        <w:t xml:space="preserve">📊 </w:t>
-      </w:r>
-      <w:r>
-        <w:rPr/>
-        <w:t>Опубликовать таблицу</w:t>
-      </w:r>
-    </w:p>
-    <w:p>
-      <w:pPr>
-        <w:pStyle w:val="normal1"/>
-        <w:numPr>
-          <w:ilvl w:val="0"/>
-          <w:numId w:val="16"/>
-        </w:numPr>
-        <w:spacing w:lineRule="auto" w:line="240" w:before="0" w:after="0"/>
-        <w:ind w:hanging="360" w:start="720"/>
-        <w:rPr/>
-      </w:pPr>
-      <w:r>
-        <w:rPr/>
-        <w:t xml:space="preserve">📣 </w:t>
-      </w:r>
-      <w:r>
-        <w:rPr/>
-        <w:t>Сообщение участникам турнира</w:t>
-      </w:r>
-    </w:p>
-    <w:p>
-      <w:pPr>
-        <w:pStyle w:val="normal1"/>
-        <w:numPr>
-          <w:ilvl w:val="0"/>
-          <w:numId w:val="16"/>
-        </w:numPr>
-        <w:spacing w:lineRule="auto" w:line="240" w:before="0" w:after="0"/>
-        <w:ind w:hanging="360" w:start="720"/>
-        <w:rPr/>
-      </w:pPr>
-      <w:r>
-        <w:rPr/>
-        <w:t xml:space="preserve">🛑 </w:t>
-      </w:r>
-      <w:r>
-        <w:rPr/>
-        <w:t>Закрыть регистрацию</w:t>
-      </w:r>
-    </w:p>
-    <w:p>
-      <w:pPr>
-        <w:pStyle w:val="normal1"/>
-        <w:numPr>
-          <w:ilvl w:val="0"/>
-          <w:numId w:val="16"/>
-        </w:numPr>
-        <w:spacing w:lineRule="auto" w:line="240" w:before="0" w:after="240"/>
-        <w:ind w:hanging="360" w:start="720"/>
-        <w:rPr/>
-      </w:pPr>
-      <w:r>
-        <w:rPr/>
+        <w:rPr>
+          <w:highlight w:val="none"/>
+          <w:shd w:fill="81D41A" w:val="clear"/>
+        </w:rPr>
+      </w:pPr>
+      <w:r>
+        <w:rPr>
+          <w:shd w:fill="81D41A" w:val="clear"/>
+        </w:rPr>
         <w:t xml:space="preserve">🏁 </w:t>
       </w:r>
       <w:r>
-        <w:rPr/>
+        <w:rPr>
+          <w:shd w:fill="81D41A" w:val="clear"/>
+        </w:rPr>
         <w:t>Завершить турнир</w:t>
       </w:r>
     </w:p>
@@ -5587,15 +6045,11 @@
               <wp:inline distT="0" distB="0" distL="0" distR="0">
                 <wp:extent cx="5731510" cy="19050"/>
                 <wp:effectExtent l="0" t="0" r="0" b="0"/>
-                <wp:docPr id="33" name="Фигура17"/>
+                <wp:docPr id="17" name="Фигура17"/>
                 <a:graphic xmlns:a="http://schemas.openxmlformats.org/drawingml/2006/main">
                   <a:graphicData uri="http://schemas.microsoft.com/office/word/2010/wordprocessingShape">
                     <wps:wsp>
                       <wps:cNvSpPr/>
-                      <wps:nvSpPr>
-                        <wps:cNvPr id="34" name="Фигура17"/>
-                        <wps:cNvSpPr/>
-                      </wps:nvSpPr>
                       <wps:spPr>
                         <a:xfrm>
                           <a:off x="0" y="0"/>
@@ -5611,6 +6065,12 @@
                           <a:noFill/>
                         </a:ln>
                       </wps:spPr>
+                      <wps:style>
+                        <a:lnRef idx="0"/>
+                        <a:fillRef idx="0"/>
+                        <a:effectRef idx="0"/>
+                        <a:fontRef idx="minor"/>
+                      </wps:style>
                       <wps:bodyPr/>
                     </wps:wsp>
                   </a:graphicData>
@@ -5623,10 +6083,10 @@
           </mc:Choice>
           <mc:Fallback>
             <w:pict>
-              <v:rect id="shape_0" fillcolor="#a0a0a0" stroked="f" o:allowincell="f" style="position:absolute;margin-left:0pt;margin-top:-1.55pt;width:451.25pt;height:1.45pt;mso-wrap-style:none;v-text-anchor:middle;mso-position-horizontal:center;mso-position-vertical:top">
+              <v:rect id="shape_0" fillcolor="#a0a0a0" stroked="f" o:allowincell="f" style="position:absolute;margin-left:0pt;margin-top:-1.55pt;width:451.25pt;height:1.45pt;mso-wrap-style:none;v-text-anchor:middle;mso-position-vertical:top">
                 <v:fill o:detectmouseclick="t" type="solid" color2="#5f5f5f"/>
                 <v:stroke color="#3465a4" joinstyle="round" endcap="flat"/>
-                <w10:wrap type="topAndBottom"/>
+                <w10:wrap type="square"/>
               </v:rect>
             </w:pict>
           </mc:Fallback>
@@ -5956,15 +6416,11 @@
               <wp:inline distT="0" distB="0" distL="0" distR="0">
                 <wp:extent cx="5731510" cy="19050"/>
                 <wp:effectExtent l="0" t="0" r="0" b="0"/>
-                <wp:docPr id="35" name="Фигура18"/>
+                <wp:docPr id="18" name="Фигура18"/>
                 <a:graphic xmlns:a="http://schemas.openxmlformats.org/drawingml/2006/main">
                   <a:graphicData uri="http://schemas.microsoft.com/office/word/2010/wordprocessingShape">
                     <wps:wsp>
                       <wps:cNvSpPr/>
-                      <wps:nvSpPr>
-                        <wps:cNvPr id="36" name="Фигура18"/>
-                        <wps:cNvSpPr/>
-                      </wps:nvSpPr>
                       <wps:spPr>
                         <a:xfrm>
                           <a:off x="0" y="0"/>
@@ -5980,6 +6436,12 @@
                           <a:noFill/>
                         </a:ln>
                       </wps:spPr>
+                      <wps:style>
+                        <a:lnRef idx="0"/>
+                        <a:fillRef idx="0"/>
+                        <a:effectRef idx="0"/>
+                        <a:fontRef idx="minor"/>
+                      </wps:style>
                       <wps:bodyPr/>
                     </wps:wsp>
                   </a:graphicData>
@@ -5992,10 +6454,10 @@
           </mc:Choice>
           <mc:Fallback>
             <w:pict>
-              <v:rect id="shape_0" fillcolor="#a0a0a0" stroked="f" o:allowincell="f" style="position:absolute;margin-left:0pt;margin-top:-1.55pt;width:451.25pt;height:1.45pt;mso-wrap-style:none;v-text-anchor:middle;mso-position-horizontal:center;mso-position-vertical:top">
+              <v:rect id="shape_0" fillcolor="#a0a0a0" stroked="f" o:allowincell="f" style="position:absolute;margin-left:0pt;margin-top:-1.55pt;width:451.25pt;height:1.45pt;mso-wrap-style:none;v-text-anchor:middle;mso-position-vertical:top">
                 <v:fill o:detectmouseclick="t" type="solid" color2="#5f5f5f"/>
                 <v:stroke color="#3465a4" joinstyle="round" endcap="flat"/>
-                <w10:wrap type="topAndBottom"/>
+                <w10:wrap type="square"/>
               </v:rect>
             </w:pict>
           </mc:Fallback>
@@ -6229,15 +6691,11 @@
               <wp:inline distT="0" distB="0" distL="0" distR="0">
                 <wp:extent cx="5731510" cy="19050"/>
                 <wp:effectExtent l="0" t="0" r="0" b="0"/>
-                <wp:docPr id="37" name="Фигура19"/>
+                <wp:docPr id="19" name="Фигура19"/>
                 <a:graphic xmlns:a="http://schemas.openxmlformats.org/drawingml/2006/main">
                   <a:graphicData uri="http://schemas.microsoft.com/office/word/2010/wordprocessingShape">
                     <wps:wsp>
                       <wps:cNvSpPr/>
-                      <wps:nvSpPr>
-                        <wps:cNvPr id="38" name="Фигура19"/>
-                        <wps:cNvSpPr/>
-                      </wps:nvSpPr>
                       <wps:spPr>
                         <a:xfrm>
                           <a:off x="0" y="0"/>
@@ -6253,6 +6711,12 @@
                           <a:noFill/>
                         </a:ln>
                       </wps:spPr>
+                      <wps:style>
+                        <a:lnRef idx="0"/>
+                        <a:fillRef idx="0"/>
+                        <a:effectRef idx="0"/>
+                        <a:fontRef idx="minor"/>
+                      </wps:style>
                       <wps:bodyPr/>
                     </wps:wsp>
                   </a:graphicData>
@@ -6265,10 +6729,10 @@
           </mc:Choice>
           <mc:Fallback>
             <w:pict>
-              <v:rect id="shape_0" fillcolor="#a0a0a0" stroked="f" o:allowincell="f" style="position:absolute;margin-left:0pt;margin-top:-1.55pt;width:451.25pt;height:1.45pt;mso-wrap-style:none;v-text-anchor:middle;mso-position-horizontal:center;mso-position-vertical:top">
+              <v:rect id="shape_0" fillcolor="#a0a0a0" stroked="f" o:allowincell="f" style="position:absolute;margin-left:0pt;margin-top:-1.55pt;width:451.25pt;height:1.45pt;mso-wrap-style:none;v-text-anchor:middle;mso-position-vertical:top">
                 <v:fill o:detectmouseclick="t" type="solid" color2="#5f5f5f"/>
                 <v:stroke color="#3465a4" joinstyle="round" endcap="flat"/>
-                <w10:wrap type="topAndBottom"/>
+                <w10:wrap type="square"/>
               </v:rect>
             </w:pict>
           </mc:Fallback>
@@ -6377,15 +6841,11 @@
               <wp:inline distT="0" distB="0" distL="0" distR="0">
                 <wp:extent cx="5731510" cy="19050"/>
                 <wp:effectExtent l="0" t="0" r="0" b="0"/>
-                <wp:docPr id="39" name="Фигура20"/>
+                <wp:docPr id="20" name="Фигура20"/>
                 <a:graphic xmlns:a="http://schemas.openxmlformats.org/drawingml/2006/main">
                   <a:graphicData uri="http://schemas.microsoft.com/office/word/2010/wordprocessingShape">
                     <wps:wsp>
                       <wps:cNvSpPr/>
-                      <wps:nvSpPr>
-                        <wps:cNvPr id="40" name="Фигура20"/>
-                        <wps:cNvSpPr/>
-                      </wps:nvSpPr>
                       <wps:spPr>
                         <a:xfrm>
                           <a:off x="0" y="0"/>
@@ -6401,6 +6861,12 @@
                           <a:noFill/>
                         </a:ln>
                       </wps:spPr>
+                      <wps:style>
+                        <a:lnRef idx="0"/>
+                        <a:fillRef idx="0"/>
+                        <a:effectRef idx="0"/>
+                        <a:fontRef idx="minor"/>
+                      </wps:style>
                       <wps:bodyPr/>
                     </wps:wsp>
                   </a:graphicData>
@@ -6413,10 +6879,10 @@
           </mc:Choice>
           <mc:Fallback>
             <w:pict>
-              <v:rect id="shape_0" fillcolor="#a0a0a0" stroked="f" o:allowincell="f" style="position:absolute;margin-left:0pt;margin-top:-1.55pt;width:451.25pt;height:1.45pt;mso-wrap-style:none;v-text-anchor:middle;mso-position-horizontal:center;mso-position-vertical:top">
+              <v:rect id="shape_0" fillcolor="#a0a0a0" stroked="f" o:allowincell="f" style="position:absolute;margin-left:0pt;margin-top:-1.55pt;width:451.25pt;height:1.45pt;mso-wrap-style:none;v-text-anchor:middle;mso-position-vertical:top">
                 <v:fill o:detectmouseclick="t" type="solid" color2="#5f5f5f"/>
                 <v:stroke color="#3465a4" joinstyle="round" endcap="flat"/>
-                <w10:wrap type="topAndBottom"/>
+                <w10:wrap type="square"/>
               </v:rect>
             </w:pict>
           </mc:Fallback>
@@ -6509,15 +6975,11 @@
               <wp:inline distT="0" distB="0" distL="0" distR="0">
                 <wp:extent cx="5731510" cy="19050"/>
                 <wp:effectExtent l="0" t="0" r="0" b="0"/>
-                <wp:docPr id="41" name="Фигура21"/>
+                <wp:docPr id="21" name="Фигура21"/>
                 <a:graphic xmlns:a="http://schemas.openxmlformats.org/drawingml/2006/main">
                   <a:graphicData uri="http://schemas.microsoft.com/office/word/2010/wordprocessingShape">
                     <wps:wsp>
                       <wps:cNvSpPr/>
-                      <wps:nvSpPr>
-                        <wps:cNvPr id="42" name="Фигура21"/>
-                        <wps:cNvSpPr/>
-                      </wps:nvSpPr>
                       <wps:spPr>
                         <a:xfrm>
                           <a:off x="0" y="0"/>
@@ -6533,6 +6995,12 @@
                           <a:noFill/>
                         </a:ln>
                       </wps:spPr>
+                      <wps:style>
+                        <a:lnRef idx="0"/>
+                        <a:fillRef idx="0"/>
+                        <a:effectRef idx="0"/>
+                        <a:fontRef idx="minor"/>
+                      </wps:style>
                       <wps:bodyPr/>
                     </wps:wsp>
                   </a:graphicData>
@@ -6545,10 +7013,10 @@
           </mc:Choice>
           <mc:Fallback>
             <w:pict>
-              <v:rect id="shape_0" fillcolor="#a0a0a0" stroked="f" o:allowincell="f" style="position:absolute;margin-left:0pt;margin-top:-1.55pt;width:451.25pt;height:1.45pt;mso-wrap-style:none;v-text-anchor:middle;mso-position-horizontal:center;mso-position-vertical:top">
+              <v:rect id="shape_0" fillcolor="#a0a0a0" stroked="f" o:allowincell="f" style="position:absolute;margin-left:0pt;margin-top:-1.55pt;width:451.25pt;height:1.45pt;mso-wrap-style:none;v-text-anchor:middle;mso-position-vertical:top">
                 <v:fill o:detectmouseclick="t" type="solid" color2="#5f5f5f"/>
                 <v:stroke color="#3465a4" joinstyle="round" endcap="flat"/>
-                <w10:wrap type="topAndBottom"/>
+                <w10:wrap type="square"/>
               </v:rect>
             </w:pict>
           </mc:Fallback>
@@ -6652,15 +7120,11 @@
               <wp:inline distT="0" distB="0" distL="0" distR="0">
                 <wp:extent cx="5731510" cy="19050"/>
                 <wp:effectExtent l="0" t="0" r="0" b="0"/>
-                <wp:docPr id="43" name="Фигура22"/>
+                <wp:docPr id="22" name="Фигура22"/>
                 <a:graphic xmlns:a="http://schemas.openxmlformats.org/drawingml/2006/main">
                   <a:graphicData uri="http://schemas.microsoft.com/office/word/2010/wordprocessingShape">
                     <wps:wsp>
                       <wps:cNvSpPr/>
-                      <wps:nvSpPr>
-                        <wps:cNvPr id="44" name="Фигура22"/>
-                        <wps:cNvSpPr/>
-                      </wps:nvSpPr>
                       <wps:spPr>
                         <a:xfrm>
                           <a:off x="0" y="0"/>
@@ -6676,6 +7140,12 @@
                           <a:noFill/>
                         </a:ln>
                       </wps:spPr>
+                      <wps:style>
+                        <a:lnRef idx="0"/>
+                        <a:fillRef idx="0"/>
+                        <a:effectRef idx="0"/>
+                        <a:fontRef idx="minor"/>
+                      </wps:style>
                       <wps:bodyPr/>
                     </wps:wsp>
                   </a:graphicData>
@@ -6688,10 +7158,10 @@
           </mc:Choice>
           <mc:Fallback>
             <w:pict>
-              <v:rect id="shape_0" fillcolor="#a0a0a0" stroked="f" o:allowincell="f" style="position:absolute;margin-left:0pt;margin-top:-1.55pt;width:451.25pt;height:1.45pt;mso-wrap-style:none;v-text-anchor:middle;mso-position-horizontal:center;mso-position-vertical:top">
+              <v:rect id="shape_0" fillcolor="#a0a0a0" stroked="f" o:allowincell="f" style="position:absolute;margin-left:0pt;margin-top:-1.55pt;width:451.25pt;height:1.45pt;mso-wrap-style:none;v-text-anchor:middle;mso-position-vertical:top">
                 <v:fill o:detectmouseclick="t" type="solid" color2="#5f5f5f"/>
                 <v:stroke color="#3465a4" joinstyle="round" endcap="flat"/>
-                <w10:wrap type="topAndBottom"/>
+                <w10:wrap type="square"/>
               </v:rect>
             </w:pict>
           </mc:Fallback>
@@ -6915,15 +7385,11 @@
               <wp:inline distT="0" distB="0" distL="0" distR="0">
                 <wp:extent cx="5731510" cy="19050"/>
                 <wp:effectExtent l="0" t="0" r="0" b="0"/>
-                <wp:docPr id="45" name="Фигура23"/>
+                <wp:docPr id="23" name="Фигура23"/>
                 <a:graphic xmlns:a="http://schemas.openxmlformats.org/drawingml/2006/main">
                   <a:graphicData uri="http://schemas.microsoft.com/office/word/2010/wordprocessingShape">
                     <wps:wsp>
                       <wps:cNvSpPr/>
-                      <wps:nvSpPr>
-                        <wps:cNvPr id="46" name="Фигура23"/>
-                        <wps:cNvSpPr/>
-                      </wps:nvSpPr>
                       <wps:spPr>
                         <a:xfrm>
                           <a:off x="0" y="0"/>
@@ -6939,6 +7405,12 @@
                           <a:noFill/>
                         </a:ln>
                       </wps:spPr>
+                      <wps:style>
+                        <a:lnRef idx="0"/>
+                        <a:fillRef idx="0"/>
+                        <a:effectRef idx="0"/>
+                        <a:fontRef idx="minor"/>
+                      </wps:style>
                       <wps:bodyPr/>
                     </wps:wsp>
                   </a:graphicData>
@@ -6951,10 +7423,10 @@
           </mc:Choice>
           <mc:Fallback>
             <w:pict>
-              <v:rect id="shape_0" fillcolor="#a0a0a0" stroked="f" o:allowincell="f" style="position:absolute;margin-left:0pt;margin-top:-1.55pt;width:451.25pt;height:1.45pt;mso-wrap-style:none;v-text-anchor:middle;mso-position-horizontal:center;mso-position-vertical:top">
+              <v:rect id="shape_0" fillcolor="#a0a0a0" stroked="f" o:allowincell="f" style="position:absolute;margin-left:0pt;margin-top:-1.55pt;width:451.25pt;height:1.45pt;mso-wrap-style:none;v-text-anchor:middle;mso-position-vertical:top">
                 <v:fill o:detectmouseclick="t" type="solid" color2="#5f5f5f"/>
                 <v:stroke color="#3465a4" joinstyle="round" endcap="flat"/>
-                <w10:wrap type="topAndBottom"/>
+                <w10:wrap type="square"/>
               </v:rect>
             </w:pict>
           </mc:Fallback>
@@ -7066,15 +7538,11 @@
               <wp:inline distT="0" distB="0" distL="0" distR="0">
                 <wp:extent cx="5731510" cy="19050"/>
                 <wp:effectExtent l="0" t="0" r="0" b="0"/>
-                <wp:docPr id="47" name="Фигура24"/>
+                <wp:docPr id="24" name="Фигура24"/>
                 <a:graphic xmlns:a="http://schemas.openxmlformats.org/drawingml/2006/main">
                   <a:graphicData uri="http://schemas.microsoft.com/office/word/2010/wordprocessingShape">
                     <wps:wsp>
                       <wps:cNvSpPr/>
-                      <wps:nvSpPr>
-                        <wps:cNvPr id="48" name="Фигура24"/>
-                        <wps:cNvSpPr/>
-                      </wps:nvSpPr>
                       <wps:spPr>
                         <a:xfrm>
                           <a:off x="0" y="0"/>
@@ -7090,6 +7558,12 @@
                           <a:noFill/>
                         </a:ln>
                       </wps:spPr>
+                      <wps:style>
+                        <a:lnRef idx="0"/>
+                        <a:fillRef idx="0"/>
+                        <a:effectRef idx="0"/>
+                        <a:fontRef idx="minor"/>
+                      </wps:style>
                       <wps:bodyPr/>
                     </wps:wsp>
                   </a:graphicData>
@@ -7102,10 +7576,10 @@
           </mc:Choice>
           <mc:Fallback>
             <w:pict>
-              <v:rect id="shape_0" fillcolor="#a0a0a0" stroked="f" o:allowincell="f" style="position:absolute;margin-left:0pt;margin-top:-1.55pt;width:451.25pt;height:1.45pt;mso-wrap-style:none;v-text-anchor:middle;mso-position-horizontal:center;mso-position-vertical:top">
+              <v:rect id="shape_0" fillcolor="#a0a0a0" stroked="f" o:allowincell="f" style="position:absolute;margin-left:0pt;margin-top:-1.55pt;width:451.25pt;height:1.45pt;mso-wrap-style:none;v-text-anchor:middle;mso-position-vertical:top">
                 <v:fill o:detectmouseclick="t" type="solid" color2="#5f5f5f"/>
                 <v:stroke color="#3465a4" joinstyle="round" endcap="flat"/>
-                <w10:wrap type="topAndBottom"/>
+                <w10:wrap type="square"/>
               </v:rect>
             </w:pict>
           </mc:Fallback>
@@ -7209,15 +7683,11 @@
               <wp:inline distT="0" distB="0" distL="0" distR="0">
                 <wp:extent cx="5731510" cy="19050"/>
                 <wp:effectExtent l="0" t="0" r="0" b="0"/>
-                <wp:docPr id="49" name="Фигура25"/>
+                <wp:docPr id="25" name="Фигура25"/>
                 <a:graphic xmlns:a="http://schemas.openxmlformats.org/drawingml/2006/main">
                   <a:graphicData uri="http://schemas.microsoft.com/office/word/2010/wordprocessingShape">
                     <wps:wsp>
                       <wps:cNvSpPr/>
-                      <wps:nvSpPr>
-                        <wps:cNvPr id="50" name="Фигура25"/>
-                        <wps:cNvSpPr/>
-                      </wps:nvSpPr>
                       <wps:spPr>
                         <a:xfrm>
                           <a:off x="0" y="0"/>
@@ -7233,6 +7703,12 @@
                           <a:noFill/>
                         </a:ln>
                       </wps:spPr>
+                      <wps:style>
+                        <a:lnRef idx="0"/>
+                        <a:fillRef idx="0"/>
+                        <a:effectRef idx="0"/>
+                        <a:fontRef idx="minor"/>
+                      </wps:style>
                       <wps:bodyPr/>
                     </wps:wsp>
                   </a:graphicData>
@@ -7245,10 +7721,10 @@
           </mc:Choice>
           <mc:Fallback>
             <w:pict>
-              <v:rect id="shape_0" fillcolor="#a0a0a0" stroked="f" o:allowincell="f" style="position:absolute;margin-left:0pt;margin-top:-1.55pt;width:451.25pt;height:1.45pt;mso-wrap-style:none;v-text-anchor:middle;mso-position-horizontal:center;mso-position-vertical:top">
+              <v:rect id="shape_0" fillcolor="#a0a0a0" stroked="f" o:allowincell="f" style="position:absolute;margin-left:0pt;margin-top:-1.55pt;width:451.25pt;height:1.45pt;mso-wrap-style:none;v-text-anchor:middle;mso-position-vertical:top">
                 <v:fill o:detectmouseclick="t" type="solid" color2="#5f5f5f"/>
                 <v:stroke color="#3465a4" joinstyle="round" endcap="flat"/>
-                <w10:wrap type="topAndBottom"/>
+                <w10:wrap type="square"/>
               </v:rect>
             </w:pict>
           </mc:Fallback>
@@ -7368,15 +7844,11 @@
               <wp:inline distT="0" distB="0" distL="0" distR="0">
                 <wp:extent cx="5731510" cy="19050"/>
                 <wp:effectExtent l="0" t="0" r="0" b="0"/>
-                <wp:docPr id="51" name="Фигура26"/>
+                <wp:docPr id="26" name="Фигура26"/>
                 <a:graphic xmlns:a="http://schemas.openxmlformats.org/drawingml/2006/main">
                   <a:graphicData uri="http://schemas.microsoft.com/office/word/2010/wordprocessingShape">
                     <wps:wsp>
                       <wps:cNvSpPr/>
-                      <wps:nvSpPr>
-                        <wps:cNvPr id="52" name="Фигура26"/>
-                        <wps:cNvSpPr/>
-                      </wps:nvSpPr>
                       <wps:spPr>
                         <a:xfrm>
                           <a:off x="0" y="0"/>
@@ -7392,6 +7864,12 @@
                           <a:noFill/>
                         </a:ln>
                       </wps:spPr>
+                      <wps:style>
+                        <a:lnRef idx="0"/>
+                        <a:fillRef idx="0"/>
+                        <a:effectRef idx="0"/>
+                        <a:fontRef idx="minor"/>
+                      </wps:style>
                       <wps:bodyPr/>
                     </wps:wsp>
                   </a:graphicData>
@@ -7404,10 +7882,10 @@
           </mc:Choice>
           <mc:Fallback>
             <w:pict>
-              <v:rect id="shape_0" fillcolor="#a0a0a0" stroked="f" o:allowincell="f" style="position:absolute;margin-left:0pt;margin-top:-1.55pt;width:451.25pt;height:1.45pt;mso-wrap-style:none;v-text-anchor:middle;mso-position-horizontal:center;mso-position-vertical:top">
+              <v:rect id="shape_0" fillcolor="#a0a0a0" stroked="f" o:allowincell="f" style="position:absolute;margin-left:0pt;margin-top:-1.55pt;width:451.25pt;height:1.45pt;mso-wrap-style:none;v-text-anchor:middle;mso-position-vertical:top">
                 <v:fill o:detectmouseclick="t" type="solid" color2="#5f5f5f"/>
                 <v:stroke color="#3465a4" joinstyle="round" endcap="flat"/>
-                <w10:wrap type="topAndBottom"/>
+                <w10:wrap type="square"/>
               </v:rect>
             </w:pict>
           </mc:Fallback>
@@ -7572,15 +8050,11 @@
               <wp:inline distT="0" distB="0" distL="0" distR="0">
                 <wp:extent cx="5731510" cy="19050"/>
                 <wp:effectExtent l="0" t="0" r="0" b="0"/>
-                <wp:docPr id="53" name="Фигура27"/>
+                <wp:docPr id="27" name="Фигура27"/>
                 <a:graphic xmlns:a="http://schemas.openxmlformats.org/drawingml/2006/main">
                   <a:graphicData uri="http://schemas.microsoft.com/office/word/2010/wordprocessingShape">
                     <wps:wsp>
                       <wps:cNvSpPr/>
-                      <wps:nvSpPr>
-                        <wps:cNvPr id="54" name="Фигура27"/>
-                        <wps:cNvSpPr/>
-                      </wps:nvSpPr>
                       <wps:spPr>
                         <a:xfrm>
                           <a:off x="0" y="0"/>
@@ -7596,6 +8070,12 @@
                           <a:noFill/>
                         </a:ln>
                       </wps:spPr>
+                      <wps:style>
+                        <a:lnRef idx="0"/>
+                        <a:fillRef idx="0"/>
+                        <a:effectRef idx="0"/>
+                        <a:fontRef idx="minor"/>
+                      </wps:style>
                       <wps:bodyPr/>
                     </wps:wsp>
                   </a:graphicData>
@@ -7608,10 +8088,10 @@
           </mc:Choice>
           <mc:Fallback>
             <w:pict>
-              <v:rect id="shape_0" fillcolor="#a0a0a0" stroked="f" o:allowincell="f" style="position:absolute;margin-left:0pt;margin-top:-1.55pt;width:451.25pt;height:1.45pt;mso-wrap-style:none;v-text-anchor:middle;mso-position-horizontal:center;mso-position-vertical:top">
+              <v:rect id="shape_0" fillcolor="#a0a0a0" stroked="f" o:allowincell="f" style="position:absolute;margin-left:0pt;margin-top:-1.55pt;width:451.25pt;height:1.45pt;mso-wrap-style:none;v-text-anchor:middle;mso-position-vertical:top">
                 <v:fill o:detectmouseclick="t" type="solid" color2="#5f5f5f"/>
                 <v:stroke color="#3465a4" joinstyle="round" endcap="flat"/>
-                <w10:wrap type="topAndBottom"/>
+                <w10:wrap type="square"/>
               </v:rect>
             </w:pict>
           </mc:Fallback>
@@ -7727,15 +8207,11 @@
               <wp:inline distT="0" distB="0" distL="0" distR="0">
                 <wp:extent cx="5731510" cy="19050"/>
                 <wp:effectExtent l="0" t="0" r="0" b="0"/>
-                <wp:docPr id="55" name="Фигура28"/>
+                <wp:docPr id="28" name="Фигура28"/>
                 <a:graphic xmlns:a="http://schemas.openxmlformats.org/drawingml/2006/main">
                   <a:graphicData uri="http://schemas.microsoft.com/office/word/2010/wordprocessingShape">
                     <wps:wsp>
                       <wps:cNvSpPr/>
-                      <wps:nvSpPr>
-                        <wps:cNvPr id="56" name="Фигура28"/>
-                        <wps:cNvSpPr/>
-                      </wps:nvSpPr>
                       <wps:spPr>
                         <a:xfrm>
                           <a:off x="0" y="0"/>
@@ -7751,6 +8227,12 @@
                           <a:noFill/>
                         </a:ln>
                       </wps:spPr>
+                      <wps:style>
+                        <a:lnRef idx="0"/>
+                        <a:fillRef idx="0"/>
+                        <a:effectRef idx="0"/>
+                        <a:fontRef idx="minor"/>
+                      </wps:style>
                       <wps:bodyPr/>
                     </wps:wsp>
                   </a:graphicData>
@@ -7763,10 +8245,10 @@
           </mc:Choice>
           <mc:Fallback>
             <w:pict>
-              <v:rect id="shape_0" fillcolor="#a0a0a0" stroked="f" o:allowincell="f" style="position:absolute;margin-left:0pt;margin-top:-1.55pt;width:451.25pt;height:1.45pt;mso-wrap-style:none;v-text-anchor:middle;mso-position-horizontal:center;mso-position-vertical:top">
+              <v:rect id="shape_0" fillcolor="#a0a0a0" stroked="f" o:allowincell="f" style="position:absolute;margin-left:0pt;margin-top:-1.55pt;width:451.25pt;height:1.45pt;mso-wrap-style:none;v-text-anchor:middle;mso-position-vertical:top">
                 <v:fill o:detectmouseclick="t" type="solid" color2="#5f5f5f"/>
                 <v:stroke color="#3465a4" joinstyle="round" endcap="flat"/>
-                <w10:wrap type="topAndBottom"/>
+                <w10:wrap type="square"/>
               </v:rect>
             </w:pict>
           </mc:Fallback>
@@ -7780,37 +8262,37 @@
         <w:keepLines w:val="false"/>
         <w:spacing w:lineRule="auto" w:line="240" w:before="480" w:after="120"/>
         <w:rPr>
+          <w:highlight w:val="none"/>
+          <w:shd w:fill="FFFF00" w:val="clear"/>
+        </w:rPr>
+      </w:pPr>
+      <w:bookmarkStart w:id="41" w:name="_sdf9u78i2wqo"/>
+      <w:bookmarkEnd w:id="41"/>
+      <w:r>
+        <w:rPr>
           <w:b/>
           <w:bCs/>
           <w:sz w:val="46"/>
           <w:szCs w:val="46"/>
-        </w:rPr>
-      </w:pPr>
-      <w:bookmarkStart w:id="41" w:name="_sdf9u78i2wqo"/>
-      <w:bookmarkEnd w:id="41"/>
+          <w:shd w:fill="FFFF00" w:val="clear"/>
+        </w:rPr>
+        <w:t>10) Мини-примеры экранов (как это выглядит в сообщениях)</w:t>
+      </w:r>
+    </w:p>
+    <w:p>
+      <w:pPr>
+        <w:pStyle w:val="normal1"/>
+        <w:spacing w:lineRule="auto" w:line="240" w:before="240" w:after="240"/>
+        <w:rPr>
+          <w:highlight w:val="none"/>
+          <w:shd w:fill="FFFF00" w:val="clear"/>
+        </w:rPr>
+      </w:pPr>
       <w:r>
         <w:rPr>
           <w:b/>
           <w:bCs/>
-          <w:sz w:val="46"/>
-          <w:szCs w:val="46"/>
-        </w:rPr>
-        <w:t>10) Мини-примеры экранов (как это выглядит в сообщениях)</w:t>
-      </w:r>
-    </w:p>
-    <w:p>
-      <w:pPr>
-        <w:pStyle w:val="normal1"/>
-        <w:spacing w:lineRule="auto" w:line="240" w:before="240" w:after="240"/>
-        <w:rPr>
-          <w:b/>
-          <w:bCs/>
-        </w:rPr>
-      </w:pPr>
-      <w:r>
-        <w:rPr>
-          <w:b/>
-          <w:bCs/>
+          <w:shd w:fill="FFFF00" w:val="clear"/>
         </w:rPr>
         <w:t>Сообщение турнира</w:t>
       </w:r>
@@ -7820,14 +8302,21 @@
         <w:pStyle w:val="normal1"/>
         <w:spacing w:lineRule="auto" w:line="240" w:before="240" w:after="240"/>
         <w:ind w:hanging="0" w:start="600" w:end="600"/>
-        <w:rPr/>
-      </w:pPr>
-      <w:r>
-        <w:rPr/>
+        <w:rPr>
+          <w:highlight w:val="none"/>
+          <w:shd w:fill="FFFF00" w:val="clear"/>
+        </w:rPr>
+      </w:pPr>
+      <w:r>
+        <w:rPr>
+          <w:shd w:fill="FFFF00" w:val="clear"/>
+        </w:rPr>
         <w:t xml:space="preserve">🏆 </w:t>
       </w:r>
       <w:r>
-        <w:rPr/>
+        <w:rPr>
+          <w:shd w:fill="FFFF00" w:val="clear"/>
+        </w:rPr>
         <w:t>Турнир: Spring Kills Cup</w:t>
         <w:br/>
         <w:t>📅 Регистрация до: 12.03</w:t>
@@ -7846,10 +8335,15 @@
         <w:pStyle w:val="normal1"/>
         <w:spacing w:lineRule="auto" w:line="240" w:before="240" w:after="240"/>
         <w:ind w:hanging="0" w:start="600" w:end="600"/>
-        <w:rPr/>
-      </w:pPr>
-      <w:r>
-        <w:rPr/>
+        <w:rPr>
+          <w:highlight w:val="none"/>
+          <w:shd w:fill="FFFF00" w:val="clear"/>
+        </w:rPr>
+      </w:pPr>
+      <w:r>
+        <w:rPr>
+          <w:shd w:fill="FFFF00" w:val="clear"/>
+        </w:rPr>
         <w:t>[✅ Вступить] [📋 Правила] [👥 Команды] [⬅️ Назад]</w:t>
       </w:r>
     </w:p>
@@ -7857,15 +8351,16 @@
       <w:pPr>
         <w:pStyle w:val="normal1"/>
         <w:spacing w:lineRule="auto" w:line="240" w:before="240" w:after="240"/>
+        <w:rPr>
+          <w:highlight w:val="none"/>
+          <w:shd w:fill="FFFF00" w:val="clear"/>
+        </w:rPr>
+      </w:pPr>
+      <w:r>
         <w:rPr>
           <w:b/>
           <w:bCs/>
-        </w:rPr>
-      </w:pPr>
-      <w:r>
-        <w:rPr>
-          <w:b/>
-          <w:bCs/>
+          <w:shd w:fill="FFFF00" w:val="clear"/>
         </w:rPr>
         <w:t>Кошелёк</w:t>
       </w:r>
@@ -7875,14 +8370,21 @@
         <w:pStyle w:val="normal1"/>
         <w:spacing w:lineRule="auto" w:line="240" w:before="240" w:after="240"/>
         <w:ind w:hanging="0" w:start="600" w:end="600"/>
-        <w:rPr/>
-      </w:pPr>
-      <w:r>
-        <w:rPr/>
+        <w:rPr>
+          <w:highlight w:val="none"/>
+          <w:shd w:fill="FFFF00" w:val="clear"/>
+        </w:rPr>
+      </w:pPr>
+      <w:r>
+        <w:rPr>
+          <w:shd w:fill="FFFF00" w:val="clear"/>
+        </w:rPr>
         <w:t xml:space="preserve">💰 </w:t>
       </w:r>
       <w:r>
-        <w:rPr/>
+        <w:rPr>
+          <w:shd w:fill="FFFF00" w:val="clear"/>
+        </w:rPr>
         <w:t>Твой баланс: 320 CD</w:t>
         <w:br/>
         <w:t>Последние операции:</w:t>
@@ -7897,10 +8399,15 @@
         <w:pStyle w:val="normal1"/>
         <w:spacing w:lineRule="auto" w:line="240" w:before="240" w:after="240"/>
         <w:ind w:hanging="0" w:start="600" w:end="600"/>
-        <w:rPr/>
-      </w:pPr>
-      <w:r>
-        <w:rPr/>
+        <w:rPr>
+          <w:highlight w:val="none"/>
+          <w:shd w:fill="FFFF00" w:val="clear"/>
+        </w:rPr>
+      </w:pPr>
+      <w:r>
+        <w:rPr>
+          <w:shd w:fill="FFFF00" w:val="clear"/>
+        </w:rPr>
         <w:t>[📜 История] [🧾 Промокод] [⬅️ Назад]</w:t>
       </w:r>
     </w:p>
@@ -7917,15 +8424,11 @@
               <wp:inline distT="0" distB="0" distL="0" distR="0">
                 <wp:extent cx="5731510" cy="19050"/>
                 <wp:effectExtent l="0" t="0" r="0" b="0"/>
-                <wp:docPr id="57" name="Фигура29"/>
+                <wp:docPr id="29" name="Фигура29"/>
                 <a:graphic xmlns:a="http://schemas.openxmlformats.org/drawingml/2006/main">
                   <a:graphicData uri="http://schemas.microsoft.com/office/word/2010/wordprocessingShape">
                     <wps:wsp>
                       <wps:cNvSpPr/>
-                      <wps:nvSpPr>
-                        <wps:cNvPr id="58" name="Фигура29"/>
-                        <wps:cNvSpPr/>
-                      </wps:nvSpPr>
                       <wps:spPr>
                         <a:xfrm>
                           <a:off x="0" y="0"/>
@@ -7941,6 +8444,12 @@
                           <a:noFill/>
                         </a:ln>
                       </wps:spPr>
+                      <wps:style>
+                        <a:lnRef idx="0"/>
+                        <a:fillRef idx="0"/>
+                        <a:effectRef idx="0"/>
+                        <a:fontRef idx="minor"/>
+                      </wps:style>
                       <wps:bodyPr/>
                     </wps:wsp>
                   </a:graphicData>
@@ -7953,10 +8462,10 @@
           </mc:Choice>
           <mc:Fallback>
             <w:pict>
-              <v:rect id="shape_0" fillcolor="#a0a0a0" stroked="f" o:allowincell="f" style="position:absolute;margin-left:0pt;margin-top:-1.55pt;width:451.25pt;height:1.45pt;mso-wrap-style:none;v-text-anchor:middle;mso-position-horizontal:center;mso-position-vertical:top">
+              <v:rect id="shape_0" fillcolor="#a0a0a0" stroked="f" o:allowincell="f" style="position:absolute;margin-left:0pt;margin-top:-1.55pt;width:451.25pt;height:1.45pt;mso-wrap-style:none;v-text-anchor:middle;mso-position-vertical:top">
                 <v:fill o:detectmouseclick="t" type="solid" color2="#5f5f5f"/>
                 <v:stroke color="#3465a4" joinstyle="round" endcap="flat"/>
-                <w10:wrap type="topAndBottom"/>
+                <w10:wrap type="square"/>
               </v:rect>
             </w:pict>
           </mc:Fallback>
@@ -7970,20 +8479,19 @@
         <w:keepLines w:val="false"/>
         <w:spacing w:lineRule="auto" w:line="240" w:before="360" w:after="80"/>
         <w:rPr>
+          <w:highlight w:val="none"/>
+          <w:shd w:fill="FFFF00" w:val="clear"/>
+        </w:rPr>
+      </w:pPr>
+      <w:bookmarkStart w:id="42" w:name="_2szkoje285ec"/>
+      <w:bookmarkEnd w:id="42"/>
+      <w:r>
+        <w:rPr>
           <w:b/>
           <w:bCs/>
           <w:sz w:val="34"/>
           <w:szCs w:val="34"/>
-        </w:rPr>
-      </w:pPr>
-      <w:bookmarkStart w:id="42" w:name="_2szkoje285ec"/>
-      <w:bookmarkEnd w:id="42"/>
-      <w:r>
-        <w:rPr>
-          <w:b/>
-          <w:bCs/>
-          <w:sz w:val="34"/>
-          <w:szCs w:val="34"/>
+          <w:shd w:fill="FFFF00" w:val="clear"/>
         </w:rPr>
         <w:t>11) Критерии готовности (чек-лист)</w:t>
       </w:r>
@@ -7992,10 +8500,15 @@
       <w:pPr>
         <w:pStyle w:val="normal1"/>
         <w:spacing w:lineRule="auto" w:line="240" w:before="240" w:after="240"/>
-        <w:rPr/>
-      </w:pPr>
-      <w:r>
-        <w:rPr/>
+        <w:rPr>
+          <w:highlight w:val="none"/>
+          <w:shd w:fill="FFFF00" w:val="clear"/>
+        </w:rPr>
+      </w:pPr>
+      <w:r>
+        <w:rPr>
+          <w:shd w:fill="FFFF00" w:val="clear"/>
+        </w:rPr>
         <w:t>Считаем бот готовым, когда:</w:t>
       </w:r>
     </w:p>
@@ -8008,10 +8521,15 @@
         </w:numPr>
         <w:spacing w:lineRule="auto" w:line="240" w:before="240" w:after="0"/>
         <w:ind w:hanging="360" w:start="720"/>
-        <w:rPr/>
-      </w:pPr>
-      <w:r>
-        <w:rPr/>
+        <w:rPr>
+          <w:highlight w:val="none"/>
+          <w:shd w:fill="FFFF00" w:val="clear"/>
+        </w:rPr>
+      </w:pPr>
+      <w:r>
+        <w:rPr>
+          <w:shd w:fill="FFFF00" w:val="clear"/>
+        </w:rPr>
         <w:t>пользователь может зарегистрироваться и вступить в турнир за 1–2 минуты;</w:t>
       </w:r>
     </w:p>
@@ -8024,10 +8542,15 @@
         </w:numPr>
         <w:spacing w:lineRule="auto" w:line="240" w:before="0" w:after="0"/>
         <w:ind w:hanging="360" w:start="720"/>
-        <w:rPr/>
-      </w:pPr>
-      <w:r>
-        <w:rPr/>
+        <w:rPr>
+          <w:highlight w:val="none"/>
+          <w:shd w:fill="FFFF00" w:val="clear"/>
+        </w:rPr>
+      </w:pPr>
+      <w:r>
+        <w:rPr>
+          <w:shd w:fill="FFFF00" w:val="clear"/>
+        </w:rPr>
         <w:t>админ может создать турнир пошагово и опубликовать его;</w:t>
       </w:r>
     </w:p>
@@ -8040,10 +8563,15 @@
         </w:numPr>
         <w:spacing w:lineRule="auto" w:line="240" w:before="0" w:after="0"/>
         <w:ind w:hanging="360" w:start="720"/>
-        <w:rPr/>
-      </w:pPr>
-      <w:r>
-        <w:rPr/>
+        <w:rPr>
+          <w:highlight w:val="none"/>
+          <w:shd w:fill="FFFF00" w:val="clear"/>
+        </w:rPr>
+      </w:pPr>
+      <w:r>
+        <w:rPr>
+          <w:shd w:fill="FFFF00" w:val="clear"/>
+        </w:rPr>
         <w:t>результаты (киллы) вводятся через кнопки/формы и публикуются в рейтинге;</w:t>
       </w:r>
     </w:p>
@@ -8056,10 +8584,15 @@
         </w:numPr>
         <w:spacing w:lineRule="auto" w:line="240" w:before="0" w:after="0"/>
         <w:ind w:hanging="360" w:start="720"/>
-        <w:rPr/>
-      </w:pPr>
-      <w:r>
-        <w:rPr/>
+        <w:rPr>
+          <w:highlight w:val="none"/>
+          <w:shd w:fill="FFFF00" w:val="clear"/>
+        </w:rPr>
+      </w:pPr>
+      <w:r>
+        <w:rPr>
+          <w:shd w:fill="FFFF00" w:val="clear"/>
+        </w:rPr>
         <w:t>есть рейтинги игроков и команд с фильтрами;</w:t>
       </w:r>
     </w:p>
@@ -8072,10 +8605,15 @@
         </w:numPr>
         <w:spacing w:lineRule="auto" w:line="240" w:before="0" w:after="0"/>
         <w:ind w:hanging="360" w:start="720"/>
-        <w:rPr/>
-      </w:pPr>
-      <w:r>
-        <w:rPr/>
+        <w:rPr>
+          <w:highlight w:val="none"/>
+          <w:shd w:fill="FFFF00" w:val="clear"/>
+        </w:rPr>
+      </w:pPr>
+      <w:r>
+        <w:rPr>
+          <w:shd w:fill="FFFF00" w:val="clear"/>
+        </w:rPr>
         <w:t>работает “пригласи друга”, начисление бонусов, кошелёк CD токен, акции/розыгрыши;</w:t>
       </w:r>
     </w:p>
@@ -8088,10 +8626,15 @@
         </w:numPr>
         <w:spacing w:lineRule="auto" w:line="240" w:before="0" w:after="0"/>
         <w:ind w:hanging="360" w:start="720"/>
-        <w:rPr/>
-      </w:pPr>
-      <w:r>
-        <w:rPr/>
+        <w:rPr>
+          <w:highlight w:val="none"/>
+          <w:shd w:fill="FFFF00" w:val="clear"/>
+        </w:rPr>
+      </w:pPr>
+      <w:r>
+        <w:rPr>
+          <w:shd w:fill="FFFF00" w:val="clear"/>
+        </w:rPr>
         <w:t>роли ограничивают доступ (пользователь не видит админку);</w:t>
       </w:r>
     </w:p>
@@ -8104,10 +8647,15 @@
         </w:numPr>
         <w:spacing w:lineRule="auto" w:line="240" w:before="0" w:after="240"/>
         <w:ind w:hanging="360" w:start="720"/>
-        <w:rPr/>
-      </w:pPr>
-      <w:r>
-        <w:rPr/>
+        <w:rPr>
+          <w:highlight w:val="none"/>
+          <w:shd w:fill="FFFF00" w:val="clear"/>
+        </w:rPr>
+      </w:pPr>
+      <w:r>
+        <w:rPr>
+          <w:shd w:fill="FFFF00" w:val="clear"/>
+        </w:rPr>
         <w:t>все ключевые действия подтверждаются и записываются в “журнал действий”.</w:t>
       </w:r>
     </w:p>
@@ -8124,15 +8672,11 @@
               <wp:inline distT="0" distB="0" distL="0" distR="0">
                 <wp:extent cx="5731510" cy="19050"/>
                 <wp:effectExtent l="0" t="0" r="0" b="0"/>
-                <wp:docPr id="59" name="Фигура30"/>
+                <wp:docPr id="30" name="Фигура30"/>
                 <a:graphic xmlns:a="http://schemas.openxmlformats.org/drawingml/2006/main">
                   <a:graphicData uri="http://schemas.microsoft.com/office/word/2010/wordprocessingShape">
                     <wps:wsp>
                       <wps:cNvSpPr/>
-                      <wps:nvSpPr>
-                        <wps:cNvPr id="60" name="Фигура30"/>
-                        <wps:cNvSpPr/>
-                      </wps:nvSpPr>
                       <wps:spPr>
                         <a:xfrm>
                           <a:off x="0" y="0"/>
@@ -8148,6 +8692,12 @@
                           <a:noFill/>
                         </a:ln>
                       </wps:spPr>
+                      <wps:style>
+                        <a:lnRef idx="0"/>
+                        <a:fillRef idx="0"/>
+                        <a:effectRef idx="0"/>
+                        <a:fontRef idx="minor"/>
+                      </wps:style>
                       <wps:bodyPr/>
                     </wps:wsp>
                   </a:graphicData>
@@ -8160,10 +8710,10 @@
           </mc:Choice>
           <mc:Fallback>
             <w:pict>
-              <v:rect id="shape_0" fillcolor="#a0a0a0" stroked="f" o:allowincell="f" style="position:absolute;margin-left:0pt;margin-top:-1.55pt;width:451.25pt;height:1.45pt;mso-wrap-style:none;v-text-anchor:middle;mso-position-horizontal:center;mso-position-vertical:top">
+              <v:rect id="shape_0" fillcolor="#a0a0a0" stroked="f" o:allowincell="f" style="position:absolute;margin-left:0pt;margin-top:-1.55pt;width:451.25pt;height:1.45pt;mso-wrap-style:none;v-text-anchor:middle;mso-position-vertical:top">
                 <v:fill o:detectmouseclick="t" type="solid" color2="#5f5f5f"/>
                 <v:stroke color="#3465a4" joinstyle="round" endcap="flat"/>
-                <w10:wrap type="topAndBottom"/>
+                <w10:wrap type="square"/>
               </v:rect>
             </w:pict>
           </mc:Fallback>
@@ -16651,10 +17201,13 @@
     <w:qFormat/>
     <w:pPr>
       <w:widowControl w:val="false"/>
+      <w:suppressAutoHyphens w:val="true"/>
       <w:kinsoku w:val="true"/>
-      <w:overflowPunct w:val="true"/>
+      <w:overflowPunct w:val="false"/>
       <w:autoSpaceDE w:val="true"/>
       <w:bidi w:val="0"/>
+      <w:spacing w:before="0" w:after="0"/>
+      <w:jc w:val="start"/>
     </w:pPr>
     <w:rPr>
       <w:rFonts w:ascii="Arial" w:hAnsi="Arial" w:eastAsia="Arial" w:cs="Arial"/>
@@ -16829,13 +17382,40 @@
       <w:rFonts w:cs="Noto Sans Devanagari"/>
     </w:rPr>
   </w:style>
+  <w:style w:type="paragraph" w:styleId="user">
+    <w:name w:val="Заголовок (user)"/>
+    <w:basedOn w:val="Normal"/>
+    <w:next w:val="BodyText"/>
+    <w:qFormat/>
+    <w:pPr>
+      <w:keepNext w:val="true"/>
+      <w:spacing w:before="240" w:after="120"/>
+    </w:pPr>
+    <w:rPr>
+      <w:rFonts w:ascii="Liberation Sans" w:hAnsi="Liberation Sans" w:eastAsia="Noto Sans CJK SC" w:cs="Noto Sans Devanagari"/>
+      <w:sz w:val="28"/>
+      <w:szCs w:val="28"/>
+    </w:rPr>
+  </w:style>
+  <w:style w:type="paragraph" w:styleId="user1">
+    <w:name w:val="Указатель (user)"/>
+    <w:basedOn w:val="Normal"/>
+    <w:qFormat/>
+    <w:pPr>
+      <w:suppressLineNumbers/>
+    </w:pPr>
+    <w:rPr>
+      <w:rFonts w:cs="Noto Sans Devanagari"/>
+    </w:rPr>
+  </w:style>
   <w:style w:type="paragraph" w:styleId="normal1">
     <w:name w:val="normal1"/>
     <w:qFormat/>
     <w:pPr>
       <w:widowControl/>
+      <w:suppressAutoHyphens w:val="true"/>
       <w:kinsoku w:val="true"/>
-      <w:overflowPunct w:val="true"/>
+      <w:overflowPunct w:val="false"/>
       <w:autoSpaceDE w:val="true"/>
       <w:bidi w:val="0"/>
       <w:spacing w:lineRule="auto" w:line="276" w:before="0" w:after="0"/>

--- a/Новый документ-3.docx
+++ b/Новый документ-3.docx
@@ -72,7 +72,7 @@
         <w:pStyle w:val="normal1"/>
         <w:numPr>
           <w:ilvl w:val="0"/>
-          <w:numId w:val="42"/>
+          <w:numId w:val="41"/>
         </w:numPr>
         <w:spacing w:lineRule="auto" w:line="240" w:before="240" w:after="0"/>
         <w:ind w:hanging="360" w:start="720"/>
@@ -93,7 +93,7 @@
         <w:pStyle w:val="normal1"/>
         <w:numPr>
           <w:ilvl w:val="0"/>
-          <w:numId w:val="42"/>
+          <w:numId w:val="41"/>
         </w:numPr>
         <w:spacing w:lineRule="auto" w:line="240" w:before="0" w:after="0"/>
         <w:ind w:hanging="360" w:start="720"/>
@@ -114,7 +114,7 @@
         <w:pStyle w:val="normal1"/>
         <w:numPr>
           <w:ilvl w:val="0"/>
-          <w:numId w:val="42"/>
+          <w:numId w:val="41"/>
         </w:numPr>
         <w:spacing w:lineRule="auto" w:line="240" w:before="0" w:after="0"/>
         <w:ind w:hanging="360" w:start="720"/>
@@ -135,7 +135,7 @@
         <w:pStyle w:val="normal1"/>
         <w:numPr>
           <w:ilvl w:val="0"/>
-          <w:numId w:val="42"/>
+          <w:numId w:val="41"/>
         </w:numPr>
         <w:spacing w:lineRule="auto" w:line="240" w:before="0" w:after="0"/>
         <w:ind w:hanging="360" w:start="720"/>
@@ -170,7 +170,7 @@
         <w:pStyle w:val="normal1"/>
         <w:numPr>
           <w:ilvl w:val="0"/>
-          <w:numId w:val="42"/>
+          <w:numId w:val="41"/>
         </w:numPr>
         <w:spacing w:lineRule="auto" w:line="240" w:before="0" w:after="0"/>
         <w:ind w:hanging="360" w:start="720"/>
@@ -219,7 +219,7 @@
         <w:pStyle w:val="normal1"/>
         <w:numPr>
           <w:ilvl w:val="0"/>
-          <w:numId w:val="42"/>
+          <w:numId w:val="41"/>
         </w:numPr>
         <w:spacing w:lineRule="auto" w:line="240" w:before="0" w:after="240"/>
         <w:ind w:hanging="360" w:start="720"/>
@@ -371,7 +371,7 @@
         <w:pStyle w:val="normal1"/>
         <w:numPr>
           <w:ilvl w:val="0"/>
-          <w:numId w:val="49"/>
+          <w:numId w:val="48"/>
         </w:numPr>
         <w:spacing w:lineRule="auto" w:line="240" w:before="240" w:after="0"/>
         <w:ind w:hanging="360" w:start="720"/>
@@ -391,7 +391,7 @@
         <w:pStyle w:val="normal1"/>
         <w:numPr>
           <w:ilvl w:val="0"/>
-          <w:numId w:val="49"/>
+          <w:numId w:val="48"/>
         </w:numPr>
         <w:spacing w:lineRule="auto" w:line="240" w:before="0" w:after="0"/>
         <w:ind w:hanging="360" w:start="720"/>
@@ -411,7 +411,7 @@
         <w:pStyle w:val="normal1"/>
         <w:numPr>
           <w:ilvl w:val="0"/>
-          <w:numId w:val="49"/>
+          <w:numId w:val="48"/>
         </w:numPr>
         <w:spacing w:lineRule="auto" w:line="240" w:before="0" w:after="0"/>
         <w:ind w:hanging="360" w:start="720"/>
@@ -431,7 +431,7 @@
         <w:pStyle w:val="normal1"/>
         <w:numPr>
           <w:ilvl w:val="0"/>
-          <w:numId w:val="49"/>
+          <w:numId w:val="48"/>
         </w:numPr>
         <w:spacing w:lineRule="auto" w:line="240" w:before="0" w:after="240"/>
         <w:ind w:hanging="360" w:start="720"/>
@@ -480,7 +480,7 @@
         <w:pStyle w:val="normal1"/>
         <w:numPr>
           <w:ilvl w:val="0"/>
-          <w:numId w:val="10"/>
+          <w:numId w:val="9"/>
         </w:numPr>
         <w:spacing w:lineRule="auto" w:line="240" w:before="240" w:after="0"/>
         <w:ind w:hanging="360" w:start="720"/>
@@ -500,7 +500,7 @@
         <w:pStyle w:val="normal1"/>
         <w:numPr>
           <w:ilvl w:val="0"/>
-          <w:numId w:val="10"/>
+          <w:numId w:val="9"/>
         </w:numPr>
         <w:spacing w:lineRule="auto" w:line="240" w:before="0" w:after="0"/>
         <w:ind w:hanging="360" w:start="720"/>
@@ -520,7 +520,7 @@
         <w:pStyle w:val="normal1"/>
         <w:numPr>
           <w:ilvl w:val="0"/>
-          <w:numId w:val="10"/>
+          <w:numId w:val="9"/>
         </w:numPr>
         <w:spacing w:lineRule="auto" w:line="240" w:before="0" w:after="240"/>
         <w:ind w:hanging="360" w:start="720"/>
@@ -569,7 +569,7 @@
         <w:pStyle w:val="normal1"/>
         <w:numPr>
           <w:ilvl w:val="0"/>
-          <w:numId w:val="47"/>
+          <w:numId w:val="46"/>
         </w:numPr>
         <w:spacing w:lineRule="auto" w:line="240" w:before="240" w:after="0"/>
         <w:ind w:hanging="360" w:start="720"/>
@@ -589,7 +589,7 @@
         <w:pStyle w:val="normal1"/>
         <w:numPr>
           <w:ilvl w:val="0"/>
-          <w:numId w:val="47"/>
+          <w:numId w:val="46"/>
         </w:numPr>
         <w:spacing w:lineRule="auto" w:line="240" w:before="0" w:after="0"/>
         <w:ind w:hanging="360" w:start="720"/>
@@ -609,7 +609,7 @@
         <w:pStyle w:val="normal1"/>
         <w:numPr>
           <w:ilvl w:val="0"/>
-          <w:numId w:val="47"/>
+          <w:numId w:val="46"/>
         </w:numPr>
         <w:spacing w:lineRule="auto" w:line="240" w:before="0" w:after="0"/>
         <w:ind w:hanging="360" w:start="720"/>
@@ -629,7 +629,7 @@
         <w:pStyle w:val="normal1"/>
         <w:numPr>
           <w:ilvl w:val="0"/>
-          <w:numId w:val="47"/>
+          <w:numId w:val="46"/>
         </w:numPr>
         <w:spacing w:lineRule="auto" w:line="240" w:before="0" w:after="0"/>
         <w:ind w:hanging="360" w:start="720"/>
@@ -649,7 +649,7 @@
         <w:pStyle w:val="normal1"/>
         <w:numPr>
           <w:ilvl w:val="0"/>
-          <w:numId w:val="47"/>
+          <w:numId w:val="46"/>
         </w:numPr>
         <w:spacing w:lineRule="auto" w:line="240" w:before="0" w:after="240"/>
         <w:ind w:hanging="360" w:start="720"/>
@@ -698,7 +698,7 @@
         <w:pStyle w:val="normal1"/>
         <w:numPr>
           <w:ilvl w:val="0"/>
-          <w:numId w:val="40"/>
+          <w:numId w:val="39"/>
         </w:numPr>
         <w:spacing w:lineRule="auto" w:line="240" w:before="240" w:after="0"/>
         <w:ind w:hanging="360" w:start="720"/>
@@ -718,7 +718,7 @@
         <w:pStyle w:val="normal1"/>
         <w:numPr>
           <w:ilvl w:val="0"/>
-          <w:numId w:val="40"/>
+          <w:numId w:val="39"/>
         </w:numPr>
         <w:spacing w:lineRule="auto" w:line="240" w:before="0" w:after="0"/>
         <w:ind w:hanging="360" w:start="720"/>
@@ -738,7 +738,7 @@
         <w:pStyle w:val="normal1"/>
         <w:numPr>
           <w:ilvl w:val="0"/>
-          <w:numId w:val="40"/>
+          <w:numId w:val="39"/>
         </w:numPr>
         <w:spacing w:lineRule="auto" w:line="240" w:before="0" w:after="0"/>
         <w:ind w:hanging="360" w:start="720"/>
@@ -758,7 +758,7 @@
         <w:pStyle w:val="normal1"/>
         <w:numPr>
           <w:ilvl w:val="0"/>
-          <w:numId w:val="40"/>
+          <w:numId w:val="39"/>
         </w:numPr>
         <w:spacing w:lineRule="auto" w:line="240" w:before="0" w:after="240"/>
         <w:ind w:hanging="360" w:start="720"/>
@@ -863,7 +863,7 @@
         <w:pStyle w:val="normal1"/>
         <w:numPr>
           <w:ilvl w:val="0"/>
-          <w:numId w:val="48"/>
+          <w:numId w:val="47"/>
         </w:numPr>
         <w:spacing w:lineRule="auto" w:line="240" w:before="240" w:after="0"/>
         <w:ind w:hanging="360" w:start="720"/>
@@ -898,7 +898,7 @@
         <w:pStyle w:val="normal1"/>
         <w:numPr>
           <w:ilvl w:val="0"/>
-          <w:numId w:val="48"/>
+          <w:numId w:val="47"/>
         </w:numPr>
         <w:spacing w:lineRule="auto" w:line="240" w:before="0" w:after="0"/>
         <w:ind w:hanging="360" w:start="720"/>
@@ -947,7 +947,7 @@
         <w:pStyle w:val="normal1"/>
         <w:numPr>
           <w:ilvl w:val="0"/>
-          <w:numId w:val="48"/>
+          <w:numId w:val="47"/>
         </w:numPr>
         <w:spacing w:lineRule="auto" w:line="240" w:before="0" w:after="0"/>
         <w:ind w:hanging="360" w:start="720"/>
@@ -982,7 +982,7 @@
         <w:pStyle w:val="normal1"/>
         <w:numPr>
           <w:ilvl w:val="0"/>
-          <w:numId w:val="48"/>
+          <w:numId w:val="47"/>
         </w:numPr>
         <w:spacing w:lineRule="auto" w:line="240" w:before="0" w:after="240"/>
         <w:ind w:hanging="360" w:start="720"/>
@@ -1139,7 +1139,7 @@
         <w:pStyle w:val="normal1"/>
         <w:numPr>
           <w:ilvl w:val="0"/>
-          <w:numId w:val="15"/>
+          <w:numId w:val="14"/>
         </w:numPr>
         <w:spacing w:lineRule="auto" w:line="240" w:before="240" w:after="0"/>
         <w:ind w:hanging="360" w:start="720"/>
@@ -1165,7 +1165,7 @@
         <w:pStyle w:val="normal1"/>
         <w:numPr>
           <w:ilvl w:val="0"/>
-          <w:numId w:val="15"/>
+          <w:numId w:val="14"/>
         </w:numPr>
         <w:spacing w:lineRule="auto" w:line="240" w:before="0" w:after="0"/>
         <w:ind w:hanging="360" w:start="720"/>
@@ -1191,7 +1191,7 @@
         <w:pStyle w:val="normal1"/>
         <w:numPr>
           <w:ilvl w:val="0"/>
-          <w:numId w:val="15"/>
+          <w:numId w:val="14"/>
         </w:numPr>
         <w:spacing w:lineRule="auto" w:line="240" w:before="0" w:after="0"/>
         <w:ind w:hanging="360" w:start="720"/>
@@ -1217,7 +1217,7 @@
         <w:pStyle w:val="normal1"/>
         <w:numPr>
           <w:ilvl w:val="0"/>
-          <w:numId w:val="15"/>
+          <w:numId w:val="14"/>
         </w:numPr>
         <w:spacing w:lineRule="auto" w:line="240" w:before="0" w:after="0"/>
         <w:ind w:hanging="360" w:start="720"/>
@@ -1243,7 +1243,7 @@
         <w:pStyle w:val="normal1"/>
         <w:numPr>
           <w:ilvl w:val="0"/>
-          <w:numId w:val="15"/>
+          <w:numId w:val="14"/>
         </w:numPr>
         <w:spacing w:lineRule="auto" w:line="240" w:before="0" w:after="0"/>
         <w:ind w:hanging="360" w:start="720"/>
@@ -1269,7 +1269,7 @@
         <w:pStyle w:val="normal1"/>
         <w:numPr>
           <w:ilvl w:val="0"/>
-          <w:numId w:val="15"/>
+          <w:numId w:val="14"/>
         </w:numPr>
         <w:spacing w:lineRule="auto" w:line="240" w:before="0" w:after="0"/>
         <w:ind w:hanging="360" w:start="720"/>
@@ -1295,7 +1295,7 @@
         <w:pStyle w:val="normal1"/>
         <w:numPr>
           <w:ilvl w:val="0"/>
-          <w:numId w:val="15"/>
+          <w:numId w:val="14"/>
         </w:numPr>
         <w:spacing w:lineRule="auto" w:line="240" w:before="0" w:after="0"/>
         <w:ind w:hanging="360" w:start="720"/>
@@ -1321,7 +1321,7 @@
         <w:pStyle w:val="normal1"/>
         <w:numPr>
           <w:ilvl w:val="0"/>
-          <w:numId w:val="15"/>
+          <w:numId w:val="14"/>
         </w:numPr>
         <w:spacing w:lineRule="auto" w:line="240" w:before="0" w:after="0"/>
         <w:ind w:hanging="360" w:start="720"/>
@@ -1347,7 +1347,7 @@
         <w:pStyle w:val="normal1"/>
         <w:numPr>
           <w:ilvl w:val="0"/>
-          <w:numId w:val="15"/>
+          <w:numId w:val="14"/>
         </w:numPr>
         <w:spacing w:lineRule="auto" w:line="240" w:before="0" w:after="240"/>
         <w:ind w:hanging="360" w:start="720"/>
@@ -1512,7 +1512,7 @@
         <w:pStyle w:val="normal1"/>
         <w:numPr>
           <w:ilvl w:val="0"/>
-          <w:numId w:val="27"/>
+          <w:numId w:val="26"/>
         </w:numPr>
         <w:spacing w:lineRule="auto" w:line="240" w:before="240" w:after="0"/>
         <w:ind w:hanging="360" w:start="720"/>
@@ -1532,7 +1532,7 @@
         <w:pStyle w:val="normal1"/>
         <w:numPr>
           <w:ilvl w:val="0"/>
-          <w:numId w:val="27"/>
+          <w:numId w:val="26"/>
         </w:numPr>
         <w:spacing w:lineRule="auto" w:line="240" w:before="0" w:after="0"/>
         <w:ind w:hanging="360" w:start="720"/>
@@ -1552,7 +1552,7 @@
         <w:pStyle w:val="normal1"/>
         <w:numPr>
           <w:ilvl w:val="0"/>
-          <w:numId w:val="27"/>
+          <w:numId w:val="26"/>
         </w:numPr>
         <w:spacing w:lineRule="auto" w:line="240" w:before="0" w:after="0"/>
         <w:ind w:hanging="360" w:start="720"/>
@@ -1572,7 +1572,7 @@
         <w:pStyle w:val="normal1"/>
         <w:numPr>
           <w:ilvl w:val="0"/>
-          <w:numId w:val="27"/>
+          <w:numId w:val="26"/>
         </w:numPr>
         <w:spacing w:lineRule="auto" w:line="240" w:before="0" w:after="0"/>
         <w:ind w:hanging="360" w:start="720"/>
@@ -1592,7 +1592,7 @@
         <w:pStyle w:val="normal1"/>
         <w:numPr>
           <w:ilvl w:val="0"/>
-          <w:numId w:val="27"/>
+          <w:numId w:val="26"/>
         </w:numPr>
         <w:spacing w:lineRule="auto" w:line="240" w:before="0" w:after="240"/>
         <w:ind w:hanging="360" w:start="720"/>
@@ -1631,7 +1631,7 @@
         <w:pStyle w:val="normal1"/>
         <w:numPr>
           <w:ilvl w:val="0"/>
-          <w:numId w:val="12"/>
+          <w:numId w:val="11"/>
         </w:numPr>
         <w:spacing w:lineRule="auto" w:line="240" w:before="240" w:after="0"/>
         <w:ind w:hanging="360" w:start="720"/>
@@ -1657,7 +1657,7 @@
         <w:pStyle w:val="normal1"/>
         <w:numPr>
           <w:ilvl w:val="0"/>
-          <w:numId w:val="12"/>
+          <w:numId w:val="11"/>
         </w:numPr>
         <w:spacing w:lineRule="auto" w:line="240" w:before="0" w:after="0"/>
         <w:ind w:hanging="360" w:start="720"/>
@@ -1683,7 +1683,7 @@
         <w:pStyle w:val="normal1"/>
         <w:numPr>
           <w:ilvl w:val="0"/>
-          <w:numId w:val="12"/>
+          <w:numId w:val="11"/>
         </w:numPr>
         <w:spacing w:lineRule="auto" w:line="240" w:before="0" w:after="0"/>
         <w:ind w:hanging="360" w:start="720"/>
@@ -1709,7 +1709,7 @@
         <w:pStyle w:val="normal1"/>
         <w:numPr>
           <w:ilvl w:val="0"/>
-          <w:numId w:val="12"/>
+          <w:numId w:val="11"/>
         </w:numPr>
         <w:spacing w:lineRule="auto" w:line="240" w:before="0" w:after="240"/>
         <w:ind w:hanging="360" w:start="720"/>
@@ -1837,7 +1837,7 @@
         <w:pStyle w:val="normal1"/>
         <w:numPr>
           <w:ilvl w:val="0"/>
-          <w:numId w:val="3"/>
+          <w:numId w:val="2"/>
         </w:numPr>
         <w:spacing w:lineRule="auto" w:line="240" w:before="240" w:after="0"/>
         <w:ind w:hanging="360" w:start="720"/>
@@ -1866,7 +1866,7 @@
         <w:pStyle w:val="normal1"/>
         <w:numPr>
           <w:ilvl w:val="1"/>
-          <w:numId w:val="3"/>
+          <w:numId w:val="2"/>
         </w:numPr>
         <w:spacing w:lineRule="auto" w:line="240" w:before="0" w:after="0"/>
         <w:ind w:hanging="360" w:start="1440"/>
@@ -1895,7 +1895,7 @@
         <w:pStyle w:val="normal1"/>
         <w:numPr>
           <w:ilvl w:val="1"/>
-          <w:numId w:val="3"/>
+          <w:numId w:val="2"/>
         </w:numPr>
         <w:spacing w:lineRule="auto" w:line="240" w:before="0" w:after="0"/>
         <w:ind w:hanging="360" w:start="1440"/>
@@ -1921,7 +1921,7 @@
         <w:pStyle w:val="normal1"/>
         <w:numPr>
           <w:ilvl w:val="1"/>
-          <w:numId w:val="3"/>
+          <w:numId w:val="2"/>
         </w:numPr>
         <w:spacing w:lineRule="auto" w:line="240" w:before="0" w:after="240"/>
         <w:ind w:hanging="360" w:start="1440"/>
@@ -1964,7 +1964,7 @@
         <w:pStyle w:val="normal1"/>
         <w:numPr>
           <w:ilvl w:val="0"/>
-          <w:numId w:val="14"/>
+          <w:numId w:val="13"/>
         </w:numPr>
         <w:spacing w:lineRule="auto" w:line="240" w:before="240" w:after="0"/>
         <w:ind w:hanging="360" w:start="720"/>
@@ -1984,7 +1984,7 @@
         <w:pStyle w:val="normal1"/>
         <w:numPr>
           <w:ilvl w:val="0"/>
-          <w:numId w:val="14"/>
+          <w:numId w:val="13"/>
         </w:numPr>
         <w:spacing w:lineRule="auto" w:line="240" w:before="0" w:after="0"/>
         <w:ind w:hanging="360" w:start="720"/>
@@ -2004,7 +2004,7 @@
         <w:pStyle w:val="normal1"/>
         <w:numPr>
           <w:ilvl w:val="0"/>
-          <w:numId w:val="14"/>
+          <w:numId w:val="13"/>
         </w:numPr>
         <w:spacing w:lineRule="auto" w:line="240" w:before="0" w:after="240"/>
         <w:ind w:hanging="360" w:start="720"/>
@@ -2041,7 +2041,7 @@
         <w:pStyle w:val="normal1"/>
         <w:numPr>
           <w:ilvl w:val="0"/>
-          <w:numId w:val="37"/>
+          <w:numId w:val="36"/>
         </w:numPr>
         <w:spacing w:lineRule="auto" w:line="240" w:before="240" w:after="0"/>
         <w:ind w:hanging="360" w:start="720"/>
@@ -2067,7 +2067,7 @@
         <w:pStyle w:val="normal1"/>
         <w:numPr>
           <w:ilvl w:val="0"/>
-          <w:numId w:val="37"/>
+          <w:numId w:val="36"/>
         </w:numPr>
         <w:spacing w:lineRule="auto" w:line="240" w:before="0" w:after="0"/>
         <w:ind w:hanging="360" w:start="720"/>
@@ -2096,7 +2096,7 @@
         <w:pStyle w:val="normal1"/>
         <w:numPr>
           <w:ilvl w:val="0"/>
-          <w:numId w:val="37"/>
+          <w:numId w:val="36"/>
         </w:numPr>
         <w:spacing w:lineRule="auto" w:line="240" w:before="0" w:after="0"/>
         <w:ind w:hanging="360" w:start="720"/>
@@ -2125,7 +2125,7 @@
         <w:pStyle w:val="normal1"/>
         <w:numPr>
           <w:ilvl w:val="0"/>
-          <w:numId w:val="37"/>
+          <w:numId w:val="36"/>
         </w:numPr>
         <w:spacing w:lineRule="auto" w:line="240" w:before="0" w:after="0"/>
         <w:ind w:hanging="360" w:start="720"/>
@@ -2151,7 +2151,7 @@
         <w:pStyle w:val="normal1"/>
         <w:numPr>
           <w:ilvl w:val="0"/>
-          <w:numId w:val="37"/>
+          <w:numId w:val="36"/>
         </w:numPr>
         <w:spacing w:lineRule="auto" w:line="240" w:before="0" w:after="240"/>
         <w:ind w:hanging="360" w:start="720"/>
@@ -2290,7 +2290,7 @@
         <w:pStyle w:val="normal1"/>
         <w:numPr>
           <w:ilvl w:val="0"/>
-          <w:numId w:val="24"/>
+          <w:numId w:val="23"/>
         </w:numPr>
         <w:spacing w:lineRule="auto" w:line="240" w:before="240" w:after="0"/>
         <w:ind w:hanging="360" w:start="720"/>
@@ -2310,7 +2310,7 @@
         <w:pStyle w:val="normal1"/>
         <w:numPr>
           <w:ilvl w:val="0"/>
-          <w:numId w:val="24"/>
+          <w:numId w:val="23"/>
         </w:numPr>
         <w:spacing w:lineRule="auto" w:line="240" w:before="0" w:after="240"/>
         <w:ind w:hanging="360" w:start="720"/>
@@ -2349,7 +2349,7 @@
         <w:pStyle w:val="normal1"/>
         <w:numPr>
           <w:ilvl w:val="0"/>
-          <w:numId w:val="41"/>
+          <w:numId w:val="40"/>
         </w:numPr>
         <w:spacing w:lineRule="auto" w:line="240" w:before="240" w:after="0"/>
         <w:ind w:hanging="360" w:start="720"/>
@@ -2369,7 +2369,7 @@
         <w:pStyle w:val="normal1"/>
         <w:numPr>
           <w:ilvl w:val="0"/>
-          <w:numId w:val="41"/>
+          <w:numId w:val="40"/>
         </w:numPr>
         <w:spacing w:lineRule="auto" w:line="240" w:before="0" w:after="0"/>
         <w:ind w:hanging="360" w:start="720"/>
@@ -2389,7 +2389,7 @@
         <w:pStyle w:val="normal1"/>
         <w:numPr>
           <w:ilvl w:val="0"/>
-          <w:numId w:val="41"/>
+          <w:numId w:val="40"/>
         </w:numPr>
         <w:spacing w:lineRule="auto" w:line="240" w:before="0" w:after="0"/>
         <w:ind w:hanging="360" w:start="720"/>
@@ -2409,7 +2409,7 @@
         <w:pStyle w:val="normal1"/>
         <w:numPr>
           <w:ilvl w:val="0"/>
-          <w:numId w:val="41"/>
+          <w:numId w:val="40"/>
         </w:numPr>
         <w:spacing w:lineRule="auto" w:line="240" w:before="0" w:after="0"/>
         <w:ind w:hanging="360" w:start="720"/>
@@ -2429,7 +2429,7 @@
         <w:pStyle w:val="normal1"/>
         <w:numPr>
           <w:ilvl w:val="0"/>
-          <w:numId w:val="41"/>
+          <w:numId w:val="40"/>
         </w:numPr>
         <w:spacing w:lineRule="auto" w:line="240" w:before="0" w:after="0"/>
         <w:ind w:hanging="360" w:start="720"/>
@@ -2449,7 +2449,7 @@
         <w:pStyle w:val="normal1"/>
         <w:numPr>
           <w:ilvl w:val="0"/>
-          <w:numId w:val="41"/>
+          <w:numId w:val="40"/>
         </w:numPr>
         <w:spacing w:lineRule="auto" w:line="240" w:before="0" w:after="0"/>
         <w:ind w:hanging="360" w:start="720"/>
@@ -2469,7 +2469,7 @@
         <w:pStyle w:val="normal1"/>
         <w:numPr>
           <w:ilvl w:val="0"/>
-          <w:numId w:val="41"/>
+          <w:numId w:val="40"/>
         </w:numPr>
         <w:spacing w:lineRule="auto" w:line="240" w:before="0" w:after="240"/>
         <w:ind w:hanging="360" w:start="720"/>
@@ -2508,7 +2508,7 @@
         <w:pStyle w:val="normal1"/>
         <w:numPr>
           <w:ilvl w:val="0"/>
-          <w:numId w:val="38"/>
+          <w:numId w:val="37"/>
         </w:numPr>
         <w:spacing w:lineRule="auto" w:line="240" w:before="240" w:after="0"/>
         <w:ind w:hanging="360" w:start="720"/>
@@ -2537,7 +2537,7 @@
         <w:pStyle w:val="normal1"/>
         <w:numPr>
           <w:ilvl w:val="0"/>
-          <w:numId w:val="38"/>
+          <w:numId w:val="37"/>
         </w:numPr>
         <w:spacing w:lineRule="auto" w:line="240" w:before="0" w:after="0"/>
         <w:ind w:hanging="360" w:start="720"/>
@@ -2563,7 +2563,7 @@
         <w:pStyle w:val="normal1"/>
         <w:numPr>
           <w:ilvl w:val="0"/>
-          <w:numId w:val="38"/>
+          <w:numId w:val="37"/>
         </w:numPr>
         <w:spacing w:lineRule="auto" w:line="240" w:before="0" w:after="0"/>
         <w:ind w:hanging="360" w:start="720"/>
@@ -2589,7 +2589,7 @@
         <w:pStyle w:val="normal1"/>
         <w:numPr>
           <w:ilvl w:val="0"/>
-          <w:numId w:val="38"/>
+          <w:numId w:val="37"/>
         </w:numPr>
         <w:spacing w:lineRule="auto" w:line="240" w:before="0" w:after="0"/>
         <w:ind w:hanging="360" w:start="720"/>
@@ -2615,7 +2615,7 @@
         <w:pStyle w:val="normal1"/>
         <w:numPr>
           <w:ilvl w:val="0"/>
-          <w:numId w:val="38"/>
+          <w:numId w:val="37"/>
         </w:numPr>
         <w:spacing w:lineRule="auto" w:line="240" w:before="0" w:after="240"/>
         <w:ind w:hanging="360" w:start="720"/>
@@ -2660,7 +2660,7 @@
         <w:pStyle w:val="normal1"/>
         <w:numPr>
           <w:ilvl w:val="0"/>
-          <w:numId w:val="55"/>
+          <w:numId w:val="54"/>
         </w:numPr>
         <w:spacing w:lineRule="auto" w:line="240" w:before="240" w:after="0"/>
         <w:ind w:hanging="360" w:start="720"/>
@@ -2682,7 +2682,7 @@
         <w:pStyle w:val="normal1"/>
         <w:numPr>
           <w:ilvl w:val="0"/>
-          <w:numId w:val="55"/>
+          <w:numId w:val="54"/>
         </w:numPr>
         <w:spacing w:lineRule="auto" w:line="240" w:before="0" w:after="240"/>
         <w:ind w:hanging="360" w:start="720"/>
@@ -2802,7 +2802,7 @@
         <w:pStyle w:val="normal1"/>
         <w:numPr>
           <w:ilvl w:val="0"/>
-          <w:numId w:val="30"/>
+          <w:numId w:val="29"/>
         </w:numPr>
         <w:spacing w:lineRule="auto" w:line="240" w:before="240" w:after="0"/>
         <w:ind w:hanging="360" w:start="720"/>
@@ -2822,7 +2822,7 @@
         <w:pStyle w:val="normal1"/>
         <w:numPr>
           <w:ilvl w:val="0"/>
-          <w:numId w:val="30"/>
+          <w:numId w:val="29"/>
         </w:numPr>
         <w:spacing w:lineRule="auto" w:line="240" w:before="0" w:after="0"/>
         <w:ind w:hanging="360" w:start="720"/>
@@ -2842,7 +2842,7 @@
         <w:pStyle w:val="normal1"/>
         <w:numPr>
           <w:ilvl w:val="0"/>
-          <w:numId w:val="30"/>
+          <w:numId w:val="29"/>
         </w:numPr>
         <w:spacing w:lineRule="auto" w:line="240" w:before="0" w:after="240"/>
         <w:ind w:hanging="360" w:start="720"/>
@@ -2891,7 +2891,7 @@
         <w:pStyle w:val="normal1"/>
         <w:numPr>
           <w:ilvl w:val="0"/>
-          <w:numId w:val="57"/>
+          <w:numId w:val="56"/>
         </w:numPr>
         <w:spacing w:lineRule="auto" w:line="240" w:before="240" w:after="240"/>
         <w:ind w:hanging="360" w:start="720"/>
@@ -3011,7 +3011,7 @@
         <w:pStyle w:val="normal1"/>
         <w:numPr>
           <w:ilvl w:val="0"/>
-          <w:numId w:val="9"/>
+          <w:numId w:val="8"/>
         </w:numPr>
         <w:spacing w:lineRule="auto" w:line="240" w:before="240" w:after="0"/>
         <w:ind w:hanging="360" w:start="720"/>
@@ -3038,7 +3038,7 @@
         <w:pStyle w:val="normal1"/>
         <w:numPr>
           <w:ilvl w:val="0"/>
-          <w:numId w:val="9"/>
+          <w:numId w:val="8"/>
         </w:numPr>
         <w:spacing w:lineRule="auto" w:line="240" w:before="0" w:after="240"/>
         <w:ind w:hanging="360" w:start="720"/>
@@ -3083,7 +3083,7 @@
         <w:pStyle w:val="normal1"/>
         <w:numPr>
           <w:ilvl w:val="0"/>
-          <w:numId w:val="52"/>
+          <w:numId w:val="51"/>
         </w:numPr>
         <w:spacing w:lineRule="auto" w:line="240" w:before="240" w:after="0"/>
         <w:ind w:hanging="360" w:start="720"/>
@@ -3104,7 +3104,7 @@
         <w:pStyle w:val="normal1"/>
         <w:numPr>
           <w:ilvl w:val="0"/>
-          <w:numId w:val="52"/>
+          <w:numId w:val="51"/>
         </w:numPr>
         <w:spacing w:lineRule="auto" w:line="240" w:before="0" w:after="0"/>
         <w:ind w:hanging="360" w:start="720"/>
@@ -3125,7 +3125,7 @@
         <w:pStyle w:val="normal1"/>
         <w:numPr>
           <w:ilvl w:val="0"/>
-          <w:numId w:val="52"/>
+          <w:numId w:val="51"/>
         </w:numPr>
         <w:spacing w:lineRule="auto" w:line="240" w:before="0" w:after="0"/>
         <w:ind w:hanging="360" w:start="720"/>
@@ -3146,7 +3146,7 @@
         <w:pStyle w:val="normal1"/>
         <w:numPr>
           <w:ilvl w:val="0"/>
-          <w:numId w:val="52"/>
+          <w:numId w:val="51"/>
         </w:numPr>
         <w:spacing w:lineRule="auto" w:line="240" w:before="0" w:after="240"/>
         <w:ind w:hanging="360" w:start="720"/>
@@ -3185,7 +3185,7 @@
         <w:pStyle w:val="normal1"/>
         <w:numPr>
           <w:ilvl w:val="0"/>
-          <w:numId w:val="33"/>
+          <w:numId w:val="32"/>
         </w:numPr>
         <w:spacing w:lineRule="auto" w:line="240" w:before="240" w:after="0"/>
         <w:ind w:hanging="360" w:start="720"/>
@@ -3206,7 +3206,7 @@
         <w:pStyle w:val="normal1"/>
         <w:numPr>
           <w:ilvl w:val="0"/>
-          <w:numId w:val="33"/>
+          <w:numId w:val="32"/>
         </w:numPr>
         <w:spacing w:lineRule="auto" w:line="240" w:before="0" w:after="0"/>
         <w:ind w:hanging="360" w:start="720"/>
@@ -3227,7 +3227,7 @@
         <w:pStyle w:val="normal1"/>
         <w:numPr>
           <w:ilvl w:val="0"/>
-          <w:numId w:val="33"/>
+          <w:numId w:val="32"/>
         </w:numPr>
         <w:spacing w:lineRule="auto" w:line="240" w:before="0" w:after="0"/>
         <w:ind w:hanging="360" w:start="720"/>
@@ -3248,7 +3248,7 @@
         <w:pStyle w:val="normal1"/>
         <w:numPr>
           <w:ilvl w:val="0"/>
-          <w:numId w:val="33"/>
+          <w:numId w:val="32"/>
         </w:numPr>
         <w:spacing w:lineRule="auto" w:line="240" w:before="0" w:after="240"/>
         <w:ind w:hanging="360" w:start="720"/>
@@ -3285,7 +3285,7 @@
         <w:pStyle w:val="normal1"/>
         <w:numPr>
           <w:ilvl w:val="0"/>
-          <w:numId w:val="19"/>
+          <w:numId w:val="18"/>
         </w:numPr>
         <w:spacing w:lineRule="auto" w:line="240" w:before="240" w:after="0"/>
         <w:ind w:hanging="360" w:start="720"/>
@@ -3312,7 +3312,7 @@
         <w:pStyle w:val="normal1"/>
         <w:numPr>
           <w:ilvl w:val="0"/>
-          <w:numId w:val="19"/>
+          <w:numId w:val="18"/>
         </w:numPr>
         <w:spacing w:lineRule="auto" w:line="240" w:before="0" w:after="240"/>
         <w:ind w:hanging="360" w:start="720"/>
@@ -3456,7 +3456,7 @@
         <w:pStyle w:val="normal1"/>
         <w:numPr>
           <w:ilvl w:val="0"/>
-          <w:numId w:val="28"/>
+          <w:numId w:val="27"/>
         </w:numPr>
         <w:spacing w:lineRule="auto" w:line="240" w:before="240" w:after="0"/>
         <w:ind w:hanging="360" w:start="720"/>
@@ -3477,7 +3477,7 @@
         <w:pStyle w:val="normal1"/>
         <w:numPr>
           <w:ilvl w:val="0"/>
-          <w:numId w:val="28"/>
+          <w:numId w:val="27"/>
         </w:numPr>
         <w:spacing w:lineRule="auto" w:line="240" w:before="0" w:after="240"/>
         <w:ind w:hanging="360" w:start="720"/>
@@ -3522,7 +3522,7 @@
         <w:pStyle w:val="normal1"/>
         <w:numPr>
           <w:ilvl w:val="0"/>
-          <w:numId w:val="20"/>
+          <w:numId w:val="19"/>
         </w:numPr>
         <w:spacing w:lineRule="auto" w:line="240" w:before="240" w:after="0"/>
         <w:ind w:hanging="360" w:start="720"/>
@@ -3549,7 +3549,7 @@
         <w:pStyle w:val="normal1"/>
         <w:numPr>
           <w:ilvl w:val="0"/>
-          <w:numId w:val="20"/>
+          <w:numId w:val="19"/>
         </w:numPr>
         <w:spacing w:lineRule="auto" w:line="240" w:before="0" w:after="0"/>
         <w:ind w:hanging="360" w:start="720"/>
@@ -3576,7 +3576,7 @@
         <w:pStyle w:val="normal1"/>
         <w:numPr>
           <w:ilvl w:val="0"/>
-          <w:numId w:val="20"/>
+          <w:numId w:val="19"/>
         </w:numPr>
         <w:spacing w:lineRule="auto" w:line="240" w:before="0" w:after="0"/>
         <w:ind w:hanging="360" w:start="720"/>
@@ -3603,7 +3603,7 @@
         <w:pStyle w:val="normal1"/>
         <w:numPr>
           <w:ilvl w:val="0"/>
-          <w:numId w:val="20"/>
+          <w:numId w:val="19"/>
         </w:numPr>
         <w:spacing w:lineRule="auto" w:line="240" w:before="0" w:after="240"/>
         <w:ind w:hanging="360" w:start="720"/>
@@ -3693,39 +3693,38 @@
         <w:keepLines w:val="false"/>
         <w:spacing w:lineRule="auto" w:line="240" w:before="280" w:after="80"/>
         <w:rPr>
+          <w:highlight w:val="none"/>
+          <w:shd w:fill="81D41A" w:val="clear"/>
+        </w:rPr>
+      </w:pPr>
+      <w:bookmarkStart w:id="16" w:name="_j0nucio51my1"/>
+      <w:bookmarkEnd w:id="16"/>
+      <w:r>
+        <w:rPr>
           <w:b/>
           <w:bCs/>
           <w:color w:val="000000"/>
           <w:sz w:val="26"/>
           <w:szCs w:val="26"/>
-        </w:rPr>
-      </w:pPr>
-      <w:bookmarkStart w:id="16" w:name="_j0nucio51my1"/>
-      <w:bookmarkEnd w:id="16"/>
+          <w:shd w:fill="81D41A" w:val="clear"/>
+        </w:rPr>
+        <w:t>5.7 Бонусы</w:t>
+      </w:r>
+    </w:p>
+    <w:p>
+      <w:pPr>
+        <w:pStyle w:val="normal1"/>
+        <w:spacing w:lineRule="auto" w:line="240" w:before="240" w:after="240"/>
+        <w:rPr>
+          <w:highlight w:val="none"/>
+          <w:shd w:fill="81D41A" w:val="clear"/>
+        </w:rPr>
+      </w:pPr>
       <w:r>
         <w:rPr>
           <w:b/>
           <w:bCs/>
-          <w:color w:val="000000"/>
-          <w:sz w:val="26"/>
-          <w:szCs w:val="26"/>
-        </w:rPr>
-        <w:t>5.7 Бонусы</w:t>
-      </w:r>
-    </w:p>
-    <w:p>
-      <w:pPr>
-        <w:pStyle w:val="normal1"/>
-        <w:spacing w:lineRule="auto" w:line="240" w:before="240" w:after="240"/>
-        <w:rPr>
-          <w:b/>
-          <w:bCs/>
-        </w:rPr>
-      </w:pPr>
-      <w:r>
-        <w:rPr>
-          <w:b/>
-          <w:bCs/>
+          <w:shd w:fill="81D41A" w:val="clear"/>
         </w:rPr>
         <w:t>Экран “Бонусы”:</w:t>
       </w:r>
@@ -3735,17 +3734,19 @@
         <w:pStyle w:val="normal1"/>
         <w:numPr>
           <w:ilvl w:val="0"/>
-          <w:numId w:val="36"/>
+          <w:numId w:val="35"/>
         </w:numPr>
         <w:spacing w:lineRule="auto" w:line="240" w:before="240" w:after="0"/>
         <w:ind w:hanging="360" w:start="720"/>
         <w:rPr>
-          <w:rFonts w:ascii="Arial Unicode MS" w:hAnsi="Arial Unicode MS" w:eastAsia="Arial Unicode MS" w:cs="Arial Unicode MS"/>
+          <w:highlight w:val="none"/>
+          <w:shd w:fill="81D41A" w:val="clear"/>
         </w:rPr>
       </w:pPr>
       <w:r>
         <w:rPr>
           <w:rFonts w:eastAsia="Arial Unicode MS" w:cs="Arial Unicode MS" w:ascii="Arial Unicode MS" w:hAnsi="Arial Unicode MS"/>
+          <w:shd w:fill="81D41A" w:val="clear"/>
         </w:rPr>
         <w:t>Ежедневный бонус (если включено) → кнопка “Забрать”</w:t>
       </w:r>
@@ -3755,17 +3756,19 @@
         <w:pStyle w:val="normal1"/>
         <w:numPr>
           <w:ilvl w:val="0"/>
-          <w:numId w:val="36"/>
+          <w:numId w:val="35"/>
         </w:numPr>
         <w:spacing w:lineRule="auto" w:line="240" w:before="0" w:after="0"/>
         <w:ind w:hanging="360" w:start="720"/>
         <w:rPr>
-          <w:rFonts w:ascii="Arial Unicode MS" w:hAnsi="Arial Unicode MS" w:eastAsia="Arial Unicode MS" w:cs="Arial Unicode MS"/>
+          <w:highlight w:val="none"/>
+          <w:shd w:fill="81D41A" w:val="clear"/>
         </w:rPr>
       </w:pPr>
       <w:r>
         <w:rPr>
           <w:rFonts w:eastAsia="Arial Unicode MS" w:cs="Arial Unicode MS" w:ascii="Arial Unicode MS" w:hAnsi="Arial Unicode MS"/>
+          <w:shd w:fill="81D41A" w:val="clear"/>
         </w:rPr>
         <w:t>Бонус за приглашение друга → показывает прогресс</w:t>
       </w:r>
@@ -3775,14 +3778,19 @@
         <w:pStyle w:val="normal1"/>
         <w:numPr>
           <w:ilvl w:val="0"/>
-          <w:numId w:val="36"/>
+          <w:numId w:val="35"/>
         </w:numPr>
         <w:spacing w:lineRule="auto" w:line="240" w:before="0" w:after="240"/>
         <w:ind w:hanging="360" w:start="720"/>
-        <w:rPr/>
-      </w:pPr>
-      <w:r>
-        <w:rPr/>
+        <w:rPr>
+          <w:highlight w:val="none"/>
+          <w:shd w:fill="81D41A" w:val="clear"/>
+        </w:rPr>
+      </w:pPr>
+      <w:r>
+        <w:rPr>
+          <w:shd w:fill="81D41A" w:val="clear"/>
+        </w:rPr>
         <w:t>Задания (если нужно): “сыграй турнир”, “будь в команде” и т.п.</w:t>
       </w:r>
     </w:p>
@@ -3896,7 +3904,7 @@
         <w:pStyle w:val="normal1"/>
         <w:numPr>
           <w:ilvl w:val="0"/>
-          <w:numId w:val="43"/>
+          <w:numId w:val="42"/>
         </w:numPr>
         <w:spacing w:lineRule="auto" w:line="240" w:before="240" w:after="0"/>
         <w:ind w:hanging="360" w:start="720"/>
@@ -3912,7 +3920,7 @@
         <w:pStyle w:val="normal1"/>
         <w:numPr>
           <w:ilvl w:val="1"/>
-          <w:numId w:val="43"/>
+          <w:numId w:val="42"/>
         </w:numPr>
         <w:spacing w:lineRule="auto" w:line="240" w:before="0" w:after="0"/>
         <w:ind w:hanging="360" w:start="1440"/>
@@ -3928,7 +3936,7 @@
         <w:pStyle w:val="normal1"/>
         <w:numPr>
           <w:ilvl w:val="1"/>
-          <w:numId w:val="43"/>
+          <w:numId w:val="42"/>
         </w:numPr>
         <w:spacing w:lineRule="auto" w:line="240" w:before="0" w:after="0"/>
         <w:ind w:hanging="360" w:start="1440"/>
@@ -3944,7 +3952,7 @@
         <w:pStyle w:val="normal1"/>
         <w:numPr>
           <w:ilvl w:val="1"/>
-          <w:numId w:val="43"/>
+          <w:numId w:val="42"/>
         </w:numPr>
         <w:spacing w:lineRule="auto" w:line="240" w:before="0" w:after="0"/>
         <w:ind w:hanging="360" w:start="1440"/>
@@ -3960,7 +3968,7 @@
         <w:pStyle w:val="normal1"/>
         <w:numPr>
           <w:ilvl w:val="1"/>
-          <w:numId w:val="43"/>
+          <w:numId w:val="42"/>
         </w:numPr>
         <w:spacing w:lineRule="auto" w:line="240" w:before="0" w:after="240"/>
         <w:ind w:hanging="360" w:start="1440"/>
@@ -3993,7 +4001,7 @@
         <w:pStyle w:val="normal1"/>
         <w:numPr>
           <w:ilvl w:val="0"/>
-          <w:numId w:val="13"/>
+          <w:numId w:val="12"/>
         </w:numPr>
         <w:spacing w:lineRule="auto" w:line="240" w:before="240" w:after="0"/>
         <w:ind w:hanging="360" w:start="720"/>
@@ -4009,7 +4017,7 @@
         <w:pStyle w:val="normal1"/>
         <w:numPr>
           <w:ilvl w:val="0"/>
-          <w:numId w:val="13"/>
+          <w:numId w:val="12"/>
         </w:numPr>
         <w:spacing w:lineRule="auto" w:line="240" w:before="0" w:after="0"/>
         <w:ind w:hanging="360" w:start="720"/>
@@ -4025,7 +4033,7 @@
         <w:pStyle w:val="normal1"/>
         <w:numPr>
           <w:ilvl w:val="0"/>
-          <w:numId w:val="13"/>
+          <w:numId w:val="12"/>
         </w:numPr>
         <w:spacing w:lineRule="auto" w:line="240" w:before="0" w:after="240"/>
         <w:ind w:hanging="360" w:start="720"/>
@@ -4052,7 +4060,7 @@
         <w:pStyle w:val="normal1"/>
         <w:numPr>
           <w:ilvl w:val="0"/>
-          <w:numId w:val="18"/>
+          <w:numId w:val="17"/>
         </w:numPr>
         <w:spacing w:lineRule="auto" w:line="240" w:before="240" w:after="0"/>
         <w:ind w:hanging="360" w:start="720"/>
@@ -4072,7 +4080,7 @@
         <w:pStyle w:val="normal1"/>
         <w:numPr>
           <w:ilvl w:val="0"/>
-          <w:numId w:val="18"/>
+          <w:numId w:val="17"/>
         </w:numPr>
         <w:spacing w:lineRule="auto" w:line="240" w:before="0" w:after="0"/>
         <w:ind w:hanging="360" w:start="720"/>
@@ -4092,7 +4100,7 @@
         <w:pStyle w:val="normal1"/>
         <w:numPr>
           <w:ilvl w:val="0"/>
-          <w:numId w:val="18"/>
+          <w:numId w:val="17"/>
         </w:numPr>
         <w:spacing w:lineRule="auto" w:line="240" w:before="0" w:after="0"/>
         <w:ind w:hanging="360" w:start="720"/>
@@ -4112,7 +4120,7 @@
         <w:pStyle w:val="normal1"/>
         <w:numPr>
           <w:ilvl w:val="0"/>
-          <w:numId w:val="18"/>
+          <w:numId w:val="17"/>
         </w:numPr>
         <w:spacing w:lineRule="auto" w:line="240" w:before="0" w:after="240"/>
         <w:ind w:hanging="360" w:start="720"/>
@@ -4237,7 +4245,7 @@
         <w:pStyle w:val="normal1"/>
         <w:numPr>
           <w:ilvl w:val="0"/>
-          <w:numId w:val="17"/>
+          <w:numId w:val="16"/>
         </w:numPr>
         <w:spacing w:lineRule="auto" w:line="240" w:before="240" w:after="0"/>
         <w:ind w:hanging="360" w:start="720"/>
@@ -4253,7 +4261,7 @@
         <w:pStyle w:val="normal1"/>
         <w:numPr>
           <w:ilvl w:val="0"/>
-          <w:numId w:val="17"/>
+          <w:numId w:val="16"/>
         </w:numPr>
         <w:spacing w:lineRule="auto" w:line="240" w:before="0" w:after="0"/>
         <w:ind w:hanging="360" w:start="720"/>
@@ -4269,7 +4277,7 @@
         <w:pStyle w:val="normal1"/>
         <w:numPr>
           <w:ilvl w:val="0"/>
-          <w:numId w:val="17"/>
+          <w:numId w:val="16"/>
         </w:numPr>
         <w:spacing w:lineRule="auto" w:line="240" w:before="0" w:after="0"/>
         <w:ind w:hanging="360" w:start="720"/>
@@ -4285,7 +4293,7 @@
         <w:pStyle w:val="normal1"/>
         <w:numPr>
           <w:ilvl w:val="0"/>
-          <w:numId w:val="17"/>
+          <w:numId w:val="16"/>
         </w:numPr>
         <w:spacing w:lineRule="auto" w:line="240" w:before="0" w:after="240"/>
         <w:ind w:hanging="360" w:start="720"/>
@@ -4312,7 +4320,7 @@
         <w:pStyle w:val="normal1"/>
         <w:numPr>
           <w:ilvl w:val="0"/>
-          <w:numId w:val="44"/>
+          <w:numId w:val="43"/>
         </w:numPr>
         <w:spacing w:lineRule="auto" w:line="240" w:before="240" w:after="0"/>
         <w:ind w:hanging="360" w:start="720"/>
@@ -4332,7 +4340,7 @@
         <w:pStyle w:val="normal1"/>
         <w:numPr>
           <w:ilvl w:val="0"/>
-          <w:numId w:val="44"/>
+          <w:numId w:val="43"/>
         </w:numPr>
         <w:spacing w:lineRule="auto" w:line="240" w:before="0" w:after="0"/>
         <w:ind w:hanging="360" w:start="720"/>
@@ -4352,7 +4360,7 @@
         <w:pStyle w:val="normal1"/>
         <w:numPr>
           <w:ilvl w:val="0"/>
-          <w:numId w:val="44"/>
+          <w:numId w:val="43"/>
         </w:numPr>
         <w:spacing w:lineRule="auto" w:line="240" w:before="0" w:after="240"/>
         <w:ind w:hanging="360" w:start="720"/>
@@ -4458,7 +4466,7 @@
         <w:pStyle w:val="normal1"/>
         <w:numPr>
           <w:ilvl w:val="0"/>
-          <w:numId w:val="50"/>
+          <w:numId w:val="49"/>
         </w:numPr>
         <w:spacing w:lineRule="auto" w:line="240" w:before="240" w:after="0"/>
         <w:ind w:hanging="360" w:start="720"/>
@@ -4487,7 +4495,7 @@
         <w:pStyle w:val="normal1"/>
         <w:numPr>
           <w:ilvl w:val="0"/>
-          <w:numId w:val="50"/>
+          <w:numId w:val="49"/>
         </w:numPr>
         <w:spacing w:lineRule="auto" w:line="240" w:before="0" w:after="240"/>
         <w:ind w:hanging="360" w:start="720"/>
@@ -4636,7 +4644,7 @@
         <w:pStyle w:val="normal1"/>
         <w:numPr>
           <w:ilvl w:val="0"/>
-          <w:numId w:val="8"/>
+          <w:numId w:val="7"/>
         </w:numPr>
         <w:spacing w:lineRule="auto" w:line="240" w:before="240" w:after="240"/>
         <w:ind w:hanging="360" w:start="720"/>
@@ -4705,7 +4713,7 @@
         <w:pStyle w:val="normal1"/>
         <w:numPr>
           <w:ilvl w:val="0"/>
-          <w:numId w:val="39"/>
+          <w:numId w:val="38"/>
         </w:numPr>
         <w:spacing w:lineRule="auto" w:line="240" w:before="240" w:after="0"/>
         <w:ind w:hanging="360" w:start="720"/>
@@ -4729,7 +4737,7 @@
         <w:pStyle w:val="normal1"/>
         <w:numPr>
           <w:ilvl w:val="0"/>
-          <w:numId w:val="39"/>
+          <w:numId w:val="38"/>
         </w:numPr>
         <w:spacing w:lineRule="auto" w:line="240" w:before="0" w:after="0"/>
         <w:ind w:hanging="360" w:start="720"/>
@@ -4756,7 +4764,7 @@
         <w:pStyle w:val="normal1"/>
         <w:numPr>
           <w:ilvl w:val="0"/>
-          <w:numId w:val="39"/>
+          <w:numId w:val="38"/>
         </w:numPr>
         <w:spacing w:lineRule="auto" w:line="240" w:before="0" w:after="240"/>
         <w:ind w:hanging="360" w:start="720"/>
@@ -4892,7 +4900,7 @@
         <w:pStyle w:val="normal1"/>
         <w:numPr>
           <w:ilvl w:val="0"/>
-          <w:numId w:val="25"/>
+          <w:numId w:val="24"/>
         </w:numPr>
         <w:spacing w:lineRule="auto" w:line="240" w:before="240" w:after="240"/>
         <w:ind w:hanging="360" w:start="720"/>
@@ -4965,7 +4973,7 @@
         <w:pStyle w:val="normal1"/>
         <w:numPr>
           <w:ilvl w:val="0"/>
-          <w:numId w:val="7"/>
+          <w:numId w:val="6"/>
         </w:numPr>
         <w:spacing w:lineRule="auto" w:line="240" w:before="240" w:after="0"/>
         <w:ind w:hanging="360" w:start="720"/>
@@ -4991,7 +4999,7 @@
         <w:pStyle w:val="normal1"/>
         <w:numPr>
           <w:ilvl w:val="0"/>
-          <w:numId w:val="7"/>
+          <w:numId w:val="6"/>
         </w:numPr>
         <w:spacing w:lineRule="auto" w:line="240" w:before="0" w:after="0"/>
         <w:ind w:hanging="360" w:start="720"/>
@@ -5020,7 +5028,7 @@
         <w:pStyle w:val="normal1"/>
         <w:numPr>
           <w:ilvl w:val="0"/>
-          <w:numId w:val="7"/>
+          <w:numId w:val="6"/>
         </w:numPr>
         <w:spacing w:lineRule="auto" w:line="240" w:before="0" w:after="0"/>
         <w:ind w:hanging="360" w:start="720"/>
@@ -5046,7 +5054,7 @@
         <w:pStyle w:val="normal1"/>
         <w:numPr>
           <w:ilvl w:val="0"/>
-          <w:numId w:val="7"/>
+          <w:numId w:val="6"/>
         </w:numPr>
         <w:spacing w:lineRule="auto" w:line="240" w:before="0" w:after="0"/>
         <w:ind w:hanging="360" w:start="720"/>
@@ -5072,7 +5080,7 @@
         <w:pStyle w:val="normal1"/>
         <w:numPr>
           <w:ilvl w:val="0"/>
-          <w:numId w:val="7"/>
+          <w:numId w:val="6"/>
         </w:numPr>
         <w:spacing w:lineRule="auto" w:line="240" w:before="0" w:after="0"/>
         <w:ind w:hanging="360" w:start="720"/>
@@ -5098,7 +5106,7 @@
         <w:pStyle w:val="normal1"/>
         <w:numPr>
           <w:ilvl w:val="0"/>
-          <w:numId w:val="7"/>
+          <w:numId w:val="6"/>
         </w:numPr>
         <w:spacing w:lineRule="auto" w:line="240" w:before="0" w:after="0"/>
         <w:ind w:hanging="360" w:start="720"/>
@@ -5124,7 +5132,7 @@
         <w:pStyle w:val="normal1"/>
         <w:numPr>
           <w:ilvl w:val="0"/>
-          <w:numId w:val="7"/>
+          <w:numId w:val="6"/>
         </w:numPr>
         <w:spacing w:lineRule="auto" w:line="240" w:before="0" w:after="0"/>
         <w:ind w:hanging="360" w:start="720"/>
@@ -5150,7 +5158,7 @@
         <w:pStyle w:val="normal1"/>
         <w:numPr>
           <w:ilvl w:val="0"/>
-          <w:numId w:val="7"/>
+          <w:numId w:val="6"/>
         </w:numPr>
         <w:spacing w:lineRule="auto" w:line="240" w:before="0" w:after="0"/>
         <w:ind w:hanging="360" w:start="720"/>
@@ -5176,7 +5184,7 @@
         <w:pStyle w:val="normal1"/>
         <w:numPr>
           <w:ilvl w:val="0"/>
-          <w:numId w:val="7"/>
+          <w:numId w:val="6"/>
         </w:numPr>
         <w:spacing w:lineRule="auto" w:line="240" w:before="0" w:after="0"/>
         <w:ind w:hanging="360" w:start="720"/>
@@ -5202,7 +5210,7 @@
         <w:pStyle w:val="normal1"/>
         <w:numPr>
           <w:ilvl w:val="0"/>
-          <w:numId w:val="7"/>
+          <w:numId w:val="6"/>
         </w:numPr>
         <w:spacing w:lineRule="auto" w:line="240" w:before="0" w:after="0"/>
         <w:ind w:hanging="360" w:start="720"/>
@@ -5228,7 +5236,7 @@
         <w:pStyle w:val="normal1"/>
         <w:numPr>
           <w:ilvl w:val="0"/>
-          <w:numId w:val="7"/>
+          <w:numId w:val="6"/>
         </w:numPr>
         <w:spacing w:lineRule="auto" w:line="240" w:before="0" w:after="240"/>
         <w:ind w:hanging="360" w:start="720"/>
@@ -5363,7 +5371,7 @@
         <w:pStyle w:val="normal1"/>
         <w:numPr>
           <w:ilvl w:val="0"/>
-          <w:numId w:val="46"/>
+          <w:numId w:val="45"/>
         </w:numPr>
         <w:spacing w:lineRule="auto" w:line="240" w:before="240" w:after="240"/>
         <w:ind w:hanging="360" w:start="720"/>
@@ -5433,7 +5441,7 @@
         <w:pStyle w:val="normal1"/>
         <w:numPr>
           <w:ilvl w:val="0"/>
-          <w:numId w:val="32"/>
+          <w:numId w:val="31"/>
         </w:numPr>
         <w:spacing w:lineRule="auto" w:line="240" w:before="240" w:after="0"/>
         <w:ind w:hanging="360" w:start="720"/>
@@ -5454,7 +5462,7 @@
         <w:pStyle w:val="normal1"/>
         <w:numPr>
           <w:ilvl w:val="0"/>
-          <w:numId w:val="32"/>
+          <w:numId w:val="31"/>
         </w:numPr>
         <w:spacing w:lineRule="auto" w:line="240" w:before="0" w:after="0"/>
         <w:ind w:hanging="360" w:start="720"/>
@@ -5475,7 +5483,7 @@
         <w:pStyle w:val="normal1"/>
         <w:numPr>
           <w:ilvl w:val="0"/>
-          <w:numId w:val="32"/>
+          <w:numId w:val="31"/>
         </w:numPr>
         <w:spacing w:lineRule="auto" w:line="240" w:before="0" w:after="0"/>
         <w:ind w:hanging="360" w:start="720"/>
@@ -5496,7 +5504,7 @@
         <w:pStyle w:val="normal1"/>
         <w:numPr>
           <w:ilvl w:val="0"/>
-          <w:numId w:val="32"/>
+          <w:numId w:val="31"/>
         </w:numPr>
         <w:spacing w:lineRule="auto" w:line="240" w:before="0" w:after="0"/>
         <w:ind w:hanging="360" w:start="720"/>
@@ -5517,7 +5525,7 @@
         <w:pStyle w:val="normal1"/>
         <w:numPr>
           <w:ilvl w:val="0"/>
-          <w:numId w:val="32"/>
+          <w:numId w:val="31"/>
         </w:numPr>
         <w:spacing w:lineRule="auto" w:line="240" w:before="0" w:after="0"/>
         <w:ind w:hanging="360" w:start="720"/>
@@ -5538,7 +5546,7 @@
         <w:pStyle w:val="normal1"/>
         <w:numPr>
           <w:ilvl w:val="0"/>
-          <w:numId w:val="32"/>
+          <w:numId w:val="31"/>
         </w:numPr>
         <w:spacing w:lineRule="auto" w:line="240" w:before="0" w:after="0"/>
         <w:ind w:hanging="360" w:start="720"/>
@@ -5559,7 +5567,7 @@
         <w:pStyle w:val="normal1"/>
         <w:numPr>
           <w:ilvl w:val="1"/>
-          <w:numId w:val="32"/>
+          <w:numId w:val="31"/>
         </w:numPr>
         <w:spacing w:lineRule="auto" w:line="240" w:before="0" w:after="0"/>
         <w:ind w:hanging="360" w:start="1440"/>
@@ -5586,7 +5594,7 @@
         <w:pStyle w:val="normal1"/>
         <w:numPr>
           <w:ilvl w:val="1"/>
-          <w:numId w:val="32"/>
+          <w:numId w:val="31"/>
         </w:numPr>
         <w:spacing w:lineRule="auto" w:line="240" w:before="0" w:after="0"/>
         <w:ind w:hanging="360" w:start="1440"/>
@@ -5613,7 +5621,7 @@
         <w:pStyle w:val="normal1"/>
         <w:numPr>
           <w:ilvl w:val="0"/>
-          <w:numId w:val="32"/>
+          <w:numId w:val="31"/>
         </w:numPr>
         <w:spacing w:lineRule="auto" w:line="240" w:before="0" w:after="0"/>
         <w:ind w:hanging="360" w:start="720"/>
@@ -5634,7 +5642,7 @@
         <w:pStyle w:val="normal1"/>
         <w:numPr>
           <w:ilvl w:val="0"/>
-          <w:numId w:val="32"/>
+          <w:numId w:val="31"/>
         </w:numPr>
         <w:spacing w:lineRule="auto" w:line="240" w:before="0" w:after="0"/>
         <w:ind w:hanging="360" w:start="720"/>
@@ -5655,7 +5663,7 @@
         <w:pStyle w:val="normal1"/>
         <w:numPr>
           <w:ilvl w:val="0"/>
-          <w:numId w:val="32"/>
+          <w:numId w:val="31"/>
         </w:numPr>
         <w:spacing w:lineRule="auto" w:line="240" w:before="0" w:after="240"/>
         <w:ind w:hanging="360" w:start="720"/>
@@ -5693,7 +5701,7 @@
         <w:pStyle w:val="normal1"/>
         <w:numPr>
           <w:ilvl w:val="0"/>
-          <w:numId w:val="23"/>
+          <w:numId w:val="22"/>
         </w:numPr>
         <w:spacing w:lineRule="auto" w:line="240" w:before="240" w:after="0"/>
         <w:ind w:hanging="360" w:start="720"/>
@@ -5722,7 +5730,7 @@
         <w:pStyle w:val="normal1"/>
         <w:numPr>
           <w:ilvl w:val="0"/>
-          <w:numId w:val="23"/>
+          <w:numId w:val="22"/>
         </w:numPr>
         <w:spacing w:lineRule="auto" w:line="240" w:before="0" w:after="0"/>
         <w:ind w:hanging="360" w:start="720"/>
@@ -5749,7 +5757,7 @@
         <w:pStyle w:val="normal1"/>
         <w:numPr>
           <w:ilvl w:val="0"/>
-          <w:numId w:val="23"/>
+          <w:numId w:val="22"/>
         </w:numPr>
         <w:spacing w:lineRule="auto" w:line="240" w:before="0" w:after="240"/>
         <w:ind w:hanging="360" w:start="720"/>
@@ -5819,7 +5827,7 @@
         <w:pStyle w:val="normal1"/>
         <w:numPr>
           <w:ilvl w:val="0"/>
-          <w:numId w:val="16"/>
+          <w:numId w:val="15"/>
         </w:numPr>
         <w:spacing w:lineRule="auto" w:line="240" w:before="240" w:after="0"/>
         <w:ind w:hanging="360" w:start="720"/>
@@ -5846,7 +5854,7 @@
         <w:pStyle w:val="normal1"/>
         <w:numPr>
           <w:ilvl w:val="0"/>
-          <w:numId w:val="16"/>
+          <w:numId w:val="15"/>
         </w:numPr>
         <w:spacing w:lineRule="auto" w:line="240" w:before="0" w:after="0"/>
         <w:ind w:hanging="360" w:start="720"/>
@@ -5873,7 +5881,7 @@
         <w:pStyle w:val="normal1"/>
         <w:numPr>
           <w:ilvl w:val="0"/>
-          <w:numId w:val="16"/>
+          <w:numId w:val="15"/>
         </w:numPr>
         <w:spacing w:lineRule="auto" w:line="240" w:before="0" w:after="0"/>
         <w:ind w:hanging="360" w:start="720"/>
@@ -5902,7 +5910,7 @@
         <w:pStyle w:val="normal1"/>
         <w:numPr>
           <w:ilvl w:val="0"/>
-          <w:numId w:val="16"/>
+          <w:numId w:val="15"/>
         </w:numPr>
         <w:spacing w:lineRule="auto" w:line="240" w:before="0" w:after="0"/>
         <w:ind w:hanging="360" w:start="720"/>
@@ -5929,7 +5937,7 @@
         <w:pStyle w:val="normal1"/>
         <w:numPr>
           <w:ilvl w:val="0"/>
-          <w:numId w:val="16"/>
+          <w:numId w:val="15"/>
         </w:numPr>
         <w:spacing w:lineRule="auto" w:line="240" w:before="0" w:after="0"/>
         <w:ind w:hanging="360" w:start="720"/>
@@ -5956,7 +5964,7 @@
         <w:pStyle w:val="normal1"/>
         <w:numPr>
           <w:ilvl w:val="0"/>
-          <w:numId w:val="16"/>
+          <w:numId w:val="15"/>
         </w:numPr>
         <w:spacing w:lineRule="auto" w:line="240" w:before="0" w:after="0"/>
         <w:ind w:hanging="360" w:start="720"/>
@@ -5983,7 +5991,7 @@
         <w:pStyle w:val="normal1"/>
         <w:numPr>
           <w:ilvl w:val="0"/>
-          <w:numId w:val="16"/>
+          <w:numId w:val="15"/>
         </w:numPr>
         <w:spacing w:lineRule="auto" w:line="240" w:before="0" w:after="0"/>
         <w:ind w:hanging="360" w:start="720"/>
@@ -6010,7 +6018,7 @@
         <w:pStyle w:val="normal1"/>
         <w:numPr>
           <w:ilvl w:val="0"/>
-          <w:numId w:val="16"/>
+          <w:numId w:val="15"/>
         </w:numPr>
         <w:spacing w:lineRule="auto" w:line="240" w:before="0" w:after="240"/>
         <w:ind w:hanging="360" w:start="720"/>
@@ -6100,57 +6108,59 @@
         <w:keepLines w:val="false"/>
         <w:spacing w:lineRule="auto" w:line="240" w:before="360" w:after="80"/>
         <w:rPr>
+          <w:highlight w:val="none"/>
+          <w:shd w:fill="81D41A" w:val="clear"/>
+        </w:rPr>
+      </w:pPr>
+      <w:bookmarkStart w:id="28" w:name="_1keqcbrvigcb"/>
+      <w:bookmarkEnd w:id="28"/>
+      <w:r>
+        <w:rPr>
           <w:b/>
           <w:bCs/>
           <w:sz w:val="34"/>
           <w:szCs w:val="34"/>
-        </w:rPr>
-      </w:pPr>
-      <w:bookmarkStart w:id="28" w:name="_1keqcbrvigcb"/>
-      <w:bookmarkEnd w:id="28"/>
+          <w:shd w:fill="81D41A" w:val="clear"/>
+        </w:rPr>
+        <w:t>7.3 Внесение результатов (киллы)</w:t>
+      </w:r>
+    </w:p>
+    <w:p>
+      <w:pPr>
+        <w:pStyle w:val="normal1"/>
+        <w:spacing w:lineRule="auto" w:line="240" w:before="240" w:after="240"/>
+        <w:rPr>
+          <w:highlight w:val="none"/>
+          <w:shd w:fill="81D41A" w:val="clear"/>
+        </w:rPr>
+      </w:pPr>
       <w:r>
         <w:rPr>
           <w:b/>
           <w:bCs/>
-          <w:sz w:val="34"/>
-          <w:szCs w:val="34"/>
-        </w:rPr>
-        <w:t>7.3 Внесение результатов (киллы)</w:t>
-      </w:r>
-    </w:p>
-    <w:p>
-      <w:pPr>
-        <w:pStyle w:val="normal1"/>
+          <w:shd w:fill="81D41A" w:val="clear"/>
+        </w:rPr>
+        <w:t>Экран “Результаты”:</w:t>
+      </w:r>
+    </w:p>
+    <w:p>
+      <w:pPr>
+        <w:pStyle w:val="normal1"/>
+        <w:numPr>
+          <w:ilvl w:val="0"/>
+          <w:numId w:val="33"/>
+        </w:numPr>
         <w:spacing w:lineRule="auto" w:line="240" w:before="240" w:after="240"/>
-        <w:rPr>
-          <w:b/>
-          <w:bCs/>
-        </w:rPr>
-      </w:pPr>
-      <w:r>
-        <w:rPr>
-          <w:b/>
-          <w:bCs/>
-        </w:rPr>
-        <w:t>Экран “Результаты”:</w:t>
-      </w:r>
-    </w:p>
-    <w:p>
-      <w:pPr>
-        <w:pStyle w:val="normal1"/>
-        <w:numPr>
-          <w:ilvl w:val="0"/>
-          <w:numId w:val="34"/>
-        </w:numPr>
-        <w:spacing w:lineRule="auto" w:line="240" w:before="240" w:after="240"/>
-        <w:ind w:hanging="360" w:start="720"/>
-        <w:rPr>
-          <w:rFonts w:ascii="Arial Unicode MS" w:hAnsi="Arial Unicode MS" w:eastAsia="Arial Unicode MS" w:cs="Arial Unicode MS"/>
+        <w:ind w:hanging="360" w:start="720"/>
+        <w:rPr>
+          <w:highlight w:val="none"/>
+          <w:shd w:fill="81D41A" w:val="clear"/>
         </w:rPr>
       </w:pPr>
       <w:r>
         <w:rPr>
           <w:rFonts w:eastAsia="Arial Unicode MS" w:cs="Arial Unicode MS" w:ascii="Arial Unicode MS" w:hAnsi="Arial Unicode MS"/>
+          <w:shd w:fill="81D41A" w:val="clear"/>
         </w:rPr>
         <w:t>Выбор турнира → выбор матча/раунда (если есть) → список игроков/команд</w:t>
       </w:r>
@@ -6161,16 +6171,80 @@
         <w:keepNext w:val="false"/>
         <w:keepLines w:val="false"/>
         <w:spacing w:lineRule="auto" w:line="240" w:before="280" w:after="80"/>
+        <w:rPr>
+          <w:highlight w:val="none"/>
+          <w:shd w:fill="81D41A" w:val="clear"/>
+        </w:rPr>
+      </w:pPr>
+      <w:bookmarkStart w:id="29" w:name="_6prms53esebo"/>
+      <w:bookmarkEnd w:id="29"/>
+      <w:r>
         <w:rPr>
           <w:b/>
           <w:bCs/>
           <w:color w:val="000000"/>
           <w:sz w:val="26"/>
           <w:szCs w:val="26"/>
-        </w:rPr>
-      </w:pPr>
-      <w:bookmarkStart w:id="29" w:name="_6prms53esebo"/>
-      <w:bookmarkEnd w:id="29"/>
+          <w:shd w:fill="81D41A" w:val="clear"/>
+        </w:rPr>
+        <w:t>Вариант A (простой): “одна итоговая цифра на турнир”</w:t>
+      </w:r>
+    </w:p>
+    <w:p>
+      <w:pPr>
+        <w:pStyle w:val="normal1"/>
+        <w:numPr>
+          <w:ilvl w:val="0"/>
+          <w:numId w:val="30"/>
+        </w:numPr>
+        <w:spacing w:lineRule="auto" w:line="240" w:before="240" w:after="0"/>
+        <w:ind w:hanging="360" w:start="720"/>
+        <w:rPr>
+          <w:highlight w:val="none"/>
+          <w:shd w:fill="81D41A" w:val="clear"/>
+        </w:rPr>
+      </w:pPr>
+      <w:r>
+        <w:rPr>
+          <w:shd w:fill="81D41A" w:val="clear"/>
+        </w:rPr>
+        <w:t>Админ/менеджер вводит: “киллы игрока за турнир”</w:t>
+      </w:r>
+    </w:p>
+    <w:p>
+      <w:pPr>
+        <w:pStyle w:val="normal1"/>
+        <w:numPr>
+          <w:ilvl w:val="0"/>
+          <w:numId w:val="30"/>
+        </w:numPr>
+        <w:spacing w:lineRule="auto" w:line="240" w:before="0" w:after="240"/>
+        <w:ind w:hanging="360" w:start="720"/>
+        <w:rPr>
+          <w:highlight w:val="none"/>
+          <w:shd w:fill="81D41A" w:val="clear"/>
+        </w:rPr>
+      </w:pPr>
+      <w:r>
+        <w:rPr>
+          <w:shd w:fill="81D41A" w:val="clear"/>
+        </w:rPr>
+        <w:t>Бот сразу считает командные очки по выбранной формуле</w:t>
+      </w:r>
+    </w:p>
+    <w:p>
+      <w:pPr>
+        <w:pStyle w:val="Heading3"/>
+        <w:keepNext w:val="false"/>
+        <w:keepLines w:val="false"/>
+        <w:spacing w:lineRule="auto" w:line="240" w:before="280" w:after="80"/>
+        <w:rPr>
+          <w:highlight w:val="none"/>
+          <w:shd w:fill="81D41A" w:val="clear"/>
+        </w:rPr>
+      </w:pPr>
+      <w:bookmarkStart w:id="30" w:name="_nhcvnej8mxjl"/>
+      <w:bookmarkEnd w:id="30"/>
       <w:r>
         <w:rPr>
           <w:b/>
@@ -6178,135 +6252,90 @@
           <w:color w:val="000000"/>
           <w:sz w:val="26"/>
           <w:szCs w:val="26"/>
-        </w:rPr>
-        <w:t>Вариант A (простой): “одна итоговая цифра на турнир”</w:t>
-      </w:r>
-    </w:p>
-    <w:p>
-      <w:pPr>
-        <w:pStyle w:val="normal1"/>
-        <w:numPr>
-          <w:ilvl w:val="0"/>
-          <w:numId w:val="31"/>
+          <w:shd w:fill="81D41A" w:val="clear"/>
+        </w:rPr>
+        <w:t>Вариант B (по матчам)</w:t>
+      </w:r>
+    </w:p>
+    <w:p>
+      <w:pPr>
+        <w:pStyle w:val="normal1"/>
+        <w:numPr>
+          <w:ilvl w:val="0"/>
+          <w:numId w:val="1"/>
         </w:numPr>
         <w:spacing w:lineRule="auto" w:line="240" w:before="240" w:after="0"/>
         <w:ind w:hanging="360" w:start="720"/>
-        <w:rPr/>
-      </w:pPr>
-      <w:r>
-        <w:rPr/>
-        <w:t>Админ/менеджер вводит: “киллы игрока за турнир”</w:t>
-      </w:r>
-    </w:p>
-    <w:p>
-      <w:pPr>
-        <w:pStyle w:val="normal1"/>
-        <w:numPr>
-          <w:ilvl w:val="0"/>
-          <w:numId w:val="31"/>
+        <w:rPr>
+          <w:highlight w:val="none"/>
+          <w:shd w:fill="81D41A" w:val="clear"/>
+        </w:rPr>
+      </w:pPr>
+      <w:r>
+        <w:rPr>
+          <w:rFonts w:eastAsia="Arial Unicode MS" w:cs="Arial Unicode MS" w:ascii="Arial Unicode MS" w:hAnsi="Arial Unicode MS"/>
+          <w:shd w:fill="81D41A" w:val="clear"/>
+        </w:rPr>
+        <w:t>Админ/менеджер выбирает матч → вводит киллы по игрокам → “Сохранить матч”</w:t>
+      </w:r>
+    </w:p>
+    <w:p>
+      <w:pPr>
+        <w:pStyle w:val="normal1"/>
+        <w:numPr>
+          <w:ilvl w:val="0"/>
+          <w:numId w:val="1"/>
         </w:numPr>
         <w:spacing w:lineRule="auto" w:line="240" w:before="0" w:after="240"/>
         <w:ind w:hanging="360" w:start="720"/>
-        <w:rPr/>
-      </w:pPr>
-      <w:r>
-        <w:rPr/>
-        <w:t>Бот сразу считает командные очки по выбранной формуле</w:t>
-      </w:r>
-    </w:p>
-    <w:p>
-      <w:pPr>
-        <w:pStyle w:val="Heading3"/>
-        <w:keepNext w:val="false"/>
-        <w:keepLines w:val="false"/>
-        <w:spacing w:lineRule="auto" w:line="240" w:before="280" w:after="80"/>
+        <w:rPr>
+          <w:highlight w:val="none"/>
+          <w:shd w:fill="81D41A" w:val="clear"/>
+        </w:rPr>
+      </w:pPr>
+      <w:r>
+        <w:rPr>
+          <w:shd w:fill="81D41A" w:val="clear"/>
+        </w:rPr>
+        <w:t>Итог турнира суммируется автоматически</w:t>
+      </w:r>
+    </w:p>
+    <w:p>
+      <w:pPr>
+        <w:pStyle w:val="normal1"/>
+        <w:spacing w:lineRule="auto" w:line="240" w:before="240" w:after="240"/>
+        <w:rPr>
+          <w:highlight w:val="none"/>
+          <w:shd w:fill="81D41A" w:val="clear"/>
+        </w:rPr>
+      </w:pPr>
+      <w:r>
         <w:rPr>
           <w:b/>
           <w:bCs/>
-          <w:color w:val="000000"/>
-          <w:sz w:val="26"/>
-          <w:szCs w:val="26"/>
-        </w:rPr>
-      </w:pPr>
-      <w:bookmarkStart w:id="30" w:name="_nhcvnej8mxjl"/>
-      <w:bookmarkEnd w:id="30"/>
-      <w:r>
-        <w:rPr>
-          <w:b/>
-          <w:bCs/>
-          <w:color w:val="000000"/>
-          <w:sz w:val="26"/>
-          <w:szCs w:val="26"/>
-        </w:rPr>
-        <w:t>Вариант B (по матчам)</w:t>
-      </w:r>
-    </w:p>
-    <w:p>
-      <w:pPr>
-        <w:pStyle w:val="normal1"/>
-        <w:numPr>
-          <w:ilvl w:val="0"/>
-          <w:numId w:val="2"/>
+          <w:shd w:fill="81D41A" w:val="clear"/>
+        </w:rPr>
+        <w:t>Публикация результатов</w:t>
+      </w:r>
+    </w:p>
+    <w:p>
+      <w:pPr>
+        <w:pStyle w:val="normal1"/>
+        <w:numPr>
+          <w:ilvl w:val="0"/>
+          <w:numId w:val="53"/>
         </w:numPr>
         <w:spacing w:lineRule="auto" w:line="240" w:before="240" w:after="0"/>
         <w:ind w:hanging="360" w:start="720"/>
         <w:rPr>
-          <w:rFonts w:ascii="Arial Unicode MS" w:hAnsi="Arial Unicode MS" w:eastAsia="Arial Unicode MS" w:cs="Arial Unicode MS"/>
-        </w:rPr>
-      </w:pPr>
-      <w:r>
-        <w:rPr>
-          <w:rFonts w:eastAsia="Arial Unicode MS" w:cs="Arial Unicode MS" w:ascii="Arial Unicode MS" w:hAnsi="Arial Unicode MS"/>
-        </w:rPr>
-        <w:t>Админ/менеджер выбирает матч → вводит киллы по игрокам → “Сохранить матч”</w:t>
-      </w:r>
-    </w:p>
-    <w:p>
-      <w:pPr>
-        <w:pStyle w:val="normal1"/>
-        <w:numPr>
-          <w:ilvl w:val="0"/>
-          <w:numId w:val="2"/>
-        </w:numPr>
-        <w:spacing w:lineRule="auto" w:line="240" w:before="0" w:after="240"/>
-        <w:ind w:hanging="360" w:start="720"/>
-        <w:rPr/>
-      </w:pPr>
-      <w:r>
-        <w:rPr/>
-        <w:t>Итог турнира суммируется автоматически</w:t>
-      </w:r>
-    </w:p>
-    <w:p>
-      <w:pPr>
-        <w:pStyle w:val="normal1"/>
-        <w:spacing w:lineRule="auto" w:line="240" w:before="240" w:after="240"/>
-        <w:rPr>
-          <w:b/>
-          <w:bCs/>
-        </w:rPr>
-      </w:pPr>
-      <w:r>
-        <w:rPr>
-          <w:b/>
-          <w:bCs/>
-        </w:rPr>
-        <w:t>Публикация результатов</w:t>
-      </w:r>
-    </w:p>
-    <w:p>
-      <w:pPr>
-        <w:pStyle w:val="normal1"/>
-        <w:numPr>
-          <w:ilvl w:val="0"/>
-          <w:numId w:val="54"/>
-        </w:numPr>
-        <w:spacing w:lineRule="auto" w:line="240" w:before="240" w:after="0"/>
-        <w:ind w:hanging="360" w:start="720"/>
-        <w:rPr/>
-      </w:pPr>
-      <w:r>
-        <w:rPr/>
+          <w:highlight w:val="none"/>
+          <w:shd w:fill="81D41A" w:val="clear"/>
+        </w:rPr>
+      </w:pPr>
+      <w:r>
+        <w:rPr>
+          <w:shd w:fill="81D41A" w:val="clear"/>
+        </w:rPr>
         <w:t>Перед публикацией бот показывает “черновик таблицы”</w:t>
       </w:r>
     </w:p>
@@ -6315,14 +6344,19 @@
         <w:pStyle w:val="normal1"/>
         <w:numPr>
           <w:ilvl w:val="0"/>
-          <w:numId w:val="54"/>
+          <w:numId w:val="53"/>
         </w:numPr>
         <w:spacing w:lineRule="auto" w:line="240" w:before="0" w:after="0"/>
         <w:ind w:hanging="360" w:start="720"/>
-        <w:rPr/>
-      </w:pPr>
-      <w:r>
-        <w:rPr/>
+        <w:rPr>
+          <w:highlight w:val="none"/>
+          <w:shd w:fill="81D41A" w:val="clear"/>
+        </w:rPr>
+      </w:pPr>
+      <w:r>
+        <w:rPr>
+          <w:shd w:fill="81D41A" w:val="clear"/>
+        </w:rPr>
         <w:t>Кнопки:</w:t>
       </w:r>
     </w:p>
@@ -6331,23 +6365,26 @@
         <w:pStyle w:val="normal1"/>
         <w:numPr>
           <w:ilvl w:val="1"/>
-          <w:numId w:val="54"/>
+          <w:numId w:val="53"/>
         </w:numPr>
         <w:spacing w:lineRule="auto" w:line="240" w:before="0" w:after="0"/>
         <w:ind w:hanging="360" w:start="1440"/>
         <w:rPr>
-          <w:rFonts w:ascii="Arial Unicode MS" w:hAnsi="Arial Unicode MS" w:eastAsia="Arial Unicode MS" w:cs="Arial Unicode MS"/>
+          <w:highlight w:val="none"/>
+          <w:shd w:fill="81D41A" w:val="clear"/>
         </w:rPr>
       </w:pPr>
       <w:r>
         <w:rPr>
           <w:rFonts w:eastAsia="Arial Unicode MS" w:cs="Arial Unicode MS" w:ascii="Arial Unicode MS" w:hAnsi="Arial Unicode MS"/>
+          <w:shd w:fill="81D41A" w:val="clear"/>
         </w:rPr>
         <w:t xml:space="preserve">✅ </w:t>
       </w:r>
       <w:r>
         <w:rPr>
           <w:rFonts w:eastAsia="Arial Unicode MS" w:cs="Arial Unicode MS" w:ascii="Arial Unicode MS" w:hAnsi="Arial Unicode MS"/>
+          <w:shd w:fill="81D41A" w:val="clear"/>
         </w:rPr>
         <w:t>Опубликовать результаты</w:t>
       </w:r>
@@ -6357,18 +6394,25 @@
         <w:pStyle w:val="normal1"/>
         <w:numPr>
           <w:ilvl w:val="1"/>
-          <w:numId w:val="54"/>
+          <w:numId w:val="53"/>
         </w:numPr>
         <w:spacing w:lineRule="auto" w:line="240" w:before="0" w:after="0"/>
         <w:ind w:hanging="360" w:start="1440"/>
-        <w:rPr/>
-      </w:pPr>
-      <w:r>
-        <w:rPr/>
+        <w:rPr>
+          <w:highlight w:val="none"/>
+          <w:shd w:fill="81D41A" w:val="clear"/>
+        </w:rPr>
+      </w:pPr>
+      <w:r>
+        <w:rPr>
+          <w:shd w:fill="81D41A" w:val="clear"/>
+        </w:rPr>
         <w:t xml:space="preserve">✏️ </w:t>
       </w:r>
       <w:r>
-        <w:rPr/>
+        <w:rPr>
+          <w:shd w:fill="81D41A" w:val="clear"/>
+        </w:rPr>
         <w:t>Исправить</w:t>
       </w:r>
     </w:p>
@@ -6377,18 +6421,25 @@
         <w:pStyle w:val="normal1"/>
         <w:numPr>
           <w:ilvl w:val="1"/>
-          <w:numId w:val="54"/>
+          <w:numId w:val="53"/>
         </w:numPr>
         <w:spacing w:lineRule="auto" w:line="240" w:before="0" w:after="240"/>
         <w:ind w:hanging="360" w:start="1440"/>
-        <w:rPr/>
-      </w:pPr>
-      <w:r>
-        <w:rPr/>
+        <w:rPr>
+          <w:highlight w:val="none"/>
+          <w:shd w:fill="81D41A" w:val="clear"/>
+        </w:rPr>
+      </w:pPr>
+      <w:r>
+        <w:rPr>
+          <w:shd w:fill="81D41A" w:val="clear"/>
+        </w:rPr>
         <w:t xml:space="preserve">⬅️ </w:t>
       </w:r>
       <w:r>
-        <w:rPr/>
+        <w:rPr>
+          <w:shd w:fill="81D41A" w:val="clear"/>
+        </w:rPr>
         <w:t>Назад</w:t>
       </w:r>
     </w:p>
@@ -6396,10 +6447,15 @@
       <w:pPr>
         <w:pStyle w:val="normal1"/>
         <w:spacing w:lineRule="auto" w:line="240" w:before="240" w:after="240"/>
-        <w:rPr/>
-      </w:pPr>
-      <w:r>
-        <w:rPr/>
+        <w:rPr>
+          <w:highlight w:val="none"/>
+          <w:shd w:fill="81D41A" w:val="clear"/>
+        </w:rPr>
+      </w:pPr>
+      <w:r>
+        <w:rPr>
+          <w:shd w:fill="81D41A" w:val="clear"/>
+        </w:rPr>
         <w:t>После публикации всем участникам приходит уведомление.</w:t>
       </w:r>
     </w:p>
@@ -6471,20 +6527,19 @@
         <w:keepLines w:val="false"/>
         <w:spacing w:lineRule="auto" w:line="240" w:before="360" w:after="80"/>
         <w:rPr>
+          <w:highlight w:val="none"/>
+          <w:shd w:fill="81D41A" w:val="clear"/>
+        </w:rPr>
+      </w:pPr>
+      <w:bookmarkStart w:id="31" w:name="_xv7s9wa627e"/>
+      <w:bookmarkEnd w:id="31"/>
+      <w:r>
+        <w:rPr>
           <w:b/>
           <w:bCs/>
           <w:sz w:val="34"/>
           <w:szCs w:val="34"/>
-        </w:rPr>
-      </w:pPr>
-      <w:bookmarkStart w:id="31" w:name="_xv7s9wa627e"/>
-      <w:bookmarkEnd w:id="31"/>
-      <w:r>
-        <w:rPr>
-          <w:b/>
-          <w:bCs/>
-          <w:sz w:val="34"/>
-          <w:szCs w:val="34"/>
+          <w:shd w:fill="81D41A" w:val="clear"/>
         </w:rPr>
         <w:t>7.4 Пользователи (админ/супер-админ)</w:t>
       </w:r>
@@ -6493,10 +6548,15 @@
       <w:pPr>
         <w:pStyle w:val="normal1"/>
         <w:spacing w:lineRule="auto" w:line="240" w:before="240" w:after="240"/>
-        <w:rPr/>
-      </w:pPr>
-      <w:r>
-        <w:rPr/>
+        <w:rPr>
+          <w:highlight w:val="none"/>
+          <w:shd w:fill="81D41A" w:val="clear"/>
+        </w:rPr>
+      </w:pPr>
+      <w:r>
+        <w:rPr>
+          <w:shd w:fill="81D41A" w:val="clear"/>
+        </w:rPr>
         <w:t>Поиск по нику/ID.</w:t>
       </w:r>
     </w:p>
@@ -6504,10 +6564,15 @@
       <w:pPr>
         <w:pStyle w:val="normal1"/>
         <w:spacing w:lineRule="auto" w:line="240" w:before="240" w:after="240"/>
-        <w:rPr/>
-      </w:pPr>
-      <w:r>
-        <w:rPr/>
+        <w:rPr>
+          <w:highlight w:val="none"/>
+          <w:shd w:fill="81D41A" w:val="clear"/>
+        </w:rPr>
+      </w:pPr>
+      <w:r>
+        <w:rPr>
+          <w:shd w:fill="81D41A" w:val="clear"/>
+        </w:rPr>
         <w:t>Карточка пользователя:</w:t>
       </w:r>
     </w:p>
@@ -6516,14 +6581,19 @@
         <w:pStyle w:val="normal1"/>
         <w:numPr>
           <w:ilvl w:val="0"/>
-          <w:numId w:val="11"/>
+          <w:numId w:val="10"/>
         </w:numPr>
         <w:spacing w:lineRule="auto" w:line="240" w:before="240" w:after="0"/>
         <w:ind w:hanging="360" w:start="720"/>
-        <w:rPr/>
-      </w:pPr>
-      <w:r>
-        <w:rPr/>
+        <w:rPr>
+          <w:highlight w:val="none"/>
+          <w:shd w:fill="81D41A" w:val="clear"/>
+        </w:rPr>
+      </w:pPr>
+      <w:r>
+        <w:rPr>
+          <w:shd w:fill="81D41A" w:val="clear"/>
+        </w:rPr>
         <w:t>профиль</w:t>
       </w:r>
     </w:p>
@@ -6532,14 +6602,19 @@
         <w:pStyle w:val="normal1"/>
         <w:numPr>
           <w:ilvl w:val="0"/>
-          <w:numId w:val="11"/>
+          <w:numId w:val="10"/>
         </w:numPr>
         <w:spacing w:lineRule="auto" w:line="240" w:before="0" w:after="0"/>
         <w:ind w:hanging="360" w:start="720"/>
-        <w:rPr/>
-      </w:pPr>
-      <w:r>
-        <w:rPr/>
+        <w:rPr>
+          <w:highlight w:val="none"/>
+          <w:shd w:fill="81D41A" w:val="clear"/>
+        </w:rPr>
+      </w:pPr>
+      <w:r>
+        <w:rPr>
+          <w:shd w:fill="81D41A" w:val="clear"/>
+        </w:rPr>
         <w:t>команда</w:t>
       </w:r>
     </w:p>
@@ -6548,14 +6623,19 @@
         <w:pStyle w:val="normal1"/>
         <w:numPr>
           <w:ilvl w:val="0"/>
-          <w:numId w:val="11"/>
+          <w:numId w:val="10"/>
         </w:numPr>
         <w:spacing w:lineRule="auto" w:line="240" w:before="0" w:after="0"/>
         <w:ind w:hanging="360" w:start="720"/>
-        <w:rPr/>
-      </w:pPr>
-      <w:r>
-        <w:rPr/>
+        <w:rPr>
+          <w:highlight w:val="none"/>
+          <w:shd w:fill="81D41A" w:val="clear"/>
+        </w:rPr>
+      </w:pPr>
+      <w:r>
+        <w:rPr>
+          <w:shd w:fill="81D41A" w:val="clear"/>
+        </w:rPr>
         <w:t>статистика</w:t>
       </w:r>
     </w:p>
@@ -6564,14 +6644,19 @@
         <w:pStyle w:val="normal1"/>
         <w:numPr>
           <w:ilvl w:val="0"/>
-          <w:numId w:val="11"/>
+          <w:numId w:val="10"/>
         </w:numPr>
         <w:spacing w:lineRule="auto" w:line="240" w:before="0" w:after="240"/>
         <w:ind w:hanging="360" w:start="720"/>
-        <w:rPr/>
-      </w:pPr>
-      <w:r>
-        <w:rPr/>
+        <w:rPr>
+          <w:highlight w:val="none"/>
+          <w:shd w:fill="81D41A" w:val="clear"/>
+        </w:rPr>
+      </w:pPr>
+      <w:r>
+        <w:rPr>
+          <w:shd w:fill="81D41A" w:val="clear"/>
+        </w:rPr>
         <w:t>баланс CD токен</w:t>
       </w:r>
     </w:p>
@@ -6579,10 +6664,15 @@
       <w:pPr>
         <w:pStyle w:val="normal1"/>
         <w:spacing w:lineRule="auto" w:line="240" w:before="240" w:after="240"/>
-        <w:rPr/>
-      </w:pPr>
-      <w:r>
-        <w:rPr/>
+        <w:rPr>
+          <w:highlight w:val="none"/>
+          <w:shd w:fill="81D41A" w:val="clear"/>
+        </w:rPr>
+      </w:pPr>
+      <w:r>
+        <w:rPr>
+          <w:shd w:fill="81D41A" w:val="clear"/>
+        </w:rPr>
         <w:t>Кнопки (по правам):</w:t>
       </w:r>
     </w:p>
@@ -6591,23 +6681,26 @@
         <w:pStyle w:val="normal1"/>
         <w:numPr>
           <w:ilvl w:val="0"/>
-          <w:numId w:val="51"/>
+          <w:numId w:val="50"/>
         </w:numPr>
         <w:spacing w:lineRule="auto" w:line="240" w:before="240" w:after="0"/>
         <w:ind w:hanging="360" w:start="720"/>
         <w:rPr>
-          <w:rFonts w:ascii="Arial Unicode MS" w:hAnsi="Arial Unicode MS" w:eastAsia="Arial Unicode MS" w:cs="Arial Unicode MS"/>
+          <w:highlight w:val="none"/>
+          <w:shd w:fill="81D41A" w:val="clear"/>
         </w:rPr>
       </w:pPr>
       <w:r>
         <w:rPr>
           <w:rFonts w:eastAsia="Arial Unicode MS" w:cs="Arial Unicode MS" w:ascii="Arial Unicode MS" w:hAnsi="Arial Unicode MS"/>
+          <w:shd w:fill="81D41A" w:val="clear"/>
         </w:rPr>
         <w:t xml:space="preserve">➕ </w:t>
       </w:r>
       <w:r>
         <w:rPr>
           <w:rFonts w:eastAsia="Arial Unicode MS" w:cs="Arial Unicode MS" w:ascii="Arial Unicode MS" w:hAnsi="Arial Unicode MS"/>
+          <w:shd w:fill="81D41A" w:val="clear"/>
         </w:rPr>
         <w:t>Начислить CD токен</w:t>
       </w:r>
@@ -6617,23 +6710,26 @@
         <w:pStyle w:val="normal1"/>
         <w:numPr>
           <w:ilvl w:val="0"/>
-          <w:numId w:val="51"/>
+          <w:numId w:val="50"/>
         </w:numPr>
         <w:spacing w:lineRule="auto" w:line="240" w:before="0" w:after="0"/>
         <w:ind w:hanging="360" w:start="720"/>
         <w:rPr>
-          <w:rFonts w:ascii="Arial Unicode MS" w:hAnsi="Arial Unicode MS" w:eastAsia="Arial Unicode MS" w:cs="Arial Unicode MS"/>
+          <w:highlight w:val="none"/>
+          <w:shd w:fill="81D41A" w:val="clear"/>
         </w:rPr>
       </w:pPr>
       <w:r>
         <w:rPr>
           <w:rFonts w:eastAsia="Arial Unicode MS" w:cs="Arial Unicode MS" w:ascii="Arial Unicode MS" w:hAnsi="Arial Unicode MS"/>
+          <w:shd w:fill="81D41A" w:val="clear"/>
         </w:rPr>
         <w:t xml:space="preserve">➖ </w:t>
       </w:r>
       <w:r>
         <w:rPr>
           <w:rFonts w:eastAsia="Arial Unicode MS" w:cs="Arial Unicode MS" w:ascii="Arial Unicode MS" w:hAnsi="Arial Unicode MS"/>
+          <w:shd w:fill="81D41A" w:val="clear"/>
         </w:rPr>
         <w:t>Списать CD токен</w:t>
       </w:r>
@@ -6643,18 +6739,25 @@
         <w:pStyle w:val="normal1"/>
         <w:numPr>
           <w:ilvl w:val="0"/>
-          <w:numId w:val="51"/>
+          <w:numId w:val="50"/>
         </w:numPr>
         <w:spacing w:lineRule="auto" w:line="240" w:before="0" w:after="0"/>
         <w:ind w:hanging="360" w:start="720"/>
-        <w:rPr/>
-      </w:pPr>
-      <w:r>
-        <w:rPr/>
+        <w:rPr>
+          <w:highlight w:val="none"/>
+          <w:shd w:fill="81D41A" w:val="clear"/>
+        </w:rPr>
+      </w:pPr>
+      <w:r>
+        <w:rPr>
+          <w:shd w:fill="81D41A" w:val="clear"/>
+        </w:rPr>
         <w:t xml:space="preserve">🚫 </w:t>
       </w:r>
       <w:r>
-        <w:rPr/>
+        <w:rPr>
+          <w:shd w:fill="81D41A" w:val="clear"/>
+        </w:rPr>
         <w:t>Ограничить доступ (бан) / ✅ Снять ограничение</w:t>
       </w:r>
     </w:p>
@@ -6663,18 +6766,25 @@
         <w:pStyle w:val="normal1"/>
         <w:numPr>
           <w:ilvl w:val="0"/>
-          <w:numId w:val="51"/>
+          <w:numId w:val="50"/>
         </w:numPr>
         <w:spacing w:lineRule="auto" w:line="240" w:before="0" w:after="240"/>
         <w:ind w:hanging="360" w:start="720"/>
-        <w:rPr/>
-      </w:pPr>
-      <w:r>
-        <w:rPr/>
+        <w:rPr>
+          <w:highlight w:val="none"/>
+          <w:shd w:fill="81D41A" w:val="clear"/>
+        </w:rPr>
+      </w:pPr>
+      <w:r>
+        <w:rPr>
+          <w:shd w:fill="81D41A" w:val="clear"/>
+        </w:rPr>
         <w:t xml:space="preserve">🎭 </w:t>
       </w:r>
       <w:r>
-        <w:rPr/>
+        <w:rPr>
+          <w:shd w:fill="81D41A" w:val="clear"/>
+        </w:rPr>
         <w:t>Назначить роль (только супер-админ)</w:t>
       </w:r>
     </w:p>
@@ -6746,20 +6856,19 @@
         <w:keepLines w:val="false"/>
         <w:spacing w:lineRule="auto" w:line="240" w:before="360" w:after="80"/>
         <w:rPr>
+          <w:highlight w:val="none"/>
+          <w:shd w:fill="81D41A" w:val="clear"/>
+        </w:rPr>
+      </w:pPr>
+      <w:bookmarkStart w:id="32" w:name="_9hbf4o6adjwl"/>
+      <w:bookmarkEnd w:id="32"/>
+      <w:r>
+        <w:rPr>
           <w:b/>
           <w:bCs/>
           <w:sz w:val="34"/>
           <w:szCs w:val="34"/>
-        </w:rPr>
-      </w:pPr>
-      <w:bookmarkStart w:id="32" w:name="_9hbf4o6adjwl"/>
-      <w:bookmarkEnd w:id="32"/>
-      <w:r>
-        <w:rPr>
-          <w:b/>
-          <w:bCs/>
-          <w:sz w:val="34"/>
-          <w:szCs w:val="34"/>
+          <w:shd w:fill="81D41A" w:val="clear"/>
         </w:rPr>
         <w:t>7.5 Команды (админ/супер-админ)</w:t>
       </w:r>
@@ -6769,14 +6878,19 @@
         <w:pStyle w:val="normal1"/>
         <w:numPr>
           <w:ilvl w:val="0"/>
-          <w:numId w:val="4"/>
+          <w:numId w:val="3"/>
         </w:numPr>
         <w:spacing w:lineRule="auto" w:line="240" w:before="240" w:after="0"/>
         <w:ind w:hanging="360" w:start="720"/>
-        <w:rPr/>
-      </w:pPr>
-      <w:r>
-        <w:rPr/>
+        <w:rPr>
+          <w:highlight w:val="none"/>
+          <w:shd w:fill="81D41A" w:val="clear"/>
+        </w:rPr>
+      </w:pPr>
+      <w:r>
+        <w:rPr>
+          <w:shd w:fill="81D41A" w:val="clear"/>
+        </w:rPr>
         <w:t>поиск команды</w:t>
       </w:r>
     </w:p>
@@ -6785,14 +6899,19 @@
         <w:pStyle w:val="normal1"/>
         <w:numPr>
           <w:ilvl w:val="0"/>
-          <w:numId w:val="4"/>
+          <w:numId w:val="3"/>
         </w:numPr>
         <w:spacing w:lineRule="auto" w:line="240" w:before="0" w:after="0"/>
         <w:ind w:hanging="360" w:start="720"/>
-        <w:rPr/>
-      </w:pPr>
-      <w:r>
-        <w:rPr/>
+        <w:rPr>
+          <w:highlight w:val="none"/>
+          <w:shd w:fill="81D41A" w:val="clear"/>
+        </w:rPr>
+      </w:pPr>
+      <w:r>
+        <w:rPr>
+          <w:shd w:fill="81D41A" w:val="clear"/>
+        </w:rPr>
         <w:t>просмотр состава</w:t>
       </w:r>
     </w:p>
@@ -6801,14 +6920,19 @@
         <w:pStyle w:val="normal1"/>
         <w:numPr>
           <w:ilvl w:val="0"/>
-          <w:numId w:val="4"/>
+          <w:numId w:val="3"/>
         </w:numPr>
         <w:spacing w:lineRule="auto" w:line="240" w:before="0" w:after="0"/>
         <w:ind w:hanging="360" w:start="720"/>
-        <w:rPr/>
-      </w:pPr>
-      <w:r>
-        <w:rPr/>
+        <w:rPr>
+          <w:highlight w:val="none"/>
+          <w:shd w:fill="81D41A" w:val="clear"/>
+        </w:rPr>
+      </w:pPr>
+      <w:r>
+        <w:rPr>
+          <w:shd w:fill="81D41A" w:val="clear"/>
+        </w:rPr>
         <w:t>подтверждение капитана (если нужно)</w:t>
       </w:r>
     </w:p>
@@ -6817,14 +6941,19 @@
         <w:pStyle w:val="normal1"/>
         <w:numPr>
           <w:ilvl w:val="0"/>
-          <w:numId w:val="4"/>
+          <w:numId w:val="3"/>
         </w:numPr>
         <w:spacing w:lineRule="auto" w:line="240" w:before="0" w:after="240"/>
         <w:ind w:hanging="360" w:start="720"/>
-        <w:rPr/>
-      </w:pPr>
-      <w:r>
-        <w:rPr/>
+        <w:rPr>
+          <w:highlight w:val="none"/>
+          <w:shd w:fill="81D41A" w:val="clear"/>
+        </w:rPr>
+      </w:pPr>
+      <w:r>
+        <w:rPr>
+          <w:shd w:fill="81D41A" w:val="clear"/>
+        </w:rPr>
         <w:t>блокировка команды при нарушениях (опционально)</w:t>
       </w:r>
     </w:p>
@@ -6896,20 +7025,19 @@
         <w:keepLines w:val="false"/>
         <w:spacing w:lineRule="auto" w:line="240" w:before="360" w:after="80"/>
         <w:rPr>
+          <w:highlight w:val="none"/>
+          <w:shd w:fill="81D41A" w:val="clear"/>
+        </w:rPr>
+      </w:pPr>
+      <w:bookmarkStart w:id="33" w:name="_c334wqk90rm4"/>
+      <w:bookmarkEnd w:id="33"/>
+      <w:r>
+        <w:rPr>
           <w:b/>
           <w:bCs/>
           <w:sz w:val="34"/>
           <w:szCs w:val="34"/>
-        </w:rPr>
-      </w:pPr>
-      <w:bookmarkStart w:id="33" w:name="_c334wqk90rm4"/>
-      <w:bookmarkEnd w:id="33"/>
-      <w:r>
-        <w:rPr>
-          <w:b/>
-          <w:bCs/>
-          <w:sz w:val="34"/>
-          <w:szCs w:val="34"/>
+          <w:shd w:fill="81D41A" w:val="clear"/>
         </w:rPr>
         <w:t>7.6 Рейтинги (админ/супер-админ)</w:t>
       </w:r>
@@ -6919,14 +7047,19 @@
         <w:pStyle w:val="normal1"/>
         <w:numPr>
           <w:ilvl w:val="0"/>
-          <w:numId w:val="56"/>
+          <w:numId w:val="55"/>
         </w:numPr>
         <w:spacing w:lineRule="auto" w:line="240" w:before="240" w:after="0"/>
         <w:ind w:hanging="360" w:start="720"/>
-        <w:rPr/>
-      </w:pPr>
-      <w:r>
-        <w:rPr/>
+        <w:rPr>
+          <w:highlight w:val="none"/>
+          <w:shd w:fill="81D41A" w:val="clear"/>
+        </w:rPr>
+      </w:pPr>
+      <w:r>
+        <w:rPr>
+          <w:shd w:fill="81D41A" w:val="clear"/>
+        </w:rPr>
         <w:t>пересчёт рейтинга (кнопка “Обновить”)</w:t>
       </w:r>
     </w:p>
@@ -6935,14 +7068,19 @@
         <w:pStyle w:val="normal1"/>
         <w:numPr>
           <w:ilvl w:val="0"/>
-          <w:numId w:val="56"/>
+          <w:numId w:val="55"/>
         </w:numPr>
         <w:spacing w:lineRule="auto" w:line="240" w:before="0" w:after="0"/>
         <w:ind w:hanging="360" w:start="720"/>
-        <w:rPr/>
-      </w:pPr>
-      <w:r>
-        <w:rPr/>
+        <w:rPr>
+          <w:highlight w:val="none"/>
+          <w:shd w:fill="81D41A" w:val="clear"/>
+        </w:rPr>
+      </w:pPr>
+      <w:r>
+        <w:rPr>
+          <w:shd w:fill="81D41A" w:val="clear"/>
+        </w:rPr>
         <w:t>выбор периода (сезон/месяц/всё время)</w:t>
       </w:r>
     </w:p>
@@ -6951,14 +7089,19 @@
         <w:pStyle w:val="normal1"/>
         <w:numPr>
           <w:ilvl w:val="0"/>
-          <w:numId w:val="56"/>
+          <w:numId w:val="55"/>
         </w:numPr>
         <w:spacing w:lineRule="auto" w:line="240" w:before="0" w:after="240"/>
         <w:ind w:hanging="360" w:start="720"/>
-        <w:rPr/>
-      </w:pPr>
-      <w:r>
-        <w:rPr/>
+        <w:rPr>
+          <w:highlight w:val="none"/>
+          <w:shd w:fill="81D41A" w:val="clear"/>
+        </w:rPr>
+      </w:pPr>
+      <w:r>
+        <w:rPr>
+          <w:shd w:fill="81D41A" w:val="clear"/>
+        </w:rPr>
         <w:t>закрепить правила: что считаем основным показателем (киллы/очки команды)</w:t>
       </w:r>
     </w:p>
@@ -7030,20 +7173,19 @@
         <w:keepLines w:val="false"/>
         <w:spacing w:lineRule="auto" w:line="240" w:before="360" w:after="80"/>
         <w:rPr>
+          <w:highlight w:val="none"/>
+          <w:shd w:fill="81D41A" w:val="clear"/>
+        </w:rPr>
+      </w:pPr>
+      <w:bookmarkStart w:id="34" w:name="_yo09rhojx740"/>
+      <w:bookmarkEnd w:id="34"/>
+      <w:r>
+        <w:rPr>
           <w:b/>
           <w:bCs/>
           <w:sz w:val="34"/>
           <w:szCs w:val="34"/>
-        </w:rPr>
-      </w:pPr>
-      <w:bookmarkStart w:id="34" w:name="_yo09rhojx740"/>
-      <w:bookmarkEnd w:id="34"/>
-      <w:r>
-        <w:rPr>
-          <w:b/>
-          <w:bCs/>
-          <w:sz w:val="34"/>
-          <w:szCs w:val="34"/>
+          <w:shd w:fill="81D41A" w:val="clear"/>
         </w:rPr>
         <w:t>7.7 CD токен и бонусы (админ/супер-админ)</w:t>
       </w:r>
@@ -7052,10 +7194,15 @@
       <w:pPr>
         <w:pStyle w:val="normal1"/>
         <w:spacing w:lineRule="auto" w:line="240" w:before="240" w:after="240"/>
-        <w:rPr/>
-      </w:pPr>
-      <w:r>
-        <w:rPr/>
+        <w:rPr>
+          <w:highlight w:val="none"/>
+          <w:shd w:fill="81D41A" w:val="clear"/>
+        </w:rPr>
+      </w:pPr>
+      <w:r>
+        <w:rPr>
+          <w:shd w:fill="81D41A" w:val="clear"/>
+        </w:rPr>
         <w:t>Раздел содержит:</w:t>
       </w:r>
     </w:p>
@@ -7064,14 +7211,19 @@
         <w:pStyle w:val="normal1"/>
         <w:numPr>
           <w:ilvl w:val="0"/>
-          <w:numId w:val="53"/>
+          <w:numId w:val="52"/>
         </w:numPr>
         <w:spacing w:lineRule="auto" w:line="240" w:before="240" w:after="0"/>
         <w:ind w:hanging="360" w:start="720"/>
-        <w:rPr/>
-      </w:pPr>
-      <w:r>
-        <w:rPr/>
+        <w:rPr>
+          <w:highlight w:val="none"/>
+          <w:shd w:fill="81D41A" w:val="clear"/>
+        </w:rPr>
+      </w:pPr>
+      <w:r>
+        <w:rPr>
+          <w:shd w:fill="81D41A" w:val="clear"/>
+        </w:rPr>
         <w:t>правила ежедневного бонуса (включить/выключить, сколько токенов)</w:t>
       </w:r>
     </w:p>
@@ -7080,14 +7232,19 @@
         <w:pStyle w:val="normal1"/>
         <w:numPr>
           <w:ilvl w:val="0"/>
-          <w:numId w:val="53"/>
+          <w:numId w:val="52"/>
         </w:numPr>
         <w:spacing w:lineRule="auto" w:line="240" w:before="0" w:after="0"/>
         <w:ind w:hanging="360" w:start="720"/>
-        <w:rPr/>
-      </w:pPr>
-      <w:r>
-        <w:rPr/>
+        <w:rPr>
+          <w:highlight w:val="none"/>
+          <w:shd w:fill="81D41A" w:val="clear"/>
+        </w:rPr>
+      </w:pPr>
+      <w:r>
+        <w:rPr>
+          <w:shd w:fill="81D41A" w:val="clear"/>
+        </w:rPr>
         <w:t>промокоды (создать/выключить, срок действия, лимит активаций)</w:t>
       </w:r>
     </w:p>
@@ -7096,14 +7253,19 @@
         <w:pStyle w:val="normal1"/>
         <w:numPr>
           <w:ilvl w:val="0"/>
-          <w:numId w:val="53"/>
+          <w:numId w:val="52"/>
         </w:numPr>
         <w:spacing w:lineRule="auto" w:line="240" w:before="0" w:after="240"/>
         <w:ind w:hanging="360" w:start="720"/>
-        <w:rPr/>
-      </w:pPr>
-      <w:r>
-        <w:rPr/>
+        <w:rPr>
+          <w:highlight w:val="none"/>
+          <w:shd w:fill="81D41A" w:val="clear"/>
+        </w:rPr>
+      </w:pPr>
+      <w:r>
+        <w:rPr>
+          <w:shd w:fill="81D41A" w:val="clear"/>
+        </w:rPr>
         <w:t>причины начислений/списаний (шаблоны для понятной истории операций)</w:t>
       </w:r>
     </w:p>
@@ -7175,200 +7337,251 @@
         <w:keepLines w:val="false"/>
         <w:spacing w:lineRule="auto" w:line="240" w:before="360" w:after="80"/>
         <w:rPr>
+          <w:highlight w:val="none"/>
+          <w:shd w:fill="81D41A" w:val="clear"/>
+        </w:rPr>
+      </w:pPr>
+      <w:bookmarkStart w:id="35" w:name="_j7ynuzs4yem5"/>
+      <w:bookmarkEnd w:id="35"/>
+      <w:r>
+        <w:rPr>
           <w:b/>
           <w:bCs/>
           <w:sz w:val="34"/>
           <w:szCs w:val="34"/>
-        </w:rPr>
-      </w:pPr>
-      <w:bookmarkStart w:id="35" w:name="_j7ynuzs4yem5"/>
-      <w:bookmarkEnd w:id="35"/>
+          <w:shd w:fill="81D41A" w:val="clear"/>
+        </w:rPr>
+        <w:t>7.8 Акции и розыгрыши (админ/супер-админ)</w:t>
+      </w:r>
+    </w:p>
+    <w:p>
+      <w:pPr>
+        <w:pStyle w:val="normal1"/>
+        <w:spacing w:lineRule="auto" w:line="240" w:before="240" w:after="240"/>
+        <w:rPr>
+          <w:highlight w:val="none"/>
+          <w:shd w:fill="81D41A" w:val="clear"/>
+        </w:rPr>
+      </w:pPr>
       <w:r>
         <w:rPr>
           <w:b/>
           <w:bCs/>
-          <w:sz w:val="34"/>
-          <w:szCs w:val="34"/>
-        </w:rPr>
-        <w:t>7.8 Акции и розыгрыши (админ/супер-админ)</w:t>
+          <w:shd w:fill="81D41A" w:val="clear"/>
+        </w:rPr>
+        <w:t>Создать розыгрыш</w:t>
+      </w:r>
+      <w:r>
+        <w:rPr>
+          <w:shd w:fill="81D41A" w:val="clear"/>
+        </w:rPr>
+        <w:t xml:space="preserve"> (шаги):</w:t>
+      </w:r>
+    </w:p>
+    <w:p>
+      <w:pPr>
+        <w:pStyle w:val="normal1"/>
+        <w:numPr>
+          <w:ilvl w:val="0"/>
+          <w:numId w:val="20"/>
+        </w:numPr>
+        <w:spacing w:lineRule="auto" w:line="240" w:before="240" w:after="0"/>
+        <w:ind w:hanging="360" w:start="720"/>
+        <w:rPr>
+          <w:highlight w:val="none"/>
+          <w:shd w:fill="81D41A" w:val="clear"/>
+        </w:rPr>
+      </w:pPr>
+      <w:r>
+        <w:rPr>
+          <w:shd w:fill="81D41A" w:val="clear"/>
+        </w:rPr>
+        <w:t>Название</w:t>
+      </w:r>
+    </w:p>
+    <w:p>
+      <w:pPr>
+        <w:pStyle w:val="normal1"/>
+        <w:numPr>
+          <w:ilvl w:val="0"/>
+          <w:numId w:val="20"/>
+        </w:numPr>
+        <w:spacing w:lineRule="auto" w:line="240" w:before="0" w:after="0"/>
+        <w:ind w:hanging="360" w:start="720"/>
+        <w:rPr>
+          <w:highlight w:val="none"/>
+          <w:shd w:fill="81D41A" w:val="clear"/>
+        </w:rPr>
+      </w:pPr>
+      <w:r>
+        <w:rPr>
+          <w:shd w:fill="81D41A" w:val="clear"/>
+        </w:rPr>
+        <w:t>Описание/призы</w:t>
+      </w:r>
+    </w:p>
+    <w:p>
+      <w:pPr>
+        <w:pStyle w:val="normal1"/>
+        <w:numPr>
+          <w:ilvl w:val="0"/>
+          <w:numId w:val="20"/>
+        </w:numPr>
+        <w:spacing w:lineRule="auto" w:line="240" w:before="0" w:after="0"/>
+        <w:ind w:hanging="360" w:start="720"/>
+        <w:rPr>
+          <w:highlight w:val="none"/>
+          <w:shd w:fill="81D41A" w:val="clear"/>
+        </w:rPr>
+      </w:pPr>
+      <w:r>
+        <w:rPr>
+          <w:shd w:fill="81D41A" w:val="clear"/>
+        </w:rPr>
+        <w:t>Период</w:t>
+      </w:r>
+    </w:p>
+    <w:p>
+      <w:pPr>
+        <w:pStyle w:val="normal1"/>
+        <w:numPr>
+          <w:ilvl w:val="0"/>
+          <w:numId w:val="20"/>
+        </w:numPr>
+        <w:spacing w:lineRule="auto" w:line="240" w:before="0" w:after="0"/>
+        <w:ind w:hanging="360" w:start="720"/>
+        <w:rPr>
+          <w:highlight w:val="none"/>
+          <w:shd w:fill="81D41A" w:val="clear"/>
+        </w:rPr>
+      </w:pPr>
+      <w:r>
+        <w:rPr>
+          <w:shd w:fill="81D41A" w:val="clear"/>
+        </w:rPr>
+        <w:t>Способ участия:</w:t>
+      </w:r>
+    </w:p>
+    <w:p>
+      <w:pPr>
+        <w:pStyle w:val="normal1"/>
+        <w:numPr>
+          <w:ilvl w:val="1"/>
+          <w:numId w:val="20"/>
+        </w:numPr>
+        <w:spacing w:lineRule="auto" w:line="240" w:before="0" w:after="0"/>
+        <w:ind w:hanging="360" w:start="1440"/>
+        <w:rPr>
+          <w:highlight w:val="none"/>
+          <w:shd w:fill="81D41A" w:val="clear"/>
+        </w:rPr>
+      </w:pPr>
+      <w:r>
+        <w:rPr>
+          <w:shd w:fill="81D41A" w:val="clear"/>
+        </w:rPr>
+        <w:t>за CD токены (стоимость билета)</w:t>
+      </w:r>
+    </w:p>
+    <w:p>
+      <w:pPr>
+        <w:pStyle w:val="normal1"/>
+        <w:numPr>
+          <w:ilvl w:val="1"/>
+          <w:numId w:val="20"/>
+        </w:numPr>
+        <w:spacing w:lineRule="auto" w:line="240" w:before="0" w:after="0"/>
+        <w:ind w:hanging="360" w:start="1440"/>
+        <w:rPr>
+          <w:highlight w:val="none"/>
+          <w:shd w:fill="81D41A" w:val="clear"/>
+        </w:rPr>
+      </w:pPr>
+      <w:r>
+        <w:rPr>
+          <w:shd w:fill="81D41A" w:val="clear"/>
+        </w:rPr>
+        <w:t>за выполнение условия (например “сыграть турнир”)</w:t>
+      </w:r>
+    </w:p>
+    <w:p>
+      <w:pPr>
+        <w:pStyle w:val="normal1"/>
+        <w:numPr>
+          <w:ilvl w:val="0"/>
+          <w:numId w:val="20"/>
+        </w:numPr>
+        <w:spacing w:lineRule="auto" w:line="240" w:before="0" w:after="240"/>
+        <w:ind w:hanging="360" w:start="720"/>
+        <w:rPr>
+          <w:highlight w:val="none"/>
+          <w:shd w:fill="81D41A" w:val="clear"/>
+        </w:rPr>
+      </w:pPr>
+      <w:r>
+        <w:rPr>
+          <w:shd w:fill="81D41A" w:val="clear"/>
+        </w:rPr>
+        <w:t>Лимиты (например “не больше 10 билетов на человека”)</w:t>
       </w:r>
     </w:p>
     <w:p>
       <w:pPr>
         <w:pStyle w:val="normal1"/>
         <w:spacing w:lineRule="auto" w:line="240" w:before="240" w:after="240"/>
-        <w:rPr/>
+        <w:rPr>
+          <w:highlight w:val="none"/>
+          <w:shd w:fill="81D41A" w:val="clear"/>
+        </w:rPr>
       </w:pPr>
       <w:r>
         <w:rPr>
           <w:b/>
           <w:bCs/>
-        </w:rPr>
-        <w:t>Создать розыгрыш</w:t>
-      </w:r>
-      <w:r>
-        <w:rPr/>
-        <w:t xml:space="preserve"> (шаги):</w:t>
-      </w:r>
-    </w:p>
-    <w:p>
-      <w:pPr>
-        <w:pStyle w:val="normal1"/>
-        <w:numPr>
-          <w:ilvl w:val="0"/>
-          <w:numId w:val="21"/>
+          <w:shd w:fill="81D41A" w:val="clear"/>
+        </w:rPr>
+        <w:t>Завершение розыгрыша</w:t>
+      </w:r>
+    </w:p>
+    <w:p>
+      <w:pPr>
+        <w:pStyle w:val="normal1"/>
+        <w:numPr>
+          <w:ilvl w:val="0"/>
+          <w:numId w:val="5"/>
         </w:numPr>
         <w:spacing w:lineRule="auto" w:line="240" w:before="240" w:after="0"/>
         <w:ind w:hanging="360" w:start="720"/>
-        <w:rPr/>
-      </w:pPr>
-      <w:r>
-        <w:rPr/>
-        <w:t>Название</w:t>
-      </w:r>
-    </w:p>
-    <w:p>
-      <w:pPr>
-        <w:pStyle w:val="normal1"/>
-        <w:numPr>
-          <w:ilvl w:val="0"/>
-          <w:numId w:val="21"/>
-        </w:numPr>
-        <w:spacing w:lineRule="auto" w:line="240" w:before="0" w:after="0"/>
-        <w:ind w:hanging="360" w:start="720"/>
-        <w:rPr/>
-      </w:pPr>
-      <w:r>
-        <w:rPr/>
-        <w:t>Описание/призы</w:t>
-      </w:r>
-    </w:p>
-    <w:p>
-      <w:pPr>
-        <w:pStyle w:val="normal1"/>
-        <w:numPr>
-          <w:ilvl w:val="0"/>
-          <w:numId w:val="21"/>
-        </w:numPr>
-        <w:spacing w:lineRule="auto" w:line="240" w:before="0" w:after="0"/>
-        <w:ind w:hanging="360" w:start="720"/>
-        <w:rPr/>
-      </w:pPr>
-      <w:r>
-        <w:rPr/>
-        <w:t>Период</w:t>
-      </w:r>
-    </w:p>
-    <w:p>
-      <w:pPr>
-        <w:pStyle w:val="normal1"/>
-        <w:numPr>
-          <w:ilvl w:val="0"/>
-          <w:numId w:val="21"/>
-        </w:numPr>
-        <w:spacing w:lineRule="auto" w:line="240" w:before="0" w:after="0"/>
-        <w:ind w:hanging="360" w:start="720"/>
-        <w:rPr/>
-      </w:pPr>
-      <w:r>
-        <w:rPr/>
-        <w:t>Способ участия:</w:t>
-      </w:r>
-    </w:p>
-    <w:p>
-      <w:pPr>
-        <w:pStyle w:val="normal1"/>
-        <w:numPr>
-          <w:ilvl w:val="1"/>
-          <w:numId w:val="21"/>
-        </w:numPr>
-        <w:spacing w:lineRule="auto" w:line="240" w:before="0" w:after="0"/>
-        <w:ind w:hanging="360" w:start="1440"/>
-        <w:rPr/>
-      </w:pPr>
-      <w:r>
-        <w:rPr/>
-        <w:t>за CD токены (стоимость билета)</w:t>
-      </w:r>
-    </w:p>
-    <w:p>
-      <w:pPr>
-        <w:pStyle w:val="normal1"/>
-        <w:numPr>
-          <w:ilvl w:val="1"/>
-          <w:numId w:val="21"/>
-        </w:numPr>
-        <w:spacing w:lineRule="auto" w:line="240" w:before="0" w:after="0"/>
-        <w:ind w:hanging="360" w:start="1440"/>
-        <w:rPr/>
-      </w:pPr>
-      <w:r>
-        <w:rPr/>
-        <w:t>за выполнение условия (например “сыграть турнир”)</w:t>
-      </w:r>
-    </w:p>
-    <w:p>
-      <w:pPr>
-        <w:pStyle w:val="normal1"/>
-        <w:numPr>
-          <w:ilvl w:val="0"/>
-          <w:numId w:val="21"/>
+        <w:rPr>
+          <w:highlight w:val="none"/>
+          <w:shd w:fill="81D41A" w:val="clear"/>
+        </w:rPr>
+      </w:pPr>
+      <w:r>
+        <w:rPr>
+          <w:shd w:fill="81D41A" w:val="clear"/>
+        </w:rPr>
+        <w:t>кнопка “Определить победителей”</w:t>
+      </w:r>
+    </w:p>
+    <w:p>
+      <w:pPr>
+        <w:pStyle w:val="normal1"/>
+        <w:numPr>
+          <w:ilvl w:val="0"/>
+          <w:numId w:val="5"/>
         </w:numPr>
         <w:spacing w:lineRule="auto" w:line="240" w:before="0" w:after="240"/>
         <w:ind w:hanging="360" w:start="720"/>
-        <w:rPr/>
-      </w:pPr>
-      <w:r>
-        <w:rPr/>
-        <w:t>Лимиты (например “не больше 10 билетов на человека”)</w:t>
-      </w:r>
-    </w:p>
-    <w:p>
-      <w:pPr>
-        <w:pStyle w:val="normal1"/>
-        <w:spacing w:lineRule="auto" w:line="240" w:before="240" w:after="240"/>
-        <w:rPr>
-          <w:b/>
-          <w:bCs/>
-        </w:rPr>
-      </w:pPr>
-      <w:r>
-        <w:rPr>
-          <w:b/>
-          <w:bCs/>
-        </w:rPr>
-        <w:t>Завершение розыгрыша</w:t>
-      </w:r>
-    </w:p>
-    <w:p>
-      <w:pPr>
-        <w:pStyle w:val="normal1"/>
-        <w:numPr>
-          <w:ilvl w:val="0"/>
-          <w:numId w:val="6"/>
-        </w:numPr>
-        <w:spacing w:lineRule="auto" w:line="240" w:before="240" w:after="0"/>
-        <w:ind w:hanging="360" w:start="720"/>
-        <w:rPr/>
-      </w:pPr>
-      <w:r>
-        <w:rPr/>
-        <w:t>кнопка “Определить победителей”</w:t>
-      </w:r>
-    </w:p>
-    <w:p>
-      <w:pPr>
-        <w:pStyle w:val="normal1"/>
-        <w:numPr>
-          <w:ilvl w:val="0"/>
-          <w:numId w:val="6"/>
-        </w:numPr>
-        <w:spacing w:lineRule="auto" w:line="240" w:before="0" w:after="240"/>
-        <w:ind w:hanging="360" w:start="720"/>
-        <w:rPr/>
-      </w:pPr>
-      <w:r>
-        <w:rPr/>
+        <w:rPr>
+          <w:highlight w:val="none"/>
+          <w:shd w:fill="81D41A" w:val="clear"/>
+        </w:rPr>
+      </w:pPr>
+      <w:r>
+        <w:rPr>
+          <w:shd w:fill="81D41A" w:val="clear"/>
+        </w:rPr>
         <w:t>бот показывает список победителей и публикует пост в разделе “Результаты”</w:t>
       </w:r>
     </w:p>
@@ -7474,7 +7687,7 @@
         <w:pStyle w:val="normal1"/>
         <w:numPr>
           <w:ilvl w:val="0"/>
-          <w:numId w:val="26"/>
+          <w:numId w:val="25"/>
         </w:numPr>
         <w:spacing w:lineRule="auto" w:line="240" w:before="240" w:after="0"/>
         <w:ind w:hanging="360" w:start="720"/>
@@ -7494,7 +7707,7 @@
         <w:pStyle w:val="normal1"/>
         <w:numPr>
           <w:ilvl w:val="0"/>
-          <w:numId w:val="26"/>
+          <w:numId w:val="25"/>
         </w:numPr>
         <w:spacing w:lineRule="auto" w:line="240" w:before="0" w:after="0"/>
         <w:ind w:hanging="360" w:start="720"/>
@@ -7514,7 +7727,7 @@
         <w:pStyle w:val="normal1"/>
         <w:numPr>
           <w:ilvl w:val="0"/>
-          <w:numId w:val="26"/>
+          <w:numId w:val="25"/>
         </w:numPr>
         <w:spacing w:lineRule="auto" w:line="240" w:before="0" w:after="240"/>
         <w:ind w:hanging="360" w:start="720"/>
@@ -7593,20 +7806,19 @@
         <w:keepLines w:val="false"/>
         <w:spacing w:lineRule="auto" w:line="240" w:before="360" w:after="80"/>
         <w:rPr>
+          <w:highlight w:val="none"/>
+          <w:shd w:fill="81D41A" w:val="clear"/>
+        </w:rPr>
+      </w:pPr>
+      <w:bookmarkStart w:id="37" w:name="_wpqyuna0juxw"/>
+      <w:bookmarkEnd w:id="37"/>
+      <w:r>
+        <w:rPr>
           <w:b/>
           <w:bCs/>
           <w:sz w:val="34"/>
           <w:szCs w:val="34"/>
-        </w:rPr>
-      </w:pPr>
-      <w:bookmarkStart w:id="37" w:name="_wpqyuna0juxw"/>
-      <w:bookmarkEnd w:id="37"/>
-      <w:r>
-        <w:rPr>
-          <w:b/>
-          <w:bCs/>
-          <w:sz w:val="34"/>
-          <w:szCs w:val="34"/>
+          <w:shd w:fill="81D41A" w:val="clear"/>
         </w:rPr>
         <w:t>7.10 Рассылка (админ/супер-админ)</w:t>
       </w:r>
@@ -7616,14 +7828,19 @@
         <w:pStyle w:val="normal1"/>
         <w:numPr>
           <w:ilvl w:val="0"/>
-          <w:numId w:val="35"/>
+          <w:numId w:val="34"/>
         </w:numPr>
         <w:spacing w:lineRule="auto" w:line="240" w:before="240" w:after="0"/>
         <w:ind w:hanging="360" w:start="720"/>
-        <w:rPr/>
-      </w:pPr>
-      <w:r>
-        <w:rPr/>
+        <w:rPr>
+          <w:highlight w:val="none"/>
+          <w:shd w:fill="81D41A" w:val="clear"/>
+        </w:rPr>
+      </w:pPr>
+      <w:r>
+        <w:rPr>
+          <w:shd w:fill="81D41A" w:val="clear"/>
+        </w:rPr>
         <w:t>отправить всем</w:t>
       </w:r>
     </w:p>
@@ -7632,14 +7849,19 @@
         <w:pStyle w:val="normal1"/>
         <w:numPr>
           <w:ilvl w:val="0"/>
-          <w:numId w:val="35"/>
+          <w:numId w:val="34"/>
         </w:numPr>
         <w:spacing w:lineRule="auto" w:line="240" w:before="0" w:after="0"/>
         <w:ind w:hanging="360" w:start="720"/>
-        <w:rPr/>
-      </w:pPr>
-      <w:r>
-        <w:rPr/>
+        <w:rPr>
+          <w:highlight w:val="none"/>
+          <w:shd w:fill="81D41A" w:val="clear"/>
+        </w:rPr>
+      </w:pPr>
+      <w:r>
+        <w:rPr>
+          <w:shd w:fill="81D41A" w:val="clear"/>
+        </w:rPr>
         <w:t>отправить участникам конкретного турнира</w:t>
       </w:r>
     </w:p>
@@ -7648,14 +7870,19 @@
         <w:pStyle w:val="normal1"/>
         <w:numPr>
           <w:ilvl w:val="0"/>
-          <w:numId w:val="35"/>
+          <w:numId w:val="34"/>
         </w:numPr>
         <w:spacing w:lineRule="auto" w:line="240" w:before="0" w:after="240"/>
         <w:ind w:hanging="360" w:start="720"/>
-        <w:rPr/>
-      </w:pPr>
-      <w:r>
-        <w:rPr/>
+        <w:rPr>
+          <w:highlight w:val="none"/>
+          <w:shd w:fill="81D41A" w:val="clear"/>
+        </w:rPr>
+      </w:pPr>
+      <w:r>
+        <w:rPr>
+          <w:shd w:fill="81D41A" w:val="clear"/>
+        </w:rPr>
         <w:t>отправить только менеджерам/админам</w:t>
       </w:r>
     </w:p>
@@ -7663,10 +7890,15 @@
       <w:pPr>
         <w:pStyle w:val="normal1"/>
         <w:spacing w:lineRule="auto" w:line="240" w:before="240" w:after="240"/>
-        <w:rPr/>
-      </w:pPr>
-      <w:r>
-        <w:rPr/>
+        <w:rPr>
+          <w:highlight w:val="none"/>
+          <w:shd w:fill="81D41A" w:val="clear"/>
+        </w:rPr>
+      </w:pPr>
+      <w:r>
+        <w:rPr>
+          <w:shd w:fill="81D41A" w:val="clear"/>
+        </w:rPr>
         <w:t>Перед отправкой бот показывает “предпросмотр” и просит подтвердить.</w:t>
       </w:r>
     </w:p>
@@ -7738,20 +7970,19 @@
         <w:keepLines w:val="false"/>
         <w:spacing w:lineRule="auto" w:line="240" w:before="360" w:after="80"/>
         <w:rPr>
+          <w:highlight w:val="none"/>
+          <w:shd w:fill="81D41A" w:val="clear"/>
+        </w:rPr>
+      </w:pPr>
+      <w:bookmarkStart w:id="38" w:name="_1rrcpd1enspp"/>
+      <w:bookmarkEnd w:id="38"/>
+      <w:r>
+        <w:rPr>
           <w:b/>
           <w:bCs/>
           <w:sz w:val="34"/>
           <w:szCs w:val="34"/>
-        </w:rPr>
-      </w:pPr>
-      <w:bookmarkStart w:id="38" w:name="_1rrcpd1enspp"/>
-      <w:bookmarkEnd w:id="38"/>
-      <w:r>
-        <w:rPr>
-          <w:b/>
-          <w:bCs/>
-          <w:sz w:val="34"/>
-          <w:szCs w:val="34"/>
+          <w:shd w:fill="81D41A" w:val="clear"/>
         </w:rPr>
         <w:t>7.11 Журнал действий (только супер-админ)</w:t>
       </w:r>
@@ -7760,10 +7991,15 @@
       <w:pPr>
         <w:pStyle w:val="normal1"/>
         <w:spacing w:lineRule="auto" w:line="240" w:before="240" w:after="240"/>
-        <w:rPr/>
-      </w:pPr>
-      <w:r>
-        <w:rPr/>
+        <w:rPr>
+          <w:highlight w:val="none"/>
+          <w:shd w:fill="81D41A" w:val="clear"/>
+        </w:rPr>
+      </w:pPr>
+      <w:r>
+        <w:rPr>
+          <w:shd w:fill="81D41A" w:val="clear"/>
+        </w:rPr>
         <w:t>Показывает список событий:</w:t>
       </w:r>
     </w:p>
@@ -7772,14 +8008,19 @@
         <w:pStyle w:val="normal1"/>
         <w:numPr>
           <w:ilvl w:val="0"/>
-          <w:numId w:val="5"/>
+          <w:numId w:val="4"/>
         </w:numPr>
         <w:spacing w:lineRule="auto" w:line="240" w:before="240" w:after="0"/>
         <w:ind w:hanging="360" w:start="720"/>
-        <w:rPr/>
-      </w:pPr>
-      <w:r>
-        <w:rPr/>
+        <w:rPr>
+          <w:highlight w:val="none"/>
+          <w:shd w:fill="81D41A" w:val="clear"/>
+        </w:rPr>
+      </w:pPr>
+      <w:r>
+        <w:rPr>
+          <w:shd w:fill="81D41A" w:val="clear"/>
+        </w:rPr>
         <w:t>кто создал/изменил турнир</w:t>
       </w:r>
     </w:p>
@@ -7788,14 +8029,19 @@
         <w:pStyle w:val="normal1"/>
         <w:numPr>
           <w:ilvl w:val="0"/>
-          <w:numId w:val="5"/>
+          <w:numId w:val="4"/>
         </w:numPr>
         <w:spacing w:lineRule="auto" w:line="240" w:before="0" w:after="0"/>
         <w:ind w:hanging="360" w:start="720"/>
-        <w:rPr/>
-      </w:pPr>
-      <w:r>
-        <w:rPr/>
+        <w:rPr>
+          <w:highlight w:val="none"/>
+          <w:shd w:fill="81D41A" w:val="clear"/>
+        </w:rPr>
+      </w:pPr>
+      <w:r>
+        <w:rPr>
+          <w:shd w:fill="81D41A" w:val="clear"/>
+        </w:rPr>
         <w:t>кто внёс результаты</w:t>
       </w:r>
     </w:p>
@@ -7804,14 +8050,19 @@
         <w:pStyle w:val="normal1"/>
         <w:numPr>
           <w:ilvl w:val="0"/>
-          <w:numId w:val="5"/>
+          <w:numId w:val="4"/>
         </w:numPr>
         <w:spacing w:lineRule="auto" w:line="240" w:before="0" w:after="0"/>
         <w:ind w:hanging="360" w:start="720"/>
-        <w:rPr/>
-      </w:pPr>
-      <w:r>
-        <w:rPr/>
+        <w:rPr>
+          <w:highlight w:val="none"/>
+          <w:shd w:fill="81D41A" w:val="clear"/>
+        </w:rPr>
+      </w:pPr>
+      <w:r>
+        <w:rPr>
+          <w:shd w:fill="81D41A" w:val="clear"/>
+        </w:rPr>
         <w:t>кто начислил/списал токены</w:t>
       </w:r>
     </w:p>
@@ -7820,14 +8071,19 @@
         <w:pStyle w:val="normal1"/>
         <w:numPr>
           <w:ilvl w:val="0"/>
-          <w:numId w:val="5"/>
+          <w:numId w:val="4"/>
         </w:numPr>
         <w:spacing w:lineRule="auto" w:line="240" w:before="0" w:after="240"/>
         <w:ind w:hanging="360" w:start="720"/>
-        <w:rPr/>
-      </w:pPr>
-      <w:r>
-        <w:rPr/>
+        <w:rPr>
+          <w:highlight w:val="none"/>
+          <w:shd w:fill="81D41A" w:val="clear"/>
+        </w:rPr>
+      </w:pPr>
+      <w:r>
+        <w:rPr>
+          <w:shd w:fill="81D41A" w:val="clear"/>
+        </w:rPr>
         <w:t>кто изменил настройки</w:t>
       </w:r>
     </w:p>
@@ -7899,20 +8155,19 @@
         <w:keepLines w:val="false"/>
         <w:spacing w:lineRule="auto" w:line="240" w:before="480" w:after="120"/>
         <w:rPr>
+          <w:highlight w:val="none"/>
+          <w:shd w:fill="FF4000" w:val="clear"/>
+        </w:rPr>
+      </w:pPr>
+      <w:bookmarkStart w:id="39" w:name="_x790kc14t4p3"/>
+      <w:bookmarkEnd w:id="39"/>
+      <w:r>
+        <w:rPr>
           <w:b/>
           <w:bCs/>
           <w:sz w:val="46"/>
           <w:szCs w:val="46"/>
-        </w:rPr>
-      </w:pPr>
-      <w:bookmarkStart w:id="39" w:name="_x790kc14t4p3"/>
-      <w:bookmarkEnd w:id="39"/>
-      <w:r>
-        <w:rPr>
-          <w:b/>
-          <w:bCs/>
-          <w:sz w:val="46"/>
-          <w:szCs w:val="46"/>
+          <w:shd w:fill="FF4000" w:val="clear"/>
         </w:rPr>
         <w:t>8) Уведомления (что бот отправляет сам)</w:t>
       </w:r>
@@ -7922,18 +8177,25 @@
         <w:pStyle w:val="normal1"/>
         <w:numPr>
           <w:ilvl w:val="0"/>
-          <w:numId w:val="22"/>
+          <w:numId w:val="21"/>
         </w:numPr>
         <w:spacing w:lineRule="auto" w:line="240" w:before="240" w:after="0"/>
         <w:ind w:hanging="360" w:start="720"/>
-        <w:rPr/>
-      </w:pPr>
-      <w:r>
-        <w:rPr/>
+        <w:rPr>
+          <w:highlight w:val="none"/>
+          <w:shd w:fill="FF4000" w:val="clear"/>
+        </w:rPr>
+      </w:pPr>
+      <w:r>
+        <w:rPr>
+          <w:shd w:fill="FF4000" w:val="clear"/>
+        </w:rPr>
         <w:t>“</w:t>
       </w:r>
       <w:r>
-        <w:rPr/>
+        <w:rPr>
+          <w:shd w:fill="FF4000" w:val="clear"/>
+        </w:rPr>
         <w:t>Ты зарегистрирован”</w:t>
       </w:r>
     </w:p>
@@ -7942,18 +8204,25 @@
         <w:pStyle w:val="normal1"/>
         <w:numPr>
           <w:ilvl w:val="0"/>
-          <w:numId w:val="22"/>
+          <w:numId w:val="21"/>
         </w:numPr>
         <w:spacing w:lineRule="auto" w:line="240" w:before="0" w:after="0"/>
         <w:ind w:hanging="360" w:start="720"/>
-        <w:rPr/>
-      </w:pPr>
-      <w:r>
-        <w:rPr/>
+        <w:rPr>
+          <w:highlight w:val="none"/>
+          <w:shd w:fill="FF4000" w:val="clear"/>
+        </w:rPr>
+      </w:pPr>
+      <w:r>
+        <w:rPr>
+          <w:shd w:fill="FF4000" w:val="clear"/>
+        </w:rPr>
         <w:t>“</w:t>
       </w:r>
       <w:r>
-        <w:rPr/>
+        <w:rPr>
+          <w:shd w:fill="FF4000" w:val="clear"/>
+        </w:rPr>
         <w:t>Ты вступил в турнир / команда подала заявку”</w:t>
       </w:r>
     </w:p>
@@ -7962,18 +8231,25 @@
         <w:pStyle w:val="normal1"/>
         <w:numPr>
           <w:ilvl w:val="0"/>
-          <w:numId w:val="22"/>
+          <w:numId w:val="21"/>
         </w:numPr>
         <w:spacing w:lineRule="auto" w:line="240" w:before="0" w:after="0"/>
         <w:ind w:hanging="360" w:start="720"/>
-        <w:rPr/>
-      </w:pPr>
-      <w:r>
-        <w:rPr/>
+        <w:rPr>
+          <w:highlight w:val="none"/>
+          <w:shd w:fill="FF4000" w:val="clear"/>
+        </w:rPr>
+      </w:pPr>
+      <w:r>
+        <w:rPr>
+          <w:shd w:fill="FF4000" w:val="clear"/>
+        </w:rPr>
         <w:t>“</w:t>
       </w:r>
       <w:r>
-        <w:rPr/>
+        <w:rPr>
+          <w:shd w:fill="FF4000" w:val="clear"/>
+        </w:rPr>
         <w:t>Турнир скоро начнётся”</w:t>
       </w:r>
     </w:p>
@@ -7982,18 +8258,25 @@
         <w:pStyle w:val="normal1"/>
         <w:numPr>
           <w:ilvl w:val="0"/>
-          <w:numId w:val="22"/>
+          <w:numId w:val="21"/>
         </w:numPr>
         <w:spacing w:lineRule="auto" w:line="240" w:before="0" w:after="0"/>
         <w:ind w:hanging="360" w:start="720"/>
-        <w:rPr/>
-      </w:pPr>
-      <w:r>
-        <w:rPr/>
+        <w:rPr>
+          <w:highlight w:val="none"/>
+          <w:shd w:fill="FF4000" w:val="clear"/>
+        </w:rPr>
+      </w:pPr>
+      <w:r>
+        <w:rPr>
+          <w:shd w:fill="FF4000" w:val="clear"/>
+        </w:rPr>
         <w:t>“</w:t>
       </w:r>
       <w:r>
-        <w:rPr/>
+        <w:rPr>
+          <w:shd w:fill="FF4000" w:val="clear"/>
+        </w:rPr>
         <w:t>Результаты опубликованы”</w:t>
       </w:r>
     </w:p>
@@ -8002,18 +8285,25 @@
         <w:pStyle w:val="normal1"/>
         <w:numPr>
           <w:ilvl w:val="0"/>
-          <w:numId w:val="22"/>
+          <w:numId w:val="21"/>
         </w:numPr>
         <w:spacing w:lineRule="auto" w:line="240" w:before="0" w:after="0"/>
         <w:ind w:hanging="360" w:start="720"/>
-        <w:rPr/>
-      </w:pPr>
-      <w:r>
-        <w:rPr/>
+        <w:rPr>
+          <w:highlight w:val="none"/>
+          <w:shd w:fill="FF4000" w:val="clear"/>
+        </w:rPr>
+      </w:pPr>
+      <w:r>
+        <w:rPr>
+          <w:shd w:fill="FF4000" w:val="clear"/>
+        </w:rPr>
         <w:t>“</w:t>
       </w:r>
       <w:r>
-        <w:rPr/>
+        <w:rPr>
+          <w:shd w:fill="FF4000" w:val="clear"/>
+        </w:rPr>
         <w:t>Начислены CD токены (причина)”</w:t>
       </w:r>
     </w:p>
@@ -8022,18 +8312,25 @@
         <w:pStyle w:val="normal1"/>
         <w:numPr>
           <w:ilvl w:val="0"/>
-          <w:numId w:val="22"/>
+          <w:numId w:val="21"/>
         </w:numPr>
         <w:spacing w:lineRule="auto" w:line="240" w:before="0" w:after="240"/>
         <w:ind w:hanging="360" w:start="720"/>
-        <w:rPr/>
-      </w:pPr>
-      <w:r>
-        <w:rPr/>
+        <w:rPr>
+          <w:highlight w:val="none"/>
+          <w:shd w:fill="FF4000" w:val="clear"/>
+        </w:rPr>
+      </w:pPr>
+      <w:r>
+        <w:rPr>
+          <w:shd w:fill="FF4000" w:val="clear"/>
+        </w:rPr>
         <w:t>“</w:t>
       </w:r>
       <w:r>
-        <w:rPr/>
+        <w:rPr>
+          <w:shd w:fill="FF4000" w:val="clear"/>
+        </w:rPr>
         <w:t>Розыгрыш завершён, победители объявлены”</w:t>
       </w:r>
     </w:p>
@@ -8105,20 +8402,19 @@
         <w:keepLines w:val="false"/>
         <w:spacing w:lineRule="auto" w:line="240" w:before="480" w:after="120"/>
         <w:rPr>
+          <w:highlight w:val="none"/>
+          <w:shd w:fill="FF4000" w:val="clear"/>
+        </w:rPr>
+      </w:pPr>
+      <w:bookmarkStart w:id="40" w:name="_rsuuatji122v"/>
+      <w:bookmarkEnd w:id="40"/>
+      <w:r>
+        <w:rPr>
           <w:b/>
           <w:bCs/>
           <w:sz w:val="46"/>
           <w:szCs w:val="46"/>
-        </w:rPr>
-      </w:pPr>
-      <w:bookmarkStart w:id="40" w:name="_rsuuatji122v"/>
-      <w:bookmarkEnd w:id="40"/>
-      <w:r>
-        <w:rPr>
-          <w:b/>
-          <w:bCs/>
-          <w:sz w:val="46"/>
-          <w:szCs w:val="46"/>
+          <w:shd w:fill="FF4000" w:val="clear"/>
         </w:rPr>
         <w:t>9) Ошибки и понятные сообщения</w:t>
       </w:r>
@@ -8127,10 +8423,15 @@
       <w:pPr>
         <w:pStyle w:val="normal1"/>
         <w:spacing w:lineRule="auto" w:line="240" w:before="240" w:after="240"/>
-        <w:rPr/>
-      </w:pPr>
-      <w:r>
-        <w:rPr/>
+        <w:rPr>
+          <w:highlight w:val="none"/>
+          <w:shd w:fill="FF4000" w:val="clear"/>
+        </w:rPr>
+      </w:pPr>
+      <w:r>
+        <w:rPr>
+          <w:shd w:fill="FF4000" w:val="clear"/>
+        </w:rPr>
         <w:t>Примеры:</w:t>
       </w:r>
     </w:p>
@@ -8139,18 +8440,25 @@
         <w:pStyle w:val="normal1"/>
         <w:numPr>
           <w:ilvl w:val="0"/>
-          <w:numId w:val="29"/>
+          <w:numId w:val="28"/>
         </w:numPr>
         <w:spacing w:lineRule="auto" w:line="240" w:before="240" w:after="0"/>
         <w:ind w:hanging="360" w:start="720"/>
-        <w:rPr/>
-      </w:pPr>
-      <w:r>
-        <w:rPr/>
+        <w:rPr>
+          <w:highlight w:val="none"/>
+          <w:shd w:fill="FF4000" w:val="clear"/>
+        </w:rPr>
+      </w:pPr>
+      <w:r>
+        <w:rPr>
+          <w:shd w:fill="FF4000" w:val="clear"/>
+        </w:rPr>
         <w:t>“</w:t>
       </w:r>
       <w:r>
-        <w:rPr/>
+        <w:rPr>
+          <w:shd w:fill="FF4000" w:val="clear"/>
+        </w:rPr>
         <w:t>Ты не можешь вступить: регистрация закрыта.”</w:t>
       </w:r>
     </w:p>
@@ -8159,18 +8467,25 @@
         <w:pStyle w:val="normal1"/>
         <w:numPr>
           <w:ilvl w:val="0"/>
-          <w:numId w:val="29"/>
+          <w:numId w:val="28"/>
         </w:numPr>
         <w:spacing w:lineRule="auto" w:line="240" w:before="0" w:after="0"/>
         <w:ind w:hanging="360" w:start="720"/>
-        <w:rPr/>
-      </w:pPr>
-      <w:r>
-        <w:rPr/>
+        <w:rPr>
+          <w:highlight w:val="none"/>
+          <w:shd w:fill="FF4000" w:val="clear"/>
+        </w:rPr>
+      </w:pPr>
+      <w:r>
+        <w:rPr>
+          <w:shd w:fill="FF4000" w:val="clear"/>
+        </w:rPr>
         <w:t>“</w:t>
       </w:r>
       <w:r>
-        <w:rPr/>
+        <w:rPr>
+          <w:shd w:fill="FF4000" w:val="clear"/>
+        </w:rPr>
         <w:t>Нельзя списать токены: недостаточно баланса.”</w:t>
       </w:r>
     </w:p>
@@ -8179,18 +8494,25 @@
         <w:pStyle w:val="normal1"/>
         <w:numPr>
           <w:ilvl w:val="0"/>
-          <w:numId w:val="29"/>
+          <w:numId w:val="28"/>
         </w:numPr>
         <w:spacing w:lineRule="auto" w:line="240" w:before="0" w:after="240"/>
         <w:ind w:hanging="360" w:start="720"/>
-        <w:rPr/>
-      </w:pPr>
-      <w:r>
-        <w:rPr/>
+        <w:rPr>
+          <w:highlight w:val="none"/>
+          <w:shd w:fill="FF4000" w:val="clear"/>
+        </w:rPr>
+      </w:pPr>
+      <w:r>
+        <w:rPr>
+          <w:shd w:fill="FF4000" w:val="clear"/>
+        </w:rPr>
         <w:t>“</w:t>
       </w:r>
       <w:r>
-        <w:rPr/>
+        <w:rPr>
+          <w:shd w:fill="FF4000" w:val="clear"/>
+        </w:rPr>
         <w:t>Команда не подходит по лимиту состава.”</w:t>
       </w:r>
     </w:p>
@@ -8517,7 +8839,7 @@
         <w:pStyle w:val="normal1"/>
         <w:numPr>
           <w:ilvl w:val="0"/>
-          <w:numId w:val="45"/>
+          <w:numId w:val="44"/>
         </w:numPr>
         <w:spacing w:lineRule="auto" w:line="240" w:before="240" w:after="0"/>
         <w:ind w:hanging="360" w:start="720"/>
@@ -8538,7 +8860,7 @@
         <w:pStyle w:val="normal1"/>
         <w:numPr>
           <w:ilvl w:val="0"/>
-          <w:numId w:val="45"/>
+          <w:numId w:val="44"/>
         </w:numPr>
         <w:spacing w:lineRule="auto" w:line="240" w:before="0" w:after="0"/>
         <w:ind w:hanging="360" w:start="720"/>
@@ -8559,7 +8881,7 @@
         <w:pStyle w:val="normal1"/>
         <w:numPr>
           <w:ilvl w:val="0"/>
-          <w:numId w:val="45"/>
+          <w:numId w:val="44"/>
         </w:numPr>
         <w:spacing w:lineRule="auto" w:line="240" w:before="0" w:after="0"/>
         <w:ind w:hanging="360" w:start="720"/>
@@ -8580,7 +8902,7 @@
         <w:pStyle w:val="normal1"/>
         <w:numPr>
           <w:ilvl w:val="0"/>
-          <w:numId w:val="45"/>
+          <w:numId w:val="44"/>
         </w:numPr>
         <w:spacing w:lineRule="auto" w:line="240" w:before="0" w:after="0"/>
         <w:ind w:hanging="360" w:start="720"/>
@@ -8601,7 +8923,7 @@
         <w:pStyle w:val="normal1"/>
         <w:numPr>
           <w:ilvl w:val="0"/>
-          <w:numId w:val="45"/>
+          <w:numId w:val="44"/>
         </w:numPr>
         <w:spacing w:lineRule="auto" w:line="240" w:before="0" w:after="0"/>
         <w:ind w:hanging="360" w:start="720"/>
@@ -8622,7 +8944,7 @@
         <w:pStyle w:val="normal1"/>
         <w:numPr>
           <w:ilvl w:val="0"/>
-          <w:numId w:val="45"/>
+          <w:numId w:val="44"/>
         </w:numPr>
         <w:spacing w:lineRule="auto" w:line="240" w:before="0" w:after="0"/>
         <w:ind w:hanging="360" w:start="720"/>
@@ -8643,7 +8965,7 @@
         <w:pStyle w:val="normal1"/>
         <w:numPr>
           <w:ilvl w:val="0"/>
-          <w:numId w:val="45"/>
+          <w:numId w:val="44"/>
         </w:numPr>
         <w:spacing w:lineRule="auto" w:line="240" w:before="0" w:after="240"/>
         <w:ind w:hanging="360" w:start="720"/>
@@ -8738,120 +9060,147 @@
   <w:abstractNum w:abstractNumId="1">
     <w:lvl w:ilvl="0">
       <w:start w:val="1"/>
-      <w:numFmt w:val="none"/>
-      <w:suff w:val="nothing"/>
-      <w:lvlText w:val="%1"/>
-      <w:lvlJc w:val="start"/>
-      <w:pPr>
-        <w:tabs>
-          <w:tab w:val="num" w:pos="0"/>
-        </w:tabs>
-        <w:ind w:start="0" w:hanging="0"/>
-      </w:pPr>
+      <w:numFmt w:val="bullet"/>
+      <w:lvlText w:val=""/>
+      <w:lvlJc w:val="start"/>
+      <w:pPr>
+        <w:tabs>
+          <w:tab w:val="num" w:pos="0"/>
+        </w:tabs>
+        <w:ind w:start="720" w:hanging="360"/>
+      </w:pPr>
+      <w:rPr>
+        <w:rFonts w:ascii="Wingdings" w:hAnsi="Wingdings" w:cs="Wingdings" w:hint="default"/>
+        <w:u w:val="none"/>
+      </w:rPr>
     </w:lvl>
     <w:lvl w:ilvl="1">
       <w:start w:val="1"/>
-      <w:numFmt w:val="none"/>
-      <w:suff w:val="nothing"/>
-      <w:lvlText w:val="%2"/>
-      <w:lvlJc w:val="start"/>
-      <w:pPr>
-        <w:tabs>
-          <w:tab w:val="num" w:pos="0"/>
-        </w:tabs>
-        <w:ind w:start="0" w:hanging="0"/>
-      </w:pPr>
+      <w:numFmt w:val="bullet"/>
+      <w:lvlText w:val=""/>
+      <w:lvlJc w:val="start"/>
+      <w:pPr>
+        <w:tabs>
+          <w:tab w:val="num" w:pos="0"/>
+        </w:tabs>
+        <w:ind w:start="1440" w:hanging="360"/>
+      </w:pPr>
+      <w:rPr>
+        <w:rFonts w:ascii="Wingdings 2" w:hAnsi="Wingdings 2" w:cs="Wingdings 2" w:hint="default"/>
+        <w:u w:val="none"/>
+      </w:rPr>
     </w:lvl>
     <w:lvl w:ilvl="2">
       <w:start w:val="1"/>
-      <w:numFmt w:val="none"/>
-      <w:suff w:val="nothing"/>
-      <w:lvlText w:val="%3"/>
-      <w:lvlJc w:val="start"/>
-      <w:pPr>
-        <w:tabs>
-          <w:tab w:val="num" w:pos="0"/>
-        </w:tabs>
-        <w:ind w:start="0" w:hanging="0"/>
-      </w:pPr>
+      <w:numFmt w:val="bullet"/>
+      <w:lvlText w:val="■"/>
+      <w:lvlJc w:val="start"/>
+      <w:pPr>
+        <w:tabs>
+          <w:tab w:val="num" w:pos="0"/>
+        </w:tabs>
+        <w:ind w:start="2160" w:hanging="360"/>
+      </w:pPr>
+      <w:rPr>
+        <w:rFonts w:ascii="OpenSymbol" w:hAnsi="OpenSymbol" w:cs="OpenSymbol" w:hint="default"/>
+        <w:u w:val="none"/>
+      </w:rPr>
     </w:lvl>
     <w:lvl w:ilvl="3">
       <w:start w:val="1"/>
-      <w:numFmt w:val="none"/>
-      <w:suff w:val="nothing"/>
-      <w:lvlText w:val="%4"/>
-      <w:lvlJc w:val="start"/>
-      <w:pPr>
-        <w:tabs>
-          <w:tab w:val="num" w:pos="0"/>
-        </w:tabs>
-        <w:ind w:start="0" w:hanging="0"/>
-      </w:pPr>
+      <w:numFmt w:val="bullet"/>
+      <w:lvlText w:val=""/>
+      <w:lvlJc w:val="start"/>
+      <w:pPr>
+        <w:tabs>
+          <w:tab w:val="num" w:pos="0"/>
+        </w:tabs>
+        <w:ind w:start="2880" w:hanging="360"/>
+      </w:pPr>
+      <w:rPr>
+        <w:rFonts w:ascii="Wingdings" w:hAnsi="Wingdings" w:cs="Wingdings" w:hint="default"/>
+        <w:u w:val="none"/>
+      </w:rPr>
     </w:lvl>
     <w:lvl w:ilvl="4">
       <w:start w:val="1"/>
-      <w:numFmt w:val="none"/>
-      <w:suff w:val="nothing"/>
-      <w:lvlText w:val="%5"/>
-      <w:lvlJc w:val="start"/>
-      <w:pPr>
-        <w:tabs>
-          <w:tab w:val="num" w:pos="0"/>
-        </w:tabs>
-        <w:ind w:start="0" w:hanging="0"/>
-      </w:pPr>
+      <w:numFmt w:val="bullet"/>
+      <w:lvlText w:val=""/>
+      <w:lvlJc w:val="start"/>
+      <w:pPr>
+        <w:tabs>
+          <w:tab w:val="num" w:pos="0"/>
+        </w:tabs>
+        <w:ind w:start="3600" w:hanging="360"/>
+      </w:pPr>
+      <w:rPr>
+        <w:rFonts w:ascii="Wingdings 2" w:hAnsi="Wingdings 2" w:cs="Wingdings 2" w:hint="default"/>
+        <w:u w:val="none"/>
+      </w:rPr>
     </w:lvl>
     <w:lvl w:ilvl="5">
       <w:start w:val="1"/>
-      <w:numFmt w:val="none"/>
-      <w:suff w:val="nothing"/>
-      <w:lvlText w:val="%6"/>
-      <w:lvlJc w:val="start"/>
-      <w:pPr>
-        <w:tabs>
-          <w:tab w:val="num" w:pos="0"/>
-        </w:tabs>
-        <w:ind w:start="0" w:hanging="0"/>
-      </w:pPr>
+      <w:numFmt w:val="bullet"/>
+      <w:lvlText w:val="■"/>
+      <w:lvlJc w:val="start"/>
+      <w:pPr>
+        <w:tabs>
+          <w:tab w:val="num" w:pos="0"/>
+        </w:tabs>
+        <w:ind w:start="4320" w:hanging="360"/>
+      </w:pPr>
+      <w:rPr>
+        <w:rFonts w:ascii="OpenSymbol" w:hAnsi="OpenSymbol" w:cs="OpenSymbol" w:hint="default"/>
+        <w:u w:val="none"/>
+      </w:rPr>
     </w:lvl>
     <w:lvl w:ilvl="6">
       <w:start w:val="1"/>
-      <w:numFmt w:val="none"/>
-      <w:suff w:val="nothing"/>
-      <w:lvlText w:val="%7"/>
-      <w:lvlJc w:val="start"/>
-      <w:pPr>
-        <w:tabs>
-          <w:tab w:val="num" w:pos="0"/>
-        </w:tabs>
-        <w:ind w:start="0" w:hanging="0"/>
-      </w:pPr>
+      <w:numFmt w:val="bullet"/>
+      <w:lvlText w:val=""/>
+      <w:lvlJc w:val="start"/>
+      <w:pPr>
+        <w:tabs>
+          <w:tab w:val="num" w:pos="0"/>
+        </w:tabs>
+        <w:ind w:start="5040" w:hanging="360"/>
+      </w:pPr>
+      <w:rPr>
+        <w:rFonts w:ascii="Wingdings" w:hAnsi="Wingdings" w:cs="Wingdings" w:hint="default"/>
+        <w:u w:val="none"/>
+      </w:rPr>
     </w:lvl>
     <w:lvl w:ilvl="7">
       <w:start w:val="1"/>
-      <w:numFmt w:val="none"/>
-      <w:suff w:val="nothing"/>
-      <w:lvlText w:val="%8"/>
-      <w:lvlJc w:val="start"/>
-      <w:pPr>
-        <w:tabs>
-          <w:tab w:val="num" w:pos="0"/>
-        </w:tabs>
-        <w:ind w:start="0" w:hanging="0"/>
-      </w:pPr>
+      <w:numFmt w:val="bullet"/>
+      <w:lvlText w:val=""/>
+      <w:lvlJc w:val="start"/>
+      <w:pPr>
+        <w:tabs>
+          <w:tab w:val="num" w:pos="0"/>
+        </w:tabs>
+        <w:ind w:start="5760" w:hanging="360"/>
+      </w:pPr>
+      <w:rPr>
+        <w:rFonts w:ascii="Wingdings 2" w:hAnsi="Wingdings 2" w:cs="Wingdings 2" w:hint="default"/>
+        <w:u w:val="none"/>
+      </w:rPr>
     </w:lvl>
     <w:lvl w:ilvl="8">
       <w:start w:val="1"/>
-      <w:numFmt w:val="none"/>
-      <w:suff w:val="nothing"/>
-      <w:lvlText w:val="%9"/>
-      <w:lvlJc w:val="start"/>
-      <w:pPr>
-        <w:tabs>
-          <w:tab w:val="num" w:pos="0"/>
-        </w:tabs>
-        <w:ind w:start="0" w:hanging="0"/>
-      </w:pPr>
+      <w:numFmt w:val="bullet"/>
+      <w:lvlText w:val="■"/>
+      <w:lvlJc w:val="start"/>
+      <w:pPr>
+        <w:tabs>
+          <w:tab w:val="num" w:pos="0"/>
+        </w:tabs>
+        <w:ind w:start="6480" w:hanging="360"/>
+      </w:pPr>
+      <w:rPr>
+        <w:rFonts w:ascii="OpenSymbol" w:hAnsi="OpenSymbol" w:cs="OpenSymbol" w:hint="default"/>
+        <w:u w:val="none"/>
+      </w:rPr>
     </w:lvl>
   </w:abstractNum>
   <w:abstractNum w:abstractNumId="2">
@@ -11485,8 +11834,8 @@
   <w:abstractNum w:abstractNumId="20">
     <w:lvl w:ilvl="0">
       <w:start w:val="1"/>
-      <w:numFmt w:val="bullet"/>
-      <w:lvlText w:val=""/>
+      <w:numFmt w:val="decimal"/>
+      <w:lvlText w:val="%1."/>
       <w:lvlJc w:val="start"/>
       <w:pPr>
         <w:tabs>
@@ -11495,7 +11844,6 @@
         <w:ind w:start="720" w:hanging="360"/>
       </w:pPr>
       <w:rPr>
-        <w:rFonts w:ascii="Wingdings" w:hAnsi="Wingdings" w:cs="Wingdings" w:hint="default"/>
         <w:u w:val="none"/>
       </w:rPr>
     </w:lvl>
@@ -11517,8 +11865,8 @@
     </w:lvl>
     <w:lvl w:ilvl="2">
       <w:start w:val="1"/>
-      <w:numFmt w:val="bullet"/>
-      <w:lvlText w:val="■"/>
+      <w:numFmt w:val="lowerRoman"/>
+      <w:lvlText w:val="%3."/>
       <w:lvlJc w:val="start"/>
       <w:pPr>
         <w:tabs>
@@ -11527,14 +11875,13 @@
         <w:ind w:start="2160" w:hanging="360"/>
       </w:pPr>
       <w:rPr>
-        <w:rFonts w:ascii="OpenSymbol" w:hAnsi="OpenSymbol" w:cs="OpenSymbol" w:hint="default"/>
         <w:u w:val="none"/>
       </w:rPr>
     </w:lvl>
     <w:lvl w:ilvl="3">
       <w:start w:val="1"/>
-      <w:numFmt w:val="bullet"/>
-      <w:lvlText w:val=""/>
+      <w:numFmt w:val="decimal"/>
+      <w:lvlText w:val="%4."/>
       <w:lvlJc w:val="start"/>
       <w:pPr>
         <w:tabs>
@@ -11543,14 +11890,13 @@
         <w:ind w:start="2880" w:hanging="360"/>
       </w:pPr>
       <w:rPr>
-        <w:rFonts w:ascii="Wingdings" w:hAnsi="Wingdings" w:cs="Wingdings" w:hint="default"/>
         <w:u w:val="none"/>
       </w:rPr>
     </w:lvl>
     <w:lvl w:ilvl="4">
       <w:start w:val="1"/>
-      <w:numFmt w:val="bullet"/>
-      <w:lvlText w:val=""/>
+      <w:numFmt w:val="lowerLetter"/>
+      <w:lvlText w:val="%5."/>
       <w:lvlJc w:val="start"/>
       <w:pPr>
         <w:tabs>
@@ -11559,14 +11905,13 @@
         <w:ind w:start="3600" w:hanging="360"/>
       </w:pPr>
       <w:rPr>
-        <w:rFonts w:ascii="Wingdings 2" w:hAnsi="Wingdings 2" w:cs="Wingdings 2" w:hint="default"/>
         <w:u w:val="none"/>
       </w:rPr>
     </w:lvl>
     <w:lvl w:ilvl="5">
       <w:start w:val="1"/>
-      <w:numFmt w:val="bullet"/>
-      <w:lvlText w:val="■"/>
+      <w:numFmt w:val="lowerRoman"/>
+      <w:lvlText w:val="%6."/>
       <w:lvlJc w:val="start"/>
       <w:pPr>
         <w:tabs>
@@ -11575,14 +11920,13 @@
         <w:ind w:start="4320" w:hanging="360"/>
       </w:pPr>
       <w:rPr>
-        <w:rFonts w:ascii="OpenSymbol" w:hAnsi="OpenSymbol" w:cs="OpenSymbol" w:hint="default"/>
         <w:u w:val="none"/>
       </w:rPr>
     </w:lvl>
     <w:lvl w:ilvl="6">
       <w:start w:val="1"/>
-      <w:numFmt w:val="bullet"/>
-      <w:lvlText w:val=""/>
+      <w:numFmt w:val="decimal"/>
+      <w:lvlText w:val="%7."/>
       <w:lvlJc w:val="start"/>
       <w:pPr>
         <w:tabs>
@@ -11591,14 +11935,13 @@
         <w:ind w:start="5040" w:hanging="360"/>
       </w:pPr>
       <w:rPr>
-        <w:rFonts w:ascii="Wingdings" w:hAnsi="Wingdings" w:cs="Wingdings" w:hint="default"/>
         <w:u w:val="none"/>
       </w:rPr>
     </w:lvl>
     <w:lvl w:ilvl="7">
       <w:start w:val="1"/>
-      <w:numFmt w:val="bullet"/>
-      <w:lvlText w:val=""/>
+      <w:numFmt w:val="lowerLetter"/>
+      <w:lvlText w:val="%8."/>
       <w:lvlJc w:val="start"/>
       <w:pPr>
         <w:tabs>
@@ -11607,14 +11950,13 @@
         <w:ind w:start="5760" w:hanging="360"/>
       </w:pPr>
       <w:rPr>
-        <w:rFonts w:ascii="Wingdings 2" w:hAnsi="Wingdings 2" w:cs="Wingdings 2" w:hint="default"/>
         <w:u w:val="none"/>
       </w:rPr>
     </w:lvl>
     <w:lvl w:ilvl="8">
       <w:start w:val="1"/>
-      <w:numFmt w:val="bullet"/>
-      <w:lvlText w:val="■"/>
+      <w:numFmt w:val="lowerRoman"/>
+      <w:lvlText w:val="%9."/>
       <w:lvlJc w:val="start"/>
       <w:pPr>
         <w:tabs>
@@ -11623,7 +11965,6 @@
         <w:ind w:start="6480" w:hanging="360"/>
       </w:pPr>
       <w:rPr>
-        <w:rFonts w:ascii="OpenSymbol" w:hAnsi="OpenSymbol" w:cs="OpenSymbol" w:hint="default"/>
         <w:u w:val="none"/>
       </w:rPr>
     </w:lvl>
@@ -11631,8 +11972,8 @@
   <w:abstractNum w:abstractNumId="21">
     <w:lvl w:ilvl="0">
       <w:start w:val="1"/>
-      <w:numFmt w:val="decimal"/>
-      <w:lvlText w:val="%1."/>
+      <w:numFmt w:val="bullet"/>
+      <w:lvlText w:val=""/>
       <w:lvlJc w:val="start"/>
       <w:pPr>
         <w:tabs>
@@ -11641,6 +11982,7 @@
         <w:ind w:start="720" w:hanging="360"/>
       </w:pPr>
       <w:rPr>
+        <w:rFonts w:ascii="Wingdings" w:hAnsi="Wingdings" w:cs="Wingdings" w:hint="default"/>
         <w:u w:val="none"/>
       </w:rPr>
     </w:lvl>
@@ -11662,8 +12004,8 @@
     </w:lvl>
     <w:lvl w:ilvl="2">
       <w:start w:val="1"/>
-      <w:numFmt w:val="lowerRoman"/>
-      <w:lvlText w:val="%3."/>
+      <w:numFmt w:val="bullet"/>
+      <w:lvlText w:val="■"/>
       <w:lvlJc w:val="start"/>
       <w:pPr>
         <w:tabs>
@@ -11672,13 +12014,14 @@
         <w:ind w:start="2160" w:hanging="360"/>
       </w:pPr>
       <w:rPr>
+        <w:rFonts w:ascii="OpenSymbol" w:hAnsi="OpenSymbol" w:cs="OpenSymbol" w:hint="default"/>
         <w:u w:val="none"/>
       </w:rPr>
     </w:lvl>
     <w:lvl w:ilvl="3">
       <w:start w:val="1"/>
-      <w:numFmt w:val="decimal"/>
-      <w:lvlText w:val="%4."/>
+      <w:numFmt w:val="bullet"/>
+      <w:lvlText w:val=""/>
       <w:lvlJc w:val="start"/>
       <w:pPr>
         <w:tabs>
@@ -11687,13 +12030,14 @@
         <w:ind w:start="2880" w:hanging="360"/>
       </w:pPr>
       <w:rPr>
+        <w:rFonts w:ascii="Wingdings" w:hAnsi="Wingdings" w:cs="Wingdings" w:hint="default"/>
         <w:u w:val="none"/>
       </w:rPr>
     </w:lvl>
     <w:lvl w:ilvl="4">
       <w:start w:val="1"/>
-      <w:numFmt w:val="lowerLetter"/>
-      <w:lvlText w:val="%5."/>
+      <w:numFmt w:val="bullet"/>
+      <w:lvlText w:val=""/>
       <w:lvlJc w:val="start"/>
       <w:pPr>
         <w:tabs>
@@ -11702,13 +12046,14 @@
         <w:ind w:start="3600" w:hanging="360"/>
       </w:pPr>
       <w:rPr>
+        <w:rFonts w:ascii="Wingdings 2" w:hAnsi="Wingdings 2" w:cs="Wingdings 2" w:hint="default"/>
         <w:u w:val="none"/>
       </w:rPr>
     </w:lvl>
     <w:lvl w:ilvl="5">
       <w:start w:val="1"/>
-      <w:numFmt w:val="lowerRoman"/>
-      <w:lvlText w:val="%6."/>
+      <w:numFmt w:val="bullet"/>
+      <w:lvlText w:val="■"/>
       <w:lvlJc w:val="start"/>
       <w:pPr>
         <w:tabs>
@@ -11717,13 +12062,14 @@
         <w:ind w:start="4320" w:hanging="360"/>
       </w:pPr>
       <w:rPr>
+        <w:rFonts w:ascii="OpenSymbol" w:hAnsi="OpenSymbol" w:cs="OpenSymbol" w:hint="default"/>
         <w:u w:val="none"/>
       </w:rPr>
     </w:lvl>
     <w:lvl w:ilvl="6">
       <w:start w:val="1"/>
-      <w:numFmt w:val="decimal"/>
-      <w:lvlText w:val="%7."/>
+      <w:numFmt w:val="bullet"/>
+      <w:lvlText w:val=""/>
       <w:lvlJc w:val="start"/>
       <w:pPr>
         <w:tabs>
@@ -11732,13 +12078,14 @@
         <w:ind w:start="5040" w:hanging="360"/>
       </w:pPr>
       <w:rPr>
+        <w:rFonts w:ascii="Wingdings" w:hAnsi="Wingdings" w:cs="Wingdings" w:hint="default"/>
         <w:u w:val="none"/>
       </w:rPr>
     </w:lvl>
     <w:lvl w:ilvl="7">
       <w:start w:val="1"/>
-      <w:numFmt w:val="lowerLetter"/>
-      <w:lvlText w:val="%8."/>
+      <w:numFmt w:val="bullet"/>
+      <w:lvlText w:val=""/>
       <w:lvlJc w:val="start"/>
       <w:pPr>
         <w:tabs>
@@ -11747,13 +12094,14 @@
         <w:ind w:start="5760" w:hanging="360"/>
       </w:pPr>
       <w:rPr>
+        <w:rFonts w:ascii="Wingdings 2" w:hAnsi="Wingdings 2" w:cs="Wingdings 2" w:hint="default"/>
         <w:u w:val="none"/>
       </w:rPr>
     </w:lvl>
     <w:lvl w:ilvl="8">
       <w:start w:val="1"/>
-      <w:numFmt w:val="lowerRoman"/>
-      <w:lvlText w:val="%9."/>
+      <w:numFmt w:val="bullet"/>
+      <w:lvlText w:val="■"/>
       <w:lvlJc w:val="start"/>
       <w:pPr>
         <w:tabs>
@@ -11762,6 +12110,7 @@
         <w:ind w:start="6480" w:hanging="360"/>
       </w:pPr>
       <w:rPr>
+        <w:rFonts w:ascii="OpenSymbol" w:hAnsi="OpenSymbol" w:cs="OpenSymbol" w:hint="default"/>
         <w:u w:val="none"/>
       </w:rPr>
     </w:lvl>
@@ -13083,8 +13432,8 @@
   <w:abstractNum w:abstractNumId="31">
     <w:lvl w:ilvl="0">
       <w:start w:val="1"/>
-      <w:numFmt w:val="bullet"/>
-      <w:lvlText w:val=""/>
+      <w:numFmt w:val="decimal"/>
+      <w:lvlText w:val="%1."/>
       <w:lvlJc w:val="start"/>
       <w:pPr>
         <w:tabs>
@@ -13093,7 +13442,6 @@
         <w:ind w:start="720" w:hanging="360"/>
       </w:pPr>
       <w:rPr>
-        <w:rFonts w:ascii="Wingdings" w:hAnsi="Wingdings" w:cs="Wingdings" w:hint="default"/>
         <w:u w:val="none"/>
       </w:rPr>
     </w:lvl>
@@ -13115,8 +13463,8 @@
     </w:lvl>
     <w:lvl w:ilvl="2">
       <w:start w:val="1"/>
-      <w:numFmt w:val="bullet"/>
-      <w:lvlText w:val="■"/>
+      <w:numFmt w:val="lowerRoman"/>
+      <w:lvlText w:val="%3."/>
       <w:lvlJc w:val="start"/>
       <w:pPr>
         <w:tabs>
@@ -13125,14 +13473,13 @@
         <w:ind w:start="2160" w:hanging="360"/>
       </w:pPr>
       <w:rPr>
-        <w:rFonts w:ascii="OpenSymbol" w:hAnsi="OpenSymbol" w:cs="OpenSymbol" w:hint="default"/>
         <w:u w:val="none"/>
       </w:rPr>
     </w:lvl>
     <w:lvl w:ilvl="3">
       <w:start w:val="1"/>
-      <w:numFmt w:val="bullet"/>
-      <w:lvlText w:val=""/>
+      <w:numFmt w:val="decimal"/>
+      <w:lvlText w:val="%4."/>
       <w:lvlJc w:val="start"/>
       <w:pPr>
         <w:tabs>
@@ -13141,14 +13488,13 @@
         <w:ind w:start="2880" w:hanging="360"/>
       </w:pPr>
       <w:rPr>
-        <w:rFonts w:ascii="Wingdings" w:hAnsi="Wingdings" w:cs="Wingdings" w:hint="default"/>
         <w:u w:val="none"/>
       </w:rPr>
     </w:lvl>
     <w:lvl w:ilvl="4">
       <w:start w:val="1"/>
-      <w:numFmt w:val="bullet"/>
-      <w:lvlText w:val=""/>
+      <w:numFmt w:val="lowerLetter"/>
+      <w:lvlText w:val="%5."/>
       <w:lvlJc w:val="start"/>
       <w:pPr>
         <w:tabs>
@@ -13157,14 +13503,13 @@
         <w:ind w:start="3600" w:hanging="360"/>
       </w:pPr>
       <w:rPr>
-        <w:rFonts w:ascii="Wingdings 2" w:hAnsi="Wingdings 2" w:cs="Wingdings 2" w:hint="default"/>
         <w:u w:val="none"/>
       </w:rPr>
     </w:lvl>
     <w:lvl w:ilvl="5">
       <w:start w:val="1"/>
-      <w:numFmt w:val="bullet"/>
-      <w:lvlText w:val="■"/>
+      <w:numFmt w:val="lowerRoman"/>
+      <w:lvlText w:val="%6."/>
       <w:lvlJc w:val="start"/>
       <w:pPr>
         <w:tabs>
@@ -13173,14 +13518,13 @@
         <w:ind w:start="4320" w:hanging="360"/>
       </w:pPr>
       <w:rPr>
-        <w:rFonts w:ascii="OpenSymbol" w:hAnsi="OpenSymbol" w:cs="OpenSymbol" w:hint="default"/>
         <w:u w:val="none"/>
       </w:rPr>
     </w:lvl>
     <w:lvl w:ilvl="6">
       <w:start w:val="1"/>
-      <w:numFmt w:val="bullet"/>
-      <w:lvlText w:val=""/>
+      <w:numFmt w:val="decimal"/>
+      <w:lvlText w:val="%7."/>
       <w:lvlJc w:val="start"/>
       <w:pPr>
         <w:tabs>
@@ -13189,14 +13533,13 @@
         <w:ind w:start="5040" w:hanging="360"/>
       </w:pPr>
       <w:rPr>
-        <w:rFonts w:ascii="Wingdings" w:hAnsi="Wingdings" w:cs="Wingdings" w:hint="default"/>
         <w:u w:val="none"/>
       </w:rPr>
     </w:lvl>
     <w:lvl w:ilvl="7">
       <w:start w:val="1"/>
-      <w:numFmt w:val="bullet"/>
-      <w:lvlText w:val=""/>
+      <w:numFmt w:val="lowerLetter"/>
+      <w:lvlText w:val="%8."/>
       <w:lvlJc w:val="start"/>
       <w:pPr>
         <w:tabs>
@@ -13205,14 +13548,13 @@
         <w:ind w:start="5760" w:hanging="360"/>
       </w:pPr>
       <w:rPr>
-        <w:rFonts w:ascii="Wingdings 2" w:hAnsi="Wingdings 2" w:cs="Wingdings 2" w:hint="default"/>
         <w:u w:val="none"/>
       </w:rPr>
     </w:lvl>
     <w:lvl w:ilvl="8">
       <w:start w:val="1"/>
-      <w:numFmt w:val="bullet"/>
-      <w:lvlText w:val="■"/>
+      <w:numFmt w:val="lowerRoman"/>
+      <w:lvlText w:val="%9."/>
       <w:lvlJc w:val="start"/>
       <w:pPr>
         <w:tabs>
@@ -13221,7 +13563,6 @@
         <w:ind w:start="6480" w:hanging="360"/>
       </w:pPr>
       <w:rPr>
-        <w:rFonts w:ascii="OpenSymbol" w:hAnsi="OpenSymbol" w:cs="OpenSymbol" w:hint="default"/>
         <w:u w:val="none"/>
       </w:rPr>
     </w:lvl>
@@ -13229,8 +13570,8 @@
   <w:abstractNum w:abstractNumId="32">
     <w:lvl w:ilvl="0">
       <w:start w:val="1"/>
-      <w:numFmt w:val="decimal"/>
-      <w:lvlText w:val="%1."/>
+      <w:numFmt w:val="bullet"/>
+      <w:lvlText w:val=""/>
       <w:lvlJc w:val="start"/>
       <w:pPr>
         <w:tabs>
@@ -13239,6 +13580,7 @@
         <w:ind w:start="720" w:hanging="360"/>
       </w:pPr>
       <w:rPr>
+        <w:rFonts w:ascii="Wingdings" w:hAnsi="Wingdings" w:cs="Wingdings" w:hint="default"/>
         <w:u w:val="none"/>
       </w:rPr>
     </w:lvl>
@@ -13260,8 +13602,8 @@
     </w:lvl>
     <w:lvl w:ilvl="2">
       <w:start w:val="1"/>
-      <w:numFmt w:val="lowerRoman"/>
-      <w:lvlText w:val="%3."/>
+      <w:numFmt w:val="bullet"/>
+      <w:lvlText w:val="■"/>
       <w:lvlJc w:val="start"/>
       <w:pPr>
         <w:tabs>
@@ -13270,13 +13612,14 @@
         <w:ind w:start="2160" w:hanging="360"/>
       </w:pPr>
       <w:rPr>
+        <w:rFonts w:ascii="OpenSymbol" w:hAnsi="OpenSymbol" w:cs="OpenSymbol" w:hint="default"/>
         <w:u w:val="none"/>
       </w:rPr>
     </w:lvl>
     <w:lvl w:ilvl="3">
       <w:start w:val="1"/>
-      <w:numFmt w:val="decimal"/>
-      <w:lvlText w:val="%4."/>
+      <w:numFmt w:val="bullet"/>
+      <w:lvlText w:val=""/>
       <w:lvlJc w:val="start"/>
       <w:pPr>
         <w:tabs>
@@ -13285,13 +13628,14 @@
         <w:ind w:start="2880" w:hanging="360"/>
       </w:pPr>
       <w:rPr>
+        <w:rFonts w:ascii="Wingdings" w:hAnsi="Wingdings" w:cs="Wingdings" w:hint="default"/>
         <w:u w:val="none"/>
       </w:rPr>
     </w:lvl>
     <w:lvl w:ilvl="4">
       <w:start w:val="1"/>
-      <w:numFmt w:val="lowerLetter"/>
-      <w:lvlText w:val="%5."/>
+      <w:numFmt w:val="bullet"/>
+      <w:lvlText w:val=""/>
       <w:lvlJc w:val="start"/>
       <w:pPr>
         <w:tabs>
@@ -13300,13 +13644,14 @@
         <w:ind w:start="3600" w:hanging="360"/>
       </w:pPr>
       <w:rPr>
+        <w:rFonts w:ascii="Wingdings 2" w:hAnsi="Wingdings 2" w:cs="Wingdings 2" w:hint="default"/>
         <w:u w:val="none"/>
       </w:rPr>
     </w:lvl>
     <w:lvl w:ilvl="5">
       <w:start w:val="1"/>
-      <w:numFmt w:val="lowerRoman"/>
-      <w:lvlText w:val="%6."/>
+      <w:numFmt w:val="bullet"/>
+      <w:lvlText w:val="■"/>
       <w:lvlJc w:val="start"/>
       <w:pPr>
         <w:tabs>
@@ -13315,13 +13660,14 @@
         <w:ind w:start="4320" w:hanging="360"/>
       </w:pPr>
       <w:rPr>
+        <w:rFonts w:ascii="OpenSymbol" w:hAnsi="OpenSymbol" w:cs="OpenSymbol" w:hint="default"/>
         <w:u w:val="none"/>
       </w:rPr>
     </w:lvl>
     <w:lvl w:ilvl="6">
       <w:start w:val="1"/>
-      <w:numFmt w:val="decimal"/>
-      <w:lvlText w:val="%7."/>
+      <w:numFmt w:val="bullet"/>
+      <w:lvlText w:val=""/>
       <w:lvlJc w:val="start"/>
       <w:pPr>
         <w:tabs>
@@ -13330,13 +13676,14 @@
         <w:ind w:start="5040" w:hanging="360"/>
       </w:pPr>
       <w:rPr>
+        <w:rFonts w:ascii="Wingdings" w:hAnsi="Wingdings" w:cs="Wingdings" w:hint="default"/>
         <w:u w:val="none"/>
       </w:rPr>
     </w:lvl>
     <w:lvl w:ilvl="7">
       <w:start w:val="1"/>
-      <w:numFmt w:val="lowerLetter"/>
-      <w:lvlText w:val="%8."/>
+      <w:numFmt w:val="bullet"/>
+      <w:lvlText w:val=""/>
       <w:lvlJc w:val="start"/>
       <w:pPr>
         <w:tabs>
@@ -13345,13 +13692,14 @@
         <w:ind w:start="5760" w:hanging="360"/>
       </w:pPr>
       <w:rPr>
+        <w:rFonts w:ascii="Wingdings 2" w:hAnsi="Wingdings 2" w:cs="Wingdings 2" w:hint="default"/>
         <w:u w:val="none"/>
       </w:rPr>
     </w:lvl>
     <w:lvl w:ilvl="8">
       <w:start w:val="1"/>
-      <w:numFmt w:val="lowerRoman"/>
-      <w:lvlText w:val="%9."/>
+      <w:numFmt w:val="bullet"/>
+      <w:lvlText w:val="■"/>
       <w:lvlJc w:val="start"/>
       <w:pPr>
         <w:tabs>
@@ -13360,6 +13708,7 @@
         <w:ind w:start="6480" w:hanging="360"/>
       </w:pPr>
       <w:rPr>
+        <w:rFonts w:ascii="OpenSymbol" w:hAnsi="OpenSymbol" w:cs="OpenSymbol" w:hint="default"/>
         <w:u w:val="none"/>
       </w:rPr>
     </w:lvl>
@@ -14097,8 +14446,8 @@
   <w:abstractNum w:abstractNumId="38">
     <w:lvl w:ilvl="0">
       <w:start w:val="1"/>
-      <w:numFmt w:val="bullet"/>
-      <w:lvlText w:val=""/>
+      <w:numFmt w:val="decimal"/>
+      <w:lvlText w:val="%1."/>
       <w:lvlJc w:val="start"/>
       <w:pPr>
         <w:tabs>
@@ -14107,14 +14456,13 @@
         <w:ind w:start="720" w:hanging="360"/>
       </w:pPr>
       <w:rPr>
-        <w:rFonts w:ascii="Wingdings" w:hAnsi="Wingdings" w:cs="Wingdings" w:hint="default"/>
         <w:u w:val="none"/>
       </w:rPr>
     </w:lvl>
     <w:lvl w:ilvl="1">
       <w:start w:val="1"/>
-      <w:numFmt w:val="bullet"/>
-      <w:lvlText w:val=""/>
+      <w:numFmt w:val="lowerLetter"/>
+      <w:lvlText w:val="%2."/>
       <w:lvlJc w:val="start"/>
       <w:pPr>
         <w:tabs>
@@ -14123,14 +14471,13 @@
         <w:ind w:start="1440" w:hanging="360"/>
       </w:pPr>
       <w:rPr>
-        <w:rFonts w:ascii="Wingdings 2" w:hAnsi="Wingdings 2" w:cs="Wingdings 2" w:hint="default"/>
         <w:u w:val="none"/>
       </w:rPr>
     </w:lvl>
     <w:lvl w:ilvl="2">
       <w:start w:val="1"/>
-      <w:numFmt w:val="bullet"/>
-      <w:lvlText w:val="■"/>
+      <w:numFmt w:val="lowerRoman"/>
+      <w:lvlText w:val="%3."/>
       <w:lvlJc w:val="start"/>
       <w:pPr>
         <w:tabs>
@@ -14139,14 +14486,13 @@
         <w:ind w:start="2160" w:hanging="360"/>
       </w:pPr>
       <w:rPr>
-        <w:rFonts w:ascii="OpenSymbol" w:hAnsi="OpenSymbol" w:cs="OpenSymbol" w:hint="default"/>
         <w:u w:val="none"/>
       </w:rPr>
     </w:lvl>
     <w:lvl w:ilvl="3">
       <w:start w:val="1"/>
-      <w:numFmt w:val="bullet"/>
-      <w:lvlText w:val=""/>
+      <w:numFmt w:val="decimal"/>
+      <w:lvlText w:val="%4."/>
       <w:lvlJc w:val="start"/>
       <w:pPr>
         <w:tabs>
@@ -14155,14 +14501,13 @@
         <w:ind w:start="2880" w:hanging="360"/>
       </w:pPr>
       <w:rPr>
-        <w:rFonts w:ascii="Wingdings" w:hAnsi="Wingdings" w:cs="Wingdings" w:hint="default"/>
         <w:u w:val="none"/>
       </w:rPr>
     </w:lvl>
     <w:lvl w:ilvl="4">
       <w:start w:val="1"/>
-      <w:numFmt w:val="bullet"/>
-      <w:lvlText w:val=""/>
+      <w:numFmt w:val="lowerLetter"/>
+      <w:lvlText w:val="%5."/>
       <w:lvlJc w:val="start"/>
       <w:pPr>
         <w:tabs>
@@ -14171,14 +14516,13 @@
         <w:ind w:start="3600" w:hanging="360"/>
       </w:pPr>
       <w:rPr>
-        <w:rFonts w:ascii="Wingdings 2" w:hAnsi="Wingdings 2" w:cs="Wingdings 2" w:hint="default"/>
         <w:u w:val="none"/>
       </w:rPr>
     </w:lvl>
     <w:lvl w:ilvl="5">
       <w:start w:val="1"/>
-      <w:numFmt w:val="bullet"/>
-      <w:lvlText w:val="■"/>
+      <w:numFmt w:val="lowerRoman"/>
+      <w:lvlText w:val="%6."/>
       <w:lvlJc w:val="start"/>
       <w:pPr>
         <w:tabs>
@@ -14187,14 +14531,13 @@
         <w:ind w:start="4320" w:hanging="360"/>
       </w:pPr>
       <w:rPr>
-        <w:rFonts w:ascii="OpenSymbol" w:hAnsi="OpenSymbol" w:cs="OpenSymbol" w:hint="default"/>
         <w:u w:val="none"/>
       </w:rPr>
     </w:lvl>
     <w:lvl w:ilvl="6">
       <w:start w:val="1"/>
-      <w:numFmt w:val="bullet"/>
-      <w:lvlText w:val=""/>
+      <w:numFmt w:val="decimal"/>
+      <w:lvlText w:val="%7."/>
       <w:lvlJc w:val="start"/>
       <w:pPr>
         <w:tabs>
@@ -14203,14 +14546,13 @@
         <w:ind w:start="5040" w:hanging="360"/>
       </w:pPr>
       <w:rPr>
-        <w:rFonts w:ascii="Wingdings" w:hAnsi="Wingdings" w:cs="Wingdings" w:hint="default"/>
         <w:u w:val="none"/>
       </w:rPr>
     </w:lvl>
     <w:lvl w:ilvl="7">
       <w:start w:val="1"/>
-      <w:numFmt w:val="bullet"/>
-      <w:lvlText w:val=""/>
+      <w:numFmt w:val="lowerLetter"/>
+      <w:lvlText w:val="%8."/>
       <w:lvlJc w:val="start"/>
       <w:pPr>
         <w:tabs>
@@ -14219,14 +14561,13 @@
         <w:ind w:start="5760" w:hanging="360"/>
       </w:pPr>
       <w:rPr>
-        <w:rFonts w:ascii="Wingdings 2" w:hAnsi="Wingdings 2" w:cs="Wingdings 2" w:hint="default"/>
         <w:u w:val="none"/>
       </w:rPr>
     </w:lvl>
     <w:lvl w:ilvl="8">
       <w:start w:val="1"/>
-      <w:numFmt w:val="bullet"/>
-      <w:lvlText w:val="■"/>
+      <w:numFmt w:val="lowerRoman"/>
+      <w:lvlText w:val="%9."/>
       <w:lvlJc w:val="start"/>
       <w:pPr>
         <w:tabs>
@@ -14235,7 +14576,6 @@
         <w:ind w:start="6480" w:hanging="360"/>
       </w:pPr>
       <w:rPr>
-        <w:rFonts w:ascii="OpenSymbol" w:hAnsi="OpenSymbol" w:cs="OpenSymbol" w:hint="default"/>
         <w:u w:val="none"/>
       </w:rPr>
     </w:lvl>
@@ -14243,8 +14583,8 @@
   <w:abstractNum w:abstractNumId="39">
     <w:lvl w:ilvl="0">
       <w:start w:val="1"/>
-      <w:numFmt w:val="decimal"/>
-      <w:lvlText w:val="%1."/>
+      <w:numFmt w:val="bullet"/>
+      <w:lvlText w:val=""/>
       <w:lvlJc w:val="start"/>
       <w:pPr>
         <w:tabs>
@@ -14253,13 +14593,14 @@
         <w:ind w:start="720" w:hanging="360"/>
       </w:pPr>
       <w:rPr>
+        <w:rFonts w:ascii="Wingdings" w:hAnsi="Wingdings" w:cs="Wingdings" w:hint="default"/>
         <w:u w:val="none"/>
       </w:rPr>
     </w:lvl>
     <w:lvl w:ilvl="1">
       <w:start w:val="1"/>
-      <w:numFmt w:val="lowerLetter"/>
-      <w:lvlText w:val="%2."/>
+      <w:numFmt w:val="bullet"/>
+      <w:lvlText w:val=""/>
       <w:lvlJc w:val="start"/>
       <w:pPr>
         <w:tabs>
@@ -14268,13 +14609,14 @@
         <w:ind w:start="1440" w:hanging="360"/>
       </w:pPr>
       <w:rPr>
+        <w:rFonts w:ascii="Wingdings 2" w:hAnsi="Wingdings 2" w:cs="Wingdings 2" w:hint="default"/>
         <w:u w:val="none"/>
       </w:rPr>
     </w:lvl>
     <w:lvl w:ilvl="2">
       <w:start w:val="1"/>
-      <w:numFmt w:val="lowerRoman"/>
-      <w:lvlText w:val="%3."/>
+      <w:numFmt w:val="bullet"/>
+      <w:lvlText w:val="■"/>
       <w:lvlJc w:val="start"/>
       <w:pPr>
         <w:tabs>
@@ -14283,13 +14625,14 @@
         <w:ind w:start="2160" w:hanging="360"/>
       </w:pPr>
       <w:rPr>
+        <w:rFonts w:ascii="OpenSymbol" w:hAnsi="OpenSymbol" w:cs="OpenSymbol" w:hint="default"/>
         <w:u w:val="none"/>
       </w:rPr>
     </w:lvl>
     <w:lvl w:ilvl="3">
       <w:start w:val="1"/>
-      <w:numFmt w:val="decimal"/>
-      <w:lvlText w:val="%4."/>
+      <w:numFmt w:val="bullet"/>
+      <w:lvlText w:val=""/>
       <w:lvlJc w:val="start"/>
       <w:pPr>
         <w:tabs>
@@ -14298,13 +14641,14 @@
         <w:ind w:start="2880" w:hanging="360"/>
       </w:pPr>
       <w:rPr>
+        <w:rFonts w:ascii="Wingdings" w:hAnsi="Wingdings" w:cs="Wingdings" w:hint="default"/>
         <w:u w:val="none"/>
       </w:rPr>
     </w:lvl>
     <w:lvl w:ilvl="4">
       <w:start w:val="1"/>
-      <w:numFmt w:val="lowerLetter"/>
-      <w:lvlText w:val="%5."/>
+      <w:numFmt w:val="bullet"/>
+      <w:lvlText w:val=""/>
       <w:lvlJc w:val="start"/>
       <w:pPr>
         <w:tabs>
@@ -14313,13 +14657,14 @@
         <w:ind w:start="3600" w:hanging="360"/>
       </w:pPr>
       <w:rPr>
+        <w:rFonts w:ascii="Wingdings 2" w:hAnsi="Wingdings 2" w:cs="Wingdings 2" w:hint="default"/>
         <w:u w:val="none"/>
       </w:rPr>
     </w:lvl>
     <w:lvl w:ilvl="5">
       <w:start w:val="1"/>
-      <w:numFmt w:val="lowerRoman"/>
-      <w:lvlText w:val="%6."/>
+      <w:numFmt w:val="bullet"/>
+      <w:lvlText w:val="■"/>
       <w:lvlJc w:val="start"/>
       <w:pPr>
         <w:tabs>
@@ -14328,13 +14673,14 @@
         <w:ind w:start="4320" w:hanging="360"/>
       </w:pPr>
       <w:rPr>
+        <w:rFonts w:ascii="OpenSymbol" w:hAnsi="OpenSymbol" w:cs="OpenSymbol" w:hint="default"/>
         <w:u w:val="none"/>
       </w:rPr>
     </w:lvl>
     <w:lvl w:ilvl="6">
       <w:start w:val="1"/>
-      <w:numFmt w:val="decimal"/>
-      <w:lvlText w:val="%7."/>
+      <w:numFmt w:val="bullet"/>
+      <w:lvlText w:val=""/>
       <w:lvlJc w:val="start"/>
       <w:pPr>
         <w:tabs>
@@ -14343,13 +14689,14 @@
         <w:ind w:start="5040" w:hanging="360"/>
       </w:pPr>
       <w:rPr>
+        <w:rFonts w:ascii="Wingdings" w:hAnsi="Wingdings" w:cs="Wingdings" w:hint="default"/>
         <w:u w:val="none"/>
       </w:rPr>
     </w:lvl>
     <w:lvl w:ilvl="7">
       <w:start w:val="1"/>
-      <w:numFmt w:val="lowerLetter"/>
-      <w:lvlText w:val="%8."/>
+      <w:numFmt w:val="bullet"/>
+      <w:lvlText w:val=""/>
       <w:lvlJc w:val="start"/>
       <w:pPr>
         <w:tabs>
@@ -14358,13 +14705,14 @@
         <w:ind w:start="5760" w:hanging="360"/>
       </w:pPr>
       <w:rPr>
+        <w:rFonts w:ascii="Wingdings 2" w:hAnsi="Wingdings 2" w:cs="Wingdings 2" w:hint="default"/>
         <w:u w:val="none"/>
       </w:rPr>
     </w:lvl>
     <w:lvl w:ilvl="8">
       <w:start w:val="1"/>
-      <w:numFmt w:val="lowerRoman"/>
-      <w:lvlText w:val="%9."/>
+      <w:numFmt w:val="bullet"/>
+      <w:lvlText w:val="■"/>
       <w:lvlJc w:val="start"/>
       <w:pPr>
         <w:tabs>
@@ -14373,6 +14721,7 @@
         <w:ind w:start="6480" w:hanging="360"/>
       </w:pPr>
       <w:rPr>
+        <w:rFonts w:ascii="OpenSymbol" w:hAnsi="OpenSymbol" w:cs="OpenSymbol" w:hint="default"/>
         <w:u w:val="none"/>
       </w:rPr>
     </w:lvl>
@@ -16862,147 +17211,120 @@
   <w:abstractNum w:abstractNumId="57">
     <w:lvl w:ilvl="0">
       <w:start w:val="1"/>
-      <w:numFmt w:val="bullet"/>
-      <w:lvlText w:val=""/>
-      <w:lvlJc w:val="start"/>
-      <w:pPr>
-        <w:tabs>
-          <w:tab w:val="num" w:pos="0"/>
-        </w:tabs>
-        <w:ind w:start="720" w:hanging="360"/>
-      </w:pPr>
-      <w:rPr>
-        <w:rFonts w:ascii="Wingdings" w:hAnsi="Wingdings" w:cs="Wingdings" w:hint="default"/>
-        <w:u w:val="none"/>
-      </w:rPr>
+      <w:numFmt w:val="none"/>
+      <w:suff w:val="nothing"/>
+      <w:lvlText w:val=""/>
+      <w:lvlJc w:val="start"/>
+      <w:pPr>
+        <w:tabs>
+          <w:tab w:val="num" w:pos="0"/>
+        </w:tabs>
+        <w:ind w:start="0" w:hanging="0"/>
+      </w:pPr>
     </w:lvl>
     <w:lvl w:ilvl="1">
       <w:start w:val="1"/>
-      <w:numFmt w:val="bullet"/>
-      <w:lvlText w:val=""/>
-      <w:lvlJc w:val="start"/>
-      <w:pPr>
-        <w:tabs>
-          <w:tab w:val="num" w:pos="0"/>
-        </w:tabs>
-        <w:ind w:start="1440" w:hanging="360"/>
-      </w:pPr>
-      <w:rPr>
-        <w:rFonts w:ascii="Wingdings 2" w:hAnsi="Wingdings 2" w:cs="Wingdings 2" w:hint="default"/>
-        <w:u w:val="none"/>
-      </w:rPr>
+      <w:numFmt w:val="none"/>
+      <w:suff w:val="nothing"/>
+      <w:lvlText w:val=""/>
+      <w:lvlJc w:val="start"/>
+      <w:pPr>
+        <w:tabs>
+          <w:tab w:val="num" w:pos="0"/>
+        </w:tabs>
+        <w:ind w:start="0" w:hanging="0"/>
+      </w:pPr>
     </w:lvl>
     <w:lvl w:ilvl="2">
       <w:start w:val="1"/>
-      <w:numFmt w:val="bullet"/>
-      <w:lvlText w:val="■"/>
-      <w:lvlJc w:val="start"/>
-      <w:pPr>
-        <w:tabs>
-          <w:tab w:val="num" w:pos="0"/>
-        </w:tabs>
-        <w:ind w:start="2160" w:hanging="360"/>
-      </w:pPr>
-      <w:rPr>
-        <w:rFonts w:ascii="OpenSymbol" w:hAnsi="OpenSymbol" w:cs="OpenSymbol" w:hint="default"/>
-        <w:u w:val="none"/>
-      </w:rPr>
+      <w:numFmt w:val="none"/>
+      <w:suff w:val="nothing"/>
+      <w:lvlText w:val=""/>
+      <w:lvlJc w:val="start"/>
+      <w:pPr>
+        <w:tabs>
+          <w:tab w:val="num" w:pos="0"/>
+        </w:tabs>
+        <w:ind w:start="0" w:hanging="0"/>
+      </w:pPr>
     </w:lvl>
     <w:lvl w:ilvl="3">
       <w:start w:val="1"/>
-      <w:numFmt w:val="bullet"/>
-      <w:lvlText w:val=""/>
-      <w:lvlJc w:val="start"/>
-      <w:pPr>
-        <w:tabs>
-          <w:tab w:val="num" w:pos="0"/>
-        </w:tabs>
-        <w:ind w:start="2880" w:hanging="360"/>
-      </w:pPr>
-      <w:rPr>
-        <w:rFonts w:ascii="Wingdings" w:hAnsi="Wingdings" w:cs="Wingdings" w:hint="default"/>
-        <w:u w:val="none"/>
-      </w:rPr>
+      <w:numFmt w:val="none"/>
+      <w:suff w:val="nothing"/>
+      <w:lvlText w:val=""/>
+      <w:lvlJc w:val="start"/>
+      <w:pPr>
+        <w:tabs>
+          <w:tab w:val="num" w:pos="0"/>
+        </w:tabs>
+        <w:ind w:start="0" w:hanging="0"/>
+      </w:pPr>
     </w:lvl>
     <w:lvl w:ilvl="4">
       <w:start w:val="1"/>
-      <w:numFmt w:val="bullet"/>
-      <w:lvlText w:val=""/>
-      <w:lvlJc w:val="start"/>
-      <w:pPr>
-        <w:tabs>
-          <w:tab w:val="num" w:pos="0"/>
-        </w:tabs>
-        <w:ind w:start="3600" w:hanging="360"/>
-      </w:pPr>
-      <w:rPr>
-        <w:rFonts w:ascii="Wingdings 2" w:hAnsi="Wingdings 2" w:cs="Wingdings 2" w:hint="default"/>
-        <w:u w:val="none"/>
-      </w:rPr>
+      <w:numFmt w:val="none"/>
+      <w:suff w:val="nothing"/>
+      <w:lvlText w:val=""/>
+      <w:lvlJc w:val="start"/>
+      <w:pPr>
+        <w:tabs>
+          <w:tab w:val="num" w:pos="0"/>
+        </w:tabs>
+        <w:ind w:start="0" w:hanging="0"/>
+      </w:pPr>
     </w:lvl>
     <w:lvl w:ilvl="5">
       <w:start w:val="1"/>
-      <w:numFmt w:val="bullet"/>
-      <w:lvlText w:val="■"/>
-      <w:lvlJc w:val="start"/>
-      <w:pPr>
-        <w:tabs>
-          <w:tab w:val="num" w:pos="0"/>
-        </w:tabs>
-        <w:ind w:start="4320" w:hanging="360"/>
-      </w:pPr>
-      <w:rPr>
-        <w:rFonts w:ascii="OpenSymbol" w:hAnsi="OpenSymbol" w:cs="OpenSymbol" w:hint="default"/>
-        <w:u w:val="none"/>
-      </w:rPr>
+      <w:numFmt w:val="none"/>
+      <w:suff w:val="nothing"/>
+      <w:lvlText w:val=""/>
+      <w:lvlJc w:val="start"/>
+      <w:pPr>
+        <w:tabs>
+          <w:tab w:val="num" w:pos="0"/>
+        </w:tabs>
+        <w:ind w:start="0" w:hanging="0"/>
+      </w:pPr>
     </w:lvl>
     <w:lvl w:ilvl="6">
       <w:start w:val="1"/>
-      <w:numFmt w:val="bullet"/>
-      <w:lvlText w:val=""/>
-      <w:lvlJc w:val="start"/>
-      <w:pPr>
-        <w:tabs>
-          <w:tab w:val="num" w:pos="0"/>
-        </w:tabs>
-        <w:ind w:start="5040" w:hanging="360"/>
-      </w:pPr>
-      <w:rPr>
-        <w:rFonts w:ascii="Wingdings" w:hAnsi="Wingdings" w:cs="Wingdings" w:hint="default"/>
-        <w:u w:val="none"/>
-      </w:rPr>
+      <w:numFmt w:val="none"/>
+      <w:suff w:val="nothing"/>
+      <w:lvlText w:val=""/>
+      <w:lvlJc w:val="start"/>
+      <w:pPr>
+        <w:tabs>
+          <w:tab w:val="num" w:pos="0"/>
+        </w:tabs>
+        <w:ind w:start="0" w:hanging="0"/>
+      </w:pPr>
     </w:lvl>
     <w:lvl w:ilvl="7">
       <w:start w:val="1"/>
-      <w:numFmt w:val="bullet"/>
-      <w:lvlText w:val=""/>
-      <w:lvlJc w:val="start"/>
-      <w:pPr>
-        <w:tabs>
-          <w:tab w:val="num" w:pos="0"/>
-        </w:tabs>
-        <w:ind w:start="5760" w:hanging="360"/>
-      </w:pPr>
-      <w:rPr>
-        <w:rFonts w:ascii="Wingdings 2" w:hAnsi="Wingdings 2" w:cs="Wingdings 2" w:hint="default"/>
-        <w:u w:val="none"/>
-      </w:rPr>
+      <w:numFmt w:val="none"/>
+      <w:suff w:val="nothing"/>
+      <w:lvlText w:val=""/>
+      <w:lvlJc w:val="start"/>
+      <w:pPr>
+        <w:tabs>
+          <w:tab w:val="num" w:pos="0"/>
+        </w:tabs>
+        <w:ind w:start="0" w:hanging="0"/>
+      </w:pPr>
     </w:lvl>
     <w:lvl w:ilvl="8">
       <w:start w:val="1"/>
-      <w:numFmt w:val="bullet"/>
-      <w:lvlText w:val="■"/>
-      <w:lvlJc w:val="start"/>
-      <w:pPr>
-        <w:tabs>
-          <w:tab w:val="num" w:pos="0"/>
-        </w:tabs>
-        <w:ind w:start="6480" w:hanging="360"/>
-      </w:pPr>
-      <w:rPr>
-        <w:rFonts w:ascii="OpenSymbol" w:hAnsi="OpenSymbol" w:cs="OpenSymbol" w:hint="default"/>
-        <w:u w:val="none"/>
-      </w:rPr>
+      <w:numFmt w:val="none"/>
+      <w:suff w:val="nothing"/>
+      <w:lvlText w:val=""/>
+      <w:lvlJc w:val="start"/>
+      <w:pPr>
+        <w:tabs>
+          <w:tab w:val="num" w:pos="0"/>
+        </w:tabs>
+        <w:ind w:start="0" w:hanging="0"/>
+      </w:pPr>
     </w:lvl>
   </w:abstractNum>
   <w:num w:numId="1">
@@ -17202,9 +17524,7 @@
     <w:pPr>
       <w:widowControl w:val="false"/>
       <w:suppressAutoHyphens w:val="true"/>
-      <w:kinsoku w:val="true"/>
-      <w:overflowPunct w:val="false"/>
-      <w:autoSpaceDE w:val="true"/>
+      <w:overflowPunct w:val="true"/>
       <w:bidi w:val="0"/>
       <w:spacing w:before="0" w:after="0"/>
       <w:jc w:val="start"/>
@@ -17414,9 +17734,7 @@
     <w:pPr>
       <w:widowControl/>
       <w:suppressAutoHyphens w:val="true"/>
-      <w:kinsoku w:val="true"/>
-      <w:overflowPunct w:val="false"/>
-      <w:autoSpaceDE w:val="true"/>
+      <w:overflowPunct w:val="true"/>
       <w:bidi w:val="0"/>
       <w:spacing w:lineRule="auto" w:line="276" w:before="0" w:after="0"/>
       <w:jc w:val="start"/>

--- a/Новый документ-3.docx
+++ b/Новый документ-3.docx
@@ -2766,123 +2766,150 @@
         <w:keepLines w:val="false"/>
         <w:spacing w:lineRule="auto" w:line="240" w:before="280" w:after="80"/>
         <w:rPr>
+          <w:highlight w:val="none"/>
+          <w:shd w:fill="81D41A" w:val="clear"/>
+        </w:rPr>
+      </w:pPr>
+      <w:bookmarkStart w:id="13" w:name="_oe8ga6neh10x"/>
+      <w:bookmarkEnd w:id="13"/>
+      <w:r>
+        <w:rPr>
           <w:b/>
           <w:bCs/>
           <w:color w:val="000000"/>
           <w:sz w:val="26"/>
           <w:szCs w:val="26"/>
-        </w:rPr>
-      </w:pPr>
-      <w:bookmarkStart w:id="13" w:name="_oe8ga6neh10x"/>
-      <w:bookmarkEnd w:id="13"/>
+          <w:shd w:fill="81D41A" w:val="clear"/>
+        </w:rPr>
+        <w:t>5.4 Результаты и киллы (для пользователя)</w:t>
+      </w:r>
+    </w:p>
+    <w:p>
+      <w:pPr>
+        <w:pStyle w:val="normal1"/>
+        <w:spacing w:lineRule="auto" w:line="240" w:before="240" w:after="240"/>
+        <w:rPr>
+          <w:highlight w:val="none"/>
+          <w:shd w:fill="81D41A" w:val="clear"/>
+        </w:rPr>
+      </w:pPr>
+      <w:r>
+        <w:rPr>
+          <w:shd w:fill="81D41A" w:val="clear"/>
+        </w:rPr>
+        <w:t>Пользователь видит результаты после публикации:</w:t>
+      </w:r>
+    </w:p>
+    <w:p>
+      <w:pPr>
+        <w:pStyle w:val="normal1"/>
+        <w:numPr>
+          <w:ilvl w:val="0"/>
+          <w:numId w:val="29"/>
+        </w:numPr>
+        <w:spacing w:lineRule="auto" w:line="240" w:before="240" w:after="0"/>
+        <w:ind w:hanging="360" w:start="720"/>
+        <w:rPr>
+          <w:highlight w:val="none"/>
+          <w:shd w:fill="81D41A" w:val="clear"/>
+        </w:rPr>
+      </w:pPr>
+      <w:r>
+        <w:rPr>
+          <w:shd w:fill="81D41A" w:val="clear"/>
+        </w:rPr>
+        <w:t>-“Твои киллы по матчам”</w:t>
+      </w:r>
+    </w:p>
+    <w:p>
+      <w:pPr>
+        <w:pStyle w:val="normal1"/>
+        <w:numPr>
+          <w:ilvl w:val="0"/>
+          <w:numId w:val="29"/>
+        </w:numPr>
+        <w:spacing w:lineRule="auto" w:line="240" w:before="0" w:after="0"/>
+        <w:ind w:hanging="360" w:start="720"/>
+        <w:rPr>
+          <w:highlight w:val="none"/>
+          <w:shd w:fill="81D41A" w:val="clear"/>
+        </w:rPr>
+      </w:pPr>
+      <w:r>
+        <w:rPr>
+          <w:shd w:fill="81D41A" w:val="clear"/>
+        </w:rPr>
+        <w:t>“</w:t>
+      </w:r>
+      <w:r>
+        <w:rPr>
+          <w:shd w:fill="81D41A" w:val="clear"/>
+        </w:rPr>
+        <w:t>Итог турнира”</w:t>
+      </w:r>
+    </w:p>
+    <w:p>
+      <w:pPr>
+        <w:pStyle w:val="normal1"/>
+        <w:numPr>
+          <w:ilvl w:val="0"/>
+          <w:numId w:val="29"/>
+        </w:numPr>
+        <w:spacing w:lineRule="auto" w:line="240" w:before="0" w:after="240"/>
+        <w:ind w:hanging="360" w:start="720"/>
+        <w:rPr>
+          <w:highlight w:val="none"/>
+          <w:shd w:fill="81D41A" w:val="clear"/>
+        </w:rPr>
+      </w:pPr>
+      <w:r>
+        <w:rPr>
+          <w:shd w:fill="81D41A" w:val="clear"/>
+        </w:rPr>
+        <w:t>“</w:t>
+      </w:r>
+      <w:r>
+        <w:rPr>
+          <w:shd w:fill="81D41A" w:val="clear"/>
+        </w:rPr>
+        <w:t>Очки команды”</w:t>
+      </w:r>
+    </w:p>
+    <w:p>
+      <w:pPr>
+        <w:pStyle w:val="normal1"/>
+        <w:spacing w:lineRule="auto" w:line="240" w:before="240" w:after="240"/>
+        <w:rPr>
+          <w:highlight w:val="none"/>
+          <w:shd w:fill="81D41A" w:val="clear"/>
+        </w:rPr>
+      </w:pPr>
       <w:r>
         <w:rPr>
           <w:b/>
           <w:bCs/>
-          <w:color w:val="000000"/>
-          <w:sz w:val="26"/>
-          <w:szCs w:val="26"/>
-        </w:rPr>
-        <w:t>5.4 Результаты и киллы (для пользователя)</w:t>
-      </w:r>
-    </w:p>
-    <w:p>
-      <w:pPr>
-        <w:pStyle w:val="normal1"/>
-        <w:spacing w:lineRule="auto" w:line="240" w:before="240" w:after="240"/>
-        <w:rPr/>
-      </w:pPr>
-      <w:r>
-        <w:rPr/>
-        <w:t>Пользователь видит результаты после публикации:</w:t>
-      </w:r>
-    </w:p>
-    <w:p>
-      <w:pPr>
-        <w:pStyle w:val="normal1"/>
-        <w:numPr>
-          <w:ilvl w:val="0"/>
-          <w:numId w:val="29"/>
-        </w:numPr>
-        <w:spacing w:lineRule="auto" w:line="240" w:before="240" w:after="0"/>
-        <w:ind w:hanging="360" w:start="720"/>
-        <w:rPr/>
-      </w:pPr>
-      <w:r>
-        <w:rPr/>
-        <w:t>“</w:t>
-      </w:r>
-      <w:r>
-        <w:rPr/>
-        <w:t>Твои киллы по матчам”</w:t>
-      </w:r>
-    </w:p>
-    <w:p>
-      <w:pPr>
-        <w:pStyle w:val="normal1"/>
-        <w:numPr>
-          <w:ilvl w:val="0"/>
-          <w:numId w:val="29"/>
-        </w:numPr>
-        <w:spacing w:lineRule="auto" w:line="240" w:before="0" w:after="0"/>
-        <w:ind w:hanging="360" w:start="720"/>
-        <w:rPr/>
-      </w:pPr>
-      <w:r>
-        <w:rPr/>
-        <w:t>“</w:t>
-      </w:r>
-      <w:r>
-        <w:rPr/>
-        <w:t>Итог турнира”</w:t>
-      </w:r>
-    </w:p>
-    <w:p>
-      <w:pPr>
-        <w:pStyle w:val="normal1"/>
-        <w:numPr>
-          <w:ilvl w:val="0"/>
-          <w:numId w:val="29"/>
-        </w:numPr>
-        <w:spacing w:lineRule="auto" w:line="240" w:before="0" w:after="240"/>
-        <w:ind w:hanging="360" w:start="720"/>
-        <w:rPr/>
-      </w:pPr>
-      <w:r>
-        <w:rPr/>
-        <w:t>“</w:t>
-      </w:r>
-      <w:r>
-        <w:rPr/>
-        <w:t>Очки команды”</w:t>
-      </w:r>
-    </w:p>
-    <w:p>
-      <w:pPr>
-        <w:pStyle w:val="normal1"/>
-        <w:spacing w:lineRule="auto" w:line="240" w:before="240" w:after="240"/>
-        <w:rPr/>
-      </w:pPr>
+          <w:shd w:fill="81D41A" w:val="clear"/>
+        </w:rPr>
+        <w:t>Важно:</w:t>
+      </w:r>
+      <w:r>
+        <w:rPr>
+          <w:shd w:fill="81D41A" w:val="clear"/>
+        </w:rPr>
+        <w:t xml:space="preserve"> пользователь </w:t>
+      </w:r>
       <w:r>
         <w:rPr>
           <w:b/>
           <w:bCs/>
-        </w:rPr>
-        <w:t>Важно:</w:t>
-      </w:r>
-      <w:r>
-        <w:rPr/>
-        <w:t xml:space="preserve"> пользователь </w:t>
-      </w:r>
-      <w:r>
-        <w:rPr>
-          <w:b/>
-          <w:bCs/>
+          <w:shd w:fill="81D41A" w:val="clear"/>
         </w:rPr>
         <w:t>не редактирует</w:t>
       </w:r>
       <w:r>
-        <w:rPr/>
+        <w:rPr>
+          <w:shd w:fill="81D41A" w:val="clear"/>
+        </w:rPr>
         <w:t xml:space="preserve"> результаты (чтобы не было путаницы). Он может:</w:t>
       </w:r>
     </w:p>
@@ -2895,10 +2922,15 @@
         </w:numPr>
         <w:spacing w:lineRule="auto" w:line="240" w:before="240" w:after="240"/>
         <w:ind w:hanging="360" w:start="720"/>
-        <w:rPr/>
-      </w:pPr>
-      <w:r>
-        <w:rPr/>
+        <w:rPr>
+          <w:highlight w:val="none"/>
+          <w:shd w:fill="81D41A" w:val="clear"/>
+        </w:rPr>
+      </w:pPr>
+      <w:r>
+        <w:rPr>
+          <w:shd w:fill="81D41A" w:val="clear"/>
+        </w:rPr>
         <w:t>нажать “⚠️ Оспорить результат” → написать причину в поддержку.</w:t>
       </w:r>
     </w:p>
@@ -3418,6 +3450,7 @@
           <w:color w:val="000000"/>
           <w:sz w:val="26"/>
           <w:szCs w:val="26"/>
+          <w:shd w:fill="81D41A" w:val="clear"/>
         </w:rPr>
         <w:t>5</w:t>
       </w:r>
@@ -3430,7 +3463,18 @@
           <w:szCs w:val="26"/>
           <w:shd w:fill="81D41A" w:val="clear"/>
         </w:rPr>
-        <w:t>.6 Кошелёк (CD токен)</w:t>
+        <w:t>.6 Ко</w:t>
+      </w:r>
+      <w:r>
+        <w:rPr>
+          <w:b/>
+          <w:bCs/>
+          <w:color w:val="000000"/>
+          <w:sz w:val="26"/>
+          <w:szCs w:val="26"/>
+          <w:shd w:fill="81D41A" w:val="clear"/>
+        </w:rPr>
+        <w:t>шелёк (CD токен)</w:t>
       </w:r>
     </w:p>
     <w:p>
@@ -3862,276 +3906,349 @@
         <w:keepLines w:val="false"/>
         <w:spacing w:lineRule="auto" w:line="240" w:before="280" w:after="80"/>
         <w:rPr>
+          <w:highlight w:val="none"/>
+          <w:shd w:fill="81D41A" w:val="clear"/>
+        </w:rPr>
+      </w:pPr>
+      <w:bookmarkStart w:id="17" w:name="_s9cy787rw02q"/>
+      <w:bookmarkEnd w:id="17"/>
+      <w:r>
+        <w:rPr>
           <w:b/>
           <w:bCs/>
           <w:color w:val="000000"/>
           <w:sz w:val="26"/>
           <w:szCs w:val="26"/>
-        </w:rPr>
-      </w:pPr>
-      <w:bookmarkStart w:id="17" w:name="_s9cy787rw02q"/>
-      <w:bookmarkEnd w:id="17"/>
+          <w:shd w:fill="81D41A" w:val="clear"/>
+        </w:rPr>
+        <w:t>5.8 Акции и розыгрыши</w:t>
+      </w:r>
+    </w:p>
+    <w:p>
+      <w:pPr>
+        <w:pStyle w:val="normal1"/>
+        <w:spacing w:lineRule="auto" w:line="240" w:before="240" w:after="240"/>
+        <w:rPr>
+          <w:highlight w:val="none"/>
+          <w:shd w:fill="81D41A" w:val="clear"/>
+        </w:rPr>
+      </w:pPr>
       <w:r>
         <w:rPr>
           <w:b/>
           <w:bCs/>
-          <w:color w:val="000000"/>
-          <w:sz w:val="26"/>
-          <w:szCs w:val="26"/>
-        </w:rPr>
-        <w:t>5.8 Акции и розыгрыши</w:t>
+          <w:shd w:fill="81D41A" w:val="clear"/>
+        </w:rPr>
+        <w:t>Экран “Акции и розыгрыши”:</w:t>
+      </w:r>
+    </w:p>
+    <w:p>
+      <w:pPr>
+        <w:pStyle w:val="normal1"/>
+        <w:numPr>
+          <w:ilvl w:val="0"/>
+          <w:numId w:val="42"/>
+        </w:numPr>
+        <w:spacing w:lineRule="auto" w:line="240" w:before="240" w:after="0"/>
+        <w:ind w:hanging="360" w:start="720"/>
+        <w:rPr>
+          <w:highlight w:val="none"/>
+          <w:shd w:fill="81D41A" w:val="clear"/>
+        </w:rPr>
+      </w:pPr>
+      <w:r>
+        <w:rPr>
+          <w:shd w:fill="81D41A" w:val="clear"/>
+        </w:rPr>
+        <w:t>Список активных событий (карточки):</w:t>
+      </w:r>
+    </w:p>
+    <w:p>
+      <w:pPr>
+        <w:pStyle w:val="normal1"/>
+        <w:numPr>
+          <w:ilvl w:val="1"/>
+          <w:numId w:val="42"/>
+        </w:numPr>
+        <w:spacing w:lineRule="auto" w:line="240" w:before="0" w:after="0"/>
+        <w:ind w:hanging="360" w:start="1440"/>
+        <w:rPr>
+          <w:highlight w:val="none"/>
+          <w:shd w:fill="81D41A" w:val="clear"/>
+        </w:rPr>
+      </w:pPr>
+      <w:r>
+        <w:rPr>
+          <w:shd w:fill="81D41A" w:val="clear"/>
+        </w:rPr>
+        <w:t>Название</w:t>
+      </w:r>
+    </w:p>
+    <w:p>
+      <w:pPr>
+        <w:pStyle w:val="normal1"/>
+        <w:numPr>
+          <w:ilvl w:val="1"/>
+          <w:numId w:val="42"/>
+        </w:numPr>
+        <w:spacing w:lineRule="auto" w:line="240" w:before="0" w:after="0"/>
+        <w:ind w:hanging="360" w:start="1440"/>
+        <w:rPr>
+          <w:highlight w:val="none"/>
+          <w:shd w:fill="81D41A" w:val="clear"/>
+        </w:rPr>
+      </w:pPr>
+      <w:r>
+        <w:rPr>
+          <w:shd w:fill="81D41A" w:val="clear"/>
+        </w:rPr>
+        <w:t>До какого числа</w:t>
+      </w:r>
+    </w:p>
+    <w:p>
+      <w:pPr>
+        <w:pStyle w:val="normal1"/>
+        <w:numPr>
+          <w:ilvl w:val="1"/>
+          <w:numId w:val="42"/>
+        </w:numPr>
+        <w:spacing w:lineRule="auto" w:line="240" w:before="0" w:after="0"/>
+        <w:ind w:hanging="360" w:start="1440"/>
+        <w:rPr>
+          <w:highlight w:val="none"/>
+          <w:shd w:fill="81D41A" w:val="clear"/>
+        </w:rPr>
+      </w:pPr>
+      <w:r>
+        <w:rPr>
+          <w:shd w:fill="81D41A" w:val="clear"/>
+        </w:rPr>
+        <w:t>Как участвовать (условия)</w:t>
+      </w:r>
+    </w:p>
+    <w:p>
+      <w:pPr>
+        <w:pStyle w:val="normal1"/>
+        <w:numPr>
+          <w:ilvl w:val="1"/>
+          <w:numId w:val="42"/>
+        </w:numPr>
+        <w:spacing w:lineRule="auto" w:line="240" w:before="0" w:after="240"/>
+        <w:ind w:hanging="360" w:start="1440"/>
+        <w:rPr>
+          <w:highlight w:val="none"/>
+          <w:shd w:fill="81D41A" w:val="clear"/>
+        </w:rPr>
+      </w:pPr>
+      <w:r>
+        <w:rPr>
+          <w:shd w:fill="81D41A" w:val="clear"/>
+        </w:rPr>
+        <w:t>Призы</w:t>
       </w:r>
     </w:p>
     <w:p>
       <w:pPr>
         <w:pStyle w:val="normal1"/>
         <w:spacing w:lineRule="auto" w:line="240" w:before="240" w:after="240"/>
+        <w:rPr>
+          <w:highlight w:val="none"/>
+          <w:shd w:fill="81D41A" w:val="clear"/>
+        </w:rPr>
+      </w:pPr>
+      <w:r>
         <w:rPr>
           <w:b/>
           <w:bCs/>
-        </w:rPr>
-      </w:pPr>
-      <w:r>
-        <w:rPr>
-          <w:b/>
-          <w:bCs/>
-        </w:rPr>
-        <w:t>Экран “Акции и розыгрыши”:</w:t>
-      </w:r>
-    </w:p>
-    <w:p>
-      <w:pPr>
-        <w:pStyle w:val="normal1"/>
-        <w:numPr>
-          <w:ilvl w:val="0"/>
-          <w:numId w:val="42"/>
+          <w:shd w:fill="81D41A" w:val="clear"/>
+        </w:rPr>
+        <w:t>Карточка розыгрыша:</w:t>
+      </w:r>
+    </w:p>
+    <w:p>
+      <w:pPr>
+        <w:pStyle w:val="normal1"/>
+        <w:numPr>
+          <w:ilvl w:val="0"/>
+          <w:numId w:val="12"/>
         </w:numPr>
         <w:spacing w:lineRule="auto" w:line="240" w:before="240" w:after="0"/>
         <w:ind w:hanging="360" w:start="720"/>
-        <w:rPr/>
-      </w:pPr>
-      <w:r>
-        <w:rPr/>
-        <w:t>Список активных событий (карточки):</w:t>
-      </w:r>
-    </w:p>
-    <w:p>
-      <w:pPr>
-        <w:pStyle w:val="normal1"/>
-        <w:numPr>
-          <w:ilvl w:val="1"/>
-          <w:numId w:val="42"/>
+        <w:rPr>
+          <w:highlight w:val="none"/>
+          <w:shd w:fill="81D41A" w:val="clear"/>
+        </w:rPr>
+      </w:pPr>
+      <w:r>
+        <w:rPr>
+          <w:shd w:fill="81D41A" w:val="clear"/>
+        </w:rPr>
+        <w:t>Условия участия (например: “1 билет = 50 CD токен”)</w:t>
+      </w:r>
+    </w:p>
+    <w:p>
+      <w:pPr>
+        <w:pStyle w:val="normal1"/>
+        <w:numPr>
+          <w:ilvl w:val="0"/>
+          <w:numId w:val="12"/>
         </w:numPr>
         <w:spacing w:lineRule="auto" w:line="240" w:before="0" w:after="0"/>
-        <w:ind w:hanging="360" w:start="1440"/>
-        <w:rPr/>
-      </w:pPr>
-      <w:r>
-        <w:rPr/>
-        <w:t>Название</w:t>
-      </w:r>
-    </w:p>
-    <w:p>
-      <w:pPr>
-        <w:pStyle w:val="normal1"/>
-        <w:numPr>
-          <w:ilvl w:val="1"/>
-          <w:numId w:val="42"/>
+        <w:ind w:hanging="360" w:start="720"/>
+        <w:rPr>
+          <w:highlight w:val="none"/>
+          <w:shd w:fill="81D41A" w:val="clear"/>
+        </w:rPr>
+      </w:pPr>
+      <w:r>
+        <w:rPr>
+          <w:shd w:fill="81D41A" w:val="clear"/>
+        </w:rPr>
+        <w:t>Сколько у тебя билетов</w:t>
+      </w:r>
+    </w:p>
+    <w:p>
+      <w:pPr>
+        <w:pStyle w:val="normal1"/>
+        <w:numPr>
+          <w:ilvl w:val="0"/>
+          <w:numId w:val="12"/>
+        </w:numPr>
+        <w:spacing w:lineRule="auto" w:line="240" w:before="0" w:after="240"/>
+        <w:ind w:hanging="360" w:start="720"/>
+        <w:rPr>
+          <w:highlight w:val="none"/>
+          <w:shd w:fill="81D41A" w:val="clear"/>
+        </w:rPr>
+      </w:pPr>
+      <w:r>
+        <w:rPr>
+          <w:shd w:fill="81D41A" w:val="clear"/>
+        </w:rPr>
+        <w:t>Когда объявление победителей</w:t>
+      </w:r>
+    </w:p>
+    <w:p>
+      <w:pPr>
+        <w:pStyle w:val="normal1"/>
+        <w:spacing w:lineRule="auto" w:line="240" w:before="240" w:after="240"/>
+        <w:rPr>
+          <w:highlight w:val="none"/>
+          <w:shd w:fill="81D41A" w:val="clear"/>
+        </w:rPr>
+      </w:pPr>
+      <w:r>
+        <w:rPr>
+          <w:shd w:fill="81D41A" w:val="clear"/>
+        </w:rPr>
+        <w:t>Кнопки:</w:t>
+      </w:r>
+    </w:p>
+    <w:p>
+      <w:pPr>
+        <w:pStyle w:val="normal1"/>
+        <w:numPr>
+          <w:ilvl w:val="0"/>
+          <w:numId w:val="17"/>
+        </w:numPr>
+        <w:spacing w:lineRule="auto" w:line="240" w:before="240" w:after="0"/>
+        <w:ind w:hanging="360" w:start="720"/>
+        <w:rPr>
+          <w:highlight w:val="none"/>
+          <w:shd w:fill="81D41A" w:val="clear"/>
+        </w:rPr>
+      </w:pPr>
+      <w:r>
+        <w:rPr>
+          <w:shd w:fill="81D41A" w:val="clear"/>
+        </w:rPr>
+        <w:t xml:space="preserve">🎫 </w:t>
+      </w:r>
+      <w:r>
+        <w:rPr>
+          <w:shd w:fill="81D41A" w:val="clear"/>
+        </w:rPr>
+        <w:t>Получить билет (спишет CD токен → подтверждение)</w:t>
+      </w:r>
+    </w:p>
+    <w:p>
+      <w:pPr>
+        <w:pStyle w:val="normal1"/>
+        <w:numPr>
+          <w:ilvl w:val="0"/>
+          <w:numId w:val="17"/>
         </w:numPr>
         <w:spacing w:lineRule="auto" w:line="240" w:before="0" w:after="0"/>
-        <w:ind w:hanging="360" w:start="1440"/>
-        <w:rPr/>
-      </w:pPr>
-      <w:r>
-        <w:rPr/>
-        <w:t>До какого числа</w:t>
-      </w:r>
-    </w:p>
-    <w:p>
-      <w:pPr>
-        <w:pStyle w:val="normal1"/>
-        <w:numPr>
-          <w:ilvl w:val="1"/>
-          <w:numId w:val="42"/>
+        <w:ind w:hanging="360" w:start="720"/>
+        <w:rPr>
+          <w:highlight w:val="none"/>
+          <w:shd w:fill="81D41A" w:val="clear"/>
+        </w:rPr>
+      </w:pPr>
+      <w:r>
+        <w:rPr>
+          <w:shd w:fill="81D41A" w:val="clear"/>
+        </w:rPr>
+        <w:t xml:space="preserve">📋 </w:t>
+      </w:r>
+      <w:r>
+        <w:rPr>
+          <w:shd w:fill="81D41A" w:val="clear"/>
+        </w:rPr>
+        <w:t>Условия</w:t>
+      </w:r>
+    </w:p>
+    <w:p>
+      <w:pPr>
+        <w:pStyle w:val="normal1"/>
+        <w:numPr>
+          <w:ilvl w:val="0"/>
+          <w:numId w:val="17"/>
         </w:numPr>
         <w:spacing w:lineRule="auto" w:line="240" w:before="0" w:after="0"/>
-        <w:ind w:hanging="360" w:start="1440"/>
-        <w:rPr/>
-      </w:pPr>
-      <w:r>
-        <w:rPr/>
-        <w:t>Как участвовать (условия)</w:t>
-      </w:r>
-    </w:p>
-    <w:p>
-      <w:pPr>
-        <w:pStyle w:val="normal1"/>
-        <w:numPr>
-          <w:ilvl w:val="1"/>
-          <w:numId w:val="42"/>
+        <w:ind w:hanging="360" w:start="720"/>
+        <w:rPr>
+          <w:highlight w:val="none"/>
+          <w:shd w:fill="81D41A" w:val="clear"/>
+        </w:rPr>
+      </w:pPr>
+      <w:r>
+        <w:rPr>
+          <w:shd w:fill="81D41A" w:val="clear"/>
+        </w:rPr>
+        <w:t xml:space="preserve">🏁 </w:t>
+      </w:r>
+      <w:r>
+        <w:rPr>
+          <w:shd w:fill="81D41A" w:val="clear"/>
+        </w:rPr>
+        <w:t>Результаты (после окончания)</w:t>
+      </w:r>
+    </w:p>
+    <w:p>
+      <w:pPr>
+        <w:pStyle w:val="normal1"/>
+        <w:numPr>
+          <w:ilvl w:val="0"/>
+          <w:numId w:val="17"/>
         </w:numPr>
         <w:spacing w:lineRule="auto" w:line="240" w:before="0" w:after="240"/>
-        <w:ind w:hanging="360" w:start="1440"/>
-        <w:rPr/>
-      </w:pPr>
-      <w:r>
-        <w:rPr/>
-        <w:t>Призы</w:t>
-      </w:r>
-    </w:p>
-    <w:p>
-      <w:pPr>
-        <w:pStyle w:val="normal1"/>
-        <w:spacing w:lineRule="auto" w:line="240" w:before="240" w:after="240"/>
-        <w:rPr>
-          <w:b/>
-          <w:bCs/>
-        </w:rPr>
-      </w:pPr>
-      <w:r>
-        <w:rPr>
-          <w:b/>
-          <w:bCs/>
-        </w:rPr>
-        <w:t>Карточка розыгрыша:</w:t>
-      </w:r>
-    </w:p>
-    <w:p>
-      <w:pPr>
-        <w:pStyle w:val="normal1"/>
-        <w:numPr>
-          <w:ilvl w:val="0"/>
-          <w:numId w:val="12"/>
-        </w:numPr>
-        <w:spacing w:lineRule="auto" w:line="240" w:before="240" w:after="0"/>
-        <w:ind w:hanging="360" w:start="720"/>
-        <w:rPr/>
-      </w:pPr>
-      <w:r>
-        <w:rPr/>
-        <w:t>Условия участия (например: “1 билет = 50 CD токен”)</w:t>
-      </w:r>
-    </w:p>
-    <w:p>
-      <w:pPr>
-        <w:pStyle w:val="normal1"/>
-        <w:numPr>
-          <w:ilvl w:val="0"/>
-          <w:numId w:val="12"/>
-        </w:numPr>
-        <w:spacing w:lineRule="auto" w:line="240" w:before="0" w:after="0"/>
-        <w:ind w:hanging="360" w:start="720"/>
-        <w:rPr/>
-      </w:pPr>
-      <w:r>
-        <w:rPr/>
-        <w:t>Сколько у тебя билетов</w:t>
-      </w:r>
-    </w:p>
-    <w:p>
-      <w:pPr>
-        <w:pStyle w:val="normal1"/>
-        <w:numPr>
-          <w:ilvl w:val="0"/>
-          <w:numId w:val="12"/>
-        </w:numPr>
-        <w:spacing w:lineRule="auto" w:line="240" w:before="0" w:after="240"/>
-        <w:ind w:hanging="360" w:start="720"/>
-        <w:rPr/>
-      </w:pPr>
-      <w:r>
-        <w:rPr/>
-        <w:t>Когда объявление победителей</w:t>
-      </w:r>
-    </w:p>
-    <w:p>
-      <w:pPr>
-        <w:pStyle w:val="normal1"/>
-        <w:spacing w:lineRule="auto" w:line="240" w:before="240" w:after="240"/>
-        <w:rPr/>
-      </w:pPr>
-      <w:r>
-        <w:rPr/>
-        <w:t>Кнопки:</w:t>
-      </w:r>
-    </w:p>
-    <w:p>
-      <w:pPr>
-        <w:pStyle w:val="normal1"/>
-        <w:numPr>
-          <w:ilvl w:val="0"/>
-          <w:numId w:val="17"/>
-        </w:numPr>
-        <w:spacing w:lineRule="auto" w:line="240" w:before="240" w:after="0"/>
-        <w:ind w:hanging="360" w:start="720"/>
-        <w:rPr/>
-      </w:pPr>
-      <w:r>
-        <w:rPr/>
-        <w:t xml:space="preserve">🎫 </w:t>
-      </w:r>
-      <w:r>
-        <w:rPr/>
-        <w:t>Получить билет (спишет CD токен → подтверждение)</w:t>
-      </w:r>
-    </w:p>
-    <w:p>
-      <w:pPr>
-        <w:pStyle w:val="normal1"/>
-        <w:numPr>
-          <w:ilvl w:val="0"/>
-          <w:numId w:val="17"/>
-        </w:numPr>
-        <w:spacing w:lineRule="auto" w:line="240" w:before="0" w:after="0"/>
-        <w:ind w:hanging="360" w:start="720"/>
-        <w:rPr/>
-      </w:pPr>
-      <w:r>
-        <w:rPr/>
-        <w:t xml:space="preserve">📋 </w:t>
-      </w:r>
-      <w:r>
-        <w:rPr/>
-        <w:t>Условия</w:t>
-      </w:r>
-    </w:p>
-    <w:p>
-      <w:pPr>
-        <w:pStyle w:val="normal1"/>
-        <w:numPr>
-          <w:ilvl w:val="0"/>
-          <w:numId w:val="17"/>
-        </w:numPr>
-        <w:spacing w:lineRule="auto" w:line="240" w:before="0" w:after="0"/>
-        <w:ind w:hanging="360" w:start="720"/>
-        <w:rPr/>
-      </w:pPr>
-      <w:r>
-        <w:rPr/>
-        <w:t xml:space="preserve">🏁 </w:t>
-      </w:r>
-      <w:r>
-        <w:rPr/>
-        <w:t>Результаты (после окончания)</w:t>
-      </w:r>
-    </w:p>
-    <w:p>
-      <w:pPr>
-        <w:pStyle w:val="normal1"/>
-        <w:numPr>
-          <w:ilvl w:val="0"/>
-          <w:numId w:val="17"/>
-        </w:numPr>
-        <w:spacing w:lineRule="auto" w:line="240" w:before="0" w:after="240"/>
-        <w:ind w:hanging="360" w:start="720"/>
-        <w:rPr/>
-      </w:pPr>
-      <w:r>
-        <w:rPr/>
+        <w:ind w:hanging="360" w:start="720"/>
+        <w:rPr>
+          <w:highlight w:val="none"/>
+          <w:shd w:fill="81D41A" w:val="clear"/>
+        </w:rPr>
+      </w:pPr>
+      <w:r>
+        <w:rPr>
+          <w:shd w:fill="81D41A" w:val="clear"/>
+        </w:rPr>
         <w:t xml:space="preserve">⬅️ </w:t>
       </w:r>
       <w:r>
-        <w:rPr/>
+        <w:rPr>
+          <w:shd w:fill="81D41A" w:val="clear"/>
+        </w:rPr>
         <w:t>Назад</w:t>
       </w:r>
     </w:p>
@@ -4203,24 +4320,124 @@
         <w:keepLines w:val="false"/>
         <w:spacing w:lineRule="auto" w:line="240" w:before="280" w:after="80"/>
         <w:rPr>
+          <w:highlight w:val="none"/>
+          <w:shd w:fill="81D41A" w:val="clear"/>
+        </w:rPr>
+      </w:pPr>
+      <w:bookmarkStart w:id="18" w:name="_qjxazpbvhua"/>
+      <w:bookmarkEnd w:id="18"/>
+      <w:r>
+        <w:rPr>
           <w:b/>
           <w:bCs/>
           <w:color w:val="000000"/>
           <w:sz w:val="26"/>
           <w:szCs w:val="26"/>
-        </w:rPr>
-      </w:pPr>
-      <w:bookmarkStart w:id="18" w:name="_qjxazpbvhua"/>
-      <w:bookmarkEnd w:id="18"/>
+          <w:shd w:fill="81D41A" w:val="clear"/>
+        </w:rPr>
+        <w:t>5.9 Пригласи друга / рефералка</w:t>
+      </w:r>
+    </w:p>
+    <w:p>
+      <w:pPr>
+        <w:pStyle w:val="normal1"/>
+        <w:spacing w:lineRule="auto" w:line="240" w:before="240" w:after="240"/>
+        <w:rPr>
+          <w:highlight w:val="none"/>
+          <w:shd w:fill="81D41A" w:val="clear"/>
+        </w:rPr>
+      </w:pPr>
       <w:r>
         <w:rPr>
           <w:b/>
           <w:bCs/>
-          <w:color w:val="000000"/>
-          <w:sz w:val="26"/>
-          <w:szCs w:val="26"/>
-        </w:rPr>
-        <w:t>5.9 Пригласи друга / рефералка</w:t>
+          <w:shd w:fill="81D41A" w:val="clear"/>
+        </w:rPr>
+        <w:t>Экран “Пригласи друга”:</w:t>
+      </w:r>
+    </w:p>
+    <w:p>
+      <w:pPr>
+        <w:pStyle w:val="normal1"/>
+        <w:numPr>
+          <w:ilvl w:val="0"/>
+          <w:numId w:val="16"/>
+        </w:numPr>
+        <w:spacing w:lineRule="auto" w:line="240" w:before="240" w:after="0"/>
+        <w:ind w:hanging="360" w:start="720"/>
+        <w:rPr>
+          <w:highlight w:val="none"/>
+          <w:shd w:fill="81D41A" w:val="clear"/>
+        </w:rPr>
+      </w:pPr>
+      <w:r>
+        <w:rPr>
+          <w:shd w:fill="81D41A" w:val="clear"/>
+        </w:rPr>
+        <w:t>Твоя персональная ссылка</w:t>
+      </w:r>
+    </w:p>
+    <w:p>
+      <w:pPr>
+        <w:pStyle w:val="normal1"/>
+        <w:numPr>
+          <w:ilvl w:val="0"/>
+          <w:numId w:val="16"/>
+        </w:numPr>
+        <w:spacing w:lineRule="auto" w:line="240" w:before="0" w:after="0"/>
+        <w:ind w:hanging="360" w:start="720"/>
+        <w:rPr>
+          <w:highlight w:val="none"/>
+          <w:shd w:fill="81D41A" w:val="clear"/>
+        </w:rPr>
+      </w:pPr>
+      <w:r>
+        <w:rPr>
+          <w:shd w:fill="81D41A" w:val="clear"/>
+        </w:rPr>
+        <w:t>Сколько приглашено</w:t>
+      </w:r>
+    </w:p>
+    <w:p>
+      <w:pPr>
+        <w:pStyle w:val="normal1"/>
+        <w:numPr>
+          <w:ilvl w:val="0"/>
+          <w:numId w:val="16"/>
+        </w:numPr>
+        <w:spacing w:lineRule="auto" w:line="240" w:before="0" w:after="0"/>
+        <w:ind w:hanging="360" w:start="720"/>
+        <w:rPr>
+          <w:highlight w:val="none"/>
+          <w:shd w:fill="81D41A" w:val="clear"/>
+        </w:rPr>
+      </w:pPr>
+      <w:r>
+        <w:rPr>
+          <w:shd w:fill="81D41A" w:val="clear"/>
+        </w:rPr>
+        <w:t>Сколько начислено бонусов</w:t>
+      </w:r>
+    </w:p>
+    <w:p>
+      <w:pPr>
+        <w:pStyle w:val="normal1"/>
+        <w:numPr>
+          <w:ilvl w:val="0"/>
+          <w:numId w:val="16"/>
+        </w:numPr>
+        <w:spacing w:lineRule="auto" w:line="240" w:before="0" w:after="240"/>
+        <w:ind w:hanging="360" w:start="720"/>
+        <w:rPr>
+          <w:highlight w:val="none"/>
+          <w:shd w:fill="81D41A" w:val="clear"/>
+        </w:rPr>
+      </w:pPr>
+      <w:r>
+        <w:rPr>
+          <w:shd w:fill="81D41A" w:val="clear"/>
+        </w:rPr>
+        <w:t>Правила (коротко)</w:t>
       </w:r>
     </w:p>
     <w:p>
@@ -4228,150 +4445,95 @@
         <w:pStyle w:val="normal1"/>
         <w:spacing w:lineRule="auto" w:line="240" w:before="240" w:after="240"/>
         <w:rPr>
-          <w:b/>
-          <w:bCs/>
-        </w:rPr>
-      </w:pPr>
-      <w:r>
-        <w:rPr>
-          <w:b/>
-          <w:bCs/>
-        </w:rPr>
-        <w:t>Экран “Пригласи друга”:</w:t>
-      </w:r>
-    </w:p>
-    <w:p>
-      <w:pPr>
-        <w:pStyle w:val="normal1"/>
-        <w:numPr>
-          <w:ilvl w:val="0"/>
-          <w:numId w:val="16"/>
+          <w:highlight w:val="none"/>
+          <w:shd w:fill="81D41A" w:val="clear"/>
+        </w:rPr>
+      </w:pPr>
+      <w:r>
+        <w:rPr>
+          <w:shd w:fill="81D41A" w:val="clear"/>
+        </w:rPr>
+        <w:t>Кнопки:</w:t>
+      </w:r>
+    </w:p>
+    <w:p>
+      <w:pPr>
+        <w:pStyle w:val="normal1"/>
+        <w:numPr>
+          <w:ilvl w:val="0"/>
+          <w:numId w:val="43"/>
         </w:numPr>
         <w:spacing w:lineRule="auto" w:line="240" w:before="240" w:after="0"/>
         <w:ind w:hanging="360" w:start="720"/>
-        <w:rPr/>
-      </w:pPr>
-      <w:r>
-        <w:rPr/>
-        <w:t>Твоя персональная ссылка</w:t>
-      </w:r>
-    </w:p>
-    <w:p>
-      <w:pPr>
-        <w:pStyle w:val="normal1"/>
-        <w:numPr>
-          <w:ilvl w:val="0"/>
-          <w:numId w:val="16"/>
+        <w:rPr>
+          <w:highlight w:val="none"/>
+          <w:shd w:fill="81D41A" w:val="clear"/>
+        </w:rPr>
+      </w:pPr>
+      <w:r>
+        <w:rPr>
+          <w:shd w:fill="81D41A" w:val="clear"/>
+        </w:rPr>
+        <w:t xml:space="preserve">📤 </w:t>
+      </w:r>
+      <w:r>
+        <w:rPr>
+          <w:shd w:fill="81D41A" w:val="clear"/>
+        </w:rPr>
+        <w:t>Поделиться ссылкой</w:t>
+      </w:r>
+    </w:p>
+    <w:p>
+      <w:pPr>
+        <w:pStyle w:val="normal1"/>
+        <w:numPr>
+          <w:ilvl w:val="0"/>
+          <w:numId w:val="43"/>
         </w:numPr>
         <w:spacing w:lineRule="auto" w:line="240" w:before="0" w:after="0"/>
         <w:ind w:hanging="360" w:start="720"/>
-        <w:rPr/>
-      </w:pPr>
-      <w:r>
-        <w:rPr/>
-        <w:t>Сколько приглашено</w:t>
-      </w:r>
-    </w:p>
-    <w:p>
-      <w:pPr>
-        <w:pStyle w:val="normal1"/>
-        <w:numPr>
-          <w:ilvl w:val="0"/>
-          <w:numId w:val="16"/>
-        </w:numPr>
-        <w:spacing w:lineRule="auto" w:line="240" w:before="0" w:after="0"/>
-        <w:ind w:hanging="360" w:start="720"/>
-        <w:rPr/>
-      </w:pPr>
-      <w:r>
-        <w:rPr/>
-        <w:t>Сколько начислено бонусов</w:t>
-      </w:r>
-    </w:p>
-    <w:p>
-      <w:pPr>
-        <w:pStyle w:val="normal1"/>
-        <w:numPr>
-          <w:ilvl w:val="0"/>
-          <w:numId w:val="16"/>
+        <w:rPr>
+          <w:highlight w:val="none"/>
+          <w:shd w:fill="81D41A" w:val="clear"/>
+        </w:rPr>
+      </w:pPr>
+      <w:r>
+        <w:rPr>
+          <w:shd w:fill="81D41A" w:val="clear"/>
+        </w:rPr>
+        <w:t xml:space="preserve">📜 </w:t>
+      </w:r>
+      <w:r>
+        <w:rPr>
+          <w:shd w:fill="81D41A" w:val="clear"/>
+        </w:rPr>
+        <w:t>Правила</w:t>
+      </w:r>
+    </w:p>
+    <w:p>
+      <w:pPr>
+        <w:pStyle w:val="normal1"/>
+        <w:numPr>
+          <w:ilvl w:val="0"/>
+          <w:numId w:val="43"/>
         </w:numPr>
         <w:spacing w:lineRule="auto" w:line="240" w:before="0" w:after="240"/>
         <w:ind w:hanging="360" w:start="720"/>
-        <w:rPr/>
-      </w:pPr>
-      <w:r>
-        <w:rPr/>
-        <w:t>Правила (коротко)</w:t>
-      </w:r>
-    </w:p>
-    <w:p>
-      <w:pPr>
-        <w:pStyle w:val="normal1"/>
-        <w:spacing w:lineRule="auto" w:line="240" w:before="240" w:after="240"/>
-        <w:rPr/>
-      </w:pPr>
-      <w:r>
-        <w:rPr/>
-        <w:t>Кнопки:</w:t>
-      </w:r>
-    </w:p>
-    <w:p>
-      <w:pPr>
-        <w:pStyle w:val="normal1"/>
-        <w:numPr>
-          <w:ilvl w:val="0"/>
-          <w:numId w:val="43"/>
-        </w:numPr>
-        <w:spacing w:lineRule="auto" w:line="240" w:before="240" w:after="0"/>
-        <w:ind w:hanging="360" w:start="720"/>
-        <w:rPr/>
-      </w:pPr>
-      <w:r>
-        <w:rPr/>
-        <w:t xml:space="preserve">📤 </w:t>
-      </w:r>
-      <w:r>
-        <w:rPr/>
-        <w:t>Поделиться ссылкой</w:t>
-      </w:r>
-    </w:p>
-    <w:p>
-      <w:pPr>
-        <w:pStyle w:val="normal1"/>
-        <w:numPr>
-          <w:ilvl w:val="0"/>
-          <w:numId w:val="43"/>
-        </w:numPr>
-        <w:spacing w:lineRule="auto" w:line="240" w:before="0" w:after="0"/>
-        <w:ind w:hanging="360" w:start="720"/>
-        <w:rPr/>
-      </w:pPr>
-      <w:r>
-        <w:rPr/>
-        <w:t xml:space="preserve">📜 </w:t>
-      </w:r>
-      <w:r>
-        <w:rPr/>
-        <w:t>Правила</w:t>
-      </w:r>
-    </w:p>
-    <w:p>
-      <w:pPr>
-        <w:pStyle w:val="normal1"/>
-        <w:numPr>
-          <w:ilvl w:val="0"/>
-          <w:numId w:val="43"/>
-        </w:numPr>
-        <w:spacing w:lineRule="auto" w:line="240" w:before="0" w:after="240"/>
-        <w:ind w:hanging="360" w:start="720"/>
-        <w:rPr/>
-      </w:pPr>
-      <w:r>
-        <w:rPr/>
+        <w:rPr>
+          <w:highlight w:val="none"/>
+          <w:shd w:fill="81D41A" w:val="clear"/>
+        </w:rPr>
+      </w:pPr>
+      <w:r>
+        <w:rPr>
+          <w:shd w:fill="81D41A" w:val="clear"/>
+        </w:rPr>
         <w:t xml:space="preserve">⬅️ </w:t>
       </w:r>
       <w:r>
-        <w:rPr/>
+        <w:rPr>
+          <w:shd w:fill="81D41A" w:val="clear"/>
+        </w:rPr>
         <w:t>Назад</w:t>
       </w:r>
     </w:p>
@@ -4585,20 +4747,19 @@
         <w:keepLines w:val="false"/>
         <w:spacing w:lineRule="auto" w:line="240" w:before="480" w:after="120"/>
         <w:rPr>
+          <w:highlight w:val="none"/>
+          <w:shd w:fill="81D41A" w:val="clear"/>
+        </w:rPr>
+      </w:pPr>
+      <w:bookmarkStart w:id="20" w:name="_65h87cq2lyjp"/>
+      <w:bookmarkEnd w:id="20"/>
+      <w:r>
+        <w:rPr>
           <w:b/>
           <w:bCs/>
           <w:sz w:val="46"/>
           <w:szCs w:val="46"/>
-        </w:rPr>
-      </w:pPr>
-      <w:bookmarkStart w:id="20" w:name="_65h87cq2lyjp"/>
-      <w:bookmarkEnd w:id="20"/>
-      <w:r>
-        <w:rPr>
-          <w:b/>
-          <w:bCs/>
-          <w:sz w:val="46"/>
-          <w:szCs w:val="46"/>
+          <w:shd w:fill="81D41A" w:val="clear"/>
         </w:rPr>
         <w:t>6) Правила подсчёта результатов (киллы и очки команды)</w:t>
       </w:r>
@@ -4610,148 +4771,174 @@
         <w:keepLines w:val="false"/>
         <w:spacing w:lineRule="auto" w:line="240" w:before="360" w:after="80"/>
         <w:rPr>
+          <w:highlight w:val="none"/>
+          <w:shd w:fill="81D41A" w:val="clear"/>
+        </w:rPr>
+      </w:pPr>
+      <w:bookmarkStart w:id="21" w:name="_s2gc9je7t31t"/>
+      <w:bookmarkEnd w:id="21"/>
+      <w:r>
+        <w:rPr>
           <w:b/>
           <w:bCs/>
           <w:sz w:val="34"/>
           <w:szCs w:val="34"/>
-        </w:rPr>
-      </w:pPr>
-      <w:bookmarkStart w:id="21" w:name="_s2gc9je7t31t"/>
-      <w:bookmarkEnd w:id="21"/>
+          <w:shd w:fill="81D41A" w:val="clear"/>
+        </w:rPr>
+        <w:t>6.1 Индивидуальные очки (игрок)</w:t>
+      </w:r>
+    </w:p>
+    <w:p>
+      <w:pPr>
+        <w:pStyle w:val="normal1"/>
+        <w:spacing w:lineRule="auto" w:line="240" w:before="240" w:after="240"/>
+        <w:rPr>
+          <w:highlight w:val="none"/>
+          <w:shd w:fill="81D41A" w:val="clear"/>
+        </w:rPr>
+      </w:pPr>
+      <w:r>
+        <w:rPr>
+          <w:shd w:fill="81D41A" w:val="clear"/>
+        </w:rPr>
+        <w:t>Так как “чисто киллы берём в расчёт”:</w:t>
+      </w:r>
+    </w:p>
+    <w:p>
+      <w:pPr>
+        <w:pStyle w:val="normal1"/>
+        <w:numPr>
+          <w:ilvl w:val="0"/>
+          <w:numId w:val="7"/>
+        </w:numPr>
+        <w:spacing w:lineRule="auto" w:line="240" w:before="240" w:after="240"/>
+        <w:ind w:hanging="360" w:start="720"/>
+        <w:rPr>
+          <w:highlight w:val="none"/>
+          <w:shd w:fill="81D41A" w:val="clear"/>
+        </w:rPr>
+      </w:pPr>
+      <w:r>
+        <w:rPr>
+          <w:b/>
+          <w:bCs/>
+          <w:shd w:fill="81D41A" w:val="clear"/>
+        </w:rPr>
+        <w:t>Очки игрока = количество киллов</w:t>
+      </w:r>
+    </w:p>
+    <w:p>
+      <w:pPr>
+        <w:pStyle w:val="normal1"/>
+        <w:spacing w:lineRule="auto" w:line="240" w:before="240" w:after="240"/>
+        <w:rPr>
+          <w:highlight w:val="none"/>
+          <w:shd w:fill="81D41A" w:val="clear"/>
+        </w:rPr>
+      </w:pPr>
+      <w:r>
+        <w:rPr>
+          <w:shd w:fill="81D41A" w:val="clear"/>
+        </w:rPr>
+        <w:t>(Дополнительно можно держать “матчи сыграно” просто как статистику.)</w:t>
+      </w:r>
+    </w:p>
+    <w:p>
+      <w:pPr>
+        <w:pStyle w:val="Heading2"/>
+        <w:keepNext w:val="false"/>
+        <w:keepLines w:val="false"/>
+        <w:spacing w:lineRule="auto" w:line="240" w:before="360" w:after="80"/>
+        <w:rPr>
+          <w:highlight w:val="none"/>
+          <w:shd w:fill="81D41A" w:val="clear"/>
+        </w:rPr>
+      </w:pPr>
+      <w:bookmarkStart w:id="22" w:name="_uxdj764t0om1"/>
+      <w:bookmarkEnd w:id="22"/>
       <w:r>
         <w:rPr>
           <w:b/>
           <w:bCs/>
           <w:sz w:val="34"/>
           <w:szCs w:val="34"/>
-        </w:rPr>
-        <w:t>6.1 Индивидуальные очки (игрок)</w:t>
+          <w:shd w:fill="81D41A" w:val="clear"/>
+        </w:rPr>
+        <w:t>6.2 Очки команды в рамках турнира (формула на выбор админом)</w:t>
       </w:r>
     </w:p>
     <w:p>
       <w:pPr>
         <w:pStyle w:val="normal1"/>
         <w:spacing w:lineRule="auto" w:line="240" w:before="240" w:after="240"/>
-        <w:rPr/>
-      </w:pPr>
-      <w:r>
-        <w:rPr/>
-        <w:t>Так как “чисто киллы берём в расчёт”:</w:t>
-      </w:r>
-    </w:p>
-    <w:p>
-      <w:pPr>
-        <w:pStyle w:val="normal1"/>
-        <w:numPr>
-          <w:ilvl w:val="0"/>
-          <w:numId w:val="7"/>
-        </w:numPr>
-        <w:spacing w:lineRule="auto" w:line="240" w:before="240" w:after="240"/>
-        <w:ind w:hanging="360" w:start="720"/>
+        <w:rPr>
+          <w:highlight w:val="none"/>
+          <w:shd w:fill="81D41A" w:val="clear"/>
+        </w:rPr>
+      </w:pPr>
+      <w:r>
+        <w:rPr>
+          <w:shd w:fill="81D41A" w:val="clear"/>
+        </w:rPr>
+        <w:t>В турнире админ выбирает одну формулу из списка:</w:t>
+      </w:r>
+    </w:p>
+    <w:p>
+      <w:pPr>
+        <w:pStyle w:val="normal1"/>
+        <w:numPr>
+          <w:ilvl w:val="0"/>
+          <w:numId w:val="38"/>
+        </w:numPr>
+        <w:spacing w:lineRule="auto" w:line="240" w:before="240" w:after="0"/>
+        <w:ind w:hanging="360" w:start="720"/>
+        <w:rPr>
+          <w:highlight w:val="none"/>
+          <w:shd w:fill="81D41A" w:val="clear"/>
+        </w:rPr>
+      </w:pPr>
+      <w:r>
         <w:rPr>
           <w:b/>
           <w:bCs/>
+          <w:shd w:fill="81D41A" w:val="clear"/>
+        </w:rPr>
+        <w:t>Сумма киллов всех игроков команды</w:t>
+        <w:br/>
+      </w:r>
+      <w:r>
+        <w:rPr>
+          <w:shd w:fill="81D41A" w:val="clear"/>
+        </w:rPr>
+        <w:t>Очки команды = киллы игрок1 + игрок2 + …</w:t>
+      </w:r>
+    </w:p>
+    <w:p>
+      <w:pPr>
+        <w:pStyle w:val="normal1"/>
+        <w:numPr>
+          <w:ilvl w:val="0"/>
+          <w:numId w:val="38"/>
+        </w:numPr>
+        <w:spacing w:lineRule="auto" w:line="240" w:before="0" w:after="0"/>
+        <w:ind w:hanging="360" w:start="720"/>
+        <w:rPr>
+          <w:highlight w:val="none"/>
+          <w:shd w:fill="81D41A" w:val="clear"/>
         </w:rPr>
       </w:pPr>
       <w:r>
         <w:rPr>
           <w:b/>
           <w:bCs/>
-        </w:rPr>
-        <w:t>Очки игрока = количество киллов</w:t>
-      </w:r>
-    </w:p>
-    <w:p>
-      <w:pPr>
-        <w:pStyle w:val="normal1"/>
-        <w:spacing w:lineRule="auto" w:line="240" w:before="240" w:after="240"/>
-        <w:rPr/>
-      </w:pPr>
-      <w:r>
-        <w:rPr/>
-        <w:t>(Дополнительно можно держать “матчи сыграно” просто как статистику.)</w:t>
-      </w:r>
-    </w:p>
-    <w:p>
-      <w:pPr>
-        <w:pStyle w:val="Heading2"/>
-        <w:keepNext w:val="false"/>
-        <w:keepLines w:val="false"/>
-        <w:spacing w:lineRule="auto" w:line="240" w:before="360" w:after="80"/>
-        <w:rPr>
-          <w:b/>
-          <w:bCs/>
-          <w:sz w:val="34"/>
-          <w:szCs w:val="34"/>
-        </w:rPr>
-      </w:pPr>
-      <w:bookmarkStart w:id="22" w:name="_uxdj764t0om1"/>
-      <w:bookmarkEnd w:id="22"/>
-      <w:r>
-        <w:rPr>
-          <w:b/>
-          <w:bCs/>
-          <w:sz w:val="34"/>
-          <w:szCs w:val="34"/>
-        </w:rPr>
-        <w:t>6.2 Очки команды в рамках турнира (формула на выбор админом)</w:t>
-      </w:r>
-    </w:p>
-    <w:p>
-      <w:pPr>
-        <w:pStyle w:val="normal1"/>
-        <w:spacing w:lineRule="auto" w:line="240" w:before="240" w:after="240"/>
-        <w:rPr/>
-      </w:pPr>
-      <w:r>
-        <w:rPr/>
-        <w:t>В турнире админ выбирает одну формулу из списка:</w:t>
-      </w:r>
-    </w:p>
-    <w:p>
-      <w:pPr>
-        <w:pStyle w:val="normal1"/>
-        <w:numPr>
-          <w:ilvl w:val="0"/>
-          <w:numId w:val="38"/>
-        </w:numPr>
-        <w:spacing w:lineRule="auto" w:line="240" w:before="240" w:after="0"/>
-        <w:ind w:hanging="360" w:start="720"/>
-        <w:rPr/>
-      </w:pPr>
-      <w:r>
-        <w:rPr>
-          <w:b/>
-          <w:bCs/>
-        </w:rPr>
-        <w:t>Сумма киллов всех игроков команды</w:t>
-        <w:br/>
-      </w:r>
-      <w:r>
-        <w:rPr/>
-        <w:t>Очки команды = киллы игрок1 + игрок2 + …</w:t>
-      </w:r>
-    </w:p>
-    <w:p>
-      <w:pPr>
-        <w:pStyle w:val="normal1"/>
-        <w:numPr>
-          <w:ilvl w:val="0"/>
-          <w:numId w:val="38"/>
-        </w:numPr>
-        <w:spacing w:lineRule="auto" w:line="240" w:before="0" w:after="0"/>
-        <w:ind w:hanging="360" w:start="720"/>
-        <w:rPr/>
-      </w:pPr>
-      <w:r>
-        <w:rPr>
-          <w:b/>
-          <w:bCs/>
+          <w:shd w:fill="81D41A" w:val="clear"/>
         </w:rPr>
         <w:t>Топ-N игроков команды</w:t>
       </w:r>
       <w:r>
-        <w:rPr/>
+        <w:rPr>
+          <w:shd w:fill="81D41A" w:val="clear"/>
+        </w:rPr>
         <w:t xml:space="preserve"> (например, топ-3)</w:t>
         <w:br/>
         <w:t>Очки команды = сумма киллов лучших N игроков</w:t>
@@ -4768,18 +4955,24 @@
         </w:numPr>
         <w:spacing w:lineRule="auto" w:line="240" w:before="0" w:after="240"/>
         <w:ind w:hanging="360" w:start="720"/>
-        <w:rPr/>
+        <w:rPr>
+          <w:highlight w:val="none"/>
+          <w:shd w:fill="81D41A" w:val="clear"/>
+        </w:rPr>
       </w:pPr>
       <w:r>
         <w:rPr>
           <w:b/>
           <w:bCs/>
+          <w:shd w:fill="81D41A" w:val="clear"/>
         </w:rPr>
         <w:t>Среднее по игрокам</w:t>
         <w:br/>
       </w:r>
       <w:r>
-        <w:rPr/>
+        <w:rPr>
+          <w:shd w:fill="81D41A" w:val="clear"/>
+        </w:rPr>
         <w:t>Очки команды = (сумма киллов) / (количество игроков)</w:t>
       </w:r>
     </w:p>
@@ -4787,10 +4980,15 @@
       <w:pPr>
         <w:pStyle w:val="normal1"/>
         <w:spacing w:lineRule="auto" w:line="240" w:before="240" w:after="240"/>
-        <w:rPr/>
-      </w:pPr>
-      <w:r>
-        <w:rPr/>
+        <w:rPr>
+          <w:highlight w:val="none"/>
+          <w:shd w:fill="81D41A" w:val="clear"/>
+        </w:rPr>
+      </w:pPr>
+      <w:r>
+        <w:rPr>
+          <w:shd w:fill="81D41A" w:val="clear"/>
+        </w:rPr>
         <w:t>Бот в карточке турнира показывает выбранную формулу “простыми словами”.</w:t>
       </w:r>
     </w:p>
@@ -7653,20 +7851,19 @@
         <w:keepLines w:val="false"/>
         <w:spacing w:lineRule="auto" w:line="240" w:before="360" w:after="80"/>
         <w:rPr>
+          <w:highlight w:val="none"/>
+          <w:shd w:fill="81D41A" w:val="clear"/>
+        </w:rPr>
+      </w:pPr>
+      <w:bookmarkStart w:id="36" w:name="_3uj0y2spkwzj"/>
+      <w:bookmarkEnd w:id="36"/>
+      <w:r>
+        <w:rPr>
           <w:b/>
           <w:bCs/>
           <w:sz w:val="34"/>
           <w:szCs w:val="34"/>
-        </w:rPr>
-      </w:pPr>
-      <w:bookmarkStart w:id="36" w:name="_3uj0y2spkwzj"/>
-      <w:bookmarkEnd w:id="36"/>
-      <w:r>
-        <w:rPr>
-          <w:b/>
-          <w:bCs/>
-          <w:sz w:val="34"/>
-          <w:szCs w:val="34"/>
+          <w:shd w:fill="81D41A" w:val="clear"/>
         </w:rPr>
         <w:t>7.9 Рефералка (супер-админ)</w:t>
       </w:r>
@@ -7675,10 +7872,15 @@
       <w:pPr>
         <w:pStyle w:val="normal1"/>
         <w:spacing w:lineRule="auto" w:line="240" w:before="240" w:after="240"/>
-        <w:rPr/>
-      </w:pPr>
-      <w:r>
-        <w:rPr/>
+        <w:rPr>
+          <w:highlight w:val="none"/>
+          <w:shd w:fill="81D41A" w:val="clear"/>
+        </w:rPr>
+      </w:pPr>
+      <w:r>
+        <w:rPr>
+          <w:shd w:fill="81D41A" w:val="clear"/>
+        </w:rPr>
         <w:t>Настройки “простым языком”:</w:t>
       </w:r>
     </w:p>
@@ -7691,14 +7893,21 @@
         </w:numPr>
         <w:spacing w:lineRule="auto" w:line="240" w:before="240" w:after="0"/>
         <w:ind w:hanging="360" w:start="720"/>
-        <w:rPr/>
-      </w:pPr>
-      <w:r>
-        <w:rPr/>
+        <w:rPr>
+          <w:highlight w:val="none"/>
+          <w:shd w:fill="81D41A" w:val="clear"/>
+        </w:rPr>
+      </w:pPr>
+      <w:r>
+        <w:rPr>
+          <w:shd w:fill="81D41A" w:val="clear"/>
+        </w:rPr>
         <w:t>“</w:t>
       </w:r>
       <w:r>
-        <w:rPr/>
+        <w:rPr>
+          <w:shd w:fill="81D41A" w:val="clear"/>
+        </w:rPr>
         <w:t>Сколько токенов даём за приглашённого”</w:t>
       </w:r>
     </w:p>
@@ -7711,14 +7920,21 @@
         </w:numPr>
         <w:spacing w:lineRule="auto" w:line="240" w:before="0" w:after="0"/>
         <w:ind w:hanging="360" w:start="720"/>
-        <w:rPr/>
-      </w:pPr>
-      <w:r>
-        <w:rPr/>
+        <w:rPr>
+          <w:highlight w:val="none"/>
+          <w:shd w:fill="81D41A" w:val="clear"/>
+        </w:rPr>
+      </w:pPr>
+      <w:r>
+        <w:rPr>
+          <w:shd w:fill="81D41A" w:val="clear"/>
+        </w:rPr>
         <w:t>“</w:t>
       </w:r>
       <w:r>
-        <w:rPr/>
+        <w:rPr>
+          <w:shd w:fill="81D41A" w:val="clear"/>
+        </w:rPr>
         <w:t>Когда считаем приглашение засчитанным” (например: “когда друг зарегистрировался” или “когда сыграл 1 турнир”)</w:t>
       </w:r>
     </w:p>
@@ -7731,10 +7947,15 @@
         </w:numPr>
         <w:spacing w:lineRule="auto" w:line="240" w:before="0" w:after="240"/>
         <w:ind w:hanging="360" w:start="720"/>
-        <w:rPr/>
-      </w:pPr>
-      <w:r>
-        <w:rPr/>
+        <w:rPr>
+          <w:highlight w:val="none"/>
+          <w:shd w:fill="81D41A" w:val="clear"/>
+        </w:rPr>
+      </w:pPr>
+      <w:r>
+        <w:rPr>
+          <w:shd w:fill="81D41A" w:val="clear"/>
+        </w:rPr>
         <w:t>ограничения от накрутки (например: “1 аккаунт = 1 устройство/1 номер” — формулируем как правило, без деталей)</w:t>
       </w:r>
     </w:p>
@@ -17524,7 +17745,7 @@
     <w:pPr>
       <w:widowControl w:val="false"/>
       <w:suppressAutoHyphens w:val="true"/>
-      <w:overflowPunct w:val="true"/>
+      <w:overflowPunct w:val="false"/>
       <w:bidi w:val="0"/>
       <w:spacing w:before="0" w:after="0"/>
       <w:jc w:val="start"/>
@@ -17734,7 +17955,7 @@
     <w:pPr>
       <w:widowControl/>
       <w:suppressAutoHyphens w:val="true"/>
-      <w:overflowPunct w:val="true"/>
+      <w:overflowPunct w:val="false"/>
       <w:bidi w:val="0"/>
       <w:spacing w:lineRule="auto" w:line="276" w:before="0" w:after="0"/>
       <w:jc w:val="start"/>
